--- a/Mist_NAC_RADIUS_Guide.docx
+++ b/Mist_NAC_RADIUS_Guide.docx
@@ -47,7 +47,7 @@
           <w:sz w:val="24"/>
           <w:szCs w:val="24"/>
         </w:rPr>
-        <w:t xml:space="preserve">Version 2.0</w:t>
+        <w:t xml:space="preserve">Version 2.1</w:t>
       </w:r>
     </w:p>
     <w:p>
@@ -160,37 +160,47 @@
         <w:spacing w:after="160"/>
       </w:pPr>
       <w:r>
-        <w:t xml:space="preserve">This version (2.0) covers three changes since the original release: </w:t>
+        <w:t xml:space="preserve">Version 2.0 moved </w:t>
       </w:r>
       <w:r>
         <w:rPr>
           <w:b/>
           <w:bCs/>
         </w:rPr>
-        <w:t xml:space="preserve">configuration has moved out of the script and into an INI file</w:t>
-      </w:r>
-      <w:r>
-        <w:t xml:space="preserve">, the service </w:t>
+        <w:t xml:space="preserve">configuration out of the script and into an INI file</w:t>
+      </w:r>
+      <w:r>
+        <w:t xml:space="preserve">, added </w:t>
       </w:r>
       <w:r>
         <w:rPr>
           <w:b/>
           <w:bCs/>
         </w:rPr>
-        <w:t xml:space="preserve">handles concurrent requests and recovers automatically from failures</w:t>
-      </w:r>
-      <w:r>
-        <w:t xml:space="preserve">, and </w:t>
+        <w:t xml:space="preserve">concurrent request handling and automatic recovery from failures</w:t>
+      </w:r>
+      <w:r>
+        <w:t xml:space="preserve">, and added a </w:t>
       </w:r>
       <w:r>
         <w:rPr>
           <w:b/>
           <w:bCs/>
         </w:rPr>
-        <w:t xml:space="preserve">errors are now written to a dedicated log file</w:t>
-      </w:r>
-      <w:r>
-        <w:t xml:space="preserve"> so nothing is lost when running headless. See section 8 for details.</w:t>
+        <w:t xml:space="preserve">dedicated error log</w:t>
+      </w:r>
+      <w:r>
+        <w:t xml:space="preserve"> for headless deployments (section 8). Version 2.1 adds forwarding of the NAC </w:t>
+      </w:r>
+      <w:r>
+        <w:rPr>
+          <w:b/>
+          <w:bCs/>
+        </w:rPr>
+        <w:t xml:space="preserve">role / user group as the RADIUS Filter-Id attribute</w:t>
+      </w:r>
+      <w:r>
+        <w:t xml:space="preserve"> (section 1.3), and surfaces it in both log files (section 8.3).</w:t>
       </w:r>
     </w:p>
     <w:p>
@@ -2073,6 +2083,170 @@
                 <w:sz w:val="19"/>
                 <w:szCs w:val="19"/>
               </w:rPr>
+              <w:t xml:space="preserve">Filter-Id</w:t>
+            </w:r>
+          </w:p>
+        </w:tc>
+        <w:tc>
+          <w:tcPr>
+            <w:tcW w:type="dxa" w:w="900"/>
+            <w:tcBorders>
+              <w:top w:val="single" w:color="BFBFBF" w:sz="2"/>
+              <w:left w:val="single" w:color="BFBFBF" w:sz="2"/>
+              <w:bottom w:val="single" w:color="BFBFBF" w:sz="2"/>
+              <w:right w:val="single" w:color="BFBFBF" w:sz="2"/>
+            </w:tcBorders>
+            <w:tcMar>
+              <w:top w:type="dxa" w:w="60"/>
+              <w:left w:type="dxa" w:w="100"/>
+              <w:bottom w:type="dxa" w:w="60"/>
+              <w:right w:type="dxa" w:w="100"/>
+            </w:tcMar>
+            <w:vAlign w:val="center"/>
+          </w:tcPr>
+          <w:p>
+            <w:r>
+              <w:rPr>
+                <w:sz w:val="19"/>
+                <w:szCs w:val="19"/>
+              </w:rPr>
+              <w:t xml:space="preserve">11</w:t>
+            </w:r>
+          </w:p>
+        </w:tc>
+        <w:tc>
+          <w:tcPr>
+            <w:tcW w:type="dxa" w:w="900"/>
+            <w:tcBorders>
+              <w:top w:val="single" w:color="BFBFBF" w:sz="2"/>
+              <w:left w:val="single" w:color="BFBFBF" w:sz="2"/>
+              <w:bottom w:val="single" w:color="BFBFBF" w:sz="2"/>
+              <w:right w:val="single" w:color="BFBFBF" w:sz="2"/>
+            </w:tcBorders>
+            <w:tcMar>
+              <w:top w:type="dxa" w:w="60"/>
+              <w:left w:type="dxa" w:w="100"/>
+              <w:bottom w:type="dxa" w:w="60"/>
+              <w:right w:type="dxa" w:w="100"/>
+            </w:tcMar>
+            <w:vAlign w:val="center"/>
+          </w:tcPr>
+          <w:p>
+            <w:r>
+              <w:rPr>
+                <w:sz w:val="19"/>
+                <w:szCs w:val="19"/>
+              </w:rPr>
+              <w:t xml:space="preserve">✓</w:t>
+            </w:r>
+          </w:p>
+        </w:tc>
+        <w:tc>
+          <w:tcPr>
+            <w:tcW w:type="dxa" w:w="900"/>
+            <w:tcBorders>
+              <w:top w:val="single" w:color="BFBFBF" w:sz="2"/>
+              <w:left w:val="single" w:color="BFBFBF" w:sz="2"/>
+              <w:bottom w:val="single" w:color="BFBFBF" w:sz="2"/>
+              <w:right w:val="single" w:color="BFBFBF" w:sz="2"/>
+            </w:tcBorders>
+            <w:tcMar>
+              <w:top w:type="dxa" w:w="60"/>
+              <w:left w:type="dxa" w:w="100"/>
+              <w:bottom w:type="dxa" w:w="60"/>
+              <w:right w:type="dxa" w:w="100"/>
+            </w:tcMar>
+            <w:vAlign w:val="center"/>
+          </w:tcPr>
+          <w:p>
+            <w:r>
+              <w:rPr>
+                <w:sz w:val="19"/>
+                <w:szCs w:val="19"/>
+              </w:rPr>
+              <w:t xml:space="preserve">✓</w:t>
+            </w:r>
+          </w:p>
+        </w:tc>
+        <w:tc>
+          <w:tcPr>
+            <w:tcW w:type="dxa" w:w="900"/>
+            <w:tcBorders>
+              <w:top w:val="single" w:color="BFBFBF" w:sz="2"/>
+              <w:left w:val="single" w:color="BFBFBF" w:sz="2"/>
+              <w:bottom w:val="single" w:color="BFBFBF" w:sz="2"/>
+              <w:right w:val="single" w:color="BFBFBF" w:sz="2"/>
+            </w:tcBorders>
+            <w:tcMar>
+              <w:top w:type="dxa" w:w="60"/>
+              <w:left w:type="dxa" w:w="100"/>
+              <w:bottom w:type="dxa" w:w="60"/>
+              <w:right w:type="dxa" w:w="100"/>
+            </w:tcMar>
+            <w:vAlign w:val="center"/>
+          </w:tcPr>
+          <w:p>
+            <w:r>
+              <w:rPr>
+                <w:sz w:val="19"/>
+                <w:szCs w:val="19"/>
+              </w:rPr>
+              <w:t xml:space="preserve">✓</w:t>
+            </w:r>
+          </w:p>
+        </w:tc>
+        <w:tc>
+          <w:tcPr>
+            <w:tcW w:type="dxa" w:w="3400"/>
+            <w:tcBorders>
+              <w:top w:val="single" w:color="BFBFBF" w:sz="2"/>
+              <w:left w:val="single" w:color="BFBFBF" w:sz="2"/>
+              <w:bottom w:val="single" w:color="BFBFBF" w:sz="2"/>
+              <w:right w:val="single" w:color="BFBFBF" w:sz="2"/>
+            </w:tcBorders>
+            <w:tcMar>
+              <w:top w:type="dxa" w:w="60"/>
+              <w:left w:type="dxa" w:w="100"/>
+              <w:bottom w:type="dxa" w:w="60"/>
+              <w:right w:type="dxa" w:w="100"/>
+            </w:tcMar>
+            <w:vAlign w:val="center"/>
+          </w:tcPr>
+          <w:p>
+            <w:r>
+              <w:rPr>
+                <w:sz w:val="19"/>
+                <w:szCs w:val="19"/>
+              </w:rPr>
+              <w:t xml:space="preserve">usergroup (NAC role) — omitted if not present in the event</w:t>
+            </w:r>
+          </w:p>
+        </w:tc>
+      </w:tr>
+      <w:tr>
+        <w:tc>
+          <w:tcPr>
+            <w:tcW w:type="dxa" w:w="2400"/>
+            <w:tcBorders>
+              <w:top w:val="single" w:color="BFBFBF" w:sz="2"/>
+              <w:left w:val="single" w:color="BFBFBF" w:sz="2"/>
+              <w:bottom w:val="single" w:color="BFBFBF" w:sz="2"/>
+              <w:right w:val="single" w:color="BFBFBF" w:sz="2"/>
+            </w:tcBorders>
+            <w:tcMar>
+              <w:top w:type="dxa" w:w="60"/>
+              <w:left w:type="dxa" w:w="100"/>
+              <w:bottom w:type="dxa" w:w="60"/>
+              <w:right w:type="dxa" w:w="100"/>
+            </w:tcMar>
+            <w:vAlign w:val="center"/>
+          </w:tcPr>
+          <w:p>
+            <w:r>
+              <w:rPr>
+                <w:sz w:val="19"/>
+                <w:szCs w:val="19"/>
+              </w:rPr>
               <w:t xml:space="preserve">Framed-IP-Address</w:t>
             </w:r>
           </w:p>
@@ -3221,6 +3395,26 @@
       </w:r>
       <w:r>
         <w:t xml:space="preserve">Mist does not include the client IP in the START event. FortiGate RSSO will use the Calling-Station-Id (MAC) for initial identity binding and add the IP when the first UPDATE or STOP is received.</w:t>
+      </w:r>
+    </w:p>
+    <w:p>
+      <w:pPr>
+        <w:pBdr>
+          <w:left w:val="single" w:color="BF9000" w:sz="12"/>
+        </w:pBdr>
+        <w:shd w:fill="FFF2CC" w:val="clear"/>
+        <w:spacing w:after="200" w:before="80"/>
+        <w:ind w:left="120"/>
+      </w:pPr>
+      <w:r>
+        <w:rPr>
+          <w:b/>
+          <w:bCs/>
+        </w:rPr>
+        <w:t xml:space="preserve">Note: </w:t>
+      </w:r>
+      <w:r>
+        <w:t xml:space="preserve">Filter-Id carries the Mist NAC role (the usergroup field from the webhook event, e.g. a WxLAN/NAC policy label such as "Employees" or "Contractors"). It's a widely-supported RADIUS attribute for conveying group/role to a NAS device — see section 6.4 for how to use it on the FortiGate side.</w:t>
       </w:r>
     </w:p>
     <w:p>
@@ -6040,6 +6234,26 @@
     </w:p>
     <w:p>
       <w:pPr>
+        <w:pBdr>
+          <w:left w:val="single" w:color="BF9000" w:sz="12"/>
+        </w:pBdr>
+        <w:shd w:fill="FFF2CC" w:val="clear"/>
+        <w:spacing w:after="200" w:before="80"/>
+        <w:ind w:left="120"/>
+      </w:pPr>
+      <w:r>
+        <w:rPr>
+          <w:b/>
+          <w:bCs/>
+        </w:rPr>
+        <w:t xml:space="preserve">Note: </w:t>
+      </w:r>
+      <w:r>
+        <w:t xml:space="preserve">The usergroup field used for Filter-Id (section 1.3) comes from Mist's NAC policy match on the client session — it is only present if your NAC rule / WxLAN policy actually assigns a user group. If Filter-Id is missing from the RADIUS packets, check the NAC policy configuration in Mist rather than this service.</w:t>
+      </w:r>
+    </w:p>
+    <w:p>
+      <w:pPr>
         <w:pStyle w:val="Heading1"/>
         <w:spacing w:after="160" w:before="360"/>
       </w:pPr>
@@ -6897,6 +7111,51 @@
     </w:p>
     <w:p>
       <w:pPr>
+        <w:pStyle w:val="Heading2"/>
+        <w:spacing w:after="120" w:before="280"/>
+      </w:pPr>
+      <w:r>
+        <w:rPr>
+          <w:rFonts w:ascii="Arial" w:cs="Arial" w:eastAsia="Arial" w:hAnsi="Arial"/>
+          <w:b/>
+          <w:bCs/>
+          <w:color w:val="1F3864"/>
+          <w:sz w:val="26"/>
+          <w:szCs w:val="26"/>
+        </w:rPr>
+        <w:t xml:space="preserve">6.4 Role-Based Policy via Filter-Id (Optional)</w:t>
+      </w:r>
+    </w:p>
+    <w:p>
+      <w:pPr>
+        <w:spacing w:after="160"/>
+      </w:pPr>
+      <w:r>
+        <w:t xml:space="preserve">As of version 2.1, every RADIUS Accounting packet also carries the client's Mist NAC role in the standard Filter-Id attribute (code 11) — see section 1.3. Filter-Id is a long-standing, widely-supported RADIUS attribute for conveying a group or role to a NAS device, but FortiGate's exact handling of it (RSSO group filters vs. RADIUS server group matching) varies by FortiOS version.</w:t>
+      </w:r>
+    </w:p>
+    <w:p>
+      <w:pPr>
+        <w:pBdr>
+          <w:left w:val="single" w:color="BF9000" w:sz="12"/>
+        </w:pBdr>
+        <w:shd w:fill="FFF2CC" w:val="clear"/>
+        <w:spacing w:after="200" w:before="80"/>
+        <w:ind w:left="120"/>
+      </w:pPr>
+      <w:r>
+        <w:rPr>
+          <w:b/>
+          <w:bCs/>
+        </w:rPr>
+        <w:t xml:space="preserve">Note: </w:t>
+      </w:r>
+      <w:r>
+        <w:t xml:space="preserve">Confirm the correct configuration path for your FortiOS release before relying on Filter-Id for policy decisions. As a first step, capture a packet as in section 9.2 and confirm the Filter-Id attribute and its value (the Mist usergroup) are present and correct, then consult FortiGate's RADIUS/RSSO documentation for your FortiOS version on mapping Filter-Id to a firewall group.</w:t>
+      </w:r>
+    </w:p>
+    <w:p>
+      <w:pPr>
         <w:pStyle w:val="Heading1"/>
         <w:spacing w:after="160" w:before="360"/>
       </w:pPr>
@@ -7978,7 +8237,7 @@
         <w:spacing w:after="160"/>
       </w:pPr>
       <w:r>
-        <w:t xml:space="preserve">The service writes two separate daily-rotating log files into log_dir:</w:t>
+        <w:t xml:space="preserve">The service writes two separate daily-rotating log files into log_dir. Both include the client's usergroup (Mist NAC role) alongside the rest of the event/session detail:</w:t>
       </w:r>
     </w:p>
     <w:tbl>
@@ -8115,7 +8374,7 @@
                 <w:sz w:val="19"/>
                 <w:szCs w:val="19"/>
               </w:rPr>
-              <w:t xml:space="preserve">Every event received and every RADIUS packet forwarded — the normal activity trail. Also mirrored to stdout / the systemd journal.</w:t>
+              <w:t xml:space="preserve">Every event received and every RADIUS packet forwarded — type, user, mac, ip, session, ssid, usergroup, and traffic/duration stats when present. Also mirrored to stdout / the systemd journal.</w:t>
             </w:r>
           </w:p>
         </w:tc>
@@ -8171,7 +8430,7 @@
                 <w:sz w:val="19"/>
                 <w:szCs w:val="19"/>
               </w:rPr>
-              <w:t xml:space="preserve">ERROR-level and above only: failed RADIUS sends, malformed requests that raised exceptions, and any unhandled exception from the main thread or a request-handling thread — including full tracebacks that would otherwise only ever have gone to a console nobody is looking at.</w:t>
+              <w:t xml:space="preserve">ERROR-level and above only: failed RADIUS sends (including the session's usergroup, for correlating a failure to a specific role/policy), malformed requests that raised exceptions, and any unhandled exception from the main thread or a request-handling thread — including full tracebacks that would otherwise only ever have gone to a console nobody is looking at.</w:t>
             </w:r>
           </w:p>
         </w:tc>
@@ -8472,7 +8731,7 @@
                 <w:sz w:val="19"/>
                 <w:szCs w:val="19"/>
               </w:rPr>
-              <w:t xml:space="preserve">2026-07-20 12:18:04  INFO  RADIUS → 172.16.0.12:1813  type=NAC_ACCOUNTING_START</w:t>
+              <w:t xml:space="preserve">                           ssid=corp-wifi  usergroup=Employees</w:t>
             </w:r>
           </w:p>
           <w:p>
@@ -8485,7 +8744,20 @@
                 <w:sz w:val="19"/>
                 <w:szCs w:val="19"/>
               </w:rPr>
-              <w:t xml:space="preserve">                           session=0925DD44DCF80647  (104 bytes)</w:t>
+              <w:t xml:space="preserve">2026-07-20 12:18:04  INFO  RADIUS → 172.16.0.12:1813  type=NAC_ACCOUNTING_START</w:t>
+            </w:r>
+          </w:p>
+          <w:p>
+            <w:pPr>
+              <w:spacing w:after="0"/>
+            </w:pPr>
+            <w:r>
+              <w:rPr>
+                <w:rFonts w:ascii="Courier New" w:cs="Courier New" w:eastAsia="Courier New" w:hAnsi="Courier New"/>
+                <w:sz w:val="19"/>
+                <w:szCs w:val="19"/>
+              </w:rPr>
+              <w:t xml:space="preserve">                           session=0925DD44DCF80647  usergroup=Employees  (117 bytes)</w:t>
             </w:r>
           </w:p>
         </w:tc>
@@ -9615,7 +9887,7 @@
                 <w:sz w:val="19"/>
                 <w:szCs w:val="19"/>
               </w:rPr>
-              <w:t xml:space="preserve">Framed-IP-Address</w:t>
+              <w:t xml:space="preserve">Filter-Id</w:t>
             </w:r>
           </w:p>
         </w:tc>
@@ -9642,7 +9914,7 @@
                 <w:sz w:val="19"/>
                 <w:szCs w:val="19"/>
               </w:rPr>
-              <w:t xml:space="preserve">–</w:t>
+              <w:t xml:space="preserve">✓</w:t>
             </w:r>
           </w:p>
         </w:tc>
@@ -9723,7 +9995,7 @@
                 <w:sz w:val="19"/>
                 <w:szCs w:val="19"/>
               </w:rPr>
-              <w:t xml:space="preserve">172.16.10.79</w:t>
+              <w:t xml:space="preserve">Employees</w:t>
             </w:r>
           </w:p>
         </w:tc>
@@ -9752,7 +10024,7 @@
                 <w:sz w:val="19"/>
                 <w:szCs w:val="19"/>
               </w:rPr>
-              <w:t xml:space="preserve">Acct-Input-Octets</w:t>
+              <w:t xml:space="preserve">Framed-IP-Address</w:t>
             </w:r>
           </w:p>
         </w:tc>
@@ -9860,7 +10132,7 @@
                 <w:sz w:val="19"/>
                 <w:szCs w:val="19"/>
               </w:rPr>
-              <w:t xml:space="preserve">212166</w:t>
+              <w:t xml:space="preserve">172.16.10.79</w:t>
             </w:r>
           </w:p>
         </w:tc>
@@ -9889,7 +10161,7 @@
                 <w:sz w:val="19"/>
                 <w:szCs w:val="19"/>
               </w:rPr>
-              <w:t xml:space="preserve">Acct-Output-Octets</w:t>
+              <w:t xml:space="preserve">Acct-Input-Octets</w:t>
             </w:r>
           </w:p>
         </w:tc>
@@ -9997,7 +10269,7 @@
                 <w:sz w:val="19"/>
                 <w:szCs w:val="19"/>
               </w:rPr>
-              <w:t xml:space="preserve">210692</w:t>
+              <w:t xml:space="preserve">212166</w:t>
             </w:r>
           </w:p>
         </w:tc>
@@ -10026,7 +10298,7 @@
                 <w:sz w:val="19"/>
                 <w:szCs w:val="19"/>
               </w:rPr>
-              <w:t xml:space="preserve">Acct-Session-Time</w:t>
+              <w:t xml:space="preserve">Acct-Output-Octets</w:t>
             </w:r>
           </w:p>
         </w:tc>
@@ -10080,7 +10352,7 @@
                 <w:sz w:val="19"/>
                 <w:szCs w:val="19"/>
               </w:rPr>
-              <w:t xml:space="preserve">–</w:t>
+              <w:t xml:space="preserve">✓</w:t>
             </w:r>
           </w:p>
         </w:tc>
@@ -10134,7 +10406,7 @@
                 <w:sz w:val="19"/>
                 <w:szCs w:val="19"/>
               </w:rPr>
-              <w:t xml:space="preserve">120 (seconds)</w:t>
+              <w:t xml:space="preserve">210692</w:t>
             </w:r>
           </w:p>
         </w:tc>
@@ -10163,6 +10435,143 @@
                 <w:sz w:val="19"/>
                 <w:szCs w:val="19"/>
               </w:rPr>
+              <w:t xml:space="preserve">Acct-Session-Time</w:t>
+            </w:r>
+          </w:p>
+        </w:tc>
+        <w:tc>
+          <w:tcPr>
+            <w:tcW w:type="dxa" w:w="900"/>
+            <w:tcBorders>
+              <w:top w:val="single" w:color="BFBFBF" w:sz="2"/>
+              <w:left w:val="single" w:color="BFBFBF" w:sz="2"/>
+              <w:bottom w:val="single" w:color="BFBFBF" w:sz="2"/>
+              <w:right w:val="single" w:color="BFBFBF" w:sz="2"/>
+            </w:tcBorders>
+            <w:tcMar>
+              <w:top w:type="dxa" w:w="60"/>
+              <w:left w:type="dxa" w:w="100"/>
+              <w:bottom w:type="dxa" w:w="60"/>
+              <w:right w:type="dxa" w:w="100"/>
+            </w:tcMar>
+            <w:vAlign w:val="center"/>
+          </w:tcPr>
+          <w:p>
+            <w:r>
+              <w:rPr>
+                <w:sz w:val="19"/>
+                <w:szCs w:val="19"/>
+              </w:rPr>
+              <w:t xml:space="preserve">–</w:t>
+            </w:r>
+          </w:p>
+        </w:tc>
+        <w:tc>
+          <w:tcPr>
+            <w:tcW w:type="dxa" w:w="900"/>
+            <w:tcBorders>
+              <w:top w:val="single" w:color="BFBFBF" w:sz="2"/>
+              <w:left w:val="single" w:color="BFBFBF" w:sz="2"/>
+              <w:bottom w:val="single" w:color="BFBFBF" w:sz="2"/>
+              <w:right w:val="single" w:color="BFBFBF" w:sz="2"/>
+            </w:tcBorders>
+            <w:tcMar>
+              <w:top w:type="dxa" w:w="60"/>
+              <w:left w:type="dxa" w:w="100"/>
+              <w:bottom w:type="dxa" w:w="60"/>
+              <w:right w:type="dxa" w:w="100"/>
+            </w:tcMar>
+            <w:vAlign w:val="center"/>
+          </w:tcPr>
+          <w:p>
+            <w:r>
+              <w:rPr>
+                <w:sz w:val="19"/>
+                <w:szCs w:val="19"/>
+              </w:rPr>
+              <w:t xml:space="preserve">–</w:t>
+            </w:r>
+          </w:p>
+        </w:tc>
+        <w:tc>
+          <w:tcPr>
+            <w:tcW w:type="dxa" w:w="900"/>
+            <w:tcBorders>
+              <w:top w:val="single" w:color="BFBFBF" w:sz="2"/>
+              <w:left w:val="single" w:color="BFBFBF" w:sz="2"/>
+              <w:bottom w:val="single" w:color="BFBFBF" w:sz="2"/>
+              <w:right w:val="single" w:color="BFBFBF" w:sz="2"/>
+            </w:tcBorders>
+            <w:tcMar>
+              <w:top w:type="dxa" w:w="60"/>
+              <w:left w:type="dxa" w:w="100"/>
+              <w:bottom w:type="dxa" w:w="60"/>
+              <w:right w:type="dxa" w:w="100"/>
+            </w:tcMar>
+            <w:vAlign w:val="center"/>
+          </w:tcPr>
+          <w:p>
+            <w:r>
+              <w:rPr>
+                <w:sz w:val="19"/>
+                <w:szCs w:val="19"/>
+              </w:rPr>
+              <w:t xml:space="preserve">✓</w:t>
+            </w:r>
+          </w:p>
+        </w:tc>
+        <w:tc>
+          <w:tcPr>
+            <w:tcW w:type="dxa" w:w="3200"/>
+            <w:tcBorders>
+              <w:top w:val="single" w:color="BFBFBF" w:sz="2"/>
+              <w:left w:val="single" w:color="BFBFBF" w:sz="2"/>
+              <w:bottom w:val="single" w:color="BFBFBF" w:sz="2"/>
+              <w:right w:val="single" w:color="BFBFBF" w:sz="2"/>
+            </w:tcBorders>
+            <w:tcMar>
+              <w:top w:type="dxa" w:w="60"/>
+              <w:left w:type="dxa" w:w="100"/>
+              <w:bottom w:type="dxa" w:w="60"/>
+              <w:right w:type="dxa" w:w="100"/>
+            </w:tcMar>
+            <w:vAlign w:val="center"/>
+          </w:tcPr>
+          <w:p>
+            <w:r>
+              <w:rPr>
+                <w:sz w:val="19"/>
+                <w:szCs w:val="19"/>
+              </w:rPr>
+              <w:t xml:space="preserve">120 (seconds)</w:t>
+            </w:r>
+          </w:p>
+        </w:tc>
+      </w:tr>
+      <w:tr>
+        <w:tc>
+          <w:tcPr>
+            <w:tcW w:type="dxa" w:w="2400"/>
+            <w:tcBorders>
+              <w:top w:val="single" w:color="BFBFBF" w:sz="2"/>
+              <w:left w:val="single" w:color="BFBFBF" w:sz="2"/>
+              <w:bottom w:val="single" w:color="BFBFBF" w:sz="2"/>
+              <w:right w:val="single" w:color="BFBFBF" w:sz="2"/>
+            </w:tcBorders>
+            <w:tcMar>
+              <w:top w:type="dxa" w:w="60"/>
+              <w:left w:type="dxa" w:w="100"/>
+              <w:bottom w:type="dxa" w:w="60"/>
+              <w:right w:type="dxa" w:w="100"/>
+            </w:tcMar>
+            <w:vAlign w:val="center"/>
+          </w:tcPr>
+          <w:p>
+            <w:r>
+              <w:rPr>
+                <w:sz w:val="19"/>
+                <w:szCs w:val="19"/>
+              </w:rPr>
               <w:t xml:space="preserve">Acct-Terminate-Cause</w:t>
             </w:r>
           </w:p>
@@ -10287,7 +10696,7 @@
         <w:spacing w:after="160"/>
       </w:pPr>
       <w:r>
-        <w:t xml:space="preserve">Packet sizes from the confirmed capture: Start = 104 bytes, Interim-Update = 134 bytes, Stop = 146 bytes.</w:t>
+        <w:t xml:space="preserve">Packet sizes from the confirmed capture: Start = 104 bytes, Interim-Update = 134 bytes, Stop = 146 bytes (add the length of the usergroup value plus 2 bytes when Filter-Id is present).</w:t>
       </w:r>
     </w:p>
     <w:p>
@@ -10676,6 +11085,62 @@
       </w:pPr>
       <w:r>
         <w:t xml:space="preserve">This is expected behaviour. Mist does not include client_ip in NAC_ACCOUNTING_START events. Framed-IP-Address is only present in UPDATE and STOP. FortiGate RSSO will complete the identity mapping when the first UPDATE is received.</w:t>
+      </w:r>
+    </w:p>
+    <w:p>
+      <w:pPr>
+        <w:pStyle w:val="Heading3"/>
+        <w:spacing w:after="100" w:before="220"/>
+      </w:pPr>
+      <w:r>
+        <w:rPr>
+          <w:rFonts w:ascii="Arial" w:cs="Arial" w:eastAsia="Arial" w:hAnsi="Arial"/>
+          <w:b/>
+          <w:bCs/>
+          <w:color w:val="1F4D78"/>
+          <w:sz w:val="24"/>
+          <w:szCs w:val="24"/>
+        </w:rPr>
+        <w:t xml:space="preserve">Issue: Filter-Id / role missing or empty</w:t>
+      </w:r>
+    </w:p>
+    <w:p>
+      <w:pPr>
+        <w:pStyle w:val="ListParagraph"/>
+        <w:numPr>
+          <w:ilvl w:val="0"/>
+          <w:numId w:val="1"/>
+        </w:numPr>
+        <w:spacing w:after="80"/>
+      </w:pPr>
+      <w:r>
+        <w:t xml:space="preserve">Check nac_accounting_*.log for the event's usergroup value — if it shows usergroup=? or blank, Mist did not include a user group for that session, most likely because the matched NAC policy doesn't assign one. This is a Mist NAC policy question, not a forwarder issue.</w:t>
+      </w:r>
+    </w:p>
+    <w:p>
+      <w:pPr>
+        <w:pStyle w:val="ListParagraph"/>
+        <w:numPr>
+          <w:ilvl w:val="0"/>
+          <w:numId w:val="1"/>
+        </w:numPr>
+        <w:spacing w:after="80"/>
+      </w:pPr>
+      <w:r>
+        <w:t xml:space="preserve">Filter-Id is only added to the RADIUS packet when usergroup is non-empty (section 1.3) — its absence from a capture is expected in that case.</w:t>
+      </w:r>
+    </w:p>
+    <w:p>
+      <w:pPr>
+        <w:pStyle w:val="ListParagraph"/>
+        <w:numPr>
+          <w:ilvl w:val="0"/>
+          <w:numId w:val="1"/>
+        </w:numPr>
+        <w:spacing w:after="80"/>
+      </w:pPr>
+      <w:r>
+        <w:t xml:space="preserve">If usergroup is present in the log but you don't see it on the FortiGate side, confirm FortiGate is configured to read Filter-Id for that RSSO/RADIUS entry (section 6.4).</w:t>
       </w:r>
     </w:p>
     <w:p>

--- a/Mist_NAC_RADIUS_Guide.docx
+++ b/Mist_NAC_RADIUS_Guide.docx
@@ -34,7 +34,7 @@
           <w:sz w:val="26"/>
           <w:szCs w:val="26"/>
         </w:rPr>
-        <w:t xml:space="preserve">Two Integrations: nac-accounting and nac-events</w:t>
+        <w:t xml:space="preserve">Three Integrations: nac-accounting, nac-events, and combined</w:t>
       </w:r>
     </w:p>
     <w:p>
@@ -61,7 +61,7 @@
           <w:sz w:val="24"/>
           <w:szCs w:val="24"/>
         </w:rPr>
-        <w:t xml:space="preserve">Version 3.0</w:t>
+        <w:t xml:space="preserve">Version 4.0</w:t>
       </w:r>
     </w:p>
     <w:p>
@@ -166,12 +166,12 @@
         <w:spacing w:after="160"/>
       </w:pPr>
       <w:r>
-        <w:t xml:space="preserve">This repository contains two independent forwarder scripts, both sending RFC-2866 RADIUS Accounting-Request packets to the same FortiGate. They subscribe to different Mist webhook topics and are not interchangeable — pick based on what you need, or run both together (section 22).</w:t>
+        <w:t xml:space="preserve">This repository contains three forwarder scripts, all sending RFC-2866 RADIUS Accounting-Request packets to the same FortiGate. Pick based on what you need:</w:t>
       </w:r>
     </w:p>
     <w:tbl>
       <w:tblPr>
-        <w:tblW w:type="dxa" w:w="9100"/>
+        <w:tblW w:type="dxa" w:w="9300"/>
         <w:tblBorders>
           <w:top w:val="single" w:color="auto" w:sz="4"/>
           <w:left w:val="single" w:color="auto" w:sz="4"/>
@@ -182,9 +182,10 @@
         </w:tblBorders>
       </w:tblPr>
       <w:tblGrid>
-        <w:gridCol w:w="2600"/>
-        <w:gridCol w:w="3300"/>
-        <w:gridCol w:w="3200"/>
+        <w:gridCol w:w="2300"/>
+        <w:gridCol w:w="2300"/>
+        <w:gridCol w:w="2300"/>
+        <w:gridCol w:w="2400"/>
       </w:tblGrid>
       <w:tr>
         <w:trPr>
@@ -192,7 +193,7 @@
         </w:trPr>
         <w:tc>
           <w:tcPr>
-            <w:tcW w:type="dxa" w:w="2600"/>
+            <w:tcW w:type="dxa" w:w="2300"/>
             <w:tcBorders>
               <w:top w:val="single" w:color="BFBFBF" w:sz="2"/>
               <w:left w:val="single" w:color="BFBFBF" w:sz="2"/>
@@ -223,7 +224,7 @@
         </w:tc>
         <w:tc>
           <w:tcPr>
-            <w:tcW w:type="dxa" w:w="3300"/>
+            <w:tcW w:type="dxa" w:w="2300"/>
             <w:tcBorders>
               <w:top w:val="single" w:color="BFBFBF" w:sz="2"/>
               <w:left w:val="single" w:color="BFBFBF" w:sz="2"/>
@@ -254,7 +255,7 @@
         </w:tc>
         <w:tc>
           <w:tcPr>
-            <w:tcW w:type="dxa" w:w="3200"/>
+            <w:tcW w:type="dxa" w:w="2300"/>
             <w:tcBorders>
               <w:top w:val="single" w:color="BFBFBF" w:sz="2"/>
               <w:left w:val="single" w:color="BFBFBF" w:sz="2"/>
@@ -283,11 +284,42 @@
             </w:r>
           </w:p>
         </w:tc>
+        <w:tc>
+          <w:tcPr>
+            <w:tcW w:type="dxa" w:w="2400"/>
+            <w:tcBorders>
+              <w:top w:val="single" w:color="BFBFBF" w:sz="2"/>
+              <w:left w:val="single" w:color="BFBFBF" w:sz="2"/>
+              <w:bottom w:val="single" w:color="BFBFBF" w:sz="2"/>
+              <w:right w:val="single" w:color="BFBFBF" w:sz="2"/>
+            </w:tcBorders>
+            <w:shd w:fill="D9E2F3" w:val="clear"/>
+            <w:tcMar>
+              <w:top w:type="dxa" w:w="60"/>
+              <w:left w:type="dxa" w:w="100"/>
+              <w:bottom w:type="dxa" w:w="60"/>
+              <w:right w:type="dxa" w:w="100"/>
+            </w:tcMar>
+            <w:vAlign w:val="center"/>
+          </w:tcPr>
+          <w:p>
+            <w:r>
+              <w:rPr>
+                <w:rFonts w:ascii="Arial" w:cs="Arial" w:eastAsia="Arial" w:hAnsi="Arial"/>
+                <w:b/>
+                <w:bCs/>
+                <w:sz w:val="19"/>
+                <w:szCs w:val="19"/>
+              </w:rPr>
+              <w:t xml:space="preserve">mist_nac_combined_radius.py (both, correlated)</w:t>
+            </w:r>
+          </w:p>
+        </w:tc>
       </w:tr>
       <w:tr>
         <w:tc>
           <w:tcPr>
-            <w:tcW w:type="dxa" w:w="2600"/>
+            <w:tcW w:type="dxa" w:w="2300"/>
             <w:tcBorders>
               <w:top w:val="single" w:color="BFBFBF" w:sz="2"/>
               <w:left w:val="single" w:color="BFBFBF" w:sz="2"/>
@@ -314,7 +346,7 @@
         </w:tc>
         <w:tc>
           <w:tcPr>
-            <w:tcW w:type="dxa" w:w="3300"/>
+            <w:tcW w:type="dxa" w:w="2300"/>
             <w:tcBorders>
               <w:top w:val="single" w:color="BFBFBF" w:sz="2"/>
               <w:left w:val="single" w:color="BFBFBF" w:sz="2"/>
@@ -341,7 +373,7 @@
         </w:tc>
         <w:tc>
           <w:tcPr>
-            <w:tcW w:type="dxa" w:w="3200"/>
+            <w:tcW w:type="dxa" w:w="2300"/>
             <w:tcBorders>
               <w:top w:val="single" w:color="BFBFBF" w:sz="2"/>
               <w:left w:val="single" w:color="BFBFBF" w:sz="2"/>
@@ -363,6 +395,33 @@
                 <w:szCs w:val="19"/>
               </w:rPr>
               <w:t xml:space="preserve">Each authorization decision</w:t>
+            </w:r>
+          </w:p>
+        </w:tc>
+        <w:tc>
+          <w:tcPr>
+            <w:tcW w:type="dxa" w:w="2400"/>
+            <w:tcBorders>
+              <w:top w:val="single" w:color="BFBFBF" w:sz="2"/>
+              <w:left w:val="single" w:color="BFBFBF" w:sz="2"/>
+              <w:bottom w:val="single" w:color="BFBFBF" w:sz="2"/>
+              <w:right w:val="single" w:color="BFBFBF" w:sz="2"/>
+            </w:tcBorders>
+            <w:tcMar>
+              <w:top w:type="dxa" w:w="60"/>
+              <w:left w:type="dxa" w:w="100"/>
+              <w:bottom w:type="dxa" w:w="60"/>
+              <w:right w:type="dxa" w:w="100"/>
+            </w:tcMar>
+            <w:vAlign w:val="center"/>
+          </w:tcPr>
+          <w:p>
+            <w:r>
+              <w:rPr>
+                <w:sz w:val="19"/>
+                <w:szCs w:val="19"/>
+              </w:rPr>
+              <w:t xml:space="preserve">Both, merged per session_id</w:t>
             </w:r>
           </w:p>
         </w:tc>
@@ -370,7 +429,7 @@
       <w:tr>
         <w:tc>
           <w:tcPr>
-            <w:tcW w:type="dxa" w:w="2600"/>
+            <w:tcW w:type="dxa" w:w="2300"/>
             <w:tcBorders>
               <w:top w:val="single" w:color="BFBFBF" w:sz="2"/>
               <w:left w:val="single" w:color="BFBFBF" w:sz="2"/>
@@ -397,7 +456,7 @@
         </w:tc>
         <w:tc>
           <w:tcPr>
-            <w:tcW w:type="dxa" w:w="3300"/>
+            <w:tcW w:type="dxa" w:w="2300"/>
             <w:tcBorders>
               <w:top w:val="single" w:color="BFBFBF" w:sz="2"/>
               <w:left w:val="single" w:color="BFBFBF" w:sz="2"/>
@@ -424,28 +483,55 @@
         </w:tc>
         <w:tc>
           <w:tcPr>
-            <w:tcW w:type="dxa" w:w="3200"/>
-            <w:tcBorders>
-              <w:top w:val="single" w:color="BFBFBF" w:sz="2"/>
-              <w:left w:val="single" w:color="BFBFBF" w:sz="2"/>
-              <w:bottom w:val="single" w:color="BFBFBF" w:sz="2"/>
-              <w:right w:val="single" w:color="BFBFBF" w:sz="2"/>
-            </w:tcBorders>
-            <w:tcMar>
-              <w:top w:type="dxa" w:w="60"/>
-              <w:left w:type="dxa" w:w="100"/>
-              <w:bottom w:type="dxa" w:w="60"/>
-              <w:right w:type="dxa" w:w="100"/>
-            </w:tcMar>
-            <w:vAlign w:val="center"/>
-          </w:tcPr>
-          <w:p>
-            <w:r>
-              <w:rPr>
-                <w:sz w:val="19"/>
-                <w:szCs w:val="19"/>
-              </w:rPr>
-              <w:t xml:space="preserve">Start only — no Interim/Stop exists in this event stream</w:t>
+            <w:tcW w:type="dxa" w:w="2300"/>
+            <w:tcBorders>
+              <w:top w:val="single" w:color="BFBFBF" w:sz="2"/>
+              <w:left w:val="single" w:color="BFBFBF" w:sz="2"/>
+              <w:bottom w:val="single" w:color="BFBFBF" w:sz="2"/>
+              <w:right w:val="single" w:color="BFBFBF" w:sz="2"/>
+            </w:tcBorders>
+            <w:tcMar>
+              <w:top w:type="dxa" w:w="60"/>
+              <w:left w:type="dxa" w:w="100"/>
+              <w:bottom w:type="dxa" w:w="60"/>
+              <w:right w:type="dxa" w:w="100"/>
+            </w:tcMar>
+            <w:vAlign w:val="center"/>
+          </w:tcPr>
+          <w:p>
+            <w:r>
+              <w:rPr>
+                <w:sz w:val="19"/>
+                <w:szCs w:val="19"/>
+              </w:rPr>
+              <w:t xml:space="preserve">Start only</w:t>
+            </w:r>
+          </w:p>
+        </w:tc>
+        <w:tc>
+          <w:tcPr>
+            <w:tcW w:type="dxa" w:w="2400"/>
+            <w:tcBorders>
+              <w:top w:val="single" w:color="BFBFBF" w:sz="2"/>
+              <w:left w:val="single" w:color="BFBFBF" w:sz="2"/>
+              <w:bottom w:val="single" w:color="BFBFBF" w:sz="2"/>
+              <w:right w:val="single" w:color="BFBFBF" w:sz="2"/>
+            </w:tcBorders>
+            <w:tcMar>
+              <w:top w:type="dxa" w:w="60"/>
+              <w:left w:type="dxa" w:w="100"/>
+              <w:bottom w:type="dxa" w:w="60"/>
+              <w:right w:type="dxa" w:w="100"/>
+            </w:tcMar>
+            <w:vAlign w:val="center"/>
+          </w:tcPr>
+          <w:p>
+            <w:r>
+              <w:rPr>
+                <w:sz w:val="19"/>
+                <w:szCs w:val="19"/>
+              </w:rPr>
+              <w:t xml:space="preserve">Start, Interim-Update, Stop</w:t>
             </w:r>
           </w:p>
         </w:tc>
@@ -453,7 +539,7 @@
       <w:tr>
         <w:tc>
           <w:tcPr>
-            <w:tcW w:type="dxa" w:w="2600"/>
+            <w:tcW w:type="dxa" w:w="2300"/>
             <w:tcBorders>
               <w:top w:val="single" w:color="BFBFBF" w:sz="2"/>
               <w:left w:val="single" w:color="BFBFBF" w:sz="2"/>
@@ -480,7 +566,7 @@
         </w:tc>
         <w:tc>
           <w:tcPr>
-            <w:tcW w:type="dxa" w:w="3300"/>
+            <w:tcW w:type="dxa" w:w="2300"/>
             <w:tcBorders>
               <w:top w:val="single" w:color="BFBFBF" w:sz="2"/>
               <w:left w:val="single" w:color="BFBFBF" w:sz="2"/>
@@ -507,7 +593,7 @@
         </w:tc>
         <w:tc>
           <w:tcPr>
-            <w:tcW w:type="dxa" w:w="3200"/>
+            <w:tcW w:type="dxa" w:w="2300"/>
             <w:tcBorders>
               <w:top w:val="single" w:color="BFBFBF" w:sz="2"/>
               <w:left w:val="single" w:color="BFBFBF" w:sz="2"/>
@@ -529,6 +615,33 @@
                 <w:szCs w:val="19"/>
               </w:rPr>
               <w:t xml:space="preserve">No — never present in nac-events</w:t>
+            </w:r>
+          </w:p>
+        </w:tc>
+        <w:tc>
+          <w:tcPr>
+            <w:tcW w:type="dxa" w:w="2400"/>
+            <w:tcBorders>
+              <w:top w:val="single" w:color="BFBFBF" w:sz="2"/>
+              <w:left w:val="single" w:color="BFBFBF" w:sz="2"/>
+              <w:bottom w:val="single" w:color="BFBFBF" w:sz="2"/>
+              <w:right w:val="single" w:color="BFBFBF" w:sz="2"/>
+            </w:tcBorders>
+            <w:tcMar>
+              <w:top w:type="dxa" w:w="60"/>
+              <w:left w:type="dxa" w:w="100"/>
+              <w:bottom w:type="dxa" w:w="60"/>
+              <w:right w:type="dxa" w:w="100"/>
+            </w:tcMar>
+            <w:vAlign w:val="center"/>
+          </w:tcPr>
+          <w:p>
+            <w:r>
+              <w:rPr>
+                <w:sz w:val="19"/>
+                <w:szCs w:val="19"/>
+              </w:rPr>
+              <w:t xml:space="preserve">Yes — from Update/Stop, same as nac-accounting</w:t>
             </w:r>
           </w:p>
         </w:tc>
@@ -536,7 +649,7 @@
       <w:tr>
         <w:tc>
           <w:tcPr>
-            <w:tcW w:type="dxa" w:w="2600"/>
+            <w:tcW w:type="dxa" w:w="2300"/>
             <w:tcBorders>
               <w:top w:val="single" w:color="BFBFBF" w:sz="2"/>
               <w:left w:val="single" w:color="BFBFBF" w:sz="2"/>
@@ -563,7 +676,7 @@
         </w:tc>
         <w:tc>
           <w:tcPr>
-            <w:tcW w:type="dxa" w:w="3300"/>
+            <w:tcW w:type="dxa" w:w="2300"/>
             <w:tcBorders>
               <w:top w:val="single" w:color="BFBFBF" w:sz="2"/>
               <w:left w:val="single" w:color="BFBFBF" w:sz="2"/>
@@ -590,7 +703,7 @@
         </w:tc>
         <w:tc>
           <w:tcPr>
-            <w:tcW w:type="dxa" w:w="3200"/>
+            <w:tcW w:type="dxa" w:w="2300"/>
             <w:tcBorders>
               <w:top w:val="single" w:color="BFBFBF" w:sz="2"/>
               <w:left w:val="single" w:color="BFBFBF" w:sz="2"/>
@@ -612,6 +725,33 @@
                 <w:szCs w:val="19"/>
               </w:rPr>
               <w:t xml:space="preserve">No</w:t>
+            </w:r>
+          </w:p>
+        </w:tc>
+        <w:tc>
+          <w:tcPr>
+            <w:tcW w:type="dxa" w:w="2400"/>
+            <w:tcBorders>
+              <w:top w:val="single" w:color="BFBFBF" w:sz="2"/>
+              <w:left w:val="single" w:color="BFBFBF" w:sz="2"/>
+              <w:bottom w:val="single" w:color="BFBFBF" w:sz="2"/>
+              <w:right w:val="single" w:color="BFBFBF" w:sz="2"/>
+            </w:tcBorders>
+            <w:tcMar>
+              <w:top w:type="dxa" w:w="60"/>
+              <w:left w:type="dxa" w:w="100"/>
+              <w:bottom w:type="dxa" w:w="60"/>
+              <w:right w:type="dxa" w:w="100"/>
+            </w:tcMar>
+            <w:vAlign w:val="center"/>
+          </w:tcPr>
+          <w:p>
+            <w:r>
+              <w:rPr>
+                <w:sz w:val="19"/>
+                <w:szCs w:val="19"/>
+              </w:rPr>
+              <w:t xml:space="preserve">Yes</w:t>
             </w:r>
           </w:p>
         </w:tc>
@@ -619,61 +759,61 @@
       <w:tr>
         <w:tc>
           <w:tcPr>
-            <w:tcW w:type="dxa" w:w="2600"/>
-            <w:tcBorders>
-              <w:top w:val="single" w:color="BFBFBF" w:sz="2"/>
-              <w:left w:val="single" w:color="BFBFBF" w:sz="2"/>
-              <w:bottom w:val="single" w:color="BFBFBF" w:sz="2"/>
-              <w:right w:val="single" w:color="BFBFBF" w:sz="2"/>
-            </w:tcBorders>
-            <w:tcMar>
-              <w:top w:type="dxa" w:w="60"/>
-              <w:left w:type="dxa" w:w="100"/>
-              <w:bottom w:type="dxa" w:w="60"/>
-              <w:right w:type="dxa" w:w="100"/>
-            </w:tcMar>
-            <w:vAlign w:val="center"/>
-          </w:tcPr>
-          <w:p>
-            <w:r>
-              <w:rPr>
-                <w:sz w:val="19"/>
-                <w:szCs w:val="19"/>
-              </w:rPr>
-              <w:t xml:space="preserve">NAC role (Filter-Id)</w:t>
-            </w:r>
-          </w:p>
-        </w:tc>
-        <w:tc>
-          <w:tcPr>
-            <w:tcW w:type="dxa" w:w="3300"/>
-            <w:tcBorders>
-              <w:top w:val="single" w:color="BFBFBF" w:sz="2"/>
-              <w:left w:val="single" w:color="BFBFBF" w:sz="2"/>
-              <w:bottom w:val="single" w:color="BFBFBF" w:sz="2"/>
-              <w:right w:val="single" w:color="BFBFBF" w:sz="2"/>
-            </w:tcBorders>
-            <w:tcMar>
-              <w:top w:type="dxa" w:w="60"/>
-              <w:left w:type="dxa" w:w="100"/>
-              <w:bottom w:type="dxa" w:w="60"/>
-              <w:right w:type="dxa" w:w="100"/>
-            </w:tcMar>
-            <w:vAlign w:val="center"/>
-          </w:tcPr>
-          <w:p>
-            <w:r>
-              <w:rPr>
-                <w:sz w:val="19"/>
-                <w:szCs w:val="19"/>
-              </w:rPr>
-              <w:t xml:space="preserve">No — not present in nac-accounting</w:t>
-            </w:r>
-          </w:p>
-        </w:tc>
-        <w:tc>
-          <w:tcPr>
-            <w:tcW w:type="dxa" w:w="3200"/>
+            <w:tcW w:type="dxa" w:w="2300"/>
+            <w:tcBorders>
+              <w:top w:val="single" w:color="BFBFBF" w:sz="2"/>
+              <w:left w:val="single" w:color="BFBFBF" w:sz="2"/>
+              <w:bottom w:val="single" w:color="BFBFBF" w:sz="2"/>
+              <w:right w:val="single" w:color="BFBFBF" w:sz="2"/>
+            </w:tcBorders>
+            <w:tcMar>
+              <w:top w:type="dxa" w:w="60"/>
+              <w:left w:type="dxa" w:w="100"/>
+              <w:bottom w:type="dxa" w:w="60"/>
+              <w:right w:type="dxa" w:w="100"/>
+            </w:tcMar>
+            <w:vAlign w:val="center"/>
+          </w:tcPr>
+          <w:p>
+            <w:r>
+              <w:rPr>
+                <w:sz w:val="19"/>
+                <w:szCs w:val="19"/>
+              </w:rPr>
+              <w:t xml:space="preserve">NAC role (Filter-Id / Class)</w:t>
+            </w:r>
+          </w:p>
+        </w:tc>
+        <w:tc>
+          <w:tcPr>
+            <w:tcW w:type="dxa" w:w="2300"/>
+            <w:tcBorders>
+              <w:top w:val="single" w:color="BFBFBF" w:sz="2"/>
+              <w:left w:val="single" w:color="BFBFBF" w:sz="2"/>
+              <w:bottom w:val="single" w:color="BFBFBF" w:sz="2"/>
+              <w:right w:val="single" w:color="BFBFBF" w:sz="2"/>
+            </w:tcBorders>
+            <w:tcMar>
+              <w:top w:type="dxa" w:w="60"/>
+              <w:left w:type="dxa" w:w="100"/>
+              <w:bottom w:type="dxa" w:w="60"/>
+              <w:right w:type="dxa" w:w="100"/>
+            </w:tcMar>
+            <w:vAlign w:val="center"/>
+          </w:tcPr>
+          <w:p>
+            <w:r>
+              <w:rPr>
+                <w:sz w:val="19"/>
+                <w:szCs w:val="19"/>
+              </w:rPr>
+              <w:t xml:space="preserve">No</w:t>
+            </w:r>
+          </w:p>
+        </w:tc>
+        <w:tc>
+          <w:tcPr>
+            <w:tcW w:type="dxa" w:w="2300"/>
             <w:tcBorders>
               <w:top w:val="single" w:color="BFBFBF" w:sz="2"/>
               <w:left w:val="single" w:color="BFBFBF" w:sz="2"/>
@@ -695,6 +835,33 @@
                 <w:szCs w:val="19"/>
               </w:rPr>
               <w:t xml:space="preserve">Yes — from group_role</w:t>
+            </w:r>
+          </w:p>
+        </w:tc>
+        <w:tc>
+          <w:tcPr>
+            <w:tcW w:type="dxa" w:w="2400"/>
+            <w:tcBorders>
+              <w:top w:val="single" w:color="BFBFBF" w:sz="2"/>
+              <w:left w:val="single" w:color="BFBFBF" w:sz="2"/>
+              <w:bottom w:val="single" w:color="BFBFBF" w:sz="2"/>
+              <w:right w:val="single" w:color="BFBFBF" w:sz="2"/>
+            </w:tcBorders>
+            <w:tcMar>
+              <w:top w:type="dxa" w:w="60"/>
+              <w:left w:type="dxa" w:w="100"/>
+              <w:bottom w:type="dxa" w:w="60"/>
+              <w:right w:type="dxa" w:w="100"/>
+            </w:tcMar>
+            <w:vAlign w:val="center"/>
+          </w:tcPr>
+          <w:p>
+            <w:r>
+              <w:rPr>
+                <w:sz w:val="19"/>
+                <w:szCs w:val="19"/>
+              </w:rPr>
+              <w:t xml:space="preserve">Yes — from group_role, carried onto later Update/Stop too</w:t>
             </w:r>
           </w:p>
         </w:tc>
@@ -702,7 +869,7 @@
       <w:tr>
         <w:tc>
           <w:tcPr>
-            <w:tcW w:type="dxa" w:w="2600"/>
+            <w:tcW w:type="dxa" w:w="2300"/>
             <w:tcBorders>
               <w:top w:val="single" w:color="BFBFBF" w:sz="2"/>
               <w:left w:val="single" w:color="BFBFBF" w:sz="2"/>
@@ -729,7 +896,7 @@
         </w:tc>
         <w:tc>
           <w:tcPr>
-            <w:tcW w:type="dxa" w:w="3300"/>
+            <w:tcW w:type="dxa" w:w="2300"/>
             <w:tcBorders>
               <w:top w:val="single" w:color="BFBFBF" w:sz="2"/>
               <w:left w:val="single" w:color="BFBFBF" w:sz="2"/>
@@ -756,7 +923,7 @@
         </w:tc>
         <w:tc>
           <w:tcPr>
-            <w:tcW w:type="dxa" w:w="3200"/>
+            <w:tcW w:type="dxa" w:w="2300"/>
             <w:tcBorders>
               <w:top w:val="single" w:color="BFBFBF" w:sz="2"/>
               <w:left w:val="single" w:color="BFBFBF" w:sz="2"/>
@@ -778,6 +945,33 @@
                 <w:szCs w:val="19"/>
               </w:rPr>
               <w:t xml:space="preserve">Yes — from vlan</w:t>
+            </w:r>
+          </w:p>
+        </w:tc>
+        <w:tc>
+          <w:tcPr>
+            <w:tcW w:type="dxa" w:w="2400"/>
+            <w:tcBorders>
+              <w:top w:val="single" w:color="BFBFBF" w:sz="2"/>
+              <w:left w:val="single" w:color="BFBFBF" w:sz="2"/>
+              <w:bottom w:val="single" w:color="BFBFBF" w:sz="2"/>
+              <w:right w:val="single" w:color="BFBFBF" w:sz="2"/>
+            </w:tcBorders>
+            <w:tcMar>
+              <w:top w:type="dxa" w:w="60"/>
+              <w:left w:type="dxa" w:w="100"/>
+              <w:bottom w:type="dxa" w:w="60"/>
+              <w:right w:type="dxa" w:w="100"/>
+            </w:tcMar>
+            <w:vAlign w:val="center"/>
+          </w:tcPr>
+          <w:p>
+            <w:r>
+              <w:rPr>
+                <w:sz w:val="19"/>
+                <w:szCs w:val="19"/>
+              </w:rPr>
+              <w:t xml:space="preserve">Yes</w:t>
             </w:r>
           </w:p>
         </w:tc>
@@ -785,7 +979,7 @@
       <w:tr>
         <w:tc>
           <w:tcPr>
-            <w:tcW w:type="dxa" w:w="2600"/>
+            <w:tcW w:type="dxa" w:w="2300"/>
             <w:tcBorders>
               <w:top w:val="single" w:color="BFBFBF" w:sz="2"/>
               <w:left w:val="single" w:color="BFBFBF" w:sz="2"/>
@@ -812,7 +1006,7 @@
         </w:tc>
         <w:tc>
           <w:tcPr>
-            <w:tcW w:type="dxa" w:w="3300"/>
+            <w:tcW w:type="dxa" w:w="2300"/>
             <w:tcBorders>
               <w:top w:val="single" w:color="BFBFBF" w:sz="2"/>
               <w:left w:val="single" w:color="BFBFBF" w:sz="2"/>
@@ -839,28 +1033,275 @@
         </w:tc>
         <w:tc>
           <w:tcPr>
-            <w:tcW w:type="dxa" w:w="3200"/>
-            <w:tcBorders>
-              <w:top w:val="single" w:color="BFBFBF" w:sz="2"/>
-              <w:left w:val="single" w:color="BFBFBF" w:sz="2"/>
-              <w:bottom w:val="single" w:color="BFBFBF" w:sz="2"/>
-              <w:right w:val="single" w:color="BFBFBF" w:sz="2"/>
-            </w:tcBorders>
-            <w:tcMar>
-              <w:top w:type="dxa" w:w="60"/>
-              <w:left w:type="dxa" w:w="100"/>
-              <w:bottom w:type="dxa" w:w="60"/>
-              <w:right w:type="dxa" w:w="100"/>
-            </w:tcMar>
-            <w:vAlign w:val="center"/>
-          </w:tcPr>
-          <w:p>
-            <w:r>
-              <w:rPr>
-                <w:sz w:val="19"/>
-                <w:szCs w:val="19"/>
-              </w:rPr>
-              <w:t xml:space="preserve">Yes — NAC_CLIENT_DENY, logged only</w:t>
+            <w:tcW w:type="dxa" w:w="2300"/>
+            <w:tcBorders>
+              <w:top w:val="single" w:color="BFBFBF" w:sz="2"/>
+              <w:left w:val="single" w:color="BFBFBF" w:sz="2"/>
+              <w:bottom w:val="single" w:color="BFBFBF" w:sz="2"/>
+              <w:right w:val="single" w:color="BFBFBF" w:sz="2"/>
+            </w:tcBorders>
+            <w:tcMar>
+              <w:top w:type="dxa" w:w="60"/>
+              <w:left w:type="dxa" w:w="100"/>
+              <w:bottom w:type="dxa" w:w="60"/>
+              <w:right w:type="dxa" w:w="100"/>
+            </w:tcMar>
+            <w:vAlign w:val="center"/>
+          </w:tcPr>
+          <w:p>
+            <w:r>
+              <w:rPr>
+                <w:sz w:val="19"/>
+                <w:szCs w:val="19"/>
+              </w:rPr>
+              <w:t xml:space="preserve">Yes — logged only</w:t>
+            </w:r>
+          </w:p>
+        </w:tc>
+        <w:tc>
+          <w:tcPr>
+            <w:tcW w:type="dxa" w:w="2400"/>
+            <w:tcBorders>
+              <w:top w:val="single" w:color="BFBFBF" w:sz="2"/>
+              <w:left w:val="single" w:color="BFBFBF" w:sz="2"/>
+              <w:bottom w:val="single" w:color="BFBFBF" w:sz="2"/>
+              <w:right w:val="single" w:color="BFBFBF" w:sz="2"/>
+            </w:tcBorders>
+            <w:tcMar>
+              <w:top w:type="dxa" w:w="60"/>
+              <w:left w:type="dxa" w:w="100"/>
+              <w:bottom w:type="dxa" w:w="60"/>
+              <w:right w:type="dxa" w:w="100"/>
+            </w:tcMar>
+            <w:vAlign w:val="center"/>
+          </w:tcPr>
+          <w:p>
+            <w:r>
+              <w:rPr>
+                <w:sz w:val="19"/>
+                <w:szCs w:val="19"/>
+              </w:rPr>
+              <w:t xml:space="preserve">Yes — logged only</w:t>
+            </w:r>
+          </w:p>
+        </w:tc>
+      </w:tr>
+      <w:tr>
+        <w:tc>
+          <w:tcPr>
+            <w:tcW w:type="dxa" w:w="2300"/>
+            <w:tcBorders>
+              <w:top w:val="single" w:color="BFBFBF" w:sz="2"/>
+              <w:left w:val="single" w:color="BFBFBF" w:sz="2"/>
+              <w:bottom w:val="single" w:color="BFBFBF" w:sz="2"/>
+              <w:right w:val="single" w:color="BFBFBF" w:sz="2"/>
+            </w:tcBorders>
+            <w:tcMar>
+              <w:top w:type="dxa" w:w="60"/>
+              <w:left w:type="dxa" w:w="100"/>
+              <w:bottom w:type="dxa" w:w="60"/>
+              <w:right w:type="dxa" w:w="100"/>
+            </w:tcMar>
+            <w:vAlign w:val="center"/>
+          </w:tcPr>
+          <w:p>
+            <w:r>
+              <w:rPr>
+                <w:sz w:val="19"/>
+                <w:szCs w:val="19"/>
+              </w:rPr>
+              <w:t xml:space="preserve">Webhooks to configure</w:t>
+            </w:r>
+          </w:p>
+        </w:tc>
+        <w:tc>
+          <w:tcPr>
+            <w:tcW w:type="dxa" w:w="2300"/>
+            <w:tcBorders>
+              <w:top w:val="single" w:color="BFBFBF" w:sz="2"/>
+              <w:left w:val="single" w:color="BFBFBF" w:sz="2"/>
+              <w:bottom w:val="single" w:color="BFBFBF" w:sz="2"/>
+              <w:right w:val="single" w:color="BFBFBF" w:sz="2"/>
+            </w:tcBorders>
+            <w:tcMar>
+              <w:top w:type="dxa" w:w="60"/>
+              <w:left w:type="dxa" w:w="100"/>
+              <w:bottom w:type="dxa" w:w="60"/>
+              <w:right w:type="dxa" w:w="100"/>
+            </w:tcMar>
+            <w:vAlign w:val="center"/>
+          </w:tcPr>
+          <w:p>
+            <w:r>
+              <w:rPr>
+                <w:sz w:val="19"/>
+                <w:szCs w:val="19"/>
+              </w:rPr>
+              <w:t xml:space="preserve">One (nac-accounting)</w:t>
+            </w:r>
+          </w:p>
+        </w:tc>
+        <w:tc>
+          <w:tcPr>
+            <w:tcW w:type="dxa" w:w="2300"/>
+            <w:tcBorders>
+              <w:top w:val="single" w:color="BFBFBF" w:sz="2"/>
+              <w:left w:val="single" w:color="BFBFBF" w:sz="2"/>
+              <w:bottom w:val="single" w:color="BFBFBF" w:sz="2"/>
+              <w:right w:val="single" w:color="BFBFBF" w:sz="2"/>
+            </w:tcBorders>
+            <w:tcMar>
+              <w:top w:type="dxa" w:w="60"/>
+              <w:left w:type="dxa" w:w="100"/>
+              <w:bottom w:type="dxa" w:w="60"/>
+              <w:right w:type="dxa" w:w="100"/>
+            </w:tcMar>
+            <w:vAlign w:val="center"/>
+          </w:tcPr>
+          <w:p>
+            <w:r>
+              <w:rPr>
+                <w:sz w:val="19"/>
+                <w:szCs w:val="19"/>
+              </w:rPr>
+              <w:t xml:space="preserve">One (nac-events)</w:t>
+            </w:r>
+          </w:p>
+        </w:tc>
+        <w:tc>
+          <w:tcPr>
+            <w:tcW w:type="dxa" w:w="2400"/>
+            <w:tcBorders>
+              <w:top w:val="single" w:color="BFBFBF" w:sz="2"/>
+              <w:left w:val="single" w:color="BFBFBF" w:sz="2"/>
+              <w:bottom w:val="single" w:color="BFBFBF" w:sz="2"/>
+              <w:right w:val="single" w:color="BFBFBF" w:sz="2"/>
+            </w:tcBorders>
+            <w:tcMar>
+              <w:top w:type="dxa" w:w="60"/>
+              <w:left w:type="dxa" w:w="100"/>
+              <w:bottom w:type="dxa" w:w="60"/>
+              <w:right w:type="dxa" w:w="100"/>
+            </w:tcMar>
+            <w:vAlign w:val="center"/>
+          </w:tcPr>
+          <w:p>
+            <w:r>
+              <w:rPr>
+                <w:sz w:val="19"/>
+                <w:szCs w:val="19"/>
+              </w:rPr>
+              <w:t xml:space="preserve">Two topics, same URL/port</w:t>
+            </w:r>
+          </w:p>
+        </w:tc>
+      </w:tr>
+      <w:tr>
+        <w:tc>
+          <w:tcPr>
+            <w:tcW w:type="dxa" w:w="2300"/>
+            <w:tcBorders>
+              <w:top w:val="single" w:color="BFBFBF" w:sz="2"/>
+              <w:left w:val="single" w:color="BFBFBF" w:sz="2"/>
+              <w:bottom w:val="single" w:color="BFBFBF" w:sz="2"/>
+              <w:right w:val="single" w:color="BFBFBF" w:sz="2"/>
+            </w:tcBorders>
+            <w:tcMar>
+              <w:top w:type="dxa" w:w="60"/>
+              <w:left w:type="dxa" w:w="100"/>
+              <w:bottom w:type="dxa" w:w="60"/>
+              <w:right w:type="dxa" w:w="100"/>
+            </w:tcMar>
+            <w:vAlign w:val="center"/>
+          </w:tcPr>
+          <w:p>
+            <w:r>
+              <w:rPr>
+                <w:sz w:val="19"/>
+                <w:szCs w:val="19"/>
+              </w:rPr>
+              <w:t xml:space="preserve">Moving parts</w:t>
+            </w:r>
+          </w:p>
+        </w:tc>
+        <w:tc>
+          <w:tcPr>
+            <w:tcW w:type="dxa" w:w="2300"/>
+            <w:tcBorders>
+              <w:top w:val="single" w:color="BFBFBF" w:sz="2"/>
+              <w:left w:val="single" w:color="BFBFBF" w:sz="2"/>
+              <w:bottom w:val="single" w:color="BFBFBF" w:sz="2"/>
+              <w:right w:val="single" w:color="BFBFBF" w:sz="2"/>
+            </w:tcBorders>
+            <w:tcMar>
+              <w:top w:type="dxa" w:w="60"/>
+              <w:left w:type="dxa" w:w="100"/>
+              <w:bottom w:type="dxa" w:w="60"/>
+              <w:right w:type="dxa" w:w="100"/>
+            </w:tcMar>
+            <w:vAlign w:val="center"/>
+          </w:tcPr>
+          <w:p>
+            <w:r>
+              <w:rPr>
+                <w:sz w:val="19"/>
+                <w:szCs w:val="19"/>
+              </w:rPr>
+              <w:t xml:space="preserve">One process</w:t>
+            </w:r>
+          </w:p>
+        </w:tc>
+        <w:tc>
+          <w:tcPr>
+            <w:tcW w:type="dxa" w:w="2300"/>
+            <w:tcBorders>
+              <w:top w:val="single" w:color="BFBFBF" w:sz="2"/>
+              <w:left w:val="single" w:color="BFBFBF" w:sz="2"/>
+              <w:bottom w:val="single" w:color="BFBFBF" w:sz="2"/>
+              <w:right w:val="single" w:color="BFBFBF" w:sz="2"/>
+            </w:tcBorders>
+            <w:tcMar>
+              <w:top w:type="dxa" w:w="60"/>
+              <w:left w:type="dxa" w:w="100"/>
+              <w:bottom w:type="dxa" w:w="60"/>
+              <w:right w:type="dxa" w:w="100"/>
+            </w:tcMar>
+            <w:vAlign w:val="center"/>
+          </w:tcPr>
+          <w:p>
+            <w:r>
+              <w:rPr>
+                <w:sz w:val="19"/>
+                <w:szCs w:val="19"/>
+              </w:rPr>
+              <w:t xml:space="preserve">One process</w:t>
+            </w:r>
+          </w:p>
+        </w:tc>
+        <w:tc>
+          <w:tcPr>
+            <w:tcW w:type="dxa" w:w="2400"/>
+            <w:tcBorders>
+              <w:top w:val="single" w:color="BFBFBF" w:sz="2"/>
+              <w:left w:val="single" w:color="BFBFBF" w:sz="2"/>
+              <w:bottom w:val="single" w:color="BFBFBF" w:sz="2"/>
+              <w:right w:val="single" w:color="BFBFBF" w:sz="2"/>
+            </w:tcBorders>
+            <w:tcMar>
+              <w:top w:type="dxa" w:w="60"/>
+              <w:left w:type="dxa" w:w="100"/>
+              <w:bottom w:type="dxa" w:w="60"/>
+              <w:right w:type="dxa" w:w="100"/>
+            </w:tcMar>
+            <w:vAlign w:val="center"/>
+          </w:tcPr>
+          <w:p>
+            <w:r>
+              <w:rPr>
+                <w:sz w:val="19"/>
+                <w:szCs w:val="19"/>
+              </w:rPr>
+              <w:t xml:space="preserve">One process, with in-memory per-session correlation state</w:t>
             </w:r>
           </w:p>
         </w:tc>
@@ -888,7 +1329,7 @@
         <w:t xml:space="preserve">Note: </w:t>
       </w:r>
       <w:r>
-        <w:t xml:space="preserve">In short: mist_nac_radius.py is the more complete session record (with an actual Stop and a client IP) but has no role or VLAN. mist_nac_events_radius.py has role and VLAN but only ever sends a Start-equivalent, and never a client IP. Sections 2–11 cover the nac-accounting forwarder; sections 12–21 cover the nac-events forwarder; section 22 covers running both together.</w:t>
+        <w:t xml:space="preserve">mist_nac_combined_radius.py (Part C, sections 22–31) is the recommended choice when you need both role/VLAN and a full session lifecycle with client IP — it's the only one of the three that has all of it in one place, correlating the two webhook topics per session rather than requiring you to run and reconcile two separate streams yourself. The two standalone scripts remain useful on their own — for a role/VLAN-only deployment, running mist_nac_events_radius.py alone is simpler than standing up correlation state you don't need. Sections 2–11 cover the nac-accounting forwarder; sections 12–21 cover the nac-events forwarder; sections 22–31 cover the combined forwarder; section 32 compares running the two standalone forwarders together against using the combined one.</w:t>
       </w:r>
     </w:p>
     <w:p>
@@ -3939,7 +4380,7 @@
         <w:t xml:space="preserve">Note: </w:t>
       </w:r>
       <w:r>
-        <w:t xml:space="preserve">This event stream has no role or VLAN field. If you need Filter-Id / VLAN as well as session Start/Stop and client IP, run mist_nac_events_radius.py alongside this forwarder — see section 22.</w:t>
+        <w:t xml:space="preserve">This event stream has no role or VLAN field. If you need Filter-Id/Class/VLAN as well as session Start/Stop and client IP, use mist_nac_combined_radius.py instead of this script (sections 22–31) — it covers everything this forwarder does plus role/VLAN, in one process. Section 32 covers the alternative of running this forwarder and mist_nac_events_radius.py side by side instead.</w:t>
       </w:r>
     </w:p>
     <w:p>
@@ -9560,7 +10001,7 @@
                 <w:sz w:val="19"/>
                 <w:szCs w:val="19"/>
               </w:rPr>
-              <w:t xml:space="preserve">User-Name</w:t>
+              <w:t xml:space="preserve">Service-Type</w:t>
             </w:r>
           </w:p>
         </w:tc>
@@ -9587,7 +10028,7 @@
                 <w:sz w:val="19"/>
                 <w:szCs w:val="19"/>
               </w:rPr>
-              <w:t xml:space="preserve">1</w:t>
+              <w:t xml:space="preserve">6</w:t>
             </w:r>
           </w:p>
         </w:tc>
@@ -9614,7 +10055,7 @@
                 <w:sz w:val="19"/>
                 <w:szCs w:val="19"/>
               </w:rPr>
-              <w:t xml:space="preserve">username → idp_username → cert_cn</w:t>
+              <w:t xml:space="preserve">Fixed</w:t>
             </w:r>
           </w:p>
         </w:tc>
@@ -9641,7 +10082,7 @@
                 <w:sz w:val="19"/>
                 <w:szCs w:val="19"/>
               </w:rPr>
-              <w:t xml:space="preserve">First non-empty value wins</w:t>
+              <w:t xml:space="preserve">Always Framed (2). Not configurable</w:t>
             </w:r>
           </w:p>
         </w:tc>
@@ -9670,7 +10111,7 @@
                 <w:sz w:val="19"/>
                 <w:szCs w:val="19"/>
               </w:rPr>
-              <w:t xml:space="preserve">NAS-IP-Address</w:t>
+              <w:t xml:space="preserve">User-Name</w:t>
             </w:r>
           </w:p>
         </w:tc>
@@ -9697,7 +10138,7 @@
                 <w:sz w:val="19"/>
                 <w:szCs w:val="19"/>
               </w:rPr>
-              <w:t xml:space="preserve">4</w:t>
+              <w:t xml:space="preserve">1</w:t>
             </w:r>
           </w:p>
         </w:tc>
@@ -9724,7 +10165,7 @@
                 <w:sz w:val="19"/>
                 <w:szCs w:val="19"/>
               </w:rPr>
-              <w:t xml:space="preserve">nas_ip</w:t>
+              <w:t xml:space="preserve">username → idp_username → cert_cn</w:t>
             </w:r>
           </w:p>
         </w:tc>
@@ -9751,7 +10192,7 @@
                 <w:sz w:val="19"/>
                 <w:szCs w:val="19"/>
               </w:rPr>
-              <w:t xml:space="preserve">Defaults to 0.0.0.0 if absent</w:t>
+              <w:t xml:space="preserve">First non-empty value wins</w:t>
             </w:r>
           </w:p>
         </w:tc>
@@ -9780,7 +10221,7 @@
                 <w:sz w:val="19"/>
                 <w:szCs w:val="19"/>
               </w:rPr>
-              <w:t xml:space="preserve">Calling-Station-Id</w:t>
+              <w:t xml:space="preserve">NAS-IP-Address</w:t>
             </w:r>
           </w:p>
         </w:tc>
@@ -9807,7 +10248,7 @@
                 <w:sz w:val="19"/>
                 <w:szCs w:val="19"/>
               </w:rPr>
-              <w:t xml:space="preserve">31</w:t>
+              <w:t xml:space="preserve">4</w:t>
             </w:r>
           </w:p>
         </w:tc>
@@ -9834,7 +10275,7 @@
                 <w:sz w:val="19"/>
                 <w:szCs w:val="19"/>
               </w:rPr>
-              <w:t xml:space="preserve">mac</w:t>
+              <w:t xml:space="preserve">nas_ip</w:t>
             </w:r>
           </w:p>
         </w:tc>
@@ -9861,7 +10302,7 @@
                 <w:sz w:val="19"/>
                 <w:szCs w:val="19"/>
               </w:rPr>
-              <w:t xml:space="preserve">Formatted XX-XX-XX-XX-XX-XX</w:t>
+              <w:t xml:space="preserve">Defaults to 0.0.0.0 if absent</w:t>
             </w:r>
           </w:p>
         </w:tc>
@@ -9890,7 +10331,7 @@
                 <w:sz w:val="19"/>
                 <w:szCs w:val="19"/>
               </w:rPr>
-              <w:t xml:space="preserve">Acct-Session-Id</w:t>
+              <w:t xml:space="preserve">Calling-Station-Id</w:t>
             </w:r>
           </w:p>
         </w:tc>
@@ -9917,7 +10358,7 @@
                 <w:sz w:val="19"/>
                 <w:szCs w:val="19"/>
               </w:rPr>
-              <w:t xml:space="preserve">44</w:t>
+              <w:t xml:space="preserve">31</w:t>
             </w:r>
           </w:p>
         </w:tc>
@@ -9944,7 +10385,7 @@
                 <w:sz w:val="19"/>
                 <w:szCs w:val="19"/>
               </w:rPr>
-              <w:t xml:space="preserve">session_id</w:t>
+              <w:t xml:space="preserve">mac</w:t>
             </w:r>
           </w:p>
         </w:tc>
@@ -9971,7 +10412,7 @@
                 <w:sz w:val="19"/>
                 <w:szCs w:val="19"/>
               </w:rPr>
-              <w:t xml:space="preserve">Randomly generated if absent</w:t>
+              <w:t xml:space="preserve">Formatted XX-XX-XX-XX-XX-XX</w:t>
             </w:r>
           </w:p>
         </w:tc>
@@ -10000,7 +10441,7 @@
                 <w:sz w:val="19"/>
                 <w:szCs w:val="19"/>
               </w:rPr>
-              <w:t xml:space="preserve">NAS-Port-Type</w:t>
+              <w:t xml:space="preserve">Acct-Session-Id</w:t>
             </w:r>
           </w:p>
         </w:tc>
@@ -10027,7 +10468,7 @@
                 <w:sz w:val="19"/>
                 <w:szCs w:val="19"/>
               </w:rPr>
-              <w:t xml:space="preserve">61</w:t>
+              <w:t xml:space="preserve">44</w:t>
             </w:r>
           </w:p>
         </w:tc>
@@ -10054,7 +10495,7 @@
                 <w:sz w:val="19"/>
                 <w:szCs w:val="19"/>
               </w:rPr>
-              <w:t xml:space="preserve">client_type</w:t>
+              <w:t xml:space="preserve">session_id</w:t>
             </w:r>
           </w:p>
         </w:tc>
@@ -10081,7 +10522,7 @@
                 <w:sz w:val="19"/>
                 <w:szCs w:val="19"/>
               </w:rPr>
-              <w:t xml:space="preserve">wireless→19, wired→15, default 19</w:t>
+              <w:t xml:space="preserve">Randomly generated if absent</w:t>
             </w:r>
           </w:p>
         </w:tc>
@@ -10110,7 +10551,7 @@
                 <w:sz w:val="19"/>
                 <w:szCs w:val="19"/>
               </w:rPr>
-              <w:t xml:space="preserve">Called-Station-Id</w:t>
+              <w:t xml:space="preserve">NAS-Port-Type</w:t>
             </w:r>
           </w:p>
         </w:tc>
@@ -10137,7 +10578,7 @@
                 <w:sz w:val="19"/>
                 <w:szCs w:val="19"/>
               </w:rPr>
-              <w:t xml:space="preserve">30</w:t>
+              <w:t xml:space="preserve">61</w:t>
             </w:r>
           </w:p>
         </w:tc>
@@ -10164,7 +10605,7 @@
                 <w:sz w:val="19"/>
                 <w:szCs w:val="19"/>
               </w:rPr>
-              <w:t xml:space="preserve">ssid</w:t>
+              <w:t xml:space="preserve">client_type</w:t>
             </w:r>
           </w:p>
         </w:tc>
@@ -10191,7 +10632,7 @@
                 <w:sz w:val="19"/>
                 <w:szCs w:val="19"/>
               </w:rPr>
-              <w:t xml:space="preserve">Omitted if absent</w:t>
+              <w:t xml:space="preserve">wireless→19, wired→15, default 19</w:t>
             </w:r>
           </w:p>
         </w:tc>
@@ -10220,6 +10661,116 @@
                 <w:sz w:val="19"/>
                 <w:szCs w:val="19"/>
               </w:rPr>
+              <w:t xml:space="preserve">Called-Station-Id</w:t>
+            </w:r>
+          </w:p>
+        </w:tc>
+        <w:tc>
+          <w:tcPr>
+            <w:tcW w:type="dxa" w:w="900"/>
+            <w:tcBorders>
+              <w:top w:val="single" w:color="BFBFBF" w:sz="2"/>
+              <w:left w:val="single" w:color="BFBFBF" w:sz="2"/>
+              <w:bottom w:val="single" w:color="BFBFBF" w:sz="2"/>
+              <w:right w:val="single" w:color="BFBFBF" w:sz="2"/>
+            </w:tcBorders>
+            <w:tcMar>
+              <w:top w:type="dxa" w:w="60"/>
+              <w:left w:type="dxa" w:w="100"/>
+              <w:bottom w:type="dxa" w:w="60"/>
+              <w:right w:type="dxa" w:w="100"/>
+            </w:tcMar>
+            <w:vAlign w:val="center"/>
+          </w:tcPr>
+          <w:p>
+            <w:r>
+              <w:rPr>
+                <w:sz w:val="19"/>
+                <w:szCs w:val="19"/>
+              </w:rPr>
+              <w:t xml:space="preserve">30</w:t>
+            </w:r>
+          </w:p>
+        </w:tc>
+        <w:tc>
+          <w:tcPr>
+            <w:tcW w:type="dxa" w:w="2400"/>
+            <w:tcBorders>
+              <w:top w:val="single" w:color="BFBFBF" w:sz="2"/>
+              <w:left w:val="single" w:color="BFBFBF" w:sz="2"/>
+              <w:bottom w:val="single" w:color="BFBFBF" w:sz="2"/>
+              <w:right w:val="single" w:color="BFBFBF" w:sz="2"/>
+            </w:tcBorders>
+            <w:tcMar>
+              <w:top w:type="dxa" w:w="60"/>
+              <w:left w:type="dxa" w:w="100"/>
+              <w:bottom w:type="dxa" w:w="60"/>
+              <w:right w:type="dxa" w:w="100"/>
+            </w:tcMar>
+            <w:vAlign w:val="center"/>
+          </w:tcPr>
+          <w:p>
+            <w:r>
+              <w:rPr>
+                <w:sz w:val="19"/>
+                <w:szCs w:val="19"/>
+              </w:rPr>
+              <w:t xml:space="preserve">ssid</w:t>
+            </w:r>
+          </w:p>
+        </w:tc>
+        <w:tc>
+          <w:tcPr>
+            <w:tcW w:type="dxa" w:w="3000"/>
+            <w:tcBorders>
+              <w:top w:val="single" w:color="BFBFBF" w:sz="2"/>
+              <w:left w:val="single" w:color="BFBFBF" w:sz="2"/>
+              <w:bottom w:val="single" w:color="BFBFBF" w:sz="2"/>
+              <w:right w:val="single" w:color="BFBFBF" w:sz="2"/>
+            </w:tcBorders>
+            <w:tcMar>
+              <w:top w:type="dxa" w:w="60"/>
+              <w:left w:type="dxa" w:w="100"/>
+              <w:bottom w:type="dxa" w:w="60"/>
+              <w:right w:type="dxa" w:w="100"/>
+            </w:tcMar>
+            <w:vAlign w:val="center"/>
+          </w:tcPr>
+          <w:p>
+            <w:r>
+              <w:rPr>
+                <w:sz w:val="19"/>
+                <w:szCs w:val="19"/>
+              </w:rPr>
+              <w:t xml:space="preserve">Omitted if absent</w:t>
+            </w:r>
+          </w:p>
+        </w:tc>
+      </w:tr>
+      <w:tr>
+        <w:tc>
+          <w:tcPr>
+            <w:tcW w:type="dxa" w:w="3000"/>
+            <w:tcBorders>
+              <w:top w:val="single" w:color="BFBFBF" w:sz="2"/>
+              <w:left w:val="single" w:color="BFBFBF" w:sz="2"/>
+              <w:bottom w:val="single" w:color="BFBFBF" w:sz="2"/>
+              <w:right w:val="single" w:color="BFBFBF" w:sz="2"/>
+            </w:tcBorders>
+            <w:tcMar>
+              <w:top w:type="dxa" w:w="60"/>
+              <w:left w:type="dxa" w:w="100"/>
+              <w:bottom w:type="dxa" w:w="60"/>
+              <w:right w:type="dxa" w:w="100"/>
+            </w:tcMar>
+            <w:vAlign w:val="center"/>
+          </w:tcPr>
+          <w:p>
+            <w:r>
+              <w:rPr>
+                <w:sz w:val="19"/>
+                <w:szCs w:val="19"/>
+              </w:rPr>
               <w:t xml:space="preserve">Filter-Id</w:t>
             </w:r>
           </w:p>
@@ -10302,6 +10853,116 @@
                 <w:szCs w:val="19"/>
               </w:rPr>
               <w:t xml:space="preserve">Omitted if absent or send_filter_id=false</w:t>
+            </w:r>
+          </w:p>
+        </w:tc>
+      </w:tr>
+      <w:tr>
+        <w:tc>
+          <w:tcPr>
+            <w:tcW w:type="dxa" w:w="3000"/>
+            <w:tcBorders>
+              <w:top w:val="single" w:color="BFBFBF" w:sz="2"/>
+              <w:left w:val="single" w:color="BFBFBF" w:sz="2"/>
+              <w:bottom w:val="single" w:color="BFBFBF" w:sz="2"/>
+              <w:right w:val="single" w:color="BFBFBF" w:sz="2"/>
+            </w:tcBorders>
+            <w:tcMar>
+              <w:top w:type="dxa" w:w="60"/>
+              <w:left w:type="dxa" w:w="100"/>
+              <w:bottom w:type="dxa" w:w="60"/>
+              <w:right w:type="dxa" w:w="100"/>
+            </w:tcMar>
+            <w:vAlign w:val="center"/>
+          </w:tcPr>
+          <w:p>
+            <w:r>
+              <w:rPr>
+                <w:sz w:val="19"/>
+                <w:szCs w:val="19"/>
+              </w:rPr>
+              <w:t xml:space="preserve">Class</w:t>
+            </w:r>
+          </w:p>
+        </w:tc>
+        <w:tc>
+          <w:tcPr>
+            <w:tcW w:type="dxa" w:w="900"/>
+            <w:tcBorders>
+              <w:top w:val="single" w:color="BFBFBF" w:sz="2"/>
+              <w:left w:val="single" w:color="BFBFBF" w:sz="2"/>
+              <w:bottom w:val="single" w:color="BFBFBF" w:sz="2"/>
+              <w:right w:val="single" w:color="BFBFBF" w:sz="2"/>
+            </w:tcBorders>
+            <w:tcMar>
+              <w:top w:type="dxa" w:w="60"/>
+              <w:left w:type="dxa" w:w="100"/>
+              <w:bottom w:type="dxa" w:w="60"/>
+              <w:right w:type="dxa" w:w="100"/>
+            </w:tcMar>
+            <w:vAlign w:val="center"/>
+          </w:tcPr>
+          <w:p>
+            <w:r>
+              <w:rPr>
+                <w:sz w:val="19"/>
+                <w:szCs w:val="19"/>
+              </w:rPr>
+              <w:t xml:space="preserve">25</w:t>
+            </w:r>
+          </w:p>
+        </w:tc>
+        <w:tc>
+          <w:tcPr>
+            <w:tcW w:type="dxa" w:w="2400"/>
+            <w:tcBorders>
+              <w:top w:val="single" w:color="BFBFBF" w:sz="2"/>
+              <w:left w:val="single" w:color="BFBFBF" w:sz="2"/>
+              <w:bottom w:val="single" w:color="BFBFBF" w:sz="2"/>
+              <w:right w:val="single" w:color="BFBFBF" w:sz="2"/>
+            </w:tcBorders>
+            <w:tcMar>
+              <w:top w:type="dxa" w:w="60"/>
+              <w:left w:type="dxa" w:w="100"/>
+              <w:bottom w:type="dxa" w:w="60"/>
+              <w:right w:type="dxa" w:w="100"/>
+            </w:tcMar>
+            <w:vAlign w:val="center"/>
+          </w:tcPr>
+          <w:p>
+            <w:r>
+              <w:rPr>
+                <w:sz w:val="19"/>
+                <w:szCs w:val="19"/>
+              </w:rPr>
+              <w:t xml:space="preserve">group_role</w:t>
+            </w:r>
+          </w:p>
+        </w:tc>
+        <w:tc>
+          <w:tcPr>
+            <w:tcW w:type="dxa" w:w="3000"/>
+            <w:tcBorders>
+              <w:top w:val="single" w:color="BFBFBF" w:sz="2"/>
+              <w:left w:val="single" w:color="BFBFBF" w:sz="2"/>
+              <w:bottom w:val="single" w:color="BFBFBF" w:sz="2"/>
+              <w:right w:val="single" w:color="BFBFBF" w:sz="2"/>
+            </w:tcBorders>
+            <w:tcMar>
+              <w:top w:type="dxa" w:w="60"/>
+              <w:left w:type="dxa" w:w="100"/>
+              <w:bottom w:type="dxa" w:w="60"/>
+              <w:right w:type="dxa" w:w="100"/>
+            </w:tcMar>
+            <w:vAlign w:val="center"/>
+          </w:tcPr>
+          <w:p>
+            <w:r>
+              <w:rPr>
+                <w:sz w:val="19"/>
+                <w:szCs w:val="19"/>
+              </w:rPr>
+              <w:t xml:space="preserve">Sent alongside Filter-Id, same value. Omitted if absent or send_class=false — see note below</w:t>
             </w:r>
           </w:p>
         </w:tc>
@@ -10659,7 +11320,27 @@
         <w:t xml:space="preserve">Note: </w:t>
       </w:r>
       <w:r>
-        <w:t xml:space="preserve">group_role is the field to use for Filter-Id, not idp_role. In Mist's own real-world payload, group_role ("Home_User") matches the Filter-Id value Mist itself returns to the NAS in resp_attrs; idp_role is a separate, potentially multi-valued IdP group list and does not reliably match.</w:t>
+        <w:t xml:space="preserve">group_role is the field to use for Filter-Id/Class, not idp_role. In Mist's own real-world payload, group_role ("Home_User") matches the Filter-Id value Mist itself returns to the NAS in resp_attrs; idp_role is a separate, potentially multi-valued IdP group list and does not reliably match.</w:t>
+      </w:r>
+    </w:p>
+    <w:p>
+      <w:pPr>
+        <w:pBdr>
+          <w:left w:val="single" w:color="BF9000" w:sz="12"/>
+        </w:pBdr>
+        <w:shd w:fill="FFF2CC" w:val="clear"/>
+        <w:spacing w:after="200" w:before="80"/>
+        <w:ind w:left="120"/>
+      </w:pPr>
+      <w:r>
+        <w:rPr>
+          <w:b/>
+          <w:bCs/>
+        </w:rPr>
+        <w:t xml:space="preserve">Note: </w:t>
+      </w:r>
+      <w:r>
+        <w:t xml:space="preserve">Class and Service-Type were added after comparing this forwarder's output against a packet capture of a known-working, non-Mist 802.1X deployment on the same FortiGate. That NAS conveys role via Class rather than Filter-Id — because RFC 2865 §5.25 requires a NAS to echo back whatever Class value it received in its own RADIUS Access-Accept — and always sends Service-Type=Framed. Sending both Filter-Id and Class costs nothing and covers a FortiGate/RSSO configuration keyed on either one.</w:t>
       </w:r>
     </w:p>
     <w:p>
@@ -10697,7 +11378,7 @@
         <w:t xml:space="preserve">Important: </w:t>
       </w:r>
       <w:r>
-        <w:t xml:space="preserve">nac-events fires once per authorization decision, not per session lifecycle stage. This forwarder can never send an Interim-Update or a Stop — Mist does not emit a corresponding "session ended" nac-events event. Every RSSO entry created from this forwarder will only ever expire via FortiGate's own idle/session timeout. If you need FortiGate to actively learn when a client disconnects, you need mist_nac_radius.py (nac-accounting) as well — see section 22.</w:t>
+        <w:t xml:space="preserve">nac-events fires once per authorization decision, not per session lifecycle stage. This forwarder can never send an Interim-Update or a Stop — Mist does not emit a corresponding "session ended" nac-events event. Every RSSO entry created from this forwarder will only ever expire via FortiGate's own idle/session timeout. If you need FortiGate to actively learn when a client disconnects, use mist_nac_combined_radius.py instead (sections 22–31), or run mist_nac_radius.py (nac-accounting) alongside this one (section 32).</w:t>
       </w:r>
     </w:p>
     <w:p>
@@ -10718,7 +11399,7 @@
         <w:t xml:space="preserve">Important: </w:t>
       </w:r>
       <w:r>
-        <w:t xml:space="preserve">nac-events never includes a client IP (auth happens before DHCP). This forwarder cannot supply Framed-IP-Address, so RSSO's Endpoint Attribute = Framed-IP-Address setting (section 7.1) will never be populated by this integration alone. Identity is bound to Calling-Station-Id (MAC) only, unless you also run the nac-accounting forwarder or FortiGate has another IP-learning mechanism (e.g. DHCP snooping) for that endpoint.</w:t>
+        <w:t xml:space="preserve">nac-events never includes a client IP (auth happens before DHCP). This forwarder cannot supply Framed-IP-Address, so RSSO's Endpoint Attribute = Framed-IP-Address setting (section 7.1) will never be populated by this integration alone. Identity is bound to Calling-Station-Id (MAC) only, unless you also run the nac-accounting forwarder (or the combined forwarder, which includes it) or FortiGate has another IP-learning mechanism (e.g. DHCP snooping) for that endpoint.</w:t>
       </w:r>
     </w:p>
     <w:p>
@@ -11136,7 +11817,7 @@
         <w:t xml:space="preserve">Note: </w:t>
       </w:r>
       <w:r>
-        <w:t xml:space="preserve">If running both forwarders on the same host, they need different listen_port values — see section 22.</w:t>
+        <w:t xml:space="preserve">If running this alongside mist_nac_radius.py on the same host, they need different listen_port values — see section 32. mist_nac_combined_radius.py doesn't have this concern; it's a single process handling both topics on one port.</w:t>
       </w:r>
     </w:p>
     <w:p>
@@ -11934,7 +12615,7 @@
                 <w:sz w:val="19"/>
                 <w:szCs w:val="19"/>
               </w:rPr>
-              <w:t xml:space="preserve">Change if co-located with the nac-accounting forwarder (section 22).</w:t>
+              <w:t xml:space="preserve">Change if co-located with the nac-accounting forwarder (section 32).</w:t>
             </w:r>
           </w:p>
         </w:tc>
@@ -12404,7 +13085,7 @@
                 <w:sz w:val="19"/>
                 <w:szCs w:val="19"/>
               </w:rPr>
-              <w:t xml:space="preserve">Must match the FortiGate RSSO configuration. Can be the same value as the nac-accounting forwarder's if both point at the same RSSO entry (section 22).</w:t>
+              <w:t xml:space="preserve">Must match the FortiGate RSSO configuration. Can be the same value as the nac-accounting forwarder's if both point at the same RSSO entry (section 32).</w:t>
             </w:r>
           </w:p>
         </w:tc>
@@ -15519,7 +16200,7 @@
           <w:sz w:val="32"/>
           <w:szCs w:val="32"/>
         </w:rPr>
-        <w:t xml:space="preserve">22. Running Both Forwarders Together</w:t>
+        <w:t xml:space="preserve">22. Overview — Combined Forwarder</w:t>
       </w:r>
     </w:p>
     <w:p>
@@ -15527,7 +16208,7 @@
         <w:spacing w:after="160"/>
       </w:pPr>
       <w:r>
-        <w:t xml:space="preserve">Running both services on the same host gives you the complete picture: session Start/Update/Stop and client IP from mist_nac_radius.py, plus role and VLAN from mist_nac_events_radius.py. Both send RADIUS Accounting-Request packets to the same FortiGate — from FortiGate's point of view they're indistinguishable from a single source, so no extra RSSO entry is required if both forwarders share the same radius_host and radius_secret; point them at the one RSSO entry from section 7.1.</w:t>
+        <w:t xml:space="preserve">mist_nac_combined_radius.py receives both nac-accounting and nac-events webhooks on a single listener and correlates them per client session before sending RADIUS Accounting-Request packets, instead of running two independent, each-incomplete forwarders. It is the recommended integration when you need role/VLAN and a full session lifecycle (Start/Update/Stop) with client IP together.</w:t>
       </w:r>
     </w:p>
     <w:p>
@@ -15544,7 +16225,7 @@
           <w:sz w:val="26"/>
           <w:szCs w:val="26"/>
         </w:rPr>
-        <w:t xml:space="preserve">22.1 Requirements for Co-Location</w:t>
+        <w:t xml:space="preserve">22.1 How It Works</w:t>
       </w:r>
     </w:p>
     <w:p>
@@ -15557,7 +16238,7 @@
         <w:spacing w:after="80"/>
       </w:pPr>
       <w:r>
-        <w:t xml:space="preserve">Different listen_port values in each INI (e.g. 8080 for nac-accounting, 8081 for nac-events) — the two webhook receivers can't share a port.</w:t>
+        <w:t xml:space="preserve">A client authenticates through Mist NAC. Mist posts events to this service on both the nac-accounting and nac-events topics (same URL/port — see section 26).</w:t>
       </w:r>
     </w:p>
     <w:p>
@@ -15570,7 +16251,7 @@
         <w:spacing w:after="80"/>
       </w:pPr>
       <w:r>
-        <w:t xml:space="preserve">Two separate Mist webhooks configured in the dashboard, one per topic, pointing at the two ports.</w:t>
+        <w:t xml:space="preserve">Events are correlated by session_id, which both topics carry for the same session.</w:t>
       </w:r>
     </w:p>
     <w:p>
@@ -15583,7 +16264,7 @@
         <w:spacing w:after="80"/>
       </w:pPr>
       <w:r>
-        <w:t xml:space="preserve">Separate WorkingDirectory, log_dir, and systemd service accounts, as used throughout this guide (/opt/mist-radius vs /opt/mist-events-radius) — keeps logs and permissions independent.</w:t>
+        <w:t xml:space="preserve">When both a NAC_CLIENT_PERMIT (nac-events) and a NAC_ACCOUNTING_START (nac-accounting) have arrived for the same session_id, a single merged Start packet is sent — session/NAS fields from the accounting Start, role (Filter-Id/Class) and VLAN from the permit event.</w:t>
       </w:r>
     </w:p>
     <w:p>
@@ -15596,7 +16277,33 @@
         <w:spacing w:after="80"/>
       </w:pPr>
       <w:r>
-        <w:t xml:space="preserve">The same radius_host and radius_secret in both INI files, if you want both forwarders feeding the single RSSO entry from section 7.1.</w:t>
+        <w:t xml:space="preserve">If only one of the two arrives, a correlation timeout (default 5 seconds, section 25.7) fires and whatever is available is sent anyway, so a client that never gets a matching event on the other topic — a NAC_CLIENT_DENY with no accounting Start, for example — doesn't wait forever or never appear at all.</w:t>
+      </w:r>
+    </w:p>
+    <w:p>
+      <w:pPr>
+        <w:pStyle w:val="ListParagraph"/>
+        <w:numPr>
+          <w:ilvl w:val="0"/>
+          <w:numId w:val="1"/>
+        </w:numPr>
+        <w:spacing w:after="80"/>
+      </w:pPr>
+      <w:r>
+        <w:t xml:space="preserve">Once group_role/vlan are learned for a session_id, they're cached in memory and attached to that session's later NAC_ACCOUNTING_UPDATE/STOP packets too, since nac-events never fires again for the same session.</w:t>
+      </w:r>
+    </w:p>
+    <w:p>
+      <w:pPr>
+        <w:pStyle w:val="ListParagraph"/>
+        <w:numPr>
+          <w:ilvl w:val="0"/>
+          <w:numId w:val="1"/>
+        </w:numPr>
+        <w:spacing w:after="80"/>
+      </w:pPr>
+      <w:r>
+        <w:t xml:space="preserve">A session_id that already had its initial Start sent won't be sent a second one by a late or duplicate webhook delivery.</w:t>
       </w:r>
     </w:p>
     <w:p>
@@ -15613,7 +16320,5688 @@
           <w:sz w:val="26"/>
           <w:szCs w:val="26"/>
         </w:rPr>
-        <w:t xml:space="preserve">22.2 Quick Reference</w:t>
+        <w:t xml:space="preserve">22.2 Event Types Handled</w:t>
+      </w:r>
+    </w:p>
+    <w:tbl>
+      <w:tblPr>
+        <w:tblW w:type="dxa" w:w="9300"/>
+        <w:tblBorders>
+          <w:top w:val="single" w:color="auto" w:sz="4"/>
+          <w:left w:val="single" w:color="auto" w:sz="4"/>
+          <w:bottom w:val="single" w:color="auto" w:sz="4"/>
+          <w:right w:val="single" w:color="auto" w:sz="4"/>
+          <w:insideH w:val="single" w:color="auto" w:sz="4"/>
+          <w:insideV w:val="single" w:color="auto" w:sz="4"/>
+        </w:tblBorders>
+      </w:tblPr>
+      <w:tblGrid>
+        <w:gridCol w:w="3200"/>
+        <w:gridCol w:w="6100"/>
+      </w:tblGrid>
+      <w:tr>
+        <w:trPr>
+          <w:tblHeader/>
+        </w:trPr>
+        <w:tc>
+          <w:tcPr>
+            <w:tcW w:type="dxa" w:w="3200"/>
+            <w:tcBorders>
+              <w:top w:val="single" w:color="BFBFBF" w:sz="2"/>
+              <w:left w:val="single" w:color="BFBFBF" w:sz="2"/>
+              <w:bottom w:val="single" w:color="BFBFBF" w:sz="2"/>
+              <w:right w:val="single" w:color="BFBFBF" w:sz="2"/>
+            </w:tcBorders>
+            <w:shd w:fill="D9E2F3" w:val="clear"/>
+            <w:tcMar>
+              <w:top w:type="dxa" w:w="60"/>
+              <w:left w:type="dxa" w:w="100"/>
+              <w:bottom w:type="dxa" w:w="60"/>
+              <w:right w:type="dxa" w:w="100"/>
+            </w:tcMar>
+            <w:vAlign w:val="center"/>
+          </w:tcPr>
+          <w:p>
+            <w:r>
+              <w:rPr>
+                <w:rFonts w:ascii="Arial" w:cs="Arial" w:eastAsia="Arial" w:hAnsi="Arial"/>
+                <w:b/>
+                <w:bCs/>
+                <w:sz w:val="19"/>
+                <w:szCs w:val="19"/>
+              </w:rPr>
+              <w:t xml:space="preserve">Topic / Event Type</w:t>
+            </w:r>
+          </w:p>
+        </w:tc>
+        <w:tc>
+          <w:tcPr>
+            <w:tcW w:type="dxa" w:w="6100"/>
+            <w:tcBorders>
+              <w:top w:val="single" w:color="BFBFBF" w:sz="2"/>
+              <w:left w:val="single" w:color="BFBFBF" w:sz="2"/>
+              <w:bottom w:val="single" w:color="BFBFBF" w:sz="2"/>
+              <w:right w:val="single" w:color="BFBFBF" w:sz="2"/>
+            </w:tcBorders>
+            <w:shd w:fill="D9E2F3" w:val="clear"/>
+            <w:tcMar>
+              <w:top w:type="dxa" w:w="60"/>
+              <w:left w:type="dxa" w:w="100"/>
+              <w:bottom w:type="dxa" w:w="60"/>
+              <w:right w:type="dxa" w:w="100"/>
+            </w:tcMar>
+            <w:vAlign w:val="center"/>
+          </w:tcPr>
+          <w:p>
+            <w:r>
+              <w:rPr>
+                <w:rFonts w:ascii="Arial" w:cs="Arial" w:eastAsia="Arial" w:hAnsi="Arial"/>
+                <w:b/>
+                <w:bCs/>
+                <w:sz w:val="19"/>
+                <w:szCs w:val="19"/>
+              </w:rPr>
+              <w:t xml:space="preserve">Behaviour</w:t>
+            </w:r>
+          </w:p>
+        </w:tc>
+      </w:tr>
+      <w:tr>
+        <w:tc>
+          <w:tcPr>
+            <w:tcW w:type="dxa" w:w="3200"/>
+            <w:tcBorders>
+              <w:top w:val="single" w:color="BFBFBF" w:sz="2"/>
+              <w:left w:val="single" w:color="BFBFBF" w:sz="2"/>
+              <w:bottom w:val="single" w:color="BFBFBF" w:sz="2"/>
+              <w:right w:val="single" w:color="BFBFBF" w:sz="2"/>
+            </w:tcBorders>
+            <w:tcMar>
+              <w:top w:type="dxa" w:w="60"/>
+              <w:left w:type="dxa" w:w="100"/>
+              <w:bottom w:type="dxa" w:w="60"/>
+              <w:right w:type="dxa" w:w="100"/>
+            </w:tcMar>
+            <w:vAlign w:val="center"/>
+          </w:tcPr>
+          <w:p>
+            <w:r>
+              <w:rPr>
+                <w:sz w:val="19"/>
+                <w:szCs w:val="19"/>
+              </w:rPr>
+              <w:t xml:space="preserve">nac-events: NAC_CLIENT_PERMIT</w:t>
+            </w:r>
+          </w:p>
+        </w:tc>
+        <w:tc>
+          <w:tcPr>
+            <w:tcW w:type="dxa" w:w="6100"/>
+            <w:tcBorders>
+              <w:top w:val="single" w:color="BFBFBF" w:sz="2"/>
+              <w:left w:val="single" w:color="BFBFBF" w:sz="2"/>
+              <w:bottom w:val="single" w:color="BFBFBF" w:sz="2"/>
+              <w:right w:val="single" w:color="BFBFBF" w:sz="2"/>
+            </w:tcBorders>
+            <w:tcMar>
+              <w:top w:type="dxa" w:w="60"/>
+              <w:left w:type="dxa" w:w="100"/>
+              <w:bottom w:type="dxa" w:w="60"/>
+              <w:right w:type="dxa" w:w="100"/>
+            </w:tcMar>
+            <w:vAlign w:val="center"/>
+          </w:tcPr>
+          <w:p>
+            <w:r>
+              <w:rPr>
+                <w:sz w:val="19"/>
+                <w:szCs w:val="19"/>
+              </w:rPr>
+              <w:t xml:space="preserve">Correlated with a matching accounting Start (or sent alone after the timeout). Learns group_role/vlan for the session.</w:t>
+            </w:r>
+          </w:p>
+        </w:tc>
+      </w:tr>
+      <w:tr>
+        <w:tc>
+          <w:tcPr>
+            <w:tcW w:type="dxa" w:w="3200"/>
+            <w:tcBorders>
+              <w:top w:val="single" w:color="BFBFBF" w:sz="2"/>
+              <w:left w:val="single" w:color="BFBFBF" w:sz="2"/>
+              <w:bottom w:val="single" w:color="BFBFBF" w:sz="2"/>
+              <w:right w:val="single" w:color="BFBFBF" w:sz="2"/>
+            </w:tcBorders>
+            <w:tcMar>
+              <w:top w:type="dxa" w:w="60"/>
+              <w:left w:type="dxa" w:w="100"/>
+              <w:bottom w:type="dxa" w:w="60"/>
+              <w:right w:type="dxa" w:w="100"/>
+            </w:tcMar>
+            <w:vAlign w:val="center"/>
+          </w:tcPr>
+          <w:p>
+            <w:r>
+              <w:rPr>
+                <w:sz w:val="19"/>
+                <w:szCs w:val="19"/>
+              </w:rPr>
+              <w:t xml:space="preserve">nac-events: NAC_CLIENT_DENY</w:t>
+            </w:r>
+          </w:p>
+        </w:tc>
+        <w:tc>
+          <w:tcPr>
+            <w:tcW w:type="dxa" w:w="6100"/>
+            <w:tcBorders>
+              <w:top w:val="single" w:color="BFBFBF" w:sz="2"/>
+              <w:left w:val="single" w:color="BFBFBF" w:sz="2"/>
+              <w:bottom w:val="single" w:color="BFBFBF" w:sz="2"/>
+              <w:right w:val="single" w:color="BFBFBF" w:sz="2"/>
+            </w:tcBorders>
+            <w:tcMar>
+              <w:top w:type="dxa" w:w="60"/>
+              <w:left w:type="dxa" w:w="100"/>
+              <w:bottom w:type="dxa" w:w="60"/>
+              <w:right w:type="dxa" w:w="100"/>
+            </w:tcMar>
+            <w:vAlign w:val="center"/>
+          </w:tcPr>
+          <w:p>
+            <w:r>
+              <w:rPr>
+                <w:sz w:val="19"/>
+                <w:szCs w:val="19"/>
+              </w:rPr>
+              <w:t xml:space="preserve">Logged at WARNING, not forwarded — no session to account for. Cancels any pending correlation timer for that session_id.</w:t>
+            </w:r>
+          </w:p>
+        </w:tc>
+      </w:tr>
+      <w:tr>
+        <w:tc>
+          <w:tcPr>
+            <w:tcW w:type="dxa" w:w="3200"/>
+            <w:tcBorders>
+              <w:top w:val="single" w:color="BFBFBF" w:sz="2"/>
+              <w:left w:val="single" w:color="BFBFBF" w:sz="2"/>
+              <w:bottom w:val="single" w:color="BFBFBF" w:sz="2"/>
+              <w:right w:val="single" w:color="BFBFBF" w:sz="2"/>
+            </w:tcBorders>
+            <w:tcMar>
+              <w:top w:type="dxa" w:w="60"/>
+              <w:left w:type="dxa" w:w="100"/>
+              <w:bottom w:type="dxa" w:w="60"/>
+              <w:right w:type="dxa" w:w="100"/>
+            </w:tcMar>
+            <w:vAlign w:val="center"/>
+          </w:tcPr>
+          <w:p>
+            <w:r>
+              <w:rPr>
+                <w:sz w:val="19"/>
+                <w:szCs w:val="19"/>
+              </w:rPr>
+              <w:t xml:space="preserve">nac-accounting: NAC_ACCOUNTING_START</w:t>
+            </w:r>
+          </w:p>
+        </w:tc>
+        <w:tc>
+          <w:tcPr>
+            <w:tcW w:type="dxa" w:w="6100"/>
+            <w:tcBorders>
+              <w:top w:val="single" w:color="BFBFBF" w:sz="2"/>
+              <w:left w:val="single" w:color="BFBFBF" w:sz="2"/>
+              <w:bottom w:val="single" w:color="BFBFBF" w:sz="2"/>
+              <w:right w:val="single" w:color="BFBFBF" w:sz="2"/>
+            </w:tcBorders>
+            <w:tcMar>
+              <w:top w:type="dxa" w:w="60"/>
+              <w:left w:type="dxa" w:w="100"/>
+              <w:bottom w:type="dxa" w:w="60"/>
+              <w:right w:type="dxa" w:w="100"/>
+            </w:tcMar>
+            <w:vAlign w:val="center"/>
+          </w:tcPr>
+          <w:p>
+            <w:r>
+              <w:rPr>
+                <w:sz w:val="19"/>
+                <w:szCs w:val="19"/>
+              </w:rPr>
+              <w:t xml:space="preserve">Correlated with a matching permit (or sent alone after the timeout).</w:t>
+            </w:r>
+          </w:p>
+        </w:tc>
+      </w:tr>
+      <w:tr>
+        <w:tc>
+          <w:tcPr>
+            <w:tcW w:type="dxa" w:w="3200"/>
+            <w:tcBorders>
+              <w:top w:val="single" w:color="BFBFBF" w:sz="2"/>
+              <w:left w:val="single" w:color="BFBFBF" w:sz="2"/>
+              <w:bottom w:val="single" w:color="BFBFBF" w:sz="2"/>
+              <w:right w:val="single" w:color="BFBFBF" w:sz="2"/>
+            </w:tcBorders>
+            <w:tcMar>
+              <w:top w:type="dxa" w:w="60"/>
+              <w:left w:type="dxa" w:w="100"/>
+              <w:bottom w:type="dxa" w:w="60"/>
+              <w:right w:type="dxa" w:w="100"/>
+            </w:tcMar>
+            <w:vAlign w:val="center"/>
+          </w:tcPr>
+          <w:p>
+            <w:r>
+              <w:rPr>
+                <w:sz w:val="19"/>
+                <w:szCs w:val="19"/>
+              </w:rPr>
+              <w:t xml:space="preserve">nac-accounting: NAC_ACCOUNTING_UPDATE / STOP</w:t>
+            </w:r>
+          </w:p>
+        </w:tc>
+        <w:tc>
+          <w:tcPr>
+            <w:tcW w:type="dxa" w:w="6100"/>
+            <w:tcBorders>
+              <w:top w:val="single" w:color="BFBFBF" w:sz="2"/>
+              <w:left w:val="single" w:color="BFBFBF" w:sz="2"/>
+              <w:bottom w:val="single" w:color="BFBFBF" w:sz="2"/>
+              <w:right w:val="single" w:color="BFBFBF" w:sz="2"/>
+            </w:tcBorders>
+            <w:tcMar>
+              <w:top w:type="dxa" w:w="60"/>
+              <w:left w:type="dxa" w:w="100"/>
+              <w:bottom w:type="dxa" w:w="60"/>
+              <w:right w:type="dxa" w:w="100"/>
+            </w:tcMar>
+            <w:vAlign w:val="center"/>
+          </w:tcPr>
+          <w:p>
+            <w:r>
+              <w:rPr>
+                <w:sz w:val="19"/>
+                <w:szCs w:val="19"/>
+              </w:rPr>
+              <w:t xml:space="preserve">Always forwarded immediately — never held for correlation. Enriched with cached role/VLAN if this session had a permit event. STOP clears that session's cached state.</w:t>
+            </w:r>
+          </w:p>
+        </w:tc>
+      </w:tr>
+      <w:tr>
+        <w:tc>
+          <w:tcPr>
+            <w:tcW w:type="dxa" w:w="3200"/>
+            <w:tcBorders>
+              <w:top w:val="single" w:color="BFBFBF" w:sz="2"/>
+              <w:left w:val="single" w:color="BFBFBF" w:sz="2"/>
+              <w:bottom w:val="single" w:color="BFBFBF" w:sz="2"/>
+              <w:right w:val="single" w:color="BFBFBF" w:sz="2"/>
+            </w:tcBorders>
+            <w:tcMar>
+              <w:top w:type="dxa" w:w="60"/>
+              <w:left w:type="dxa" w:w="100"/>
+              <w:bottom w:type="dxa" w:w="60"/>
+              <w:right w:type="dxa" w:w="100"/>
+            </w:tcMar>
+            <w:vAlign w:val="center"/>
+          </w:tcPr>
+          <w:p>
+            <w:r>
+              <w:rPr>
+                <w:sz w:val="19"/>
+                <w:szCs w:val="19"/>
+              </w:rPr>
+              <w:t xml:space="preserve">Anything else</w:t>
+            </w:r>
+          </w:p>
+        </w:tc>
+        <w:tc>
+          <w:tcPr>
+            <w:tcW w:type="dxa" w:w="6100"/>
+            <w:tcBorders>
+              <w:top w:val="single" w:color="BFBFBF" w:sz="2"/>
+              <w:left w:val="single" w:color="BFBFBF" w:sz="2"/>
+              <w:bottom w:val="single" w:color="BFBFBF" w:sz="2"/>
+              <w:right w:val="single" w:color="BFBFBF" w:sz="2"/>
+            </w:tcBorders>
+            <w:tcMar>
+              <w:top w:type="dxa" w:w="60"/>
+              <w:left w:type="dxa" w:w="100"/>
+              <w:bottom w:type="dxa" w:w="60"/>
+              <w:right w:type="dxa" w:w="100"/>
+            </w:tcMar>
+            <w:vAlign w:val="center"/>
+          </w:tcPr>
+          <w:p>
+            <w:r>
+              <w:rPr>
+                <w:sz w:val="19"/>
+                <w:szCs w:val="19"/>
+              </w:rPr>
+              <w:t xml:space="preserve">Logged at DEBUG and skipped.</w:t>
+            </w:r>
+          </w:p>
+        </w:tc>
+      </w:tr>
+    </w:tbl>
+    <w:p>
+      <w:pPr>
+        <w:spacing w:after="120"/>
+      </w:pPr>
+    </w:p>
+    <w:p>
+      <w:pPr>
+        <w:pStyle w:val="Heading2"/>
+        <w:spacing w:after="120" w:before="280"/>
+      </w:pPr>
+      <w:r>
+        <w:rPr>
+          <w:rFonts w:ascii="Arial" w:cs="Arial" w:eastAsia="Arial" w:hAnsi="Arial"/>
+          <w:b/>
+          <w:bCs/>
+          <w:color w:val="1F3864"/>
+          <w:sz w:val="26"/>
+          <w:szCs w:val="26"/>
+        </w:rPr>
+        <w:t xml:space="preserve">22.3 RADIUS Attributes Sent</w:t>
+      </w:r>
+    </w:p>
+    <w:tbl>
+      <w:tblPr>
+        <w:tblW w:type="dxa" w:w="9300"/>
+        <w:tblBorders>
+          <w:top w:val="single" w:color="auto" w:sz="4"/>
+          <w:left w:val="single" w:color="auto" w:sz="4"/>
+          <w:bottom w:val="single" w:color="auto" w:sz="4"/>
+          <w:right w:val="single" w:color="auto" w:sz="4"/>
+          <w:insideH w:val="single" w:color="auto" w:sz="4"/>
+          <w:insideV w:val="single" w:color="auto" w:sz="4"/>
+        </w:tblBorders>
+      </w:tblPr>
+      <w:tblGrid>
+        <w:gridCol w:w="3200"/>
+        <w:gridCol w:w="900"/>
+        <w:gridCol w:w="1100"/>
+        <w:gridCol w:w="1400"/>
+        <w:gridCol w:w="2700"/>
+      </w:tblGrid>
+      <w:tr>
+        <w:trPr>
+          <w:tblHeader/>
+        </w:trPr>
+        <w:tc>
+          <w:tcPr>
+            <w:tcW w:type="dxa" w:w="3200"/>
+            <w:tcBorders>
+              <w:top w:val="single" w:color="BFBFBF" w:sz="2"/>
+              <w:left w:val="single" w:color="BFBFBF" w:sz="2"/>
+              <w:bottom w:val="single" w:color="BFBFBF" w:sz="2"/>
+              <w:right w:val="single" w:color="BFBFBF" w:sz="2"/>
+            </w:tcBorders>
+            <w:shd w:fill="D9E2F3" w:val="clear"/>
+            <w:tcMar>
+              <w:top w:type="dxa" w:w="60"/>
+              <w:left w:type="dxa" w:w="100"/>
+              <w:bottom w:type="dxa" w:w="60"/>
+              <w:right w:type="dxa" w:w="100"/>
+            </w:tcMar>
+            <w:vAlign w:val="center"/>
+          </w:tcPr>
+          <w:p>
+            <w:r>
+              <w:rPr>
+                <w:rFonts w:ascii="Arial" w:cs="Arial" w:eastAsia="Arial" w:hAnsi="Arial"/>
+                <w:b/>
+                <w:bCs/>
+                <w:sz w:val="19"/>
+                <w:szCs w:val="19"/>
+              </w:rPr>
+              <w:t xml:space="preserve">Attribute</w:t>
+            </w:r>
+          </w:p>
+        </w:tc>
+        <w:tc>
+          <w:tcPr>
+            <w:tcW w:type="dxa" w:w="900"/>
+            <w:tcBorders>
+              <w:top w:val="single" w:color="BFBFBF" w:sz="2"/>
+              <w:left w:val="single" w:color="BFBFBF" w:sz="2"/>
+              <w:bottom w:val="single" w:color="BFBFBF" w:sz="2"/>
+              <w:right w:val="single" w:color="BFBFBF" w:sz="2"/>
+            </w:tcBorders>
+            <w:shd w:fill="D9E2F3" w:val="clear"/>
+            <w:tcMar>
+              <w:top w:type="dxa" w:w="60"/>
+              <w:left w:type="dxa" w:w="100"/>
+              <w:bottom w:type="dxa" w:w="60"/>
+              <w:right w:type="dxa" w:w="100"/>
+            </w:tcMar>
+            <w:vAlign w:val="center"/>
+          </w:tcPr>
+          <w:p>
+            <w:r>
+              <w:rPr>
+                <w:rFonts w:ascii="Arial" w:cs="Arial" w:eastAsia="Arial" w:hAnsi="Arial"/>
+                <w:b/>
+                <w:bCs/>
+                <w:sz w:val="19"/>
+                <w:szCs w:val="19"/>
+              </w:rPr>
+              <w:t xml:space="preserve">Code</w:t>
+            </w:r>
+          </w:p>
+        </w:tc>
+        <w:tc>
+          <w:tcPr>
+            <w:tcW w:type="dxa" w:w="1100"/>
+            <w:tcBorders>
+              <w:top w:val="single" w:color="BFBFBF" w:sz="2"/>
+              <w:left w:val="single" w:color="BFBFBF" w:sz="2"/>
+              <w:bottom w:val="single" w:color="BFBFBF" w:sz="2"/>
+              <w:right w:val="single" w:color="BFBFBF" w:sz="2"/>
+            </w:tcBorders>
+            <w:shd w:fill="D9E2F3" w:val="clear"/>
+            <w:tcMar>
+              <w:top w:type="dxa" w:w="60"/>
+              <w:left w:type="dxa" w:w="100"/>
+              <w:bottom w:type="dxa" w:w="60"/>
+              <w:right w:type="dxa" w:w="100"/>
+            </w:tcMar>
+            <w:vAlign w:val="center"/>
+          </w:tcPr>
+          <w:p>
+            <w:r>
+              <w:rPr>
+                <w:rFonts w:ascii="Arial" w:cs="Arial" w:eastAsia="Arial" w:hAnsi="Arial"/>
+                <w:b/>
+                <w:bCs/>
+                <w:sz w:val="19"/>
+                <w:szCs w:val="19"/>
+              </w:rPr>
+              <w:t xml:space="preserve">Start</w:t>
+            </w:r>
+          </w:p>
+        </w:tc>
+        <w:tc>
+          <w:tcPr>
+            <w:tcW w:type="dxa" w:w="1400"/>
+            <w:tcBorders>
+              <w:top w:val="single" w:color="BFBFBF" w:sz="2"/>
+              <w:left w:val="single" w:color="BFBFBF" w:sz="2"/>
+              <w:bottom w:val="single" w:color="BFBFBF" w:sz="2"/>
+              <w:right w:val="single" w:color="BFBFBF" w:sz="2"/>
+            </w:tcBorders>
+            <w:shd w:fill="D9E2F3" w:val="clear"/>
+            <w:tcMar>
+              <w:top w:type="dxa" w:w="60"/>
+              <w:left w:type="dxa" w:w="100"/>
+              <w:bottom w:type="dxa" w:w="60"/>
+              <w:right w:type="dxa" w:w="100"/>
+            </w:tcMar>
+            <w:vAlign w:val="center"/>
+          </w:tcPr>
+          <w:p>
+            <w:r>
+              <w:rPr>
+                <w:rFonts w:ascii="Arial" w:cs="Arial" w:eastAsia="Arial" w:hAnsi="Arial"/>
+                <w:b/>
+                <w:bCs/>
+                <w:sz w:val="19"/>
+                <w:szCs w:val="19"/>
+              </w:rPr>
+              <w:t xml:space="preserve">Update/Stop</w:t>
+            </w:r>
+          </w:p>
+        </w:tc>
+        <w:tc>
+          <w:tcPr>
+            <w:tcW w:type="dxa" w:w="2700"/>
+            <w:tcBorders>
+              <w:top w:val="single" w:color="BFBFBF" w:sz="2"/>
+              <w:left w:val="single" w:color="BFBFBF" w:sz="2"/>
+              <w:bottom w:val="single" w:color="BFBFBF" w:sz="2"/>
+              <w:right w:val="single" w:color="BFBFBF" w:sz="2"/>
+            </w:tcBorders>
+            <w:shd w:fill="D9E2F3" w:val="clear"/>
+            <w:tcMar>
+              <w:top w:type="dxa" w:w="60"/>
+              <w:left w:type="dxa" w:w="100"/>
+              <w:bottom w:type="dxa" w:w="60"/>
+              <w:right w:type="dxa" w:w="100"/>
+            </w:tcMar>
+            <w:vAlign w:val="center"/>
+          </w:tcPr>
+          <w:p>
+            <w:r>
+              <w:rPr>
+                <w:rFonts w:ascii="Arial" w:cs="Arial" w:eastAsia="Arial" w:hAnsi="Arial"/>
+                <w:b/>
+                <w:bCs/>
+                <w:sz w:val="19"/>
+                <w:szCs w:val="19"/>
+              </w:rPr>
+              <w:t xml:space="preserve">Notes</w:t>
+            </w:r>
+          </w:p>
+        </w:tc>
+      </w:tr>
+      <w:tr>
+        <w:tc>
+          <w:tcPr>
+            <w:tcW w:type="dxa" w:w="3200"/>
+            <w:tcBorders>
+              <w:top w:val="single" w:color="BFBFBF" w:sz="2"/>
+              <w:left w:val="single" w:color="BFBFBF" w:sz="2"/>
+              <w:bottom w:val="single" w:color="BFBFBF" w:sz="2"/>
+              <w:right w:val="single" w:color="BFBFBF" w:sz="2"/>
+            </w:tcBorders>
+            <w:tcMar>
+              <w:top w:type="dxa" w:w="60"/>
+              <w:left w:type="dxa" w:w="100"/>
+              <w:bottom w:type="dxa" w:w="60"/>
+              <w:right w:type="dxa" w:w="100"/>
+            </w:tcMar>
+            <w:vAlign w:val="center"/>
+          </w:tcPr>
+          <w:p>
+            <w:r>
+              <w:rPr>
+                <w:sz w:val="19"/>
+                <w:szCs w:val="19"/>
+              </w:rPr>
+              <w:t xml:space="preserve">Acct-Status-Type</w:t>
+            </w:r>
+          </w:p>
+        </w:tc>
+        <w:tc>
+          <w:tcPr>
+            <w:tcW w:type="dxa" w:w="900"/>
+            <w:tcBorders>
+              <w:top w:val="single" w:color="BFBFBF" w:sz="2"/>
+              <w:left w:val="single" w:color="BFBFBF" w:sz="2"/>
+              <w:bottom w:val="single" w:color="BFBFBF" w:sz="2"/>
+              <w:right w:val="single" w:color="BFBFBF" w:sz="2"/>
+            </w:tcBorders>
+            <w:tcMar>
+              <w:top w:type="dxa" w:w="60"/>
+              <w:left w:type="dxa" w:w="100"/>
+              <w:bottom w:type="dxa" w:w="60"/>
+              <w:right w:type="dxa" w:w="100"/>
+            </w:tcMar>
+            <w:vAlign w:val="center"/>
+          </w:tcPr>
+          <w:p>
+            <w:r>
+              <w:rPr>
+                <w:sz w:val="19"/>
+                <w:szCs w:val="19"/>
+              </w:rPr>
+              <w:t xml:space="preserve">40</w:t>
+            </w:r>
+          </w:p>
+        </w:tc>
+        <w:tc>
+          <w:tcPr>
+            <w:tcW w:type="dxa" w:w="1100"/>
+            <w:tcBorders>
+              <w:top w:val="single" w:color="BFBFBF" w:sz="2"/>
+              <w:left w:val="single" w:color="BFBFBF" w:sz="2"/>
+              <w:bottom w:val="single" w:color="BFBFBF" w:sz="2"/>
+              <w:right w:val="single" w:color="BFBFBF" w:sz="2"/>
+            </w:tcBorders>
+            <w:tcMar>
+              <w:top w:type="dxa" w:w="60"/>
+              <w:left w:type="dxa" w:w="100"/>
+              <w:bottom w:type="dxa" w:w="60"/>
+              <w:right w:type="dxa" w:w="100"/>
+            </w:tcMar>
+            <w:vAlign w:val="center"/>
+          </w:tcPr>
+          <w:p>
+            <w:r>
+              <w:rPr>
+                <w:sz w:val="19"/>
+                <w:szCs w:val="19"/>
+              </w:rPr>
+              <w:t xml:space="preserve">Start</w:t>
+            </w:r>
+          </w:p>
+        </w:tc>
+        <w:tc>
+          <w:tcPr>
+            <w:tcW w:type="dxa" w:w="1400"/>
+            <w:tcBorders>
+              <w:top w:val="single" w:color="BFBFBF" w:sz="2"/>
+              <w:left w:val="single" w:color="BFBFBF" w:sz="2"/>
+              <w:bottom w:val="single" w:color="BFBFBF" w:sz="2"/>
+              <w:right w:val="single" w:color="BFBFBF" w:sz="2"/>
+            </w:tcBorders>
+            <w:tcMar>
+              <w:top w:type="dxa" w:w="60"/>
+              <w:left w:type="dxa" w:w="100"/>
+              <w:bottom w:type="dxa" w:w="60"/>
+              <w:right w:type="dxa" w:w="100"/>
+            </w:tcMar>
+            <w:vAlign w:val="center"/>
+          </w:tcPr>
+          <w:p>
+            <w:r>
+              <w:rPr>
+                <w:sz w:val="19"/>
+                <w:szCs w:val="19"/>
+              </w:rPr>
+              <w:t xml:space="preserve">Interim-Update / Stop</w:t>
+            </w:r>
+          </w:p>
+        </w:tc>
+        <w:tc>
+          <w:tcPr>
+            <w:tcW w:type="dxa" w:w="2700"/>
+            <w:tcBorders>
+              <w:top w:val="single" w:color="BFBFBF" w:sz="2"/>
+              <w:left w:val="single" w:color="BFBFBF" w:sz="2"/>
+              <w:bottom w:val="single" w:color="BFBFBF" w:sz="2"/>
+              <w:right w:val="single" w:color="BFBFBF" w:sz="2"/>
+            </w:tcBorders>
+            <w:tcMar>
+              <w:top w:type="dxa" w:w="60"/>
+              <w:left w:type="dxa" w:w="100"/>
+              <w:bottom w:type="dxa" w:w="60"/>
+              <w:right w:type="dxa" w:w="100"/>
+            </w:tcMar>
+            <w:vAlign w:val="center"/>
+          </w:tcPr>
+          <w:p>
+            <w:r>
+              <w:rPr>
+                <w:sz w:val="19"/>
+                <w:szCs w:val="19"/>
+              </w:rPr>
+              <w:t xml:space="preserve">Fixed per event type</w:t>
+            </w:r>
+          </w:p>
+        </w:tc>
+      </w:tr>
+      <w:tr>
+        <w:tc>
+          <w:tcPr>
+            <w:tcW w:type="dxa" w:w="3200"/>
+            <w:tcBorders>
+              <w:top w:val="single" w:color="BFBFBF" w:sz="2"/>
+              <w:left w:val="single" w:color="BFBFBF" w:sz="2"/>
+              <w:bottom w:val="single" w:color="BFBFBF" w:sz="2"/>
+              <w:right w:val="single" w:color="BFBFBF" w:sz="2"/>
+            </w:tcBorders>
+            <w:tcMar>
+              <w:top w:type="dxa" w:w="60"/>
+              <w:left w:type="dxa" w:w="100"/>
+              <w:bottom w:type="dxa" w:w="60"/>
+              <w:right w:type="dxa" w:w="100"/>
+            </w:tcMar>
+            <w:vAlign w:val="center"/>
+          </w:tcPr>
+          <w:p>
+            <w:r>
+              <w:rPr>
+                <w:sz w:val="19"/>
+                <w:szCs w:val="19"/>
+              </w:rPr>
+              <w:t xml:space="preserve">Service-Type</w:t>
+            </w:r>
+          </w:p>
+        </w:tc>
+        <w:tc>
+          <w:tcPr>
+            <w:tcW w:type="dxa" w:w="900"/>
+            <w:tcBorders>
+              <w:top w:val="single" w:color="BFBFBF" w:sz="2"/>
+              <w:left w:val="single" w:color="BFBFBF" w:sz="2"/>
+              <w:bottom w:val="single" w:color="BFBFBF" w:sz="2"/>
+              <w:right w:val="single" w:color="BFBFBF" w:sz="2"/>
+            </w:tcBorders>
+            <w:tcMar>
+              <w:top w:type="dxa" w:w="60"/>
+              <w:left w:type="dxa" w:w="100"/>
+              <w:bottom w:type="dxa" w:w="60"/>
+              <w:right w:type="dxa" w:w="100"/>
+            </w:tcMar>
+            <w:vAlign w:val="center"/>
+          </w:tcPr>
+          <w:p>
+            <w:r>
+              <w:rPr>
+                <w:sz w:val="19"/>
+                <w:szCs w:val="19"/>
+              </w:rPr>
+              <w:t xml:space="preserve">6</w:t>
+            </w:r>
+          </w:p>
+        </w:tc>
+        <w:tc>
+          <w:tcPr>
+            <w:tcW w:type="dxa" w:w="1100"/>
+            <w:tcBorders>
+              <w:top w:val="single" w:color="BFBFBF" w:sz="2"/>
+              <w:left w:val="single" w:color="BFBFBF" w:sz="2"/>
+              <w:bottom w:val="single" w:color="BFBFBF" w:sz="2"/>
+              <w:right w:val="single" w:color="BFBFBF" w:sz="2"/>
+            </w:tcBorders>
+            <w:tcMar>
+              <w:top w:type="dxa" w:w="60"/>
+              <w:left w:type="dxa" w:w="100"/>
+              <w:bottom w:type="dxa" w:w="60"/>
+              <w:right w:type="dxa" w:w="100"/>
+            </w:tcMar>
+            <w:vAlign w:val="center"/>
+          </w:tcPr>
+          <w:p>
+            <w:r>
+              <w:rPr>
+                <w:sz w:val="19"/>
+                <w:szCs w:val="19"/>
+              </w:rPr>
+              <w:t xml:space="preserve">✓</w:t>
+            </w:r>
+          </w:p>
+        </w:tc>
+        <w:tc>
+          <w:tcPr>
+            <w:tcW w:type="dxa" w:w="1400"/>
+            <w:tcBorders>
+              <w:top w:val="single" w:color="BFBFBF" w:sz="2"/>
+              <w:left w:val="single" w:color="BFBFBF" w:sz="2"/>
+              <w:bottom w:val="single" w:color="BFBFBF" w:sz="2"/>
+              <w:right w:val="single" w:color="BFBFBF" w:sz="2"/>
+            </w:tcBorders>
+            <w:tcMar>
+              <w:top w:type="dxa" w:w="60"/>
+              <w:left w:type="dxa" w:w="100"/>
+              <w:bottom w:type="dxa" w:w="60"/>
+              <w:right w:type="dxa" w:w="100"/>
+            </w:tcMar>
+            <w:vAlign w:val="center"/>
+          </w:tcPr>
+          <w:p>
+            <w:r>
+              <w:rPr>
+                <w:sz w:val="19"/>
+                <w:szCs w:val="19"/>
+              </w:rPr>
+              <w:t xml:space="preserve">✓</w:t>
+            </w:r>
+          </w:p>
+        </w:tc>
+        <w:tc>
+          <w:tcPr>
+            <w:tcW w:type="dxa" w:w="2700"/>
+            <w:tcBorders>
+              <w:top w:val="single" w:color="BFBFBF" w:sz="2"/>
+              <w:left w:val="single" w:color="BFBFBF" w:sz="2"/>
+              <w:bottom w:val="single" w:color="BFBFBF" w:sz="2"/>
+              <w:right w:val="single" w:color="BFBFBF" w:sz="2"/>
+            </w:tcBorders>
+            <w:tcMar>
+              <w:top w:type="dxa" w:w="60"/>
+              <w:left w:type="dxa" w:w="100"/>
+              <w:bottom w:type="dxa" w:w="60"/>
+              <w:right w:type="dxa" w:w="100"/>
+            </w:tcMar>
+            <w:vAlign w:val="center"/>
+          </w:tcPr>
+          <w:p>
+            <w:r>
+              <w:rPr>
+                <w:sz w:val="19"/>
+                <w:szCs w:val="19"/>
+              </w:rPr>
+              <w:t xml:space="preserve">Always Framed (2). Not configurable</w:t>
+            </w:r>
+          </w:p>
+        </w:tc>
+      </w:tr>
+      <w:tr>
+        <w:tc>
+          <w:tcPr>
+            <w:tcW w:type="dxa" w:w="3200"/>
+            <w:tcBorders>
+              <w:top w:val="single" w:color="BFBFBF" w:sz="2"/>
+              <w:left w:val="single" w:color="BFBFBF" w:sz="2"/>
+              <w:bottom w:val="single" w:color="BFBFBF" w:sz="2"/>
+              <w:right w:val="single" w:color="BFBFBF" w:sz="2"/>
+            </w:tcBorders>
+            <w:tcMar>
+              <w:top w:type="dxa" w:w="60"/>
+              <w:left w:type="dxa" w:w="100"/>
+              <w:bottom w:type="dxa" w:w="60"/>
+              <w:right w:type="dxa" w:w="100"/>
+            </w:tcMar>
+            <w:vAlign w:val="center"/>
+          </w:tcPr>
+          <w:p>
+            <w:r>
+              <w:rPr>
+                <w:sz w:val="19"/>
+                <w:szCs w:val="19"/>
+              </w:rPr>
+              <w:t xml:space="preserve">User-Name</w:t>
+            </w:r>
+          </w:p>
+        </w:tc>
+        <w:tc>
+          <w:tcPr>
+            <w:tcW w:type="dxa" w:w="900"/>
+            <w:tcBorders>
+              <w:top w:val="single" w:color="BFBFBF" w:sz="2"/>
+              <w:left w:val="single" w:color="BFBFBF" w:sz="2"/>
+              <w:bottom w:val="single" w:color="BFBFBF" w:sz="2"/>
+              <w:right w:val="single" w:color="BFBFBF" w:sz="2"/>
+            </w:tcBorders>
+            <w:tcMar>
+              <w:top w:type="dxa" w:w="60"/>
+              <w:left w:type="dxa" w:w="100"/>
+              <w:bottom w:type="dxa" w:w="60"/>
+              <w:right w:type="dxa" w:w="100"/>
+            </w:tcMar>
+            <w:vAlign w:val="center"/>
+          </w:tcPr>
+          <w:p>
+            <w:r>
+              <w:rPr>
+                <w:sz w:val="19"/>
+                <w:szCs w:val="19"/>
+              </w:rPr>
+              <w:t xml:space="preserve">1</w:t>
+            </w:r>
+          </w:p>
+        </w:tc>
+        <w:tc>
+          <w:tcPr>
+            <w:tcW w:type="dxa" w:w="1100"/>
+            <w:tcBorders>
+              <w:top w:val="single" w:color="BFBFBF" w:sz="2"/>
+              <w:left w:val="single" w:color="BFBFBF" w:sz="2"/>
+              <w:bottom w:val="single" w:color="BFBFBF" w:sz="2"/>
+              <w:right w:val="single" w:color="BFBFBF" w:sz="2"/>
+            </w:tcBorders>
+            <w:tcMar>
+              <w:top w:type="dxa" w:w="60"/>
+              <w:left w:type="dxa" w:w="100"/>
+              <w:bottom w:type="dxa" w:w="60"/>
+              <w:right w:type="dxa" w:w="100"/>
+            </w:tcMar>
+            <w:vAlign w:val="center"/>
+          </w:tcPr>
+          <w:p>
+            <w:r>
+              <w:rPr>
+                <w:sz w:val="19"/>
+                <w:szCs w:val="19"/>
+              </w:rPr>
+              <w:t xml:space="preserve">✓</w:t>
+            </w:r>
+          </w:p>
+        </w:tc>
+        <w:tc>
+          <w:tcPr>
+            <w:tcW w:type="dxa" w:w="1400"/>
+            <w:tcBorders>
+              <w:top w:val="single" w:color="BFBFBF" w:sz="2"/>
+              <w:left w:val="single" w:color="BFBFBF" w:sz="2"/>
+              <w:bottom w:val="single" w:color="BFBFBF" w:sz="2"/>
+              <w:right w:val="single" w:color="BFBFBF" w:sz="2"/>
+            </w:tcBorders>
+            <w:tcMar>
+              <w:top w:type="dxa" w:w="60"/>
+              <w:left w:type="dxa" w:w="100"/>
+              <w:bottom w:type="dxa" w:w="60"/>
+              <w:right w:type="dxa" w:w="100"/>
+            </w:tcMar>
+            <w:vAlign w:val="center"/>
+          </w:tcPr>
+          <w:p>
+            <w:r>
+              <w:rPr>
+                <w:sz w:val="19"/>
+                <w:szCs w:val="19"/>
+              </w:rPr>
+              <w:t xml:space="preserve">✓</w:t>
+            </w:r>
+          </w:p>
+        </w:tc>
+        <w:tc>
+          <w:tcPr>
+            <w:tcW w:type="dxa" w:w="2700"/>
+            <w:tcBorders>
+              <w:top w:val="single" w:color="BFBFBF" w:sz="2"/>
+              <w:left w:val="single" w:color="BFBFBF" w:sz="2"/>
+              <w:bottom w:val="single" w:color="BFBFBF" w:sz="2"/>
+              <w:right w:val="single" w:color="BFBFBF" w:sz="2"/>
+            </w:tcBorders>
+            <w:tcMar>
+              <w:top w:type="dxa" w:w="60"/>
+              <w:left w:type="dxa" w:w="100"/>
+              <w:bottom w:type="dxa" w:w="60"/>
+              <w:right w:type="dxa" w:w="100"/>
+            </w:tcMar>
+            <w:vAlign w:val="center"/>
+          </w:tcPr>
+          <w:p>
+            <w:r>
+              <w:rPr>
+                <w:sz w:val="19"/>
+                <w:szCs w:val="19"/>
+              </w:rPr>
+              <w:t xml:space="preserve">From the accounting event when present, else the permit event</w:t>
+            </w:r>
+          </w:p>
+        </w:tc>
+      </w:tr>
+      <w:tr>
+        <w:tc>
+          <w:tcPr>
+            <w:tcW w:type="dxa" w:w="3200"/>
+            <w:tcBorders>
+              <w:top w:val="single" w:color="BFBFBF" w:sz="2"/>
+              <w:left w:val="single" w:color="BFBFBF" w:sz="2"/>
+              <w:bottom w:val="single" w:color="BFBFBF" w:sz="2"/>
+              <w:right w:val="single" w:color="BFBFBF" w:sz="2"/>
+            </w:tcBorders>
+            <w:tcMar>
+              <w:top w:type="dxa" w:w="60"/>
+              <w:left w:type="dxa" w:w="100"/>
+              <w:bottom w:type="dxa" w:w="60"/>
+              <w:right w:type="dxa" w:w="100"/>
+            </w:tcMar>
+            <w:vAlign w:val="center"/>
+          </w:tcPr>
+          <w:p>
+            <w:r>
+              <w:rPr>
+                <w:sz w:val="19"/>
+                <w:szCs w:val="19"/>
+              </w:rPr>
+              <w:t xml:space="preserve">NAS-IP-Address</w:t>
+            </w:r>
+          </w:p>
+        </w:tc>
+        <w:tc>
+          <w:tcPr>
+            <w:tcW w:type="dxa" w:w="900"/>
+            <w:tcBorders>
+              <w:top w:val="single" w:color="BFBFBF" w:sz="2"/>
+              <w:left w:val="single" w:color="BFBFBF" w:sz="2"/>
+              <w:bottom w:val="single" w:color="BFBFBF" w:sz="2"/>
+              <w:right w:val="single" w:color="BFBFBF" w:sz="2"/>
+            </w:tcBorders>
+            <w:tcMar>
+              <w:top w:type="dxa" w:w="60"/>
+              <w:left w:type="dxa" w:w="100"/>
+              <w:bottom w:type="dxa" w:w="60"/>
+              <w:right w:type="dxa" w:w="100"/>
+            </w:tcMar>
+            <w:vAlign w:val="center"/>
+          </w:tcPr>
+          <w:p>
+            <w:r>
+              <w:rPr>
+                <w:sz w:val="19"/>
+                <w:szCs w:val="19"/>
+              </w:rPr>
+              <w:t xml:space="preserve">4</w:t>
+            </w:r>
+          </w:p>
+        </w:tc>
+        <w:tc>
+          <w:tcPr>
+            <w:tcW w:type="dxa" w:w="1100"/>
+            <w:tcBorders>
+              <w:top w:val="single" w:color="BFBFBF" w:sz="2"/>
+              <w:left w:val="single" w:color="BFBFBF" w:sz="2"/>
+              <w:bottom w:val="single" w:color="BFBFBF" w:sz="2"/>
+              <w:right w:val="single" w:color="BFBFBF" w:sz="2"/>
+            </w:tcBorders>
+            <w:tcMar>
+              <w:top w:type="dxa" w:w="60"/>
+              <w:left w:type="dxa" w:w="100"/>
+              <w:bottom w:type="dxa" w:w="60"/>
+              <w:right w:type="dxa" w:w="100"/>
+            </w:tcMar>
+            <w:vAlign w:val="center"/>
+          </w:tcPr>
+          <w:p>
+            <w:r>
+              <w:rPr>
+                <w:sz w:val="19"/>
+                <w:szCs w:val="19"/>
+              </w:rPr>
+              <w:t xml:space="preserve">✓</w:t>
+            </w:r>
+          </w:p>
+        </w:tc>
+        <w:tc>
+          <w:tcPr>
+            <w:tcW w:type="dxa" w:w="1400"/>
+            <w:tcBorders>
+              <w:top w:val="single" w:color="BFBFBF" w:sz="2"/>
+              <w:left w:val="single" w:color="BFBFBF" w:sz="2"/>
+              <w:bottom w:val="single" w:color="BFBFBF" w:sz="2"/>
+              <w:right w:val="single" w:color="BFBFBF" w:sz="2"/>
+            </w:tcBorders>
+            <w:tcMar>
+              <w:top w:type="dxa" w:w="60"/>
+              <w:left w:type="dxa" w:w="100"/>
+              <w:bottom w:type="dxa" w:w="60"/>
+              <w:right w:type="dxa" w:w="100"/>
+            </w:tcMar>
+            <w:vAlign w:val="center"/>
+          </w:tcPr>
+          <w:p>
+            <w:r>
+              <w:rPr>
+                <w:sz w:val="19"/>
+                <w:szCs w:val="19"/>
+              </w:rPr>
+              <w:t xml:space="preserve">✓</w:t>
+            </w:r>
+          </w:p>
+        </w:tc>
+        <w:tc>
+          <w:tcPr>
+            <w:tcW w:type="dxa" w:w="2700"/>
+            <w:tcBorders>
+              <w:top w:val="single" w:color="BFBFBF" w:sz="2"/>
+              <w:left w:val="single" w:color="BFBFBF" w:sz="2"/>
+              <w:bottom w:val="single" w:color="BFBFBF" w:sz="2"/>
+              <w:right w:val="single" w:color="BFBFBF" w:sz="2"/>
+            </w:tcBorders>
+            <w:tcMar>
+              <w:top w:type="dxa" w:w="60"/>
+              <w:left w:type="dxa" w:w="100"/>
+              <w:bottom w:type="dxa" w:w="60"/>
+              <w:right w:type="dxa" w:w="100"/>
+            </w:tcMar>
+            <w:vAlign w:val="center"/>
+          </w:tcPr>
+          <w:p>
+            <w:r>
+              <w:rPr>
+                <w:sz w:val="19"/>
+                <w:szCs w:val="19"/>
+              </w:rPr>
+              <w:t xml:space="preserve">nas_ip</w:t>
+            </w:r>
+          </w:p>
+        </w:tc>
+      </w:tr>
+      <w:tr>
+        <w:tc>
+          <w:tcPr>
+            <w:tcW w:type="dxa" w:w="3200"/>
+            <w:tcBorders>
+              <w:top w:val="single" w:color="BFBFBF" w:sz="2"/>
+              <w:left w:val="single" w:color="BFBFBF" w:sz="2"/>
+              <w:bottom w:val="single" w:color="BFBFBF" w:sz="2"/>
+              <w:right w:val="single" w:color="BFBFBF" w:sz="2"/>
+            </w:tcBorders>
+            <w:tcMar>
+              <w:top w:type="dxa" w:w="60"/>
+              <w:left w:type="dxa" w:w="100"/>
+              <w:bottom w:type="dxa" w:w="60"/>
+              <w:right w:type="dxa" w:w="100"/>
+            </w:tcMar>
+            <w:vAlign w:val="center"/>
+          </w:tcPr>
+          <w:p>
+            <w:r>
+              <w:rPr>
+                <w:sz w:val="19"/>
+                <w:szCs w:val="19"/>
+              </w:rPr>
+              <w:t xml:space="preserve">Calling-Station-Id</w:t>
+            </w:r>
+          </w:p>
+        </w:tc>
+        <w:tc>
+          <w:tcPr>
+            <w:tcW w:type="dxa" w:w="900"/>
+            <w:tcBorders>
+              <w:top w:val="single" w:color="BFBFBF" w:sz="2"/>
+              <w:left w:val="single" w:color="BFBFBF" w:sz="2"/>
+              <w:bottom w:val="single" w:color="BFBFBF" w:sz="2"/>
+              <w:right w:val="single" w:color="BFBFBF" w:sz="2"/>
+            </w:tcBorders>
+            <w:tcMar>
+              <w:top w:type="dxa" w:w="60"/>
+              <w:left w:type="dxa" w:w="100"/>
+              <w:bottom w:type="dxa" w:w="60"/>
+              <w:right w:type="dxa" w:w="100"/>
+            </w:tcMar>
+            <w:vAlign w:val="center"/>
+          </w:tcPr>
+          <w:p>
+            <w:r>
+              <w:rPr>
+                <w:sz w:val="19"/>
+                <w:szCs w:val="19"/>
+              </w:rPr>
+              <w:t xml:space="preserve">31</w:t>
+            </w:r>
+          </w:p>
+        </w:tc>
+        <w:tc>
+          <w:tcPr>
+            <w:tcW w:type="dxa" w:w="1100"/>
+            <w:tcBorders>
+              <w:top w:val="single" w:color="BFBFBF" w:sz="2"/>
+              <w:left w:val="single" w:color="BFBFBF" w:sz="2"/>
+              <w:bottom w:val="single" w:color="BFBFBF" w:sz="2"/>
+              <w:right w:val="single" w:color="BFBFBF" w:sz="2"/>
+            </w:tcBorders>
+            <w:tcMar>
+              <w:top w:type="dxa" w:w="60"/>
+              <w:left w:type="dxa" w:w="100"/>
+              <w:bottom w:type="dxa" w:w="60"/>
+              <w:right w:type="dxa" w:w="100"/>
+            </w:tcMar>
+            <w:vAlign w:val="center"/>
+          </w:tcPr>
+          <w:p>
+            <w:r>
+              <w:rPr>
+                <w:sz w:val="19"/>
+                <w:szCs w:val="19"/>
+              </w:rPr>
+              <w:t xml:space="preserve">✓</w:t>
+            </w:r>
+          </w:p>
+        </w:tc>
+        <w:tc>
+          <w:tcPr>
+            <w:tcW w:type="dxa" w:w="1400"/>
+            <w:tcBorders>
+              <w:top w:val="single" w:color="BFBFBF" w:sz="2"/>
+              <w:left w:val="single" w:color="BFBFBF" w:sz="2"/>
+              <w:bottom w:val="single" w:color="BFBFBF" w:sz="2"/>
+              <w:right w:val="single" w:color="BFBFBF" w:sz="2"/>
+            </w:tcBorders>
+            <w:tcMar>
+              <w:top w:type="dxa" w:w="60"/>
+              <w:left w:type="dxa" w:w="100"/>
+              <w:bottom w:type="dxa" w:w="60"/>
+              <w:right w:type="dxa" w:w="100"/>
+            </w:tcMar>
+            <w:vAlign w:val="center"/>
+          </w:tcPr>
+          <w:p>
+            <w:r>
+              <w:rPr>
+                <w:sz w:val="19"/>
+                <w:szCs w:val="19"/>
+              </w:rPr>
+              <w:t xml:space="preserve">✓</w:t>
+            </w:r>
+          </w:p>
+        </w:tc>
+        <w:tc>
+          <w:tcPr>
+            <w:tcW w:type="dxa" w:w="2700"/>
+            <w:tcBorders>
+              <w:top w:val="single" w:color="BFBFBF" w:sz="2"/>
+              <w:left w:val="single" w:color="BFBFBF" w:sz="2"/>
+              <w:bottom w:val="single" w:color="BFBFBF" w:sz="2"/>
+              <w:right w:val="single" w:color="BFBFBF" w:sz="2"/>
+            </w:tcBorders>
+            <w:tcMar>
+              <w:top w:type="dxa" w:w="60"/>
+              <w:left w:type="dxa" w:w="100"/>
+              <w:bottom w:type="dxa" w:w="60"/>
+              <w:right w:type="dxa" w:w="100"/>
+            </w:tcMar>
+            <w:vAlign w:val="center"/>
+          </w:tcPr>
+          <w:p>
+            <w:r>
+              <w:rPr>
+                <w:sz w:val="19"/>
+                <w:szCs w:val="19"/>
+              </w:rPr>
+              <w:t xml:space="preserve">mac</w:t>
+            </w:r>
+          </w:p>
+        </w:tc>
+      </w:tr>
+      <w:tr>
+        <w:tc>
+          <w:tcPr>
+            <w:tcW w:type="dxa" w:w="3200"/>
+            <w:tcBorders>
+              <w:top w:val="single" w:color="BFBFBF" w:sz="2"/>
+              <w:left w:val="single" w:color="BFBFBF" w:sz="2"/>
+              <w:bottom w:val="single" w:color="BFBFBF" w:sz="2"/>
+              <w:right w:val="single" w:color="BFBFBF" w:sz="2"/>
+            </w:tcBorders>
+            <w:tcMar>
+              <w:top w:type="dxa" w:w="60"/>
+              <w:left w:type="dxa" w:w="100"/>
+              <w:bottom w:type="dxa" w:w="60"/>
+              <w:right w:type="dxa" w:w="100"/>
+            </w:tcMar>
+            <w:vAlign w:val="center"/>
+          </w:tcPr>
+          <w:p>
+            <w:r>
+              <w:rPr>
+                <w:sz w:val="19"/>
+                <w:szCs w:val="19"/>
+              </w:rPr>
+              <w:t xml:space="preserve">Acct-Session-Id</w:t>
+            </w:r>
+          </w:p>
+        </w:tc>
+        <w:tc>
+          <w:tcPr>
+            <w:tcW w:type="dxa" w:w="900"/>
+            <w:tcBorders>
+              <w:top w:val="single" w:color="BFBFBF" w:sz="2"/>
+              <w:left w:val="single" w:color="BFBFBF" w:sz="2"/>
+              <w:bottom w:val="single" w:color="BFBFBF" w:sz="2"/>
+              <w:right w:val="single" w:color="BFBFBF" w:sz="2"/>
+            </w:tcBorders>
+            <w:tcMar>
+              <w:top w:type="dxa" w:w="60"/>
+              <w:left w:type="dxa" w:w="100"/>
+              <w:bottom w:type="dxa" w:w="60"/>
+              <w:right w:type="dxa" w:w="100"/>
+            </w:tcMar>
+            <w:vAlign w:val="center"/>
+          </w:tcPr>
+          <w:p>
+            <w:r>
+              <w:rPr>
+                <w:sz w:val="19"/>
+                <w:szCs w:val="19"/>
+              </w:rPr>
+              <w:t xml:space="preserve">44</w:t>
+            </w:r>
+          </w:p>
+        </w:tc>
+        <w:tc>
+          <w:tcPr>
+            <w:tcW w:type="dxa" w:w="1100"/>
+            <w:tcBorders>
+              <w:top w:val="single" w:color="BFBFBF" w:sz="2"/>
+              <w:left w:val="single" w:color="BFBFBF" w:sz="2"/>
+              <w:bottom w:val="single" w:color="BFBFBF" w:sz="2"/>
+              <w:right w:val="single" w:color="BFBFBF" w:sz="2"/>
+            </w:tcBorders>
+            <w:tcMar>
+              <w:top w:type="dxa" w:w="60"/>
+              <w:left w:type="dxa" w:w="100"/>
+              <w:bottom w:type="dxa" w:w="60"/>
+              <w:right w:type="dxa" w:w="100"/>
+            </w:tcMar>
+            <w:vAlign w:val="center"/>
+          </w:tcPr>
+          <w:p>
+            <w:r>
+              <w:rPr>
+                <w:sz w:val="19"/>
+                <w:szCs w:val="19"/>
+              </w:rPr>
+              <w:t xml:space="preserve">✓</w:t>
+            </w:r>
+          </w:p>
+        </w:tc>
+        <w:tc>
+          <w:tcPr>
+            <w:tcW w:type="dxa" w:w="1400"/>
+            <w:tcBorders>
+              <w:top w:val="single" w:color="BFBFBF" w:sz="2"/>
+              <w:left w:val="single" w:color="BFBFBF" w:sz="2"/>
+              <w:bottom w:val="single" w:color="BFBFBF" w:sz="2"/>
+              <w:right w:val="single" w:color="BFBFBF" w:sz="2"/>
+            </w:tcBorders>
+            <w:tcMar>
+              <w:top w:type="dxa" w:w="60"/>
+              <w:left w:type="dxa" w:w="100"/>
+              <w:bottom w:type="dxa" w:w="60"/>
+              <w:right w:type="dxa" w:w="100"/>
+            </w:tcMar>
+            <w:vAlign w:val="center"/>
+          </w:tcPr>
+          <w:p>
+            <w:r>
+              <w:rPr>
+                <w:sz w:val="19"/>
+                <w:szCs w:val="19"/>
+              </w:rPr>
+              <w:t xml:space="preserve">✓</w:t>
+            </w:r>
+          </w:p>
+        </w:tc>
+        <w:tc>
+          <w:tcPr>
+            <w:tcW w:type="dxa" w:w="2700"/>
+            <w:tcBorders>
+              <w:top w:val="single" w:color="BFBFBF" w:sz="2"/>
+              <w:left w:val="single" w:color="BFBFBF" w:sz="2"/>
+              <w:bottom w:val="single" w:color="BFBFBF" w:sz="2"/>
+              <w:right w:val="single" w:color="BFBFBF" w:sz="2"/>
+            </w:tcBorders>
+            <w:tcMar>
+              <w:top w:type="dxa" w:w="60"/>
+              <w:left w:type="dxa" w:w="100"/>
+              <w:bottom w:type="dxa" w:w="60"/>
+              <w:right w:type="dxa" w:w="100"/>
+            </w:tcMar>
+            <w:vAlign w:val="center"/>
+          </w:tcPr>
+          <w:p>
+            <w:r>
+              <w:rPr>
+                <w:sz w:val="19"/>
+                <w:szCs w:val="19"/>
+              </w:rPr>
+              <w:t xml:space="preserve">session_id</w:t>
+            </w:r>
+          </w:p>
+        </w:tc>
+      </w:tr>
+      <w:tr>
+        <w:tc>
+          <w:tcPr>
+            <w:tcW w:type="dxa" w:w="3200"/>
+            <w:tcBorders>
+              <w:top w:val="single" w:color="BFBFBF" w:sz="2"/>
+              <w:left w:val="single" w:color="BFBFBF" w:sz="2"/>
+              <w:bottom w:val="single" w:color="BFBFBF" w:sz="2"/>
+              <w:right w:val="single" w:color="BFBFBF" w:sz="2"/>
+            </w:tcBorders>
+            <w:tcMar>
+              <w:top w:type="dxa" w:w="60"/>
+              <w:left w:type="dxa" w:w="100"/>
+              <w:bottom w:type="dxa" w:w="60"/>
+              <w:right w:type="dxa" w:w="100"/>
+            </w:tcMar>
+            <w:vAlign w:val="center"/>
+          </w:tcPr>
+          <w:p>
+            <w:r>
+              <w:rPr>
+                <w:sz w:val="19"/>
+                <w:szCs w:val="19"/>
+              </w:rPr>
+              <w:t xml:space="preserve">NAS-Port-Type</w:t>
+            </w:r>
+          </w:p>
+        </w:tc>
+        <w:tc>
+          <w:tcPr>
+            <w:tcW w:type="dxa" w:w="900"/>
+            <w:tcBorders>
+              <w:top w:val="single" w:color="BFBFBF" w:sz="2"/>
+              <w:left w:val="single" w:color="BFBFBF" w:sz="2"/>
+              <w:bottom w:val="single" w:color="BFBFBF" w:sz="2"/>
+              <w:right w:val="single" w:color="BFBFBF" w:sz="2"/>
+            </w:tcBorders>
+            <w:tcMar>
+              <w:top w:type="dxa" w:w="60"/>
+              <w:left w:type="dxa" w:w="100"/>
+              <w:bottom w:type="dxa" w:w="60"/>
+              <w:right w:type="dxa" w:w="100"/>
+            </w:tcMar>
+            <w:vAlign w:val="center"/>
+          </w:tcPr>
+          <w:p>
+            <w:r>
+              <w:rPr>
+                <w:sz w:val="19"/>
+                <w:szCs w:val="19"/>
+              </w:rPr>
+              <w:t xml:space="preserve">61</w:t>
+            </w:r>
+          </w:p>
+        </w:tc>
+        <w:tc>
+          <w:tcPr>
+            <w:tcW w:type="dxa" w:w="1100"/>
+            <w:tcBorders>
+              <w:top w:val="single" w:color="BFBFBF" w:sz="2"/>
+              <w:left w:val="single" w:color="BFBFBF" w:sz="2"/>
+              <w:bottom w:val="single" w:color="BFBFBF" w:sz="2"/>
+              <w:right w:val="single" w:color="BFBFBF" w:sz="2"/>
+            </w:tcBorders>
+            <w:tcMar>
+              <w:top w:type="dxa" w:w="60"/>
+              <w:left w:type="dxa" w:w="100"/>
+              <w:bottom w:type="dxa" w:w="60"/>
+              <w:right w:type="dxa" w:w="100"/>
+            </w:tcMar>
+            <w:vAlign w:val="center"/>
+          </w:tcPr>
+          <w:p>
+            <w:r>
+              <w:rPr>
+                <w:sz w:val="19"/>
+                <w:szCs w:val="19"/>
+              </w:rPr>
+              <w:t xml:space="preserve">✓</w:t>
+            </w:r>
+          </w:p>
+        </w:tc>
+        <w:tc>
+          <w:tcPr>
+            <w:tcW w:type="dxa" w:w="1400"/>
+            <w:tcBorders>
+              <w:top w:val="single" w:color="BFBFBF" w:sz="2"/>
+              <w:left w:val="single" w:color="BFBFBF" w:sz="2"/>
+              <w:bottom w:val="single" w:color="BFBFBF" w:sz="2"/>
+              <w:right w:val="single" w:color="BFBFBF" w:sz="2"/>
+            </w:tcBorders>
+            <w:tcMar>
+              <w:top w:type="dxa" w:w="60"/>
+              <w:left w:type="dxa" w:w="100"/>
+              <w:bottom w:type="dxa" w:w="60"/>
+              <w:right w:type="dxa" w:w="100"/>
+            </w:tcMar>
+            <w:vAlign w:val="center"/>
+          </w:tcPr>
+          <w:p>
+            <w:r>
+              <w:rPr>
+                <w:sz w:val="19"/>
+                <w:szCs w:val="19"/>
+              </w:rPr>
+              <w:t xml:space="preserve">✓</w:t>
+            </w:r>
+          </w:p>
+        </w:tc>
+        <w:tc>
+          <w:tcPr>
+            <w:tcW w:type="dxa" w:w="2700"/>
+            <w:tcBorders>
+              <w:top w:val="single" w:color="BFBFBF" w:sz="2"/>
+              <w:left w:val="single" w:color="BFBFBF" w:sz="2"/>
+              <w:bottom w:val="single" w:color="BFBFBF" w:sz="2"/>
+              <w:right w:val="single" w:color="BFBFBF" w:sz="2"/>
+            </w:tcBorders>
+            <w:tcMar>
+              <w:top w:type="dxa" w:w="60"/>
+              <w:left w:type="dxa" w:w="100"/>
+              <w:bottom w:type="dxa" w:w="60"/>
+              <w:right w:type="dxa" w:w="100"/>
+            </w:tcMar>
+            <w:vAlign w:val="center"/>
+          </w:tcPr>
+          <w:p>
+            <w:r>
+              <w:rPr>
+                <w:sz w:val="19"/>
+                <w:szCs w:val="19"/>
+              </w:rPr>
+              <w:t xml:space="preserve">From client_type on Start; fixed Wireless on Update/Stop (nac-accounting doesn't carry client_type)</w:t>
+            </w:r>
+          </w:p>
+        </w:tc>
+      </w:tr>
+      <w:tr>
+        <w:tc>
+          <w:tcPr>
+            <w:tcW w:type="dxa" w:w="3200"/>
+            <w:tcBorders>
+              <w:top w:val="single" w:color="BFBFBF" w:sz="2"/>
+              <w:left w:val="single" w:color="BFBFBF" w:sz="2"/>
+              <w:bottom w:val="single" w:color="BFBFBF" w:sz="2"/>
+              <w:right w:val="single" w:color="BFBFBF" w:sz="2"/>
+            </w:tcBorders>
+            <w:tcMar>
+              <w:top w:type="dxa" w:w="60"/>
+              <w:left w:type="dxa" w:w="100"/>
+              <w:bottom w:type="dxa" w:w="60"/>
+              <w:right w:type="dxa" w:w="100"/>
+            </w:tcMar>
+            <w:vAlign w:val="center"/>
+          </w:tcPr>
+          <w:p>
+            <w:r>
+              <w:rPr>
+                <w:sz w:val="19"/>
+                <w:szCs w:val="19"/>
+              </w:rPr>
+              <w:t xml:space="preserve">Called-Station-Id</w:t>
+            </w:r>
+          </w:p>
+        </w:tc>
+        <w:tc>
+          <w:tcPr>
+            <w:tcW w:type="dxa" w:w="900"/>
+            <w:tcBorders>
+              <w:top w:val="single" w:color="BFBFBF" w:sz="2"/>
+              <w:left w:val="single" w:color="BFBFBF" w:sz="2"/>
+              <w:bottom w:val="single" w:color="BFBFBF" w:sz="2"/>
+              <w:right w:val="single" w:color="BFBFBF" w:sz="2"/>
+            </w:tcBorders>
+            <w:tcMar>
+              <w:top w:type="dxa" w:w="60"/>
+              <w:left w:type="dxa" w:w="100"/>
+              <w:bottom w:type="dxa" w:w="60"/>
+              <w:right w:type="dxa" w:w="100"/>
+            </w:tcMar>
+            <w:vAlign w:val="center"/>
+          </w:tcPr>
+          <w:p>
+            <w:r>
+              <w:rPr>
+                <w:sz w:val="19"/>
+                <w:szCs w:val="19"/>
+              </w:rPr>
+              <w:t xml:space="preserve">30</w:t>
+            </w:r>
+          </w:p>
+        </w:tc>
+        <w:tc>
+          <w:tcPr>
+            <w:tcW w:type="dxa" w:w="1100"/>
+            <w:tcBorders>
+              <w:top w:val="single" w:color="BFBFBF" w:sz="2"/>
+              <w:left w:val="single" w:color="BFBFBF" w:sz="2"/>
+              <w:bottom w:val="single" w:color="BFBFBF" w:sz="2"/>
+              <w:right w:val="single" w:color="BFBFBF" w:sz="2"/>
+            </w:tcBorders>
+            <w:tcMar>
+              <w:top w:type="dxa" w:w="60"/>
+              <w:left w:type="dxa" w:w="100"/>
+              <w:bottom w:type="dxa" w:w="60"/>
+              <w:right w:type="dxa" w:w="100"/>
+            </w:tcMar>
+            <w:vAlign w:val="center"/>
+          </w:tcPr>
+          <w:p>
+            <w:r>
+              <w:rPr>
+                <w:sz w:val="19"/>
+                <w:szCs w:val="19"/>
+              </w:rPr>
+              <w:t xml:space="preserve">✓</w:t>
+            </w:r>
+          </w:p>
+        </w:tc>
+        <w:tc>
+          <w:tcPr>
+            <w:tcW w:type="dxa" w:w="1400"/>
+            <w:tcBorders>
+              <w:top w:val="single" w:color="BFBFBF" w:sz="2"/>
+              <w:left w:val="single" w:color="BFBFBF" w:sz="2"/>
+              <w:bottom w:val="single" w:color="BFBFBF" w:sz="2"/>
+              <w:right w:val="single" w:color="BFBFBF" w:sz="2"/>
+            </w:tcBorders>
+            <w:tcMar>
+              <w:top w:type="dxa" w:w="60"/>
+              <w:left w:type="dxa" w:w="100"/>
+              <w:bottom w:type="dxa" w:w="60"/>
+              <w:right w:type="dxa" w:w="100"/>
+            </w:tcMar>
+            <w:vAlign w:val="center"/>
+          </w:tcPr>
+          <w:p>
+            <w:r>
+              <w:rPr>
+                <w:sz w:val="19"/>
+                <w:szCs w:val="19"/>
+              </w:rPr>
+              <w:t xml:space="preserve">✓</w:t>
+            </w:r>
+          </w:p>
+        </w:tc>
+        <w:tc>
+          <w:tcPr>
+            <w:tcW w:type="dxa" w:w="2700"/>
+            <w:tcBorders>
+              <w:top w:val="single" w:color="BFBFBF" w:sz="2"/>
+              <w:left w:val="single" w:color="BFBFBF" w:sz="2"/>
+              <w:bottom w:val="single" w:color="BFBFBF" w:sz="2"/>
+              <w:right w:val="single" w:color="BFBFBF" w:sz="2"/>
+            </w:tcBorders>
+            <w:tcMar>
+              <w:top w:type="dxa" w:w="60"/>
+              <w:left w:type="dxa" w:w="100"/>
+              <w:bottom w:type="dxa" w:w="60"/>
+              <w:right w:type="dxa" w:w="100"/>
+            </w:tcMar>
+            <w:vAlign w:val="center"/>
+          </w:tcPr>
+          <w:p>
+            <w:r>
+              <w:rPr>
+                <w:sz w:val="19"/>
+                <w:szCs w:val="19"/>
+              </w:rPr>
+              <w:t xml:space="preserve">ssid, if present</w:t>
+            </w:r>
+          </w:p>
+        </w:tc>
+      </w:tr>
+      <w:tr>
+        <w:tc>
+          <w:tcPr>
+            <w:tcW w:type="dxa" w:w="3200"/>
+            <w:tcBorders>
+              <w:top w:val="single" w:color="BFBFBF" w:sz="2"/>
+              <w:left w:val="single" w:color="BFBFBF" w:sz="2"/>
+              <w:bottom w:val="single" w:color="BFBFBF" w:sz="2"/>
+              <w:right w:val="single" w:color="BFBFBF" w:sz="2"/>
+            </w:tcBorders>
+            <w:tcMar>
+              <w:top w:type="dxa" w:w="60"/>
+              <w:left w:type="dxa" w:w="100"/>
+              <w:bottom w:type="dxa" w:w="60"/>
+              <w:right w:type="dxa" w:w="100"/>
+            </w:tcMar>
+            <w:vAlign w:val="center"/>
+          </w:tcPr>
+          <w:p>
+            <w:r>
+              <w:rPr>
+                <w:sz w:val="19"/>
+                <w:szCs w:val="19"/>
+              </w:rPr>
+              <w:t xml:space="preserve">Filter-Id / Class</w:t>
+            </w:r>
+          </w:p>
+        </w:tc>
+        <w:tc>
+          <w:tcPr>
+            <w:tcW w:type="dxa" w:w="900"/>
+            <w:tcBorders>
+              <w:top w:val="single" w:color="BFBFBF" w:sz="2"/>
+              <w:left w:val="single" w:color="BFBFBF" w:sz="2"/>
+              <w:bottom w:val="single" w:color="BFBFBF" w:sz="2"/>
+              <w:right w:val="single" w:color="BFBFBF" w:sz="2"/>
+            </w:tcBorders>
+            <w:tcMar>
+              <w:top w:type="dxa" w:w="60"/>
+              <w:left w:type="dxa" w:w="100"/>
+              <w:bottom w:type="dxa" w:w="60"/>
+              <w:right w:type="dxa" w:w="100"/>
+            </w:tcMar>
+            <w:vAlign w:val="center"/>
+          </w:tcPr>
+          <w:p>
+            <w:r>
+              <w:rPr>
+                <w:sz w:val="19"/>
+                <w:szCs w:val="19"/>
+              </w:rPr>
+              <w:t xml:space="preserve">11 / 25</w:t>
+            </w:r>
+          </w:p>
+        </w:tc>
+        <w:tc>
+          <w:tcPr>
+            <w:tcW w:type="dxa" w:w="1100"/>
+            <w:tcBorders>
+              <w:top w:val="single" w:color="BFBFBF" w:sz="2"/>
+              <w:left w:val="single" w:color="BFBFBF" w:sz="2"/>
+              <w:bottom w:val="single" w:color="BFBFBF" w:sz="2"/>
+              <w:right w:val="single" w:color="BFBFBF" w:sz="2"/>
+            </w:tcBorders>
+            <w:tcMar>
+              <w:top w:type="dxa" w:w="60"/>
+              <w:left w:type="dxa" w:w="100"/>
+              <w:bottom w:type="dxa" w:w="60"/>
+              <w:right w:type="dxa" w:w="100"/>
+            </w:tcMar>
+            <w:vAlign w:val="center"/>
+          </w:tcPr>
+          <w:p>
+            <w:r>
+              <w:rPr>
+                <w:sz w:val="19"/>
+                <w:szCs w:val="19"/>
+              </w:rPr>
+              <w:t xml:space="preserve">✓ if learned</w:t>
+            </w:r>
+          </w:p>
+        </w:tc>
+        <w:tc>
+          <w:tcPr>
+            <w:tcW w:type="dxa" w:w="1400"/>
+            <w:tcBorders>
+              <w:top w:val="single" w:color="BFBFBF" w:sz="2"/>
+              <w:left w:val="single" w:color="BFBFBF" w:sz="2"/>
+              <w:bottom w:val="single" w:color="BFBFBF" w:sz="2"/>
+              <w:right w:val="single" w:color="BFBFBF" w:sz="2"/>
+            </w:tcBorders>
+            <w:tcMar>
+              <w:top w:type="dxa" w:w="60"/>
+              <w:left w:type="dxa" w:w="100"/>
+              <w:bottom w:type="dxa" w:w="60"/>
+              <w:right w:type="dxa" w:w="100"/>
+            </w:tcMar>
+            <w:vAlign w:val="center"/>
+          </w:tcPr>
+          <w:p>
+            <w:r>
+              <w:rPr>
+                <w:sz w:val="19"/>
+                <w:szCs w:val="19"/>
+              </w:rPr>
+              <w:t xml:space="preserve">✓ if cached</w:t>
+            </w:r>
+          </w:p>
+        </w:tc>
+        <w:tc>
+          <w:tcPr>
+            <w:tcW w:type="dxa" w:w="2700"/>
+            <w:tcBorders>
+              <w:top w:val="single" w:color="BFBFBF" w:sz="2"/>
+              <w:left w:val="single" w:color="BFBFBF" w:sz="2"/>
+              <w:bottom w:val="single" w:color="BFBFBF" w:sz="2"/>
+              <w:right w:val="single" w:color="BFBFBF" w:sz="2"/>
+            </w:tcBorders>
+            <w:tcMar>
+              <w:top w:type="dxa" w:w="60"/>
+              <w:left w:type="dxa" w:w="100"/>
+              <w:bottom w:type="dxa" w:w="60"/>
+              <w:right w:type="dxa" w:w="100"/>
+            </w:tcMar>
+            <w:vAlign w:val="center"/>
+          </w:tcPr>
+          <w:p>
+            <w:r>
+              <w:rPr>
+                <w:sz w:val="19"/>
+                <w:szCs w:val="19"/>
+              </w:rPr>
+              <w:t xml:space="preserve">Both carry group_role — see section 12.3 for why both are sent</w:t>
+            </w:r>
+          </w:p>
+        </w:tc>
+      </w:tr>
+      <w:tr>
+        <w:tc>
+          <w:tcPr>
+            <w:tcW w:type="dxa" w:w="3200"/>
+            <w:tcBorders>
+              <w:top w:val="single" w:color="BFBFBF" w:sz="2"/>
+              <w:left w:val="single" w:color="BFBFBF" w:sz="2"/>
+              <w:bottom w:val="single" w:color="BFBFBF" w:sz="2"/>
+              <w:right w:val="single" w:color="BFBFBF" w:sz="2"/>
+            </w:tcBorders>
+            <w:tcMar>
+              <w:top w:type="dxa" w:w="60"/>
+              <w:left w:type="dxa" w:w="100"/>
+              <w:bottom w:type="dxa" w:w="60"/>
+              <w:right w:type="dxa" w:w="100"/>
+            </w:tcMar>
+            <w:vAlign w:val="center"/>
+          </w:tcPr>
+          <w:p>
+            <w:r>
+              <w:rPr>
+                <w:sz w:val="19"/>
+                <w:szCs w:val="19"/>
+              </w:rPr>
+              <w:t xml:space="preserve">Tunnel-Type/Medium-Type/Private-Group-Id</w:t>
+            </w:r>
+          </w:p>
+        </w:tc>
+        <w:tc>
+          <w:tcPr>
+            <w:tcW w:type="dxa" w:w="900"/>
+            <w:tcBorders>
+              <w:top w:val="single" w:color="BFBFBF" w:sz="2"/>
+              <w:left w:val="single" w:color="BFBFBF" w:sz="2"/>
+              <w:bottom w:val="single" w:color="BFBFBF" w:sz="2"/>
+              <w:right w:val="single" w:color="BFBFBF" w:sz="2"/>
+            </w:tcBorders>
+            <w:tcMar>
+              <w:top w:type="dxa" w:w="60"/>
+              <w:left w:type="dxa" w:w="100"/>
+              <w:bottom w:type="dxa" w:w="60"/>
+              <w:right w:type="dxa" w:w="100"/>
+            </w:tcMar>
+            <w:vAlign w:val="center"/>
+          </w:tcPr>
+          <w:p>
+            <w:r>
+              <w:rPr>
+                <w:sz w:val="19"/>
+                <w:szCs w:val="19"/>
+              </w:rPr>
+              <w:t xml:space="preserve">64/65/81</w:t>
+            </w:r>
+          </w:p>
+        </w:tc>
+        <w:tc>
+          <w:tcPr>
+            <w:tcW w:type="dxa" w:w="1100"/>
+            <w:tcBorders>
+              <w:top w:val="single" w:color="BFBFBF" w:sz="2"/>
+              <w:left w:val="single" w:color="BFBFBF" w:sz="2"/>
+              <w:bottom w:val="single" w:color="BFBFBF" w:sz="2"/>
+              <w:right w:val="single" w:color="BFBFBF" w:sz="2"/>
+            </w:tcBorders>
+            <w:tcMar>
+              <w:top w:type="dxa" w:w="60"/>
+              <w:left w:type="dxa" w:w="100"/>
+              <w:bottom w:type="dxa" w:w="60"/>
+              <w:right w:type="dxa" w:w="100"/>
+            </w:tcMar>
+            <w:vAlign w:val="center"/>
+          </w:tcPr>
+          <w:p>
+            <w:r>
+              <w:rPr>
+                <w:sz w:val="19"/>
+                <w:szCs w:val="19"/>
+              </w:rPr>
+              <w:t xml:space="preserve">✓ if learned</w:t>
+            </w:r>
+          </w:p>
+        </w:tc>
+        <w:tc>
+          <w:tcPr>
+            <w:tcW w:type="dxa" w:w="1400"/>
+            <w:tcBorders>
+              <w:top w:val="single" w:color="BFBFBF" w:sz="2"/>
+              <w:left w:val="single" w:color="BFBFBF" w:sz="2"/>
+              <w:bottom w:val="single" w:color="BFBFBF" w:sz="2"/>
+              <w:right w:val="single" w:color="BFBFBF" w:sz="2"/>
+            </w:tcBorders>
+            <w:tcMar>
+              <w:top w:type="dxa" w:w="60"/>
+              <w:left w:type="dxa" w:w="100"/>
+              <w:bottom w:type="dxa" w:w="60"/>
+              <w:right w:type="dxa" w:w="100"/>
+            </w:tcMar>
+            <w:vAlign w:val="center"/>
+          </w:tcPr>
+          <w:p>
+            <w:r>
+              <w:rPr>
+                <w:sz w:val="19"/>
+                <w:szCs w:val="19"/>
+              </w:rPr>
+              <w:t xml:space="preserve">✓ if cached</w:t>
+            </w:r>
+          </w:p>
+        </w:tc>
+        <w:tc>
+          <w:tcPr>
+            <w:tcW w:type="dxa" w:w="2700"/>
+            <w:tcBorders>
+              <w:top w:val="single" w:color="BFBFBF" w:sz="2"/>
+              <w:left w:val="single" w:color="BFBFBF" w:sz="2"/>
+              <w:bottom w:val="single" w:color="BFBFBF" w:sz="2"/>
+              <w:right w:val="single" w:color="BFBFBF" w:sz="2"/>
+            </w:tcBorders>
+            <w:tcMar>
+              <w:top w:type="dxa" w:w="60"/>
+              <w:left w:type="dxa" w:w="100"/>
+              <w:bottom w:type="dxa" w:w="60"/>
+              <w:right w:type="dxa" w:w="100"/>
+            </w:tcMar>
+            <w:vAlign w:val="center"/>
+          </w:tcPr>
+          <w:p>
+            <w:r>
+              <w:rPr>
+                <w:sz w:val="19"/>
+                <w:szCs w:val="19"/>
+              </w:rPr>
+              <w:t xml:space="preserve">VLAN, RFC 2868, tag 1</w:t>
+            </w:r>
+          </w:p>
+        </w:tc>
+      </w:tr>
+      <w:tr>
+        <w:tc>
+          <w:tcPr>
+            <w:tcW w:type="dxa" w:w="3200"/>
+            <w:tcBorders>
+              <w:top w:val="single" w:color="BFBFBF" w:sz="2"/>
+              <w:left w:val="single" w:color="BFBFBF" w:sz="2"/>
+              <w:bottom w:val="single" w:color="BFBFBF" w:sz="2"/>
+              <w:right w:val="single" w:color="BFBFBF" w:sz="2"/>
+            </w:tcBorders>
+            <w:tcMar>
+              <w:top w:type="dxa" w:w="60"/>
+              <w:left w:type="dxa" w:w="100"/>
+              <w:bottom w:type="dxa" w:w="60"/>
+              <w:right w:type="dxa" w:w="100"/>
+            </w:tcMar>
+            <w:vAlign w:val="center"/>
+          </w:tcPr>
+          <w:p>
+            <w:r>
+              <w:rPr>
+                <w:sz w:val="19"/>
+                <w:szCs w:val="19"/>
+              </w:rPr>
+              <w:t xml:space="preserve">Framed-IP-Address</w:t>
+            </w:r>
+          </w:p>
+        </w:tc>
+        <w:tc>
+          <w:tcPr>
+            <w:tcW w:type="dxa" w:w="900"/>
+            <w:tcBorders>
+              <w:top w:val="single" w:color="BFBFBF" w:sz="2"/>
+              <w:left w:val="single" w:color="BFBFBF" w:sz="2"/>
+              <w:bottom w:val="single" w:color="BFBFBF" w:sz="2"/>
+              <w:right w:val="single" w:color="BFBFBF" w:sz="2"/>
+            </w:tcBorders>
+            <w:tcMar>
+              <w:top w:type="dxa" w:w="60"/>
+              <w:left w:type="dxa" w:w="100"/>
+              <w:bottom w:type="dxa" w:w="60"/>
+              <w:right w:type="dxa" w:w="100"/>
+            </w:tcMar>
+            <w:vAlign w:val="center"/>
+          </w:tcPr>
+          <w:p>
+            <w:r>
+              <w:rPr>
+                <w:sz w:val="19"/>
+                <w:szCs w:val="19"/>
+              </w:rPr>
+              <w:t xml:space="preserve">8</w:t>
+            </w:r>
+          </w:p>
+        </w:tc>
+        <w:tc>
+          <w:tcPr>
+            <w:tcW w:type="dxa" w:w="1100"/>
+            <w:tcBorders>
+              <w:top w:val="single" w:color="BFBFBF" w:sz="2"/>
+              <w:left w:val="single" w:color="BFBFBF" w:sz="2"/>
+              <w:bottom w:val="single" w:color="BFBFBF" w:sz="2"/>
+              <w:right w:val="single" w:color="BFBFBF" w:sz="2"/>
+            </w:tcBorders>
+            <w:tcMar>
+              <w:top w:type="dxa" w:w="60"/>
+              <w:left w:type="dxa" w:w="100"/>
+              <w:bottom w:type="dxa" w:w="60"/>
+              <w:right w:type="dxa" w:w="100"/>
+            </w:tcMar>
+            <w:vAlign w:val="center"/>
+          </w:tcPr>
+          <w:p>
+            <w:r>
+              <w:rPr>
+                <w:sz w:val="19"/>
+                <w:szCs w:val="19"/>
+              </w:rPr>
+              <w:t xml:space="preserve">–</w:t>
+            </w:r>
+          </w:p>
+        </w:tc>
+        <w:tc>
+          <w:tcPr>
+            <w:tcW w:type="dxa" w:w="1400"/>
+            <w:tcBorders>
+              <w:top w:val="single" w:color="BFBFBF" w:sz="2"/>
+              <w:left w:val="single" w:color="BFBFBF" w:sz="2"/>
+              <w:bottom w:val="single" w:color="BFBFBF" w:sz="2"/>
+              <w:right w:val="single" w:color="BFBFBF" w:sz="2"/>
+            </w:tcBorders>
+            <w:tcMar>
+              <w:top w:type="dxa" w:w="60"/>
+              <w:left w:type="dxa" w:w="100"/>
+              <w:bottom w:type="dxa" w:w="60"/>
+              <w:right w:type="dxa" w:w="100"/>
+            </w:tcMar>
+            <w:vAlign w:val="center"/>
+          </w:tcPr>
+          <w:p>
+            <w:r>
+              <w:rPr>
+                <w:sz w:val="19"/>
+                <w:szCs w:val="19"/>
+              </w:rPr>
+              <w:t xml:space="preserve">✓</w:t>
+            </w:r>
+          </w:p>
+        </w:tc>
+        <w:tc>
+          <w:tcPr>
+            <w:tcW w:type="dxa" w:w="2700"/>
+            <w:tcBorders>
+              <w:top w:val="single" w:color="BFBFBF" w:sz="2"/>
+              <w:left w:val="single" w:color="BFBFBF" w:sz="2"/>
+              <w:bottom w:val="single" w:color="BFBFBF" w:sz="2"/>
+              <w:right w:val="single" w:color="BFBFBF" w:sz="2"/>
+            </w:tcBorders>
+            <w:tcMar>
+              <w:top w:type="dxa" w:w="60"/>
+              <w:left w:type="dxa" w:w="100"/>
+              <w:bottom w:type="dxa" w:w="60"/>
+              <w:right w:type="dxa" w:w="100"/>
+            </w:tcMar>
+            <w:vAlign w:val="center"/>
+          </w:tcPr>
+          <w:p>
+            <w:r>
+              <w:rPr>
+                <w:sz w:val="19"/>
+                <w:szCs w:val="19"/>
+              </w:rPr>
+              <w:t xml:space="preserve">client_ip — never present on Start, same as nac-accounting alone</w:t>
+            </w:r>
+          </w:p>
+        </w:tc>
+      </w:tr>
+      <w:tr>
+        <w:tc>
+          <w:tcPr>
+            <w:tcW w:type="dxa" w:w="3200"/>
+            <w:tcBorders>
+              <w:top w:val="single" w:color="BFBFBF" w:sz="2"/>
+              <w:left w:val="single" w:color="BFBFBF" w:sz="2"/>
+              <w:bottom w:val="single" w:color="BFBFBF" w:sz="2"/>
+              <w:right w:val="single" w:color="BFBFBF" w:sz="2"/>
+            </w:tcBorders>
+            <w:tcMar>
+              <w:top w:type="dxa" w:w="60"/>
+              <w:left w:type="dxa" w:w="100"/>
+              <w:bottom w:type="dxa" w:w="60"/>
+              <w:right w:type="dxa" w:w="100"/>
+            </w:tcMar>
+            <w:vAlign w:val="center"/>
+          </w:tcPr>
+          <w:p>
+            <w:r>
+              <w:rPr>
+                <w:sz w:val="19"/>
+                <w:szCs w:val="19"/>
+              </w:rPr>
+              <w:t xml:space="preserve">Acct-Input/Output-Octets + Gigawords</w:t>
+            </w:r>
+          </w:p>
+        </w:tc>
+        <w:tc>
+          <w:tcPr>
+            <w:tcW w:type="dxa" w:w="900"/>
+            <w:tcBorders>
+              <w:top w:val="single" w:color="BFBFBF" w:sz="2"/>
+              <w:left w:val="single" w:color="BFBFBF" w:sz="2"/>
+              <w:bottom w:val="single" w:color="BFBFBF" w:sz="2"/>
+              <w:right w:val="single" w:color="BFBFBF" w:sz="2"/>
+            </w:tcBorders>
+            <w:tcMar>
+              <w:top w:type="dxa" w:w="60"/>
+              <w:left w:type="dxa" w:w="100"/>
+              <w:bottom w:type="dxa" w:w="60"/>
+              <w:right w:type="dxa" w:w="100"/>
+            </w:tcMar>
+            <w:vAlign w:val="center"/>
+          </w:tcPr>
+          <w:p>
+            <w:r>
+              <w:rPr>
+                <w:sz w:val="19"/>
+                <w:szCs w:val="19"/>
+              </w:rPr>
+              <w:t xml:space="preserve">42/43/52/53</w:t>
+            </w:r>
+          </w:p>
+        </w:tc>
+        <w:tc>
+          <w:tcPr>
+            <w:tcW w:type="dxa" w:w="1100"/>
+            <w:tcBorders>
+              <w:top w:val="single" w:color="BFBFBF" w:sz="2"/>
+              <w:left w:val="single" w:color="BFBFBF" w:sz="2"/>
+              <w:bottom w:val="single" w:color="BFBFBF" w:sz="2"/>
+              <w:right w:val="single" w:color="BFBFBF" w:sz="2"/>
+            </w:tcBorders>
+            <w:tcMar>
+              <w:top w:type="dxa" w:w="60"/>
+              <w:left w:type="dxa" w:w="100"/>
+              <w:bottom w:type="dxa" w:w="60"/>
+              <w:right w:type="dxa" w:w="100"/>
+            </w:tcMar>
+            <w:vAlign w:val="center"/>
+          </w:tcPr>
+          <w:p>
+            <w:r>
+              <w:rPr>
+                <w:sz w:val="19"/>
+                <w:szCs w:val="19"/>
+              </w:rPr>
+              <w:t xml:space="preserve">–</w:t>
+            </w:r>
+          </w:p>
+        </w:tc>
+        <w:tc>
+          <w:tcPr>
+            <w:tcW w:type="dxa" w:w="1400"/>
+            <w:tcBorders>
+              <w:top w:val="single" w:color="BFBFBF" w:sz="2"/>
+              <w:left w:val="single" w:color="BFBFBF" w:sz="2"/>
+              <w:bottom w:val="single" w:color="BFBFBF" w:sz="2"/>
+              <w:right w:val="single" w:color="BFBFBF" w:sz="2"/>
+            </w:tcBorders>
+            <w:tcMar>
+              <w:top w:type="dxa" w:w="60"/>
+              <w:left w:type="dxa" w:w="100"/>
+              <w:bottom w:type="dxa" w:w="60"/>
+              <w:right w:type="dxa" w:w="100"/>
+            </w:tcMar>
+            <w:vAlign w:val="center"/>
+          </w:tcPr>
+          <w:p>
+            <w:r>
+              <w:rPr>
+                <w:sz w:val="19"/>
+                <w:szCs w:val="19"/>
+              </w:rPr>
+              <w:t xml:space="preserve">✓</w:t>
+            </w:r>
+          </w:p>
+        </w:tc>
+        <w:tc>
+          <w:tcPr>
+            <w:tcW w:type="dxa" w:w="2700"/>
+            <w:tcBorders>
+              <w:top w:val="single" w:color="BFBFBF" w:sz="2"/>
+              <w:left w:val="single" w:color="BFBFBF" w:sz="2"/>
+              <w:bottom w:val="single" w:color="BFBFBF" w:sz="2"/>
+              <w:right w:val="single" w:color="BFBFBF" w:sz="2"/>
+            </w:tcBorders>
+            <w:tcMar>
+              <w:top w:type="dxa" w:w="60"/>
+              <w:left w:type="dxa" w:w="100"/>
+              <w:bottom w:type="dxa" w:w="60"/>
+              <w:right w:type="dxa" w:w="100"/>
+            </w:tcMar>
+            <w:vAlign w:val="center"/>
+          </w:tcPr>
+          <w:p>
+            <w:r>
+              <w:rPr>
+                <w:sz w:val="19"/>
+                <w:szCs w:val="19"/>
+              </w:rPr>
+              <w:t xml:space="preserve">rx_bytes/tx_bytes, overflow-safe — see section 29</w:t>
+            </w:r>
+          </w:p>
+        </w:tc>
+      </w:tr>
+      <w:tr>
+        <w:tc>
+          <w:tcPr>
+            <w:tcW w:type="dxa" w:w="3200"/>
+            <w:tcBorders>
+              <w:top w:val="single" w:color="BFBFBF" w:sz="2"/>
+              <w:left w:val="single" w:color="BFBFBF" w:sz="2"/>
+              <w:bottom w:val="single" w:color="BFBFBF" w:sz="2"/>
+              <w:right w:val="single" w:color="BFBFBF" w:sz="2"/>
+            </w:tcBorders>
+            <w:tcMar>
+              <w:top w:type="dxa" w:w="60"/>
+              <w:left w:type="dxa" w:w="100"/>
+              <w:bottom w:type="dxa" w:w="60"/>
+              <w:right w:type="dxa" w:w="100"/>
+            </w:tcMar>
+            <w:vAlign w:val="center"/>
+          </w:tcPr>
+          <w:p>
+            <w:r>
+              <w:rPr>
+                <w:sz w:val="19"/>
+                <w:szCs w:val="19"/>
+              </w:rPr>
+              <w:t xml:space="preserve">Acct-Input/Output-Packets</w:t>
+            </w:r>
+          </w:p>
+        </w:tc>
+        <w:tc>
+          <w:tcPr>
+            <w:tcW w:type="dxa" w:w="900"/>
+            <w:tcBorders>
+              <w:top w:val="single" w:color="BFBFBF" w:sz="2"/>
+              <w:left w:val="single" w:color="BFBFBF" w:sz="2"/>
+              <w:bottom w:val="single" w:color="BFBFBF" w:sz="2"/>
+              <w:right w:val="single" w:color="BFBFBF" w:sz="2"/>
+            </w:tcBorders>
+            <w:tcMar>
+              <w:top w:type="dxa" w:w="60"/>
+              <w:left w:type="dxa" w:w="100"/>
+              <w:bottom w:type="dxa" w:w="60"/>
+              <w:right w:type="dxa" w:w="100"/>
+            </w:tcMar>
+            <w:vAlign w:val="center"/>
+          </w:tcPr>
+          <w:p>
+            <w:r>
+              <w:rPr>
+                <w:sz w:val="19"/>
+                <w:szCs w:val="19"/>
+              </w:rPr>
+              <w:t xml:space="preserve">47/48</w:t>
+            </w:r>
+          </w:p>
+        </w:tc>
+        <w:tc>
+          <w:tcPr>
+            <w:tcW w:type="dxa" w:w="1100"/>
+            <w:tcBorders>
+              <w:top w:val="single" w:color="BFBFBF" w:sz="2"/>
+              <w:left w:val="single" w:color="BFBFBF" w:sz="2"/>
+              <w:bottom w:val="single" w:color="BFBFBF" w:sz="2"/>
+              <w:right w:val="single" w:color="BFBFBF" w:sz="2"/>
+            </w:tcBorders>
+            <w:tcMar>
+              <w:top w:type="dxa" w:w="60"/>
+              <w:left w:type="dxa" w:w="100"/>
+              <w:bottom w:type="dxa" w:w="60"/>
+              <w:right w:type="dxa" w:w="100"/>
+            </w:tcMar>
+            <w:vAlign w:val="center"/>
+          </w:tcPr>
+          <w:p>
+            <w:r>
+              <w:rPr>
+                <w:sz w:val="19"/>
+                <w:szCs w:val="19"/>
+              </w:rPr>
+              <w:t xml:space="preserve">–</w:t>
+            </w:r>
+          </w:p>
+        </w:tc>
+        <w:tc>
+          <w:tcPr>
+            <w:tcW w:type="dxa" w:w="1400"/>
+            <w:tcBorders>
+              <w:top w:val="single" w:color="BFBFBF" w:sz="2"/>
+              <w:left w:val="single" w:color="BFBFBF" w:sz="2"/>
+              <w:bottom w:val="single" w:color="BFBFBF" w:sz="2"/>
+              <w:right w:val="single" w:color="BFBFBF" w:sz="2"/>
+            </w:tcBorders>
+            <w:tcMar>
+              <w:top w:type="dxa" w:w="60"/>
+              <w:left w:type="dxa" w:w="100"/>
+              <w:bottom w:type="dxa" w:w="60"/>
+              <w:right w:type="dxa" w:w="100"/>
+            </w:tcMar>
+            <w:vAlign w:val="center"/>
+          </w:tcPr>
+          <w:p>
+            <w:r>
+              <w:rPr>
+                <w:sz w:val="19"/>
+                <w:szCs w:val="19"/>
+              </w:rPr>
+              <w:t xml:space="preserve">✓</w:t>
+            </w:r>
+          </w:p>
+        </w:tc>
+        <w:tc>
+          <w:tcPr>
+            <w:tcW w:type="dxa" w:w="2700"/>
+            <w:tcBorders>
+              <w:top w:val="single" w:color="BFBFBF" w:sz="2"/>
+              <w:left w:val="single" w:color="BFBFBF" w:sz="2"/>
+              <w:bottom w:val="single" w:color="BFBFBF" w:sz="2"/>
+              <w:right w:val="single" w:color="BFBFBF" w:sz="2"/>
+            </w:tcBorders>
+            <w:tcMar>
+              <w:top w:type="dxa" w:w="60"/>
+              <w:left w:type="dxa" w:w="100"/>
+              <w:bottom w:type="dxa" w:w="60"/>
+              <w:right w:type="dxa" w:w="100"/>
+            </w:tcMar>
+            <w:vAlign w:val="center"/>
+          </w:tcPr>
+          <w:p>
+            <w:r>
+              <w:rPr>
+                <w:sz w:val="19"/>
+                <w:szCs w:val="19"/>
+              </w:rPr>
+              <w:t xml:space="preserve">rx_pkts/tx_pkts</w:t>
+            </w:r>
+          </w:p>
+        </w:tc>
+      </w:tr>
+      <w:tr>
+        <w:tc>
+          <w:tcPr>
+            <w:tcW w:type="dxa" w:w="3200"/>
+            <w:tcBorders>
+              <w:top w:val="single" w:color="BFBFBF" w:sz="2"/>
+              <w:left w:val="single" w:color="BFBFBF" w:sz="2"/>
+              <w:bottom w:val="single" w:color="BFBFBF" w:sz="2"/>
+              <w:right w:val="single" w:color="BFBFBF" w:sz="2"/>
+            </w:tcBorders>
+            <w:tcMar>
+              <w:top w:type="dxa" w:w="60"/>
+              <w:left w:type="dxa" w:w="100"/>
+              <w:bottom w:type="dxa" w:w="60"/>
+              <w:right w:type="dxa" w:w="100"/>
+            </w:tcMar>
+            <w:vAlign w:val="center"/>
+          </w:tcPr>
+          <w:p>
+            <w:r>
+              <w:rPr>
+                <w:sz w:val="19"/>
+                <w:szCs w:val="19"/>
+              </w:rPr>
+              <w:t xml:space="preserve">Acct-Session-Time</w:t>
+            </w:r>
+          </w:p>
+        </w:tc>
+        <w:tc>
+          <w:tcPr>
+            <w:tcW w:type="dxa" w:w="900"/>
+            <w:tcBorders>
+              <w:top w:val="single" w:color="BFBFBF" w:sz="2"/>
+              <w:left w:val="single" w:color="BFBFBF" w:sz="2"/>
+              <w:bottom w:val="single" w:color="BFBFBF" w:sz="2"/>
+              <w:right w:val="single" w:color="BFBFBF" w:sz="2"/>
+            </w:tcBorders>
+            <w:tcMar>
+              <w:top w:type="dxa" w:w="60"/>
+              <w:left w:type="dxa" w:w="100"/>
+              <w:bottom w:type="dxa" w:w="60"/>
+              <w:right w:type="dxa" w:w="100"/>
+            </w:tcMar>
+            <w:vAlign w:val="center"/>
+          </w:tcPr>
+          <w:p>
+            <w:r>
+              <w:rPr>
+                <w:sz w:val="19"/>
+                <w:szCs w:val="19"/>
+              </w:rPr>
+              <w:t xml:space="preserve">46</w:t>
+            </w:r>
+          </w:p>
+        </w:tc>
+        <w:tc>
+          <w:tcPr>
+            <w:tcW w:type="dxa" w:w="1100"/>
+            <w:tcBorders>
+              <w:top w:val="single" w:color="BFBFBF" w:sz="2"/>
+              <w:left w:val="single" w:color="BFBFBF" w:sz="2"/>
+              <w:bottom w:val="single" w:color="BFBFBF" w:sz="2"/>
+              <w:right w:val="single" w:color="BFBFBF" w:sz="2"/>
+            </w:tcBorders>
+            <w:tcMar>
+              <w:top w:type="dxa" w:w="60"/>
+              <w:left w:type="dxa" w:w="100"/>
+              <w:bottom w:type="dxa" w:w="60"/>
+              <w:right w:type="dxa" w:w="100"/>
+            </w:tcMar>
+            <w:vAlign w:val="center"/>
+          </w:tcPr>
+          <w:p>
+            <w:r>
+              <w:rPr>
+                <w:sz w:val="19"/>
+                <w:szCs w:val="19"/>
+              </w:rPr>
+              <w:t xml:space="preserve">–</w:t>
+            </w:r>
+          </w:p>
+        </w:tc>
+        <w:tc>
+          <w:tcPr>
+            <w:tcW w:type="dxa" w:w="1400"/>
+            <w:tcBorders>
+              <w:top w:val="single" w:color="BFBFBF" w:sz="2"/>
+              <w:left w:val="single" w:color="BFBFBF" w:sz="2"/>
+              <w:bottom w:val="single" w:color="BFBFBF" w:sz="2"/>
+              <w:right w:val="single" w:color="BFBFBF" w:sz="2"/>
+            </w:tcBorders>
+            <w:tcMar>
+              <w:top w:type="dxa" w:w="60"/>
+              <w:left w:type="dxa" w:w="100"/>
+              <w:bottom w:type="dxa" w:w="60"/>
+              <w:right w:type="dxa" w:w="100"/>
+            </w:tcMar>
+            <w:vAlign w:val="center"/>
+          </w:tcPr>
+          <w:p>
+            <w:r>
+              <w:rPr>
+                <w:sz w:val="19"/>
+                <w:szCs w:val="19"/>
+              </w:rPr>
+              <w:t xml:space="preserve">✓ (Stop)</w:t>
+            </w:r>
+          </w:p>
+        </w:tc>
+        <w:tc>
+          <w:tcPr>
+            <w:tcW w:type="dxa" w:w="2700"/>
+            <w:tcBorders>
+              <w:top w:val="single" w:color="BFBFBF" w:sz="2"/>
+              <w:left w:val="single" w:color="BFBFBF" w:sz="2"/>
+              <w:bottom w:val="single" w:color="BFBFBF" w:sz="2"/>
+              <w:right w:val="single" w:color="BFBFBF" w:sz="2"/>
+            </w:tcBorders>
+            <w:tcMar>
+              <w:top w:type="dxa" w:w="60"/>
+              <w:left w:type="dxa" w:w="100"/>
+              <w:bottom w:type="dxa" w:w="60"/>
+              <w:right w:type="dxa" w:w="100"/>
+            </w:tcMar>
+            <w:vAlign w:val="center"/>
+          </w:tcPr>
+          <w:p>
+            <w:r>
+              <w:rPr>
+                <w:sz w:val="19"/>
+                <w:szCs w:val="19"/>
+              </w:rPr>
+              <w:t xml:space="preserve">session_duration_in_mins × 60</w:t>
+            </w:r>
+          </w:p>
+        </w:tc>
+      </w:tr>
+      <w:tr>
+        <w:tc>
+          <w:tcPr>
+            <w:tcW w:type="dxa" w:w="3200"/>
+            <w:tcBorders>
+              <w:top w:val="single" w:color="BFBFBF" w:sz="2"/>
+              <w:left w:val="single" w:color="BFBFBF" w:sz="2"/>
+              <w:bottom w:val="single" w:color="BFBFBF" w:sz="2"/>
+              <w:right w:val="single" w:color="BFBFBF" w:sz="2"/>
+            </w:tcBorders>
+            <w:tcMar>
+              <w:top w:type="dxa" w:w="60"/>
+              <w:left w:type="dxa" w:w="100"/>
+              <w:bottom w:type="dxa" w:w="60"/>
+              <w:right w:type="dxa" w:w="100"/>
+            </w:tcMar>
+            <w:vAlign w:val="center"/>
+          </w:tcPr>
+          <w:p>
+            <w:r>
+              <w:rPr>
+                <w:sz w:val="19"/>
+                <w:szCs w:val="19"/>
+              </w:rPr>
+              <w:t xml:space="preserve">Acct-Terminate-Cause</w:t>
+            </w:r>
+          </w:p>
+        </w:tc>
+        <w:tc>
+          <w:tcPr>
+            <w:tcW w:type="dxa" w:w="900"/>
+            <w:tcBorders>
+              <w:top w:val="single" w:color="BFBFBF" w:sz="2"/>
+              <w:left w:val="single" w:color="BFBFBF" w:sz="2"/>
+              <w:bottom w:val="single" w:color="BFBFBF" w:sz="2"/>
+              <w:right w:val="single" w:color="BFBFBF" w:sz="2"/>
+            </w:tcBorders>
+            <w:tcMar>
+              <w:top w:type="dxa" w:w="60"/>
+              <w:left w:type="dxa" w:w="100"/>
+              <w:bottom w:type="dxa" w:w="60"/>
+              <w:right w:type="dxa" w:w="100"/>
+            </w:tcMar>
+            <w:vAlign w:val="center"/>
+          </w:tcPr>
+          <w:p>
+            <w:r>
+              <w:rPr>
+                <w:sz w:val="19"/>
+                <w:szCs w:val="19"/>
+              </w:rPr>
+              <w:t xml:space="preserve">49</w:t>
+            </w:r>
+          </w:p>
+        </w:tc>
+        <w:tc>
+          <w:tcPr>
+            <w:tcW w:type="dxa" w:w="1100"/>
+            <w:tcBorders>
+              <w:top w:val="single" w:color="BFBFBF" w:sz="2"/>
+              <w:left w:val="single" w:color="BFBFBF" w:sz="2"/>
+              <w:bottom w:val="single" w:color="BFBFBF" w:sz="2"/>
+              <w:right w:val="single" w:color="BFBFBF" w:sz="2"/>
+            </w:tcBorders>
+            <w:tcMar>
+              <w:top w:type="dxa" w:w="60"/>
+              <w:left w:type="dxa" w:w="100"/>
+              <w:bottom w:type="dxa" w:w="60"/>
+              <w:right w:type="dxa" w:w="100"/>
+            </w:tcMar>
+            <w:vAlign w:val="center"/>
+          </w:tcPr>
+          <w:p>
+            <w:r>
+              <w:rPr>
+                <w:sz w:val="19"/>
+                <w:szCs w:val="19"/>
+              </w:rPr>
+              <w:t xml:space="preserve">–</w:t>
+            </w:r>
+          </w:p>
+        </w:tc>
+        <w:tc>
+          <w:tcPr>
+            <w:tcW w:type="dxa" w:w="1400"/>
+            <w:tcBorders>
+              <w:top w:val="single" w:color="BFBFBF" w:sz="2"/>
+              <w:left w:val="single" w:color="BFBFBF" w:sz="2"/>
+              <w:bottom w:val="single" w:color="BFBFBF" w:sz="2"/>
+              <w:right w:val="single" w:color="BFBFBF" w:sz="2"/>
+            </w:tcBorders>
+            <w:tcMar>
+              <w:top w:type="dxa" w:w="60"/>
+              <w:left w:type="dxa" w:w="100"/>
+              <w:bottom w:type="dxa" w:w="60"/>
+              <w:right w:type="dxa" w:w="100"/>
+            </w:tcMar>
+            <w:vAlign w:val="center"/>
+          </w:tcPr>
+          <w:p>
+            <w:r>
+              <w:rPr>
+                <w:sz w:val="19"/>
+                <w:szCs w:val="19"/>
+              </w:rPr>
+              <w:t xml:space="preserve">✓ (Stop)</w:t>
+            </w:r>
+          </w:p>
+        </w:tc>
+        <w:tc>
+          <w:tcPr>
+            <w:tcW w:type="dxa" w:w="2700"/>
+            <w:tcBorders>
+              <w:top w:val="single" w:color="BFBFBF" w:sz="2"/>
+              <w:left w:val="single" w:color="BFBFBF" w:sz="2"/>
+              <w:bottom w:val="single" w:color="BFBFBF" w:sz="2"/>
+              <w:right w:val="single" w:color="BFBFBF" w:sz="2"/>
+            </w:tcBorders>
+            <w:tcMar>
+              <w:top w:type="dxa" w:w="60"/>
+              <w:left w:type="dxa" w:w="100"/>
+              <w:bottom w:type="dxa" w:w="60"/>
+              <w:right w:type="dxa" w:w="100"/>
+            </w:tcMar>
+            <w:vAlign w:val="center"/>
+          </w:tcPr>
+          <w:p>
+            <w:r>
+              <w:rPr>
+                <w:sz w:val="19"/>
+                <w:szCs w:val="19"/>
+              </w:rPr>
+              <w:t xml:space="preserve">terminate_cause</w:t>
+            </w:r>
+          </w:p>
+        </w:tc>
+      </w:tr>
+    </w:tbl>
+    <w:p>
+      <w:pPr>
+        <w:spacing w:after="120"/>
+      </w:pPr>
+    </w:p>
+    <w:p>
+      <w:pPr>
+        <w:pBdr>
+          <w:left w:val="single" w:color="BF9000" w:sz="12"/>
+        </w:pBdr>
+        <w:shd w:fill="FFF2CC" w:val="clear"/>
+        <w:spacing w:after="200" w:before="80"/>
+        <w:ind w:left="120"/>
+      </w:pPr>
+      <w:r>
+        <w:rPr>
+          <w:b/>
+          <w:bCs/>
+        </w:rPr>
+        <w:t xml:space="preserve">Note: </w:t>
+      </w:r>
+      <w:r>
+        <w:t xml:space="preserve">Role/VLAN on a Start packet only appear if the permit event arrived — either correlated with the Start, or already cached from an earlier permit for this session_id. A Start sent after the correlation timeout with only the accounting half available has no role/VLAN, exactly like mist_nac_radius.py alone; if the permit shows up later, it still enriches that session's subsequent Update/Stop packets.</w:t>
+      </w:r>
+    </w:p>
+    <w:p>
+      <w:pPr>
+        <w:pStyle w:val="Heading1"/>
+        <w:spacing w:after="160" w:before="360"/>
+      </w:pPr>
+      <w:r>
+        <w:rPr>
+          <w:rFonts w:ascii="Arial" w:cs="Arial" w:eastAsia="Arial" w:hAnsi="Arial"/>
+          <w:b/>
+          <w:bCs/>
+          <w:color w:val="2E5FA3"/>
+          <w:sz w:val="32"/>
+          <w:szCs w:val="32"/>
+        </w:rPr>
+        <w:t xml:space="preserve">23. Prerequisites — Combined Forwarder</w:t>
+      </w:r>
+    </w:p>
+    <w:p>
+      <w:pPr>
+        <w:spacing w:after="160"/>
+      </w:pPr>
+      <w:r>
+        <w:t xml:space="preserve">Same as section 3 (Ubuntu 22.04/24.04 LTS, Python 3.8+, sudo access).</w:t>
+      </w:r>
+    </w:p>
+    <w:tbl>
+      <w:tblPr>
+        <w:tblW w:type="dxa" w:w="9300"/>
+        <w:tblBorders>
+          <w:top w:val="single" w:color="auto" w:sz="4"/>
+          <w:left w:val="single" w:color="auto" w:sz="4"/>
+          <w:bottom w:val="single" w:color="auto" w:sz="4"/>
+          <w:right w:val="single" w:color="auto" w:sz="4"/>
+          <w:insideH w:val="single" w:color="auto" w:sz="4"/>
+          <w:insideV w:val="single" w:color="auto" w:sz="4"/>
+        </w:tblBorders>
+      </w:tblPr>
+      <w:tblGrid>
+        <w:gridCol w:w="2800"/>
+        <w:gridCol w:w="2800"/>
+        <w:gridCol w:w="1400"/>
+        <w:gridCol w:w="2300"/>
+      </w:tblGrid>
+      <w:tr>
+        <w:trPr>
+          <w:tblHeader/>
+        </w:trPr>
+        <w:tc>
+          <w:tcPr>
+            <w:tcW w:type="dxa" w:w="2800"/>
+            <w:tcBorders>
+              <w:top w:val="single" w:color="BFBFBF" w:sz="2"/>
+              <w:left w:val="single" w:color="BFBFBF" w:sz="2"/>
+              <w:bottom w:val="single" w:color="BFBFBF" w:sz="2"/>
+              <w:right w:val="single" w:color="BFBFBF" w:sz="2"/>
+            </w:tcBorders>
+            <w:shd w:fill="D9E2F3" w:val="clear"/>
+            <w:tcMar>
+              <w:top w:type="dxa" w:w="60"/>
+              <w:left w:type="dxa" w:w="100"/>
+              <w:bottom w:type="dxa" w:w="60"/>
+              <w:right w:type="dxa" w:w="100"/>
+            </w:tcMar>
+            <w:vAlign w:val="center"/>
+          </w:tcPr>
+          <w:p>
+            <w:r>
+              <w:rPr>
+                <w:rFonts w:ascii="Arial" w:cs="Arial" w:eastAsia="Arial" w:hAnsi="Arial"/>
+                <w:b/>
+                <w:bCs/>
+                <w:sz w:val="19"/>
+                <w:szCs w:val="19"/>
+              </w:rPr>
+              <w:t xml:space="preserve">Connection</w:t>
+            </w:r>
+          </w:p>
+        </w:tc>
+        <w:tc>
+          <w:tcPr>
+            <w:tcW w:type="dxa" w:w="2800"/>
+            <w:tcBorders>
+              <w:top w:val="single" w:color="BFBFBF" w:sz="2"/>
+              <w:left w:val="single" w:color="BFBFBF" w:sz="2"/>
+              <w:bottom w:val="single" w:color="BFBFBF" w:sz="2"/>
+              <w:right w:val="single" w:color="BFBFBF" w:sz="2"/>
+            </w:tcBorders>
+            <w:shd w:fill="D9E2F3" w:val="clear"/>
+            <w:tcMar>
+              <w:top w:type="dxa" w:w="60"/>
+              <w:left w:type="dxa" w:w="100"/>
+              <w:bottom w:type="dxa" w:w="60"/>
+              <w:right w:type="dxa" w:w="100"/>
+            </w:tcMar>
+            <w:vAlign w:val="center"/>
+          </w:tcPr>
+          <w:p>
+            <w:r>
+              <w:rPr>
+                <w:rFonts w:ascii="Arial" w:cs="Arial" w:eastAsia="Arial" w:hAnsi="Arial"/>
+                <w:b/>
+                <w:bCs/>
+                <w:sz w:val="19"/>
+                <w:szCs w:val="19"/>
+              </w:rPr>
+              <w:t xml:space="preserve">Protocol / Port</w:t>
+            </w:r>
+          </w:p>
+        </w:tc>
+        <w:tc>
+          <w:tcPr>
+            <w:tcW w:type="dxa" w:w="1400"/>
+            <w:tcBorders>
+              <w:top w:val="single" w:color="BFBFBF" w:sz="2"/>
+              <w:left w:val="single" w:color="BFBFBF" w:sz="2"/>
+              <w:bottom w:val="single" w:color="BFBFBF" w:sz="2"/>
+              <w:right w:val="single" w:color="BFBFBF" w:sz="2"/>
+            </w:tcBorders>
+            <w:shd w:fill="D9E2F3" w:val="clear"/>
+            <w:tcMar>
+              <w:top w:type="dxa" w:w="60"/>
+              <w:left w:type="dxa" w:w="100"/>
+              <w:bottom w:type="dxa" w:w="60"/>
+              <w:right w:type="dxa" w:w="100"/>
+            </w:tcMar>
+            <w:vAlign w:val="center"/>
+          </w:tcPr>
+          <w:p>
+            <w:r>
+              <w:rPr>
+                <w:rFonts w:ascii="Arial" w:cs="Arial" w:eastAsia="Arial" w:hAnsi="Arial"/>
+                <w:b/>
+                <w:bCs/>
+                <w:sz w:val="19"/>
+                <w:szCs w:val="19"/>
+              </w:rPr>
+              <w:t xml:space="preserve">Direction</w:t>
+            </w:r>
+          </w:p>
+        </w:tc>
+        <w:tc>
+          <w:tcPr>
+            <w:tcW w:type="dxa" w:w="2300"/>
+            <w:tcBorders>
+              <w:top w:val="single" w:color="BFBFBF" w:sz="2"/>
+              <w:left w:val="single" w:color="BFBFBF" w:sz="2"/>
+              <w:bottom w:val="single" w:color="BFBFBF" w:sz="2"/>
+              <w:right w:val="single" w:color="BFBFBF" w:sz="2"/>
+            </w:tcBorders>
+            <w:shd w:fill="D9E2F3" w:val="clear"/>
+            <w:tcMar>
+              <w:top w:type="dxa" w:w="60"/>
+              <w:left w:type="dxa" w:w="100"/>
+              <w:bottom w:type="dxa" w:w="60"/>
+              <w:right w:type="dxa" w:w="100"/>
+            </w:tcMar>
+            <w:vAlign w:val="center"/>
+          </w:tcPr>
+          <w:p>
+            <w:r>
+              <w:rPr>
+                <w:rFonts w:ascii="Arial" w:cs="Arial" w:eastAsia="Arial" w:hAnsi="Arial"/>
+                <w:b/>
+                <w:bCs/>
+                <w:sz w:val="19"/>
+                <w:szCs w:val="19"/>
+              </w:rPr>
+              <w:t xml:space="preserve">Notes</w:t>
+            </w:r>
+          </w:p>
+        </w:tc>
+      </w:tr>
+      <w:tr>
+        <w:tc>
+          <w:tcPr>
+            <w:tcW w:type="dxa" w:w="2800"/>
+            <w:tcBorders>
+              <w:top w:val="single" w:color="BFBFBF" w:sz="2"/>
+              <w:left w:val="single" w:color="BFBFBF" w:sz="2"/>
+              <w:bottom w:val="single" w:color="BFBFBF" w:sz="2"/>
+              <w:right w:val="single" w:color="BFBFBF" w:sz="2"/>
+            </w:tcBorders>
+            <w:tcMar>
+              <w:top w:type="dxa" w:w="60"/>
+              <w:left w:type="dxa" w:w="100"/>
+              <w:bottom w:type="dxa" w:w="60"/>
+              <w:right w:type="dxa" w:w="100"/>
+            </w:tcMar>
+            <w:vAlign w:val="center"/>
+          </w:tcPr>
+          <w:p>
+            <w:r>
+              <w:rPr>
+                <w:sz w:val="19"/>
+                <w:szCs w:val="19"/>
+              </w:rPr>
+              <w:t xml:space="preserve">Mist Cloud → This server</w:t>
+            </w:r>
+          </w:p>
+        </w:tc>
+        <w:tc>
+          <w:tcPr>
+            <w:tcW w:type="dxa" w:w="2800"/>
+            <w:tcBorders>
+              <w:top w:val="single" w:color="BFBFBF" w:sz="2"/>
+              <w:left w:val="single" w:color="BFBFBF" w:sz="2"/>
+              <w:bottom w:val="single" w:color="BFBFBF" w:sz="2"/>
+              <w:right w:val="single" w:color="BFBFBF" w:sz="2"/>
+            </w:tcBorders>
+            <w:tcMar>
+              <w:top w:type="dxa" w:w="60"/>
+              <w:left w:type="dxa" w:w="100"/>
+              <w:bottom w:type="dxa" w:w="60"/>
+              <w:right w:type="dxa" w:w="100"/>
+            </w:tcMar>
+            <w:vAlign w:val="center"/>
+          </w:tcPr>
+          <w:p>
+            <w:r>
+              <w:rPr>
+                <w:sz w:val="19"/>
+                <w:szCs w:val="19"/>
+              </w:rPr>
+              <w:t xml:space="preserve">TCP/HTTP 8080</w:t>
+            </w:r>
+          </w:p>
+        </w:tc>
+        <w:tc>
+          <w:tcPr>
+            <w:tcW w:type="dxa" w:w="1400"/>
+            <w:tcBorders>
+              <w:top w:val="single" w:color="BFBFBF" w:sz="2"/>
+              <w:left w:val="single" w:color="BFBFBF" w:sz="2"/>
+              <w:bottom w:val="single" w:color="BFBFBF" w:sz="2"/>
+              <w:right w:val="single" w:color="BFBFBF" w:sz="2"/>
+            </w:tcBorders>
+            <w:tcMar>
+              <w:top w:type="dxa" w:w="60"/>
+              <w:left w:type="dxa" w:w="100"/>
+              <w:bottom w:type="dxa" w:w="60"/>
+              <w:right w:type="dxa" w:w="100"/>
+            </w:tcMar>
+            <w:vAlign w:val="center"/>
+          </w:tcPr>
+          <w:p>
+            <w:r>
+              <w:rPr>
+                <w:sz w:val="19"/>
+                <w:szCs w:val="19"/>
+              </w:rPr>
+              <w:t xml:space="preserve">Inbound</w:t>
+            </w:r>
+          </w:p>
+        </w:tc>
+        <w:tc>
+          <w:tcPr>
+            <w:tcW w:type="dxa" w:w="2300"/>
+            <w:tcBorders>
+              <w:top w:val="single" w:color="BFBFBF" w:sz="2"/>
+              <w:left w:val="single" w:color="BFBFBF" w:sz="2"/>
+              <w:bottom w:val="single" w:color="BFBFBF" w:sz="2"/>
+              <w:right w:val="single" w:color="BFBFBF" w:sz="2"/>
+            </w:tcBorders>
+            <w:tcMar>
+              <w:top w:type="dxa" w:w="60"/>
+              <w:left w:type="dxa" w:w="100"/>
+              <w:bottom w:type="dxa" w:w="60"/>
+              <w:right w:type="dxa" w:w="100"/>
+            </w:tcMar>
+            <w:vAlign w:val="center"/>
+          </w:tcPr>
+          <w:p>
+            <w:r>
+              <w:rPr>
+                <w:sz w:val="19"/>
+                <w:szCs w:val="19"/>
+              </w:rPr>
+              <w:t xml:space="preserve">Both nac-accounting and nac-events topics, same port — see section 26</w:t>
+            </w:r>
+          </w:p>
+        </w:tc>
+      </w:tr>
+      <w:tr>
+        <w:tc>
+          <w:tcPr>
+            <w:tcW w:type="dxa" w:w="2800"/>
+            <w:tcBorders>
+              <w:top w:val="single" w:color="BFBFBF" w:sz="2"/>
+              <w:left w:val="single" w:color="BFBFBF" w:sz="2"/>
+              <w:bottom w:val="single" w:color="BFBFBF" w:sz="2"/>
+              <w:right w:val="single" w:color="BFBFBF" w:sz="2"/>
+            </w:tcBorders>
+            <w:tcMar>
+              <w:top w:type="dxa" w:w="60"/>
+              <w:left w:type="dxa" w:w="100"/>
+              <w:bottom w:type="dxa" w:w="60"/>
+              <w:right w:type="dxa" w:w="100"/>
+            </w:tcMar>
+            <w:vAlign w:val="center"/>
+          </w:tcPr>
+          <w:p>
+            <w:r>
+              <w:rPr>
+                <w:sz w:val="19"/>
+                <w:szCs w:val="19"/>
+              </w:rPr>
+              <w:t xml:space="preserve">This server → FortiGate</w:t>
+            </w:r>
+          </w:p>
+        </w:tc>
+        <w:tc>
+          <w:tcPr>
+            <w:tcW w:type="dxa" w:w="2800"/>
+            <w:tcBorders>
+              <w:top w:val="single" w:color="BFBFBF" w:sz="2"/>
+              <w:left w:val="single" w:color="BFBFBF" w:sz="2"/>
+              <w:bottom w:val="single" w:color="BFBFBF" w:sz="2"/>
+              <w:right w:val="single" w:color="BFBFBF" w:sz="2"/>
+            </w:tcBorders>
+            <w:tcMar>
+              <w:top w:type="dxa" w:w="60"/>
+              <w:left w:type="dxa" w:w="100"/>
+              <w:bottom w:type="dxa" w:w="60"/>
+              <w:right w:type="dxa" w:w="100"/>
+            </w:tcMar>
+            <w:vAlign w:val="center"/>
+          </w:tcPr>
+          <w:p>
+            <w:r>
+              <w:rPr>
+                <w:sz w:val="19"/>
+                <w:szCs w:val="19"/>
+              </w:rPr>
+              <w:t xml:space="preserve">UDP 1813</w:t>
+            </w:r>
+          </w:p>
+        </w:tc>
+        <w:tc>
+          <w:tcPr>
+            <w:tcW w:type="dxa" w:w="1400"/>
+            <w:tcBorders>
+              <w:top w:val="single" w:color="BFBFBF" w:sz="2"/>
+              <w:left w:val="single" w:color="BFBFBF" w:sz="2"/>
+              <w:bottom w:val="single" w:color="BFBFBF" w:sz="2"/>
+              <w:right w:val="single" w:color="BFBFBF" w:sz="2"/>
+            </w:tcBorders>
+            <w:tcMar>
+              <w:top w:type="dxa" w:w="60"/>
+              <w:left w:type="dxa" w:w="100"/>
+              <w:bottom w:type="dxa" w:w="60"/>
+              <w:right w:type="dxa" w:w="100"/>
+            </w:tcMar>
+            <w:vAlign w:val="center"/>
+          </w:tcPr>
+          <w:p>
+            <w:r>
+              <w:rPr>
+                <w:sz w:val="19"/>
+                <w:szCs w:val="19"/>
+              </w:rPr>
+              <w:t xml:space="preserve">Outbound</w:t>
+            </w:r>
+          </w:p>
+        </w:tc>
+        <w:tc>
+          <w:tcPr>
+            <w:tcW w:type="dxa" w:w="2300"/>
+            <w:tcBorders>
+              <w:top w:val="single" w:color="BFBFBF" w:sz="2"/>
+              <w:left w:val="single" w:color="BFBFBF" w:sz="2"/>
+              <w:bottom w:val="single" w:color="BFBFBF" w:sz="2"/>
+              <w:right w:val="single" w:color="BFBFBF" w:sz="2"/>
+            </w:tcBorders>
+            <w:tcMar>
+              <w:top w:type="dxa" w:w="60"/>
+              <w:left w:type="dxa" w:w="100"/>
+              <w:bottom w:type="dxa" w:w="60"/>
+              <w:right w:type="dxa" w:w="100"/>
+            </w:tcMar>
+            <w:vAlign w:val="center"/>
+          </w:tcPr>
+          <w:p>
+            <w:r>
+              <w:rPr>
+                <w:sz w:val="19"/>
+                <w:szCs w:val="19"/>
+              </w:rPr>
+              <w:t xml:space="preserve">RADIUS Accounting (RFC 2866)</w:t>
+            </w:r>
+          </w:p>
+        </w:tc>
+      </w:tr>
+    </w:tbl>
+    <w:p>
+      <w:pPr>
+        <w:spacing w:after="120"/>
+      </w:pPr>
+    </w:p>
+    <w:p>
+      <w:pPr>
+        <w:pBdr>
+          <w:left w:val="single" w:color="BF9000" w:sz="12"/>
+        </w:pBdr>
+        <w:shd w:fill="FFF2CC" w:val="clear"/>
+        <w:spacing w:after="200" w:before="80"/>
+        <w:ind w:left="120"/>
+      </w:pPr>
+      <w:r>
+        <w:rPr>
+          <w:b/>
+          <w:bCs/>
+        </w:rPr>
+        <w:t xml:space="preserve">Note: </w:t>
+      </w:r>
+      <w:r>
+        <w:t xml:space="preserve">Unlike running the two standalone forwarders side by side (section 32), this is a single process on a single port — no port-collision planning needed.</w:t>
+      </w:r>
+    </w:p>
+    <w:p>
+      <w:pPr>
+        <w:pStyle w:val="Heading1"/>
+        <w:spacing w:after="160" w:before="360"/>
+      </w:pPr>
+      <w:r>
+        <w:rPr>
+          <w:rFonts w:ascii="Arial" w:cs="Arial" w:eastAsia="Arial" w:hAnsi="Arial"/>
+          <w:b/>
+          <w:bCs/>
+          <w:color w:val="2E5FA3"/>
+          <w:sz w:val="32"/>
+          <w:szCs w:val="32"/>
+        </w:rPr>
+        <w:t xml:space="preserve">24. Installation — Combined Forwarder</w:t>
+      </w:r>
+    </w:p>
+    <w:p>
+      <w:pPr>
+        <w:pStyle w:val="Heading2"/>
+        <w:spacing w:after="120" w:before="280"/>
+      </w:pPr>
+      <w:r>
+        <w:rPr>
+          <w:rFonts w:ascii="Arial" w:cs="Arial" w:eastAsia="Arial" w:hAnsi="Arial"/>
+          <w:b/>
+          <w:bCs/>
+          <w:color w:val="1F3864"/>
+          <w:sz w:val="26"/>
+          <w:szCs w:val="26"/>
+        </w:rPr>
+        <w:t xml:space="preserve">24.1 Copy the Files</w:t>
+      </w:r>
+    </w:p>
+    <w:tbl>
+      <w:tblPr>
+        <w:tblW w:type="pct" w:w="100%"/>
+        <w:tblBorders>
+          <w:top w:val="single" w:color="auto" w:sz="4"/>
+          <w:left w:val="single" w:color="auto" w:sz="4"/>
+          <w:bottom w:val="single" w:color="auto" w:sz="4"/>
+          <w:right w:val="single" w:color="auto" w:sz="4"/>
+          <w:insideH w:val="single" w:color="auto" w:sz="4"/>
+          <w:insideV w:val="single" w:color="auto" w:sz="4"/>
+        </w:tblBorders>
+      </w:tblPr>
+      <w:tblGrid>
+        <w:gridCol w:w="100"/>
+      </w:tblGrid>
+      <w:tr>
+        <w:tc>
+          <w:tcPr>
+            <w:tcBorders>
+              <w:top w:val="single" w:color="BFBFBF" w:sz="2"/>
+              <w:left w:val="single" w:color="BFBFBF" w:sz="2"/>
+              <w:bottom w:val="single" w:color="BFBFBF" w:sz="2"/>
+              <w:right w:val="single" w:color="BFBFBF" w:sz="2"/>
+            </w:tcBorders>
+            <w:shd w:fill="F2F2F2" w:val="clear"/>
+            <w:tcMar>
+              <w:top w:type="dxa" w:w="100"/>
+              <w:left w:type="dxa" w:w="150"/>
+              <w:bottom w:type="dxa" w:w="100"/>
+              <w:right w:type="dxa" w:w="150"/>
+            </w:tcMar>
+          </w:tcPr>
+          <w:p>
+            <w:pPr>
+              <w:spacing w:after="0"/>
+            </w:pPr>
+            <w:r>
+              <w:rPr>
+                <w:rFonts w:ascii="Courier New" w:cs="Courier New" w:eastAsia="Courier New" w:hAnsi="Courier New"/>
+                <w:sz w:val="19"/>
+                <w:szCs w:val="19"/>
+              </w:rPr>
+              <w:t xml:space="preserve">sudo mkdir -p /opt/mist-combined-radius</w:t>
+            </w:r>
+          </w:p>
+          <w:p>
+            <w:pPr>
+              <w:spacing w:after="0"/>
+            </w:pPr>
+            <w:r>
+              <w:rPr>
+                <w:rFonts w:ascii="Courier New" w:cs="Courier New" w:eastAsia="Courier New" w:hAnsi="Courier New"/>
+                <w:sz w:val="19"/>
+                <w:szCs w:val="19"/>
+              </w:rPr>
+              <w:t xml:space="preserve">sudo cp mist_nac_combined_radius.py /opt/mist-combined-radius/</w:t>
+            </w:r>
+          </w:p>
+          <w:p>
+            <w:pPr>
+              <w:spacing w:after="0"/>
+            </w:pPr>
+            <w:r>
+              <w:rPr>
+                <w:rFonts w:ascii="Courier New" w:cs="Courier New" w:eastAsia="Courier New" w:hAnsi="Courier New"/>
+                <w:sz w:val="19"/>
+                <w:szCs w:val="19"/>
+              </w:rPr>
+              <w:t xml:space="preserve">sudo cp mist-combined-radius.ini.example /opt/mist-combined-radius/</w:t>
+            </w:r>
+          </w:p>
+          <w:p>
+            <w:pPr>
+              <w:spacing w:after="0"/>
+            </w:pPr>
+            <w:r>
+              <w:rPr>
+                <w:rFonts w:ascii="Courier New" w:cs="Courier New" w:eastAsia="Courier New" w:hAnsi="Courier New"/>
+                <w:sz w:val="19"/>
+                <w:szCs w:val="19"/>
+              </w:rPr>
+              <w:t xml:space="preserve">sudo chmod 755 /opt/mist-combined-radius/mist_nac_combined_radius.py</w:t>
+            </w:r>
+          </w:p>
+        </w:tc>
+      </w:tr>
+    </w:tbl>
+    <w:p>
+      <w:pPr>
+        <w:spacing w:after="120"/>
+      </w:pPr>
+    </w:p>
+    <w:p>
+      <w:pPr>
+        <w:pStyle w:val="Heading2"/>
+        <w:spacing w:after="120" w:before="280"/>
+      </w:pPr>
+      <w:r>
+        <w:rPr>
+          <w:rFonts w:ascii="Arial" w:cs="Arial" w:eastAsia="Arial" w:hAnsi="Arial"/>
+          <w:b/>
+          <w:bCs/>
+          <w:color w:val="1F3864"/>
+          <w:sz w:val="26"/>
+          <w:szCs w:val="26"/>
+        </w:rPr>
+        <w:t xml:space="preserve">24.2 Create a Dedicated Service Account</w:t>
+      </w:r>
+    </w:p>
+    <w:tbl>
+      <w:tblPr>
+        <w:tblW w:type="pct" w:w="100%"/>
+        <w:tblBorders>
+          <w:top w:val="single" w:color="auto" w:sz="4"/>
+          <w:left w:val="single" w:color="auto" w:sz="4"/>
+          <w:bottom w:val="single" w:color="auto" w:sz="4"/>
+          <w:right w:val="single" w:color="auto" w:sz="4"/>
+          <w:insideH w:val="single" w:color="auto" w:sz="4"/>
+          <w:insideV w:val="single" w:color="auto" w:sz="4"/>
+        </w:tblBorders>
+      </w:tblPr>
+      <w:tblGrid>
+        <w:gridCol w:w="100"/>
+      </w:tblGrid>
+      <w:tr>
+        <w:tc>
+          <w:tcPr>
+            <w:tcBorders>
+              <w:top w:val="single" w:color="BFBFBF" w:sz="2"/>
+              <w:left w:val="single" w:color="BFBFBF" w:sz="2"/>
+              <w:bottom w:val="single" w:color="BFBFBF" w:sz="2"/>
+              <w:right w:val="single" w:color="BFBFBF" w:sz="2"/>
+            </w:tcBorders>
+            <w:shd w:fill="F2F2F2" w:val="clear"/>
+            <w:tcMar>
+              <w:top w:type="dxa" w:w="100"/>
+              <w:left w:type="dxa" w:w="150"/>
+              <w:bottom w:type="dxa" w:w="100"/>
+              <w:right w:type="dxa" w:w="150"/>
+            </w:tcMar>
+          </w:tcPr>
+          <w:p>
+            <w:pPr>
+              <w:spacing w:after="0"/>
+            </w:pPr>
+            <w:r>
+              <w:rPr>
+                <w:rFonts w:ascii="Courier New" w:cs="Courier New" w:eastAsia="Courier New" w:hAnsi="Courier New"/>
+                <w:sz w:val="19"/>
+                <w:szCs w:val="19"/>
+              </w:rPr>
+              <w:t xml:space="preserve">sudo useradd --system --no-create-home --shell /usr/sbin/nologin mist-combined-radius</w:t>
+            </w:r>
+          </w:p>
+          <w:p>
+            <w:pPr>
+              <w:spacing w:after="0"/>
+            </w:pPr>
+            <w:r>
+              <w:rPr>
+                <w:rFonts w:ascii="Courier New" w:cs="Courier New" w:eastAsia="Courier New" w:hAnsi="Courier New"/>
+                <w:sz w:val="19"/>
+                <w:szCs w:val="19"/>
+              </w:rPr>
+              <w:t xml:space="preserve">sudo chown -R mist-combined-radius:mist-combined-radius /opt/mist-combined-radius</w:t>
+            </w:r>
+          </w:p>
+        </w:tc>
+      </w:tr>
+    </w:tbl>
+    <w:p>
+      <w:pPr>
+        <w:spacing w:after="120"/>
+      </w:pPr>
+    </w:p>
+    <w:p>
+      <w:pPr>
+        <w:pStyle w:val="Heading2"/>
+        <w:spacing w:after="120" w:before="280"/>
+      </w:pPr>
+      <w:r>
+        <w:rPr>
+          <w:rFonts w:ascii="Arial" w:cs="Arial" w:eastAsia="Arial" w:hAnsi="Arial"/>
+          <w:b/>
+          <w:bCs/>
+          <w:color w:val="1F3864"/>
+          <w:sz w:val="26"/>
+          <w:szCs w:val="26"/>
+        </w:rPr>
+        <w:t xml:space="preserve">24.3 Create the Log Directory</w:t>
+      </w:r>
+    </w:p>
+    <w:tbl>
+      <w:tblPr>
+        <w:tblW w:type="pct" w:w="100%"/>
+        <w:tblBorders>
+          <w:top w:val="single" w:color="auto" w:sz="4"/>
+          <w:left w:val="single" w:color="auto" w:sz="4"/>
+          <w:bottom w:val="single" w:color="auto" w:sz="4"/>
+          <w:right w:val="single" w:color="auto" w:sz="4"/>
+          <w:insideH w:val="single" w:color="auto" w:sz="4"/>
+          <w:insideV w:val="single" w:color="auto" w:sz="4"/>
+        </w:tblBorders>
+      </w:tblPr>
+      <w:tblGrid>
+        <w:gridCol w:w="100"/>
+      </w:tblGrid>
+      <w:tr>
+        <w:tc>
+          <w:tcPr>
+            <w:tcBorders>
+              <w:top w:val="single" w:color="BFBFBF" w:sz="2"/>
+              <w:left w:val="single" w:color="BFBFBF" w:sz="2"/>
+              <w:bottom w:val="single" w:color="BFBFBF" w:sz="2"/>
+              <w:right w:val="single" w:color="BFBFBF" w:sz="2"/>
+            </w:tcBorders>
+            <w:shd w:fill="F2F2F2" w:val="clear"/>
+            <w:tcMar>
+              <w:top w:type="dxa" w:w="100"/>
+              <w:left w:type="dxa" w:w="150"/>
+              <w:bottom w:type="dxa" w:w="100"/>
+              <w:right w:type="dxa" w:w="150"/>
+            </w:tcMar>
+          </w:tcPr>
+          <w:p>
+            <w:pPr>
+              <w:spacing w:after="0"/>
+            </w:pPr>
+            <w:r>
+              <w:rPr>
+                <w:rFonts w:ascii="Courier New" w:cs="Courier New" w:eastAsia="Courier New" w:hAnsi="Courier New"/>
+                <w:sz w:val="19"/>
+                <w:szCs w:val="19"/>
+              </w:rPr>
+              <w:t xml:space="preserve">sudo mkdir -p /opt/mist-combined-radius/logs</w:t>
+            </w:r>
+          </w:p>
+          <w:p>
+            <w:pPr>
+              <w:spacing w:after="0"/>
+            </w:pPr>
+            <w:r>
+              <w:rPr>
+                <w:rFonts w:ascii="Courier New" w:cs="Courier New" w:eastAsia="Courier New" w:hAnsi="Courier New"/>
+                <w:sz w:val="19"/>
+                <w:szCs w:val="19"/>
+              </w:rPr>
+              <w:t xml:space="preserve">sudo chown mist-combined-radius:mist-combined-radius /opt/mist-combined-radius/logs</w:t>
+            </w:r>
+          </w:p>
+        </w:tc>
+      </w:tr>
+    </w:tbl>
+    <w:p>
+      <w:pPr>
+        <w:pStyle w:val="Heading1"/>
+        <w:spacing w:after="160" w:before="360"/>
+      </w:pPr>
+      <w:r>
+        <w:rPr>
+          <w:rFonts w:ascii="Arial" w:cs="Arial" w:eastAsia="Arial" w:hAnsi="Arial"/>
+          <w:b/>
+          <w:bCs/>
+          <w:color w:val="2E5FA3"/>
+          <w:sz w:val="32"/>
+          <w:szCs w:val="32"/>
+        </w:rPr>
+        <w:t xml:space="preserve">25. Configuration (mist-combined-radius.ini)</w:t>
+      </w:r>
+    </w:p>
+    <w:p>
+      <w:pPr>
+        <w:pStyle w:val="Heading2"/>
+        <w:spacing w:after="120" w:before="280"/>
+      </w:pPr>
+      <w:r>
+        <w:rPr>
+          <w:rFonts w:ascii="Arial" w:cs="Arial" w:eastAsia="Arial" w:hAnsi="Arial"/>
+          <w:b/>
+          <w:bCs/>
+          <w:color w:val="1F3864"/>
+          <w:sz w:val="26"/>
+          <w:szCs w:val="26"/>
+        </w:rPr>
+        <w:t xml:space="preserve">25.1 Config File Location</w:t>
+      </w:r>
+    </w:p>
+    <w:p>
+      <w:pPr>
+        <w:pStyle w:val="ListParagraph"/>
+        <w:numPr>
+          <w:ilvl w:val="0"/>
+          <w:numId w:val="1"/>
+        </w:numPr>
+        <w:spacing w:after="80"/>
+      </w:pPr>
+      <w:r>
+        <w:t xml:space="preserve">1. The -c / --config command-line flag, if given</w:t>
+      </w:r>
+    </w:p>
+    <w:p>
+      <w:pPr>
+        <w:pStyle w:val="ListParagraph"/>
+        <w:numPr>
+          <w:ilvl w:val="0"/>
+          <w:numId w:val="1"/>
+        </w:numPr>
+        <w:spacing w:after="80"/>
+      </w:pPr>
+      <w:r>
+        <w:t xml:space="preserve">2. The MIST_COMBINED_RADIUS_CONFIG environment variable, if set</w:t>
+      </w:r>
+    </w:p>
+    <w:p>
+      <w:pPr>
+        <w:pStyle w:val="ListParagraph"/>
+        <w:numPr>
+          <w:ilvl w:val="0"/>
+          <w:numId w:val="1"/>
+        </w:numPr>
+        <w:spacing w:after="80"/>
+      </w:pPr>
+      <w:r>
+        <w:t xml:space="preserve">3. mist-combined-radius.ini in the same directory as the script (the default)</w:t>
+      </w:r>
+    </w:p>
+    <w:p>
+      <w:pPr>
+        <w:pStyle w:val="Heading2"/>
+        <w:spacing w:after="120" w:before="280"/>
+      </w:pPr>
+      <w:r>
+        <w:rPr>
+          <w:rFonts w:ascii="Arial" w:cs="Arial" w:eastAsia="Arial" w:hAnsi="Arial"/>
+          <w:b/>
+          <w:bCs/>
+          <w:color w:val="1F3864"/>
+          <w:sz w:val="26"/>
+          <w:szCs w:val="26"/>
+        </w:rPr>
+        <w:t xml:space="preserve">25.2 Create Your Config File</w:t>
+      </w:r>
+    </w:p>
+    <w:tbl>
+      <w:tblPr>
+        <w:tblW w:type="pct" w:w="100%"/>
+        <w:tblBorders>
+          <w:top w:val="single" w:color="auto" w:sz="4"/>
+          <w:left w:val="single" w:color="auto" w:sz="4"/>
+          <w:bottom w:val="single" w:color="auto" w:sz="4"/>
+          <w:right w:val="single" w:color="auto" w:sz="4"/>
+          <w:insideH w:val="single" w:color="auto" w:sz="4"/>
+          <w:insideV w:val="single" w:color="auto" w:sz="4"/>
+        </w:tblBorders>
+      </w:tblPr>
+      <w:tblGrid>
+        <w:gridCol w:w="100"/>
+      </w:tblGrid>
+      <w:tr>
+        <w:tc>
+          <w:tcPr>
+            <w:tcBorders>
+              <w:top w:val="single" w:color="BFBFBF" w:sz="2"/>
+              <w:left w:val="single" w:color="BFBFBF" w:sz="2"/>
+              <w:bottom w:val="single" w:color="BFBFBF" w:sz="2"/>
+              <w:right w:val="single" w:color="BFBFBF" w:sz="2"/>
+            </w:tcBorders>
+            <w:shd w:fill="F2F2F2" w:val="clear"/>
+            <w:tcMar>
+              <w:top w:type="dxa" w:w="100"/>
+              <w:left w:type="dxa" w:w="150"/>
+              <w:bottom w:type="dxa" w:w="100"/>
+              <w:right w:type="dxa" w:w="150"/>
+            </w:tcMar>
+          </w:tcPr>
+          <w:p>
+            <w:pPr>
+              <w:spacing w:after="0"/>
+            </w:pPr>
+            <w:r>
+              <w:rPr>
+                <w:rFonts w:ascii="Courier New" w:cs="Courier New" w:eastAsia="Courier New" w:hAnsi="Courier New"/>
+                <w:sz w:val="19"/>
+                <w:szCs w:val="19"/>
+              </w:rPr>
+              <w:t xml:space="preserve">cd /opt/mist-combined-radius</w:t>
+            </w:r>
+          </w:p>
+          <w:p>
+            <w:pPr>
+              <w:spacing w:after="0"/>
+            </w:pPr>
+            <w:r>
+              <w:rPr>
+                <w:rFonts w:ascii="Courier New" w:cs="Courier New" w:eastAsia="Courier New" w:hAnsi="Courier New"/>
+                <w:sz w:val="19"/>
+                <w:szCs w:val="19"/>
+              </w:rPr>
+              <w:t xml:space="preserve">sudo cp mist-combined-radius.ini.example mist-combined-radius.ini</w:t>
+            </w:r>
+          </w:p>
+          <w:p>
+            <w:pPr>
+              <w:spacing w:after="0"/>
+            </w:pPr>
+            <w:r>
+              <w:rPr>
+                <w:rFonts w:ascii="Courier New" w:cs="Courier New" w:eastAsia="Courier New" w:hAnsi="Courier New"/>
+                <w:sz w:val="19"/>
+                <w:szCs w:val="19"/>
+              </w:rPr>
+              <w:t xml:space="preserve">sudo nano mist-combined-radius.ini</w:t>
+            </w:r>
+          </w:p>
+          <w:p>
+            <w:pPr>
+              <w:spacing w:after="0"/>
+            </w:pPr>
+            <w:r>
+              <w:rPr>
+                <w:rFonts w:ascii="Courier New" w:cs="Courier New" w:eastAsia="Courier New" w:hAnsi="Courier New"/>
+                <w:sz w:val="19"/>
+                <w:szCs w:val="19"/>
+              </w:rPr>
+              <w:t xml:space="preserve">sudo chown mist-combined-radius:mist-combined-radius mist-combined-radius.ini</w:t>
+            </w:r>
+          </w:p>
+          <w:p>
+            <w:pPr>
+              <w:spacing w:after="0"/>
+            </w:pPr>
+            <w:r>
+              <w:rPr>
+                <w:rFonts w:ascii="Courier New" w:cs="Courier New" w:eastAsia="Courier New" w:hAnsi="Courier New"/>
+                <w:sz w:val="19"/>
+                <w:szCs w:val="19"/>
+              </w:rPr>
+              <w:t xml:space="preserve">sudo chmod 640 mist-combined-radius.ini</w:t>
+            </w:r>
+          </w:p>
+        </w:tc>
+      </w:tr>
+    </w:tbl>
+    <w:p>
+      <w:pPr>
+        <w:spacing w:after="120"/>
+      </w:pPr>
+    </w:p>
+    <w:p>
+      <w:pPr>
+        <w:pStyle w:val="Heading2"/>
+        <w:spacing w:after="120" w:before="280"/>
+      </w:pPr>
+      <w:r>
+        <w:rPr>
+          <w:rFonts w:ascii="Arial" w:cs="Arial" w:eastAsia="Arial" w:hAnsi="Arial"/>
+          <w:b/>
+          <w:bCs/>
+          <w:color w:val="1F3864"/>
+          <w:sz w:val="26"/>
+          <w:szCs w:val="26"/>
+        </w:rPr>
+        <w:t xml:space="preserve">25.3 [server] Section</w:t>
+      </w:r>
+    </w:p>
+    <w:tbl>
+      <w:tblPr>
+        <w:tblW w:type="dxa" w:w="9300"/>
+        <w:tblBorders>
+          <w:top w:val="single" w:color="auto" w:sz="4"/>
+          <w:left w:val="single" w:color="auto" w:sz="4"/>
+          <w:bottom w:val="single" w:color="auto" w:sz="4"/>
+          <w:right w:val="single" w:color="auto" w:sz="4"/>
+          <w:insideH w:val="single" w:color="auto" w:sz="4"/>
+          <w:insideV w:val="single" w:color="auto" w:sz="4"/>
+        </w:tblBorders>
+      </w:tblPr>
+      <w:tblGrid>
+        <w:gridCol w:w="2200"/>
+        <w:gridCol w:w="1600"/>
+        <w:gridCol w:w="5500"/>
+      </w:tblGrid>
+      <w:tr>
+        <w:trPr>
+          <w:tblHeader/>
+        </w:trPr>
+        <w:tc>
+          <w:tcPr>
+            <w:tcW w:type="dxa" w:w="2200"/>
+            <w:tcBorders>
+              <w:top w:val="single" w:color="BFBFBF" w:sz="2"/>
+              <w:left w:val="single" w:color="BFBFBF" w:sz="2"/>
+              <w:bottom w:val="single" w:color="BFBFBF" w:sz="2"/>
+              <w:right w:val="single" w:color="BFBFBF" w:sz="2"/>
+            </w:tcBorders>
+            <w:shd w:fill="D9E2F3" w:val="clear"/>
+            <w:tcMar>
+              <w:top w:type="dxa" w:w="60"/>
+              <w:left w:type="dxa" w:w="100"/>
+              <w:bottom w:type="dxa" w:w="60"/>
+              <w:right w:type="dxa" w:w="100"/>
+            </w:tcMar>
+            <w:vAlign w:val="center"/>
+          </w:tcPr>
+          <w:p>
+            <w:r>
+              <w:rPr>
+                <w:rFonts w:ascii="Arial" w:cs="Arial" w:eastAsia="Arial" w:hAnsi="Arial"/>
+                <w:b/>
+                <w:bCs/>
+                <w:sz w:val="19"/>
+                <w:szCs w:val="19"/>
+              </w:rPr>
+              <w:t xml:space="preserve">Key</w:t>
+            </w:r>
+          </w:p>
+        </w:tc>
+        <w:tc>
+          <w:tcPr>
+            <w:tcW w:type="dxa" w:w="1600"/>
+            <w:tcBorders>
+              <w:top w:val="single" w:color="BFBFBF" w:sz="2"/>
+              <w:left w:val="single" w:color="BFBFBF" w:sz="2"/>
+              <w:bottom w:val="single" w:color="BFBFBF" w:sz="2"/>
+              <w:right w:val="single" w:color="BFBFBF" w:sz="2"/>
+            </w:tcBorders>
+            <w:shd w:fill="D9E2F3" w:val="clear"/>
+            <w:tcMar>
+              <w:top w:type="dxa" w:w="60"/>
+              <w:left w:type="dxa" w:w="100"/>
+              <w:bottom w:type="dxa" w:w="60"/>
+              <w:right w:type="dxa" w:w="100"/>
+            </w:tcMar>
+            <w:vAlign w:val="center"/>
+          </w:tcPr>
+          <w:p>
+            <w:r>
+              <w:rPr>
+                <w:rFonts w:ascii="Arial" w:cs="Arial" w:eastAsia="Arial" w:hAnsi="Arial"/>
+                <w:b/>
+                <w:bCs/>
+                <w:sz w:val="19"/>
+                <w:szCs w:val="19"/>
+              </w:rPr>
+              <w:t xml:space="preserve">Default</w:t>
+            </w:r>
+          </w:p>
+        </w:tc>
+        <w:tc>
+          <w:tcPr>
+            <w:tcW w:type="dxa" w:w="5500"/>
+            <w:tcBorders>
+              <w:top w:val="single" w:color="BFBFBF" w:sz="2"/>
+              <w:left w:val="single" w:color="BFBFBF" w:sz="2"/>
+              <w:bottom w:val="single" w:color="BFBFBF" w:sz="2"/>
+              <w:right w:val="single" w:color="BFBFBF" w:sz="2"/>
+            </w:tcBorders>
+            <w:shd w:fill="D9E2F3" w:val="clear"/>
+            <w:tcMar>
+              <w:top w:type="dxa" w:w="60"/>
+              <w:left w:type="dxa" w:w="100"/>
+              <w:bottom w:type="dxa" w:w="60"/>
+              <w:right w:type="dxa" w:w="100"/>
+            </w:tcMar>
+            <w:vAlign w:val="center"/>
+          </w:tcPr>
+          <w:p>
+            <w:r>
+              <w:rPr>
+                <w:rFonts w:ascii="Arial" w:cs="Arial" w:eastAsia="Arial" w:hAnsi="Arial"/>
+                <w:b/>
+                <w:bCs/>
+                <w:sz w:val="19"/>
+                <w:szCs w:val="19"/>
+              </w:rPr>
+              <w:t xml:space="preserve">Description</w:t>
+            </w:r>
+          </w:p>
+        </w:tc>
+      </w:tr>
+      <w:tr>
+        <w:tc>
+          <w:tcPr>
+            <w:tcW w:type="dxa" w:w="2200"/>
+            <w:tcBorders>
+              <w:top w:val="single" w:color="BFBFBF" w:sz="2"/>
+              <w:left w:val="single" w:color="BFBFBF" w:sz="2"/>
+              <w:bottom w:val="single" w:color="BFBFBF" w:sz="2"/>
+              <w:right w:val="single" w:color="BFBFBF" w:sz="2"/>
+            </w:tcBorders>
+            <w:tcMar>
+              <w:top w:type="dxa" w:w="60"/>
+              <w:left w:type="dxa" w:w="100"/>
+              <w:bottom w:type="dxa" w:w="60"/>
+              <w:right w:type="dxa" w:w="100"/>
+            </w:tcMar>
+            <w:vAlign w:val="center"/>
+          </w:tcPr>
+          <w:p>
+            <w:r>
+              <w:rPr>
+                <w:sz w:val="19"/>
+                <w:szCs w:val="19"/>
+              </w:rPr>
+              <w:t xml:space="preserve">listen_host</w:t>
+            </w:r>
+          </w:p>
+        </w:tc>
+        <w:tc>
+          <w:tcPr>
+            <w:tcW w:type="dxa" w:w="1600"/>
+            <w:tcBorders>
+              <w:top w:val="single" w:color="BFBFBF" w:sz="2"/>
+              <w:left w:val="single" w:color="BFBFBF" w:sz="2"/>
+              <w:bottom w:val="single" w:color="BFBFBF" w:sz="2"/>
+              <w:right w:val="single" w:color="BFBFBF" w:sz="2"/>
+            </w:tcBorders>
+            <w:tcMar>
+              <w:top w:type="dxa" w:w="60"/>
+              <w:left w:type="dxa" w:w="100"/>
+              <w:bottom w:type="dxa" w:w="60"/>
+              <w:right w:type="dxa" w:w="100"/>
+            </w:tcMar>
+            <w:vAlign w:val="center"/>
+          </w:tcPr>
+          <w:p>
+            <w:r>
+              <w:rPr>
+                <w:sz w:val="19"/>
+                <w:szCs w:val="19"/>
+              </w:rPr>
+              <w:t xml:space="preserve">0.0.0.0</w:t>
+            </w:r>
+          </w:p>
+        </w:tc>
+        <w:tc>
+          <w:tcPr>
+            <w:tcW w:type="dxa" w:w="5500"/>
+            <w:tcBorders>
+              <w:top w:val="single" w:color="BFBFBF" w:sz="2"/>
+              <w:left w:val="single" w:color="BFBFBF" w:sz="2"/>
+              <w:bottom w:val="single" w:color="BFBFBF" w:sz="2"/>
+              <w:right w:val="single" w:color="BFBFBF" w:sz="2"/>
+            </w:tcBorders>
+            <w:tcMar>
+              <w:top w:type="dxa" w:w="60"/>
+              <w:left w:type="dxa" w:w="100"/>
+              <w:bottom w:type="dxa" w:w="60"/>
+              <w:right w:type="dxa" w:w="100"/>
+            </w:tcMar>
+            <w:vAlign w:val="center"/>
+          </w:tcPr>
+          <w:p>
+            <w:r>
+              <w:rPr>
+                <w:sz w:val="19"/>
+                <w:szCs w:val="19"/>
+              </w:rPr>
+              <w:t xml:space="preserve">Interface to bind.</w:t>
+            </w:r>
+          </w:p>
+        </w:tc>
+      </w:tr>
+      <w:tr>
+        <w:tc>
+          <w:tcPr>
+            <w:tcW w:type="dxa" w:w="2200"/>
+            <w:tcBorders>
+              <w:top w:val="single" w:color="BFBFBF" w:sz="2"/>
+              <w:left w:val="single" w:color="BFBFBF" w:sz="2"/>
+              <w:bottom w:val="single" w:color="BFBFBF" w:sz="2"/>
+              <w:right w:val="single" w:color="BFBFBF" w:sz="2"/>
+            </w:tcBorders>
+            <w:tcMar>
+              <w:top w:type="dxa" w:w="60"/>
+              <w:left w:type="dxa" w:w="100"/>
+              <w:bottom w:type="dxa" w:w="60"/>
+              <w:right w:type="dxa" w:w="100"/>
+            </w:tcMar>
+            <w:vAlign w:val="center"/>
+          </w:tcPr>
+          <w:p>
+            <w:r>
+              <w:rPr>
+                <w:sz w:val="19"/>
+                <w:szCs w:val="19"/>
+              </w:rPr>
+              <w:t xml:space="preserve">listen_port</w:t>
+            </w:r>
+          </w:p>
+        </w:tc>
+        <w:tc>
+          <w:tcPr>
+            <w:tcW w:type="dxa" w:w="1600"/>
+            <w:tcBorders>
+              <w:top w:val="single" w:color="BFBFBF" w:sz="2"/>
+              <w:left w:val="single" w:color="BFBFBF" w:sz="2"/>
+              <w:bottom w:val="single" w:color="BFBFBF" w:sz="2"/>
+              <w:right w:val="single" w:color="BFBFBF" w:sz="2"/>
+            </w:tcBorders>
+            <w:tcMar>
+              <w:top w:type="dxa" w:w="60"/>
+              <w:left w:type="dxa" w:w="100"/>
+              <w:bottom w:type="dxa" w:w="60"/>
+              <w:right w:type="dxa" w:w="100"/>
+            </w:tcMar>
+            <w:vAlign w:val="center"/>
+          </w:tcPr>
+          <w:p>
+            <w:r>
+              <w:rPr>
+                <w:sz w:val="19"/>
+                <w:szCs w:val="19"/>
+              </w:rPr>
+              <w:t xml:space="preserve">8080</w:t>
+            </w:r>
+          </w:p>
+        </w:tc>
+        <w:tc>
+          <w:tcPr>
+            <w:tcW w:type="dxa" w:w="5500"/>
+            <w:tcBorders>
+              <w:top w:val="single" w:color="BFBFBF" w:sz="2"/>
+              <w:left w:val="single" w:color="BFBFBF" w:sz="2"/>
+              <w:bottom w:val="single" w:color="BFBFBF" w:sz="2"/>
+              <w:right w:val="single" w:color="BFBFBF" w:sz="2"/>
+            </w:tcBorders>
+            <w:tcMar>
+              <w:top w:type="dxa" w:w="60"/>
+              <w:left w:type="dxa" w:w="100"/>
+              <w:bottom w:type="dxa" w:w="60"/>
+              <w:right w:type="dxa" w:w="100"/>
+            </w:tcMar>
+            <w:vAlign w:val="center"/>
+          </w:tcPr>
+          <w:p>
+            <w:r>
+              <w:rPr>
+                <w:sz w:val="19"/>
+                <w:szCs w:val="19"/>
+              </w:rPr>
+              <w:t xml:space="preserve">Both Mist webhooks (nac-accounting and nac-events) point here — see section 26.</w:t>
+            </w:r>
+          </w:p>
+        </w:tc>
+      </w:tr>
+      <w:tr>
+        <w:tc>
+          <w:tcPr>
+            <w:tcW w:type="dxa" w:w="2200"/>
+            <w:tcBorders>
+              <w:top w:val="single" w:color="BFBFBF" w:sz="2"/>
+              <w:left w:val="single" w:color="BFBFBF" w:sz="2"/>
+              <w:bottom w:val="single" w:color="BFBFBF" w:sz="2"/>
+              <w:right w:val="single" w:color="BFBFBF" w:sz="2"/>
+            </w:tcBorders>
+            <w:tcMar>
+              <w:top w:type="dxa" w:w="60"/>
+              <w:left w:type="dxa" w:w="100"/>
+              <w:bottom w:type="dxa" w:w="60"/>
+              <w:right w:type="dxa" w:w="100"/>
+            </w:tcMar>
+            <w:vAlign w:val="center"/>
+          </w:tcPr>
+          <w:p>
+            <w:r>
+              <w:rPr>
+                <w:sz w:val="19"/>
+                <w:szCs w:val="19"/>
+              </w:rPr>
+              <w:t xml:space="preserve">webhook_secret</w:t>
+            </w:r>
+          </w:p>
+        </w:tc>
+        <w:tc>
+          <w:tcPr>
+            <w:tcW w:type="dxa" w:w="1600"/>
+            <w:tcBorders>
+              <w:top w:val="single" w:color="BFBFBF" w:sz="2"/>
+              <w:left w:val="single" w:color="BFBFBF" w:sz="2"/>
+              <w:bottom w:val="single" w:color="BFBFBF" w:sz="2"/>
+              <w:right w:val="single" w:color="BFBFBF" w:sz="2"/>
+            </w:tcBorders>
+            <w:tcMar>
+              <w:top w:type="dxa" w:w="60"/>
+              <w:left w:type="dxa" w:w="100"/>
+              <w:bottom w:type="dxa" w:w="60"/>
+              <w:right w:type="dxa" w:w="100"/>
+            </w:tcMar>
+            <w:vAlign w:val="center"/>
+          </w:tcPr>
+          <w:p>
+            <w:r>
+              <w:rPr>
+                <w:sz w:val="19"/>
+                <w:szCs w:val="19"/>
+              </w:rPr>
+              <w:t xml:space="preserve">(blank)</w:t>
+            </w:r>
+          </w:p>
+        </w:tc>
+        <w:tc>
+          <w:tcPr>
+            <w:tcW w:type="dxa" w:w="5500"/>
+            <w:tcBorders>
+              <w:top w:val="single" w:color="BFBFBF" w:sz="2"/>
+              <w:left w:val="single" w:color="BFBFBF" w:sz="2"/>
+              <w:bottom w:val="single" w:color="BFBFBF" w:sz="2"/>
+              <w:right w:val="single" w:color="BFBFBF" w:sz="2"/>
+            </w:tcBorders>
+            <w:tcMar>
+              <w:top w:type="dxa" w:w="60"/>
+              <w:left w:type="dxa" w:w="100"/>
+              <w:bottom w:type="dxa" w:w="60"/>
+              <w:right w:type="dxa" w:w="100"/>
+            </w:tcMar>
+            <w:vAlign w:val="center"/>
+          </w:tcPr>
+          <w:p>
+            <w:r>
+              <w:rPr>
+                <w:sz w:val="19"/>
+                <w:szCs w:val="19"/>
+              </w:rPr>
+              <w:t xml:space="preserve">Used as the HMAC-SHA1 key to verify X-Mist-Signature. Blank disables verification.</w:t>
+            </w:r>
+          </w:p>
+        </w:tc>
+      </w:tr>
+    </w:tbl>
+    <w:p>
+      <w:pPr>
+        <w:spacing w:after="120"/>
+      </w:pPr>
+    </w:p>
+    <w:p>
+      <w:pPr>
+        <w:pStyle w:val="Heading2"/>
+        <w:spacing w:after="120" w:before="280"/>
+      </w:pPr>
+      <w:r>
+        <w:rPr>
+          <w:rFonts w:ascii="Arial" w:cs="Arial" w:eastAsia="Arial" w:hAnsi="Arial"/>
+          <w:b/>
+          <w:bCs/>
+          <w:color w:val="1F3864"/>
+          <w:sz w:val="26"/>
+          <w:szCs w:val="26"/>
+        </w:rPr>
+        <w:t xml:space="preserve">25.4 [radius] Section</w:t>
+      </w:r>
+    </w:p>
+    <w:tbl>
+      <w:tblPr>
+        <w:tblW w:type="dxa" w:w="9300"/>
+        <w:tblBorders>
+          <w:top w:val="single" w:color="auto" w:sz="4"/>
+          <w:left w:val="single" w:color="auto" w:sz="4"/>
+          <w:bottom w:val="single" w:color="auto" w:sz="4"/>
+          <w:right w:val="single" w:color="auto" w:sz="4"/>
+          <w:insideH w:val="single" w:color="auto" w:sz="4"/>
+          <w:insideV w:val="single" w:color="auto" w:sz="4"/>
+        </w:tblBorders>
+      </w:tblPr>
+      <w:tblGrid>
+        <w:gridCol w:w="2200"/>
+        <w:gridCol w:w="1600"/>
+        <w:gridCol w:w="5500"/>
+      </w:tblGrid>
+      <w:tr>
+        <w:trPr>
+          <w:tblHeader/>
+        </w:trPr>
+        <w:tc>
+          <w:tcPr>
+            <w:tcW w:type="dxa" w:w="2200"/>
+            <w:tcBorders>
+              <w:top w:val="single" w:color="BFBFBF" w:sz="2"/>
+              <w:left w:val="single" w:color="BFBFBF" w:sz="2"/>
+              <w:bottom w:val="single" w:color="BFBFBF" w:sz="2"/>
+              <w:right w:val="single" w:color="BFBFBF" w:sz="2"/>
+            </w:tcBorders>
+            <w:shd w:fill="D9E2F3" w:val="clear"/>
+            <w:tcMar>
+              <w:top w:type="dxa" w:w="60"/>
+              <w:left w:type="dxa" w:w="100"/>
+              <w:bottom w:type="dxa" w:w="60"/>
+              <w:right w:type="dxa" w:w="100"/>
+            </w:tcMar>
+            <w:vAlign w:val="center"/>
+          </w:tcPr>
+          <w:p>
+            <w:r>
+              <w:rPr>
+                <w:rFonts w:ascii="Arial" w:cs="Arial" w:eastAsia="Arial" w:hAnsi="Arial"/>
+                <w:b/>
+                <w:bCs/>
+                <w:sz w:val="19"/>
+                <w:szCs w:val="19"/>
+              </w:rPr>
+              <w:t xml:space="preserve">Key</w:t>
+            </w:r>
+          </w:p>
+        </w:tc>
+        <w:tc>
+          <w:tcPr>
+            <w:tcW w:type="dxa" w:w="1600"/>
+            <w:tcBorders>
+              <w:top w:val="single" w:color="BFBFBF" w:sz="2"/>
+              <w:left w:val="single" w:color="BFBFBF" w:sz="2"/>
+              <w:bottom w:val="single" w:color="BFBFBF" w:sz="2"/>
+              <w:right w:val="single" w:color="BFBFBF" w:sz="2"/>
+            </w:tcBorders>
+            <w:shd w:fill="D9E2F3" w:val="clear"/>
+            <w:tcMar>
+              <w:top w:type="dxa" w:w="60"/>
+              <w:left w:type="dxa" w:w="100"/>
+              <w:bottom w:type="dxa" w:w="60"/>
+              <w:right w:type="dxa" w:w="100"/>
+            </w:tcMar>
+            <w:vAlign w:val="center"/>
+          </w:tcPr>
+          <w:p>
+            <w:r>
+              <w:rPr>
+                <w:rFonts w:ascii="Arial" w:cs="Arial" w:eastAsia="Arial" w:hAnsi="Arial"/>
+                <w:b/>
+                <w:bCs/>
+                <w:sz w:val="19"/>
+                <w:szCs w:val="19"/>
+              </w:rPr>
+              <w:t xml:space="preserve">Default</w:t>
+            </w:r>
+          </w:p>
+        </w:tc>
+        <w:tc>
+          <w:tcPr>
+            <w:tcW w:type="dxa" w:w="5500"/>
+            <w:tcBorders>
+              <w:top w:val="single" w:color="BFBFBF" w:sz="2"/>
+              <w:left w:val="single" w:color="BFBFBF" w:sz="2"/>
+              <w:bottom w:val="single" w:color="BFBFBF" w:sz="2"/>
+              <w:right w:val="single" w:color="BFBFBF" w:sz="2"/>
+            </w:tcBorders>
+            <w:shd w:fill="D9E2F3" w:val="clear"/>
+            <w:tcMar>
+              <w:top w:type="dxa" w:w="60"/>
+              <w:left w:type="dxa" w:w="100"/>
+              <w:bottom w:type="dxa" w:w="60"/>
+              <w:right w:type="dxa" w:w="100"/>
+            </w:tcMar>
+            <w:vAlign w:val="center"/>
+          </w:tcPr>
+          <w:p>
+            <w:r>
+              <w:rPr>
+                <w:rFonts w:ascii="Arial" w:cs="Arial" w:eastAsia="Arial" w:hAnsi="Arial"/>
+                <w:b/>
+                <w:bCs/>
+                <w:sz w:val="19"/>
+                <w:szCs w:val="19"/>
+              </w:rPr>
+              <w:t xml:space="preserve">Description</w:t>
+            </w:r>
+          </w:p>
+        </w:tc>
+      </w:tr>
+      <w:tr>
+        <w:tc>
+          <w:tcPr>
+            <w:tcW w:type="dxa" w:w="2200"/>
+            <w:tcBorders>
+              <w:top w:val="single" w:color="BFBFBF" w:sz="2"/>
+              <w:left w:val="single" w:color="BFBFBF" w:sz="2"/>
+              <w:bottom w:val="single" w:color="BFBFBF" w:sz="2"/>
+              <w:right w:val="single" w:color="BFBFBF" w:sz="2"/>
+            </w:tcBorders>
+            <w:tcMar>
+              <w:top w:type="dxa" w:w="60"/>
+              <w:left w:type="dxa" w:w="100"/>
+              <w:bottom w:type="dxa" w:w="60"/>
+              <w:right w:type="dxa" w:w="100"/>
+            </w:tcMar>
+            <w:vAlign w:val="center"/>
+          </w:tcPr>
+          <w:p>
+            <w:r>
+              <w:rPr>
+                <w:sz w:val="19"/>
+                <w:szCs w:val="19"/>
+              </w:rPr>
+              <w:t xml:space="preserve">radius_host</w:t>
+            </w:r>
+          </w:p>
+        </w:tc>
+        <w:tc>
+          <w:tcPr>
+            <w:tcW w:type="dxa" w:w="1600"/>
+            <w:tcBorders>
+              <w:top w:val="single" w:color="BFBFBF" w:sz="2"/>
+              <w:left w:val="single" w:color="BFBFBF" w:sz="2"/>
+              <w:bottom w:val="single" w:color="BFBFBF" w:sz="2"/>
+              <w:right w:val="single" w:color="BFBFBF" w:sz="2"/>
+            </w:tcBorders>
+            <w:tcMar>
+              <w:top w:type="dxa" w:w="60"/>
+              <w:left w:type="dxa" w:w="100"/>
+              <w:bottom w:type="dxa" w:w="60"/>
+              <w:right w:type="dxa" w:w="100"/>
+            </w:tcMar>
+            <w:vAlign w:val="center"/>
+          </w:tcPr>
+          <w:p>
+            <w:r>
+              <w:rPr>
+                <w:sz w:val="19"/>
+                <w:szCs w:val="19"/>
+              </w:rPr>
+              <w:t xml:space="preserve">(required)</w:t>
+            </w:r>
+          </w:p>
+        </w:tc>
+        <w:tc>
+          <w:tcPr>
+            <w:tcW w:type="dxa" w:w="5500"/>
+            <w:tcBorders>
+              <w:top w:val="single" w:color="BFBFBF" w:sz="2"/>
+              <w:left w:val="single" w:color="BFBFBF" w:sz="2"/>
+              <w:bottom w:val="single" w:color="BFBFBF" w:sz="2"/>
+              <w:right w:val="single" w:color="BFBFBF" w:sz="2"/>
+            </w:tcBorders>
+            <w:tcMar>
+              <w:top w:type="dxa" w:w="60"/>
+              <w:left w:type="dxa" w:w="100"/>
+              <w:bottom w:type="dxa" w:w="60"/>
+              <w:right w:type="dxa" w:w="100"/>
+            </w:tcMar>
+            <w:vAlign w:val="center"/>
+          </w:tcPr>
+          <w:p>
+            <w:r>
+              <w:rPr>
+                <w:sz w:val="19"/>
+                <w:szCs w:val="19"/>
+              </w:rPr>
+              <w:t xml:space="preserve">FortiGate IP address.</w:t>
+            </w:r>
+          </w:p>
+        </w:tc>
+      </w:tr>
+      <w:tr>
+        <w:tc>
+          <w:tcPr>
+            <w:tcW w:type="dxa" w:w="2200"/>
+            <w:tcBorders>
+              <w:top w:val="single" w:color="BFBFBF" w:sz="2"/>
+              <w:left w:val="single" w:color="BFBFBF" w:sz="2"/>
+              <w:bottom w:val="single" w:color="BFBFBF" w:sz="2"/>
+              <w:right w:val="single" w:color="BFBFBF" w:sz="2"/>
+            </w:tcBorders>
+            <w:tcMar>
+              <w:top w:type="dxa" w:w="60"/>
+              <w:left w:type="dxa" w:w="100"/>
+              <w:bottom w:type="dxa" w:w="60"/>
+              <w:right w:type="dxa" w:w="100"/>
+            </w:tcMar>
+            <w:vAlign w:val="center"/>
+          </w:tcPr>
+          <w:p>
+            <w:r>
+              <w:rPr>
+                <w:sz w:val="19"/>
+                <w:szCs w:val="19"/>
+              </w:rPr>
+              <w:t xml:space="preserve">radius_port</w:t>
+            </w:r>
+          </w:p>
+        </w:tc>
+        <w:tc>
+          <w:tcPr>
+            <w:tcW w:type="dxa" w:w="1600"/>
+            <w:tcBorders>
+              <w:top w:val="single" w:color="BFBFBF" w:sz="2"/>
+              <w:left w:val="single" w:color="BFBFBF" w:sz="2"/>
+              <w:bottom w:val="single" w:color="BFBFBF" w:sz="2"/>
+              <w:right w:val="single" w:color="BFBFBF" w:sz="2"/>
+            </w:tcBorders>
+            <w:tcMar>
+              <w:top w:type="dxa" w:w="60"/>
+              <w:left w:type="dxa" w:w="100"/>
+              <w:bottom w:type="dxa" w:w="60"/>
+              <w:right w:type="dxa" w:w="100"/>
+            </w:tcMar>
+            <w:vAlign w:val="center"/>
+          </w:tcPr>
+          <w:p>
+            <w:r>
+              <w:rPr>
+                <w:sz w:val="19"/>
+                <w:szCs w:val="19"/>
+              </w:rPr>
+              <w:t xml:space="preserve">1813</w:t>
+            </w:r>
+          </w:p>
+        </w:tc>
+        <w:tc>
+          <w:tcPr>
+            <w:tcW w:type="dxa" w:w="5500"/>
+            <w:tcBorders>
+              <w:top w:val="single" w:color="BFBFBF" w:sz="2"/>
+              <w:left w:val="single" w:color="BFBFBF" w:sz="2"/>
+              <w:bottom w:val="single" w:color="BFBFBF" w:sz="2"/>
+              <w:right w:val="single" w:color="BFBFBF" w:sz="2"/>
+            </w:tcBorders>
+            <w:tcMar>
+              <w:top w:type="dxa" w:w="60"/>
+              <w:left w:type="dxa" w:w="100"/>
+              <w:bottom w:type="dxa" w:w="60"/>
+              <w:right w:type="dxa" w:w="100"/>
+            </w:tcMar>
+            <w:vAlign w:val="center"/>
+          </w:tcPr>
+          <w:p>
+            <w:r>
+              <w:rPr>
+                <w:sz w:val="19"/>
+                <w:szCs w:val="19"/>
+              </w:rPr>
+              <w:t xml:space="preserve">RADIUS Accounting port.</w:t>
+            </w:r>
+          </w:p>
+        </w:tc>
+      </w:tr>
+      <w:tr>
+        <w:tc>
+          <w:tcPr>
+            <w:tcW w:type="dxa" w:w="2200"/>
+            <w:tcBorders>
+              <w:top w:val="single" w:color="BFBFBF" w:sz="2"/>
+              <w:left w:val="single" w:color="BFBFBF" w:sz="2"/>
+              <w:bottom w:val="single" w:color="BFBFBF" w:sz="2"/>
+              <w:right w:val="single" w:color="BFBFBF" w:sz="2"/>
+            </w:tcBorders>
+            <w:tcMar>
+              <w:top w:type="dxa" w:w="60"/>
+              <w:left w:type="dxa" w:w="100"/>
+              <w:bottom w:type="dxa" w:w="60"/>
+              <w:right w:type="dxa" w:w="100"/>
+            </w:tcMar>
+            <w:vAlign w:val="center"/>
+          </w:tcPr>
+          <w:p>
+            <w:r>
+              <w:rPr>
+                <w:sz w:val="19"/>
+                <w:szCs w:val="19"/>
+              </w:rPr>
+              <w:t xml:space="preserve">radius_secret</w:t>
+            </w:r>
+          </w:p>
+        </w:tc>
+        <w:tc>
+          <w:tcPr>
+            <w:tcW w:type="dxa" w:w="1600"/>
+            <w:tcBorders>
+              <w:top w:val="single" w:color="BFBFBF" w:sz="2"/>
+              <w:left w:val="single" w:color="BFBFBF" w:sz="2"/>
+              <w:bottom w:val="single" w:color="BFBFBF" w:sz="2"/>
+              <w:right w:val="single" w:color="BFBFBF" w:sz="2"/>
+            </w:tcBorders>
+            <w:tcMar>
+              <w:top w:type="dxa" w:w="60"/>
+              <w:left w:type="dxa" w:w="100"/>
+              <w:bottom w:type="dxa" w:w="60"/>
+              <w:right w:type="dxa" w:w="100"/>
+            </w:tcMar>
+            <w:vAlign w:val="center"/>
+          </w:tcPr>
+          <w:p>
+            <w:r>
+              <w:rPr>
+                <w:sz w:val="19"/>
+                <w:szCs w:val="19"/>
+              </w:rPr>
+              <w:t xml:space="preserve">(required)</w:t>
+            </w:r>
+          </w:p>
+        </w:tc>
+        <w:tc>
+          <w:tcPr>
+            <w:tcW w:type="dxa" w:w="5500"/>
+            <w:tcBorders>
+              <w:top w:val="single" w:color="BFBFBF" w:sz="2"/>
+              <w:left w:val="single" w:color="BFBFBF" w:sz="2"/>
+              <w:bottom w:val="single" w:color="BFBFBF" w:sz="2"/>
+              <w:right w:val="single" w:color="BFBFBF" w:sz="2"/>
+            </w:tcBorders>
+            <w:tcMar>
+              <w:top w:type="dxa" w:w="60"/>
+              <w:left w:type="dxa" w:w="100"/>
+              <w:bottom w:type="dxa" w:w="60"/>
+              <w:right w:type="dxa" w:w="100"/>
+            </w:tcMar>
+            <w:vAlign w:val="center"/>
+          </w:tcPr>
+          <w:p>
+            <w:r>
+              <w:rPr>
+                <w:sz w:val="19"/>
+                <w:szCs w:val="19"/>
+              </w:rPr>
+              <w:t xml:space="preserve">Must match the FortiGate RSSO configuration.</w:t>
+            </w:r>
+          </w:p>
+        </w:tc>
+      </w:tr>
+    </w:tbl>
+    <w:p>
+      <w:pPr>
+        <w:spacing w:after="120"/>
+      </w:pPr>
+    </w:p>
+    <w:p>
+      <w:pPr>
+        <w:pStyle w:val="Heading2"/>
+        <w:spacing w:after="120" w:before="280"/>
+      </w:pPr>
+      <w:r>
+        <w:rPr>
+          <w:rFonts w:ascii="Arial" w:cs="Arial" w:eastAsia="Arial" w:hAnsi="Arial"/>
+          <w:b/>
+          <w:bCs/>
+          <w:color w:val="1F3864"/>
+          <w:sz w:val="26"/>
+          <w:szCs w:val="26"/>
+        </w:rPr>
+        <w:t xml:space="preserve">25.5 [logging] Section</w:t>
+      </w:r>
+    </w:p>
+    <w:tbl>
+      <w:tblPr>
+        <w:tblW w:type="dxa" w:w="9300"/>
+        <w:tblBorders>
+          <w:top w:val="single" w:color="auto" w:sz="4"/>
+          <w:left w:val="single" w:color="auto" w:sz="4"/>
+          <w:bottom w:val="single" w:color="auto" w:sz="4"/>
+          <w:right w:val="single" w:color="auto" w:sz="4"/>
+          <w:insideH w:val="single" w:color="auto" w:sz="4"/>
+          <w:insideV w:val="single" w:color="auto" w:sz="4"/>
+        </w:tblBorders>
+      </w:tblPr>
+      <w:tblGrid>
+        <w:gridCol w:w="2200"/>
+        <w:gridCol w:w="1600"/>
+        <w:gridCol w:w="5500"/>
+      </w:tblGrid>
+      <w:tr>
+        <w:trPr>
+          <w:tblHeader/>
+        </w:trPr>
+        <w:tc>
+          <w:tcPr>
+            <w:tcW w:type="dxa" w:w="2200"/>
+            <w:tcBorders>
+              <w:top w:val="single" w:color="BFBFBF" w:sz="2"/>
+              <w:left w:val="single" w:color="BFBFBF" w:sz="2"/>
+              <w:bottom w:val="single" w:color="BFBFBF" w:sz="2"/>
+              <w:right w:val="single" w:color="BFBFBF" w:sz="2"/>
+            </w:tcBorders>
+            <w:shd w:fill="D9E2F3" w:val="clear"/>
+            <w:tcMar>
+              <w:top w:type="dxa" w:w="60"/>
+              <w:left w:type="dxa" w:w="100"/>
+              <w:bottom w:type="dxa" w:w="60"/>
+              <w:right w:type="dxa" w:w="100"/>
+            </w:tcMar>
+            <w:vAlign w:val="center"/>
+          </w:tcPr>
+          <w:p>
+            <w:r>
+              <w:rPr>
+                <w:rFonts w:ascii="Arial" w:cs="Arial" w:eastAsia="Arial" w:hAnsi="Arial"/>
+                <w:b/>
+                <w:bCs/>
+                <w:sz w:val="19"/>
+                <w:szCs w:val="19"/>
+              </w:rPr>
+              <w:t xml:space="preserve">Key</w:t>
+            </w:r>
+          </w:p>
+        </w:tc>
+        <w:tc>
+          <w:tcPr>
+            <w:tcW w:type="dxa" w:w="1600"/>
+            <w:tcBorders>
+              <w:top w:val="single" w:color="BFBFBF" w:sz="2"/>
+              <w:left w:val="single" w:color="BFBFBF" w:sz="2"/>
+              <w:bottom w:val="single" w:color="BFBFBF" w:sz="2"/>
+              <w:right w:val="single" w:color="BFBFBF" w:sz="2"/>
+            </w:tcBorders>
+            <w:shd w:fill="D9E2F3" w:val="clear"/>
+            <w:tcMar>
+              <w:top w:type="dxa" w:w="60"/>
+              <w:left w:type="dxa" w:w="100"/>
+              <w:bottom w:type="dxa" w:w="60"/>
+              <w:right w:type="dxa" w:w="100"/>
+            </w:tcMar>
+            <w:vAlign w:val="center"/>
+          </w:tcPr>
+          <w:p>
+            <w:r>
+              <w:rPr>
+                <w:rFonts w:ascii="Arial" w:cs="Arial" w:eastAsia="Arial" w:hAnsi="Arial"/>
+                <w:b/>
+                <w:bCs/>
+                <w:sz w:val="19"/>
+                <w:szCs w:val="19"/>
+              </w:rPr>
+              <w:t xml:space="preserve">Default</w:t>
+            </w:r>
+          </w:p>
+        </w:tc>
+        <w:tc>
+          <w:tcPr>
+            <w:tcW w:type="dxa" w:w="5500"/>
+            <w:tcBorders>
+              <w:top w:val="single" w:color="BFBFBF" w:sz="2"/>
+              <w:left w:val="single" w:color="BFBFBF" w:sz="2"/>
+              <w:bottom w:val="single" w:color="BFBFBF" w:sz="2"/>
+              <w:right w:val="single" w:color="BFBFBF" w:sz="2"/>
+            </w:tcBorders>
+            <w:shd w:fill="D9E2F3" w:val="clear"/>
+            <w:tcMar>
+              <w:top w:type="dxa" w:w="60"/>
+              <w:left w:type="dxa" w:w="100"/>
+              <w:bottom w:type="dxa" w:w="60"/>
+              <w:right w:type="dxa" w:w="100"/>
+            </w:tcMar>
+            <w:vAlign w:val="center"/>
+          </w:tcPr>
+          <w:p>
+            <w:r>
+              <w:rPr>
+                <w:rFonts w:ascii="Arial" w:cs="Arial" w:eastAsia="Arial" w:hAnsi="Arial"/>
+                <w:b/>
+                <w:bCs/>
+                <w:sz w:val="19"/>
+                <w:szCs w:val="19"/>
+              </w:rPr>
+              <w:t xml:space="preserve">Description</w:t>
+            </w:r>
+          </w:p>
+        </w:tc>
+      </w:tr>
+      <w:tr>
+        <w:tc>
+          <w:tcPr>
+            <w:tcW w:type="dxa" w:w="2200"/>
+            <w:tcBorders>
+              <w:top w:val="single" w:color="BFBFBF" w:sz="2"/>
+              <w:left w:val="single" w:color="BFBFBF" w:sz="2"/>
+              <w:bottom w:val="single" w:color="BFBFBF" w:sz="2"/>
+              <w:right w:val="single" w:color="BFBFBF" w:sz="2"/>
+            </w:tcBorders>
+            <w:tcMar>
+              <w:top w:type="dxa" w:w="60"/>
+              <w:left w:type="dxa" w:w="100"/>
+              <w:bottom w:type="dxa" w:w="60"/>
+              <w:right w:type="dxa" w:w="100"/>
+            </w:tcMar>
+            <w:vAlign w:val="center"/>
+          </w:tcPr>
+          <w:p>
+            <w:r>
+              <w:rPr>
+                <w:sz w:val="19"/>
+                <w:szCs w:val="19"/>
+              </w:rPr>
+              <w:t xml:space="preserve">log_dir</w:t>
+            </w:r>
+          </w:p>
+        </w:tc>
+        <w:tc>
+          <w:tcPr>
+            <w:tcW w:type="dxa" w:w="1600"/>
+            <w:tcBorders>
+              <w:top w:val="single" w:color="BFBFBF" w:sz="2"/>
+              <w:left w:val="single" w:color="BFBFBF" w:sz="2"/>
+              <w:bottom w:val="single" w:color="BFBFBF" w:sz="2"/>
+              <w:right w:val="single" w:color="BFBFBF" w:sz="2"/>
+            </w:tcBorders>
+            <w:tcMar>
+              <w:top w:type="dxa" w:w="60"/>
+              <w:left w:type="dxa" w:w="100"/>
+              <w:bottom w:type="dxa" w:w="60"/>
+              <w:right w:type="dxa" w:w="100"/>
+            </w:tcMar>
+            <w:vAlign w:val="center"/>
+          </w:tcPr>
+          <w:p>
+            <w:r>
+              <w:rPr>
+                <w:sz w:val="19"/>
+                <w:szCs w:val="19"/>
+              </w:rPr>
+              <w:t xml:space="preserve">./logs</w:t>
+            </w:r>
+          </w:p>
+        </w:tc>
+        <w:tc>
+          <w:tcPr>
+            <w:tcW w:type="dxa" w:w="5500"/>
+            <w:tcBorders>
+              <w:top w:val="single" w:color="BFBFBF" w:sz="2"/>
+              <w:left w:val="single" w:color="BFBFBF" w:sz="2"/>
+              <w:bottom w:val="single" w:color="BFBFBF" w:sz="2"/>
+              <w:right w:val="single" w:color="BFBFBF" w:sz="2"/>
+            </w:tcBorders>
+            <w:tcMar>
+              <w:top w:type="dxa" w:w="60"/>
+              <w:left w:type="dxa" w:w="100"/>
+              <w:bottom w:type="dxa" w:w="60"/>
+              <w:right w:type="dxa" w:w="100"/>
+            </w:tcMar>
+            <w:vAlign w:val="center"/>
+          </w:tcPr>
+          <w:p>
+            <w:r>
+              <w:rPr>
+                <w:sz w:val="19"/>
+                <w:szCs w:val="19"/>
+              </w:rPr>
+              <w:t xml:space="preserve">Directory for daily log files (nac_combined_YYYY-MM-DD.log, errors_YYYY-MM-DD.log).</w:t>
+            </w:r>
+          </w:p>
+        </w:tc>
+      </w:tr>
+    </w:tbl>
+    <w:p>
+      <w:pPr>
+        <w:spacing w:after="120"/>
+      </w:pPr>
+    </w:p>
+    <w:p>
+      <w:pPr>
+        <w:pStyle w:val="Heading2"/>
+        <w:spacing w:after="120" w:before="280"/>
+      </w:pPr>
+      <w:r>
+        <w:rPr>
+          <w:rFonts w:ascii="Arial" w:cs="Arial" w:eastAsia="Arial" w:hAnsi="Arial"/>
+          <w:b/>
+          <w:bCs/>
+          <w:color w:val="1F3864"/>
+          <w:sz w:val="26"/>
+          <w:szCs w:val="26"/>
+        </w:rPr>
+        <w:t xml:space="preserve">25.6 [attributes] Section</w:t>
+      </w:r>
+    </w:p>
+    <w:tbl>
+      <w:tblPr>
+        <w:tblW w:type="dxa" w:w="9300"/>
+        <w:tblBorders>
+          <w:top w:val="single" w:color="auto" w:sz="4"/>
+          <w:left w:val="single" w:color="auto" w:sz="4"/>
+          <w:bottom w:val="single" w:color="auto" w:sz="4"/>
+          <w:right w:val="single" w:color="auto" w:sz="4"/>
+          <w:insideH w:val="single" w:color="auto" w:sz="4"/>
+          <w:insideV w:val="single" w:color="auto" w:sz="4"/>
+        </w:tblBorders>
+      </w:tblPr>
+      <w:tblGrid>
+        <w:gridCol w:w="2400"/>
+        <w:gridCol w:w="1200"/>
+        <w:gridCol w:w="5700"/>
+      </w:tblGrid>
+      <w:tr>
+        <w:trPr>
+          <w:tblHeader/>
+        </w:trPr>
+        <w:tc>
+          <w:tcPr>
+            <w:tcW w:type="dxa" w:w="2400"/>
+            <w:tcBorders>
+              <w:top w:val="single" w:color="BFBFBF" w:sz="2"/>
+              <w:left w:val="single" w:color="BFBFBF" w:sz="2"/>
+              <w:bottom w:val="single" w:color="BFBFBF" w:sz="2"/>
+              <w:right w:val="single" w:color="BFBFBF" w:sz="2"/>
+            </w:tcBorders>
+            <w:shd w:fill="D9E2F3" w:val="clear"/>
+            <w:tcMar>
+              <w:top w:type="dxa" w:w="60"/>
+              <w:left w:type="dxa" w:w="100"/>
+              <w:bottom w:type="dxa" w:w="60"/>
+              <w:right w:type="dxa" w:w="100"/>
+            </w:tcMar>
+            <w:vAlign w:val="center"/>
+          </w:tcPr>
+          <w:p>
+            <w:r>
+              <w:rPr>
+                <w:rFonts w:ascii="Arial" w:cs="Arial" w:eastAsia="Arial" w:hAnsi="Arial"/>
+                <w:b/>
+                <w:bCs/>
+                <w:sz w:val="19"/>
+                <w:szCs w:val="19"/>
+              </w:rPr>
+              <w:t xml:space="preserve">Key</w:t>
+            </w:r>
+          </w:p>
+        </w:tc>
+        <w:tc>
+          <w:tcPr>
+            <w:tcW w:type="dxa" w:w="1200"/>
+            <w:tcBorders>
+              <w:top w:val="single" w:color="BFBFBF" w:sz="2"/>
+              <w:left w:val="single" w:color="BFBFBF" w:sz="2"/>
+              <w:bottom w:val="single" w:color="BFBFBF" w:sz="2"/>
+              <w:right w:val="single" w:color="BFBFBF" w:sz="2"/>
+            </w:tcBorders>
+            <w:shd w:fill="D9E2F3" w:val="clear"/>
+            <w:tcMar>
+              <w:top w:type="dxa" w:w="60"/>
+              <w:left w:type="dxa" w:w="100"/>
+              <w:bottom w:type="dxa" w:w="60"/>
+              <w:right w:type="dxa" w:w="100"/>
+            </w:tcMar>
+            <w:vAlign w:val="center"/>
+          </w:tcPr>
+          <w:p>
+            <w:r>
+              <w:rPr>
+                <w:rFonts w:ascii="Arial" w:cs="Arial" w:eastAsia="Arial" w:hAnsi="Arial"/>
+                <w:b/>
+                <w:bCs/>
+                <w:sz w:val="19"/>
+                <w:szCs w:val="19"/>
+              </w:rPr>
+              <w:t xml:space="preserve">Default</w:t>
+            </w:r>
+          </w:p>
+        </w:tc>
+        <w:tc>
+          <w:tcPr>
+            <w:tcW w:type="dxa" w:w="5700"/>
+            <w:tcBorders>
+              <w:top w:val="single" w:color="BFBFBF" w:sz="2"/>
+              <w:left w:val="single" w:color="BFBFBF" w:sz="2"/>
+              <w:bottom w:val="single" w:color="BFBFBF" w:sz="2"/>
+              <w:right w:val="single" w:color="BFBFBF" w:sz="2"/>
+            </w:tcBorders>
+            <w:shd w:fill="D9E2F3" w:val="clear"/>
+            <w:tcMar>
+              <w:top w:type="dxa" w:w="60"/>
+              <w:left w:type="dxa" w:w="100"/>
+              <w:bottom w:type="dxa" w:w="60"/>
+              <w:right w:type="dxa" w:w="100"/>
+            </w:tcMar>
+            <w:vAlign w:val="center"/>
+          </w:tcPr>
+          <w:p>
+            <w:r>
+              <w:rPr>
+                <w:rFonts w:ascii="Arial" w:cs="Arial" w:eastAsia="Arial" w:hAnsi="Arial"/>
+                <w:b/>
+                <w:bCs/>
+                <w:sz w:val="19"/>
+                <w:szCs w:val="19"/>
+              </w:rPr>
+              <w:t xml:space="preserve">Description</w:t>
+            </w:r>
+          </w:p>
+        </w:tc>
+      </w:tr>
+      <w:tr>
+        <w:tc>
+          <w:tcPr>
+            <w:tcW w:type="dxa" w:w="2400"/>
+            <w:tcBorders>
+              <w:top w:val="single" w:color="BFBFBF" w:sz="2"/>
+              <w:left w:val="single" w:color="BFBFBF" w:sz="2"/>
+              <w:bottom w:val="single" w:color="BFBFBF" w:sz="2"/>
+              <w:right w:val="single" w:color="BFBFBF" w:sz="2"/>
+            </w:tcBorders>
+            <w:tcMar>
+              <w:top w:type="dxa" w:w="60"/>
+              <w:left w:type="dxa" w:w="100"/>
+              <w:bottom w:type="dxa" w:w="60"/>
+              <w:right w:type="dxa" w:w="100"/>
+            </w:tcMar>
+            <w:vAlign w:val="center"/>
+          </w:tcPr>
+          <w:p>
+            <w:r>
+              <w:rPr>
+                <w:sz w:val="19"/>
+                <w:szCs w:val="19"/>
+              </w:rPr>
+              <w:t xml:space="preserve">send_filter_id</w:t>
+            </w:r>
+          </w:p>
+        </w:tc>
+        <w:tc>
+          <w:tcPr>
+            <w:tcW w:type="dxa" w:w="1200"/>
+            <w:tcBorders>
+              <w:top w:val="single" w:color="BFBFBF" w:sz="2"/>
+              <w:left w:val="single" w:color="BFBFBF" w:sz="2"/>
+              <w:bottom w:val="single" w:color="BFBFBF" w:sz="2"/>
+              <w:right w:val="single" w:color="BFBFBF" w:sz="2"/>
+            </w:tcBorders>
+            <w:tcMar>
+              <w:top w:type="dxa" w:w="60"/>
+              <w:left w:type="dxa" w:w="100"/>
+              <w:bottom w:type="dxa" w:w="60"/>
+              <w:right w:type="dxa" w:w="100"/>
+            </w:tcMar>
+            <w:vAlign w:val="center"/>
+          </w:tcPr>
+          <w:p>
+            <w:r>
+              <w:rPr>
+                <w:sz w:val="19"/>
+                <w:szCs w:val="19"/>
+              </w:rPr>
+              <w:t xml:space="preserve">true</w:t>
+            </w:r>
+          </w:p>
+        </w:tc>
+        <w:tc>
+          <w:tcPr>
+            <w:tcW w:type="dxa" w:w="5700"/>
+            <w:tcBorders>
+              <w:top w:val="single" w:color="BFBFBF" w:sz="2"/>
+              <w:left w:val="single" w:color="BFBFBF" w:sz="2"/>
+              <w:bottom w:val="single" w:color="BFBFBF" w:sz="2"/>
+              <w:right w:val="single" w:color="BFBFBF" w:sz="2"/>
+            </w:tcBorders>
+            <w:tcMar>
+              <w:top w:type="dxa" w:w="60"/>
+              <w:left w:type="dxa" w:w="100"/>
+              <w:bottom w:type="dxa" w:w="60"/>
+              <w:right w:type="dxa" w:w="100"/>
+            </w:tcMar>
+            <w:vAlign w:val="center"/>
+          </w:tcPr>
+          <w:p>
+            <w:r>
+              <w:rPr>
+                <w:sz w:val="19"/>
+                <w:szCs w:val="19"/>
+              </w:rPr>
+              <w:t xml:space="preserve">Send the learned NAC role (group_role) as RADIUS Filter-Id.</w:t>
+            </w:r>
+          </w:p>
+        </w:tc>
+      </w:tr>
+      <w:tr>
+        <w:tc>
+          <w:tcPr>
+            <w:tcW w:type="dxa" w:w="2400"/>
+            <w:tcBorders>
+              <w:top w:val="single" w:color="BFBFBF" w:sz="2"/>
+              <w:left w:val="single" w:color="BFBFBF" w:sz="2"/>
+              <w:bottom w:val="single" w:color="BFBFBF" w:sz="2"/>
+              <w:right w:val="single" w:color="BFBFBF" w:sz="2"/>
+            </w:tcBorders>
+            <w:tcMar>
+              <w:top w:type="dxa" w:w="60"/>
+              <w:left w:type="dxa" w:w="100"/>
+              <w:bottom w:type="dxa" w:w="60"/>
+              <w:right w:type="dxa" w:w="100"/>
+            </w:tcMar>
+            <w:vAlign w:val="center"/>
+          </w:tcPr>
+          <w:p>
+            <w:r>
+              <w:rPr>
+                <w:sz w:val="19"/>
+                <w:szCs w:val="19"/>
+              </w:rPr>
+              <w:t xml:space="preserve">send_class</w:t>
+            </w:r>
+          </w:p>
+        </w:tc>
+        <w:tc>
+          <w:tcPr>
+            <w:tcW w:type="dxa" w:w="1200"/>
+            <w:tcBorders>
+              <w:top w:val="single" w:color="BFBFBF" w:sz="2"/>
+              <w:left w:val="single" w:color="BFBFBF" w:sz="2"/>
+              <w:bottom w:val="single" w:color="BFBFBF" w:sz="2"/>
+              <w:right w:val="single" w:color="BFBFBF" w:sz="2"/>
+            </w:tcBorders>
+            <w:tcMar>
+              <w:top w:type="dxa" w:w="60"/>
+              <w:left w:type="dxa" w:w="100"/>
+              <w:bottom w:type="dxa" w:w="60"/>
+              <w:right w:type="dxa" w:w="100"/>
+            </w:tcMar>
+            <w:vAlign w:val="center"/>
+          </w:tcPr>
+          <w:p>
+            <w:r>
+              <w:rPr>
+                <w:sz w:val="19"/>
+                <w:szCs w:val="19"/>
+              </w:rPr>
+              <w:t xml:space="preserve">true</w:t>
+            </w:r>
+          </w:p>
+        </w:tc>
+        <w:tc>
+          <w:tcPr>
+            <w:tcW w:type="dxa" w:w="5700"/>
+            <w:tcBorders>
+              <w:top w:val="single" w:color="BFBFBF" w:sz="2"/>
+              <w:left w:val="single" w:color="BFBFBF" w:sz="2"/>
+              <w:bottom w:val="single" w:color="BFBFBF" w:sz="2"/>
+              <w:right w:val="single" w:color="BFBFBF" w:sz="2"/>
+            </w:tcBorders>
+            <w:tcMar>
+              <w:top w:type="dxa" w:w="60"/>
+              <w:left w:type="dxa" w:w="100"/>
+              <w:bottom w:type="dxa" w:w="60"/>
+              <w:right w:type="dxa" w:w="100"/>
+            </w:tcMar>
+            <w:vAlign w:val="center"/>
+          </w:tcPr>
+          <w:p>
+            <w:r>
+              <w:rPr>
+                <w:sz w:val="19"/>
+                <w:szCs w:val="19"/>
+              </w:rPr>
+              <w:t xml:space="preserve">Also send it as RADIUS Class — see section 12.3.</w:t>
+            </w:r>
+          </w:p>
+        </w:tc>
+      </w:tr>
+      <w:tr>
+        <w:tc>
+          <w:tcPr>
+            <w:tcW w:type="dxa" w:w="2400"/>
+            <w:tcBorders>
+              <w:top w:val="single" w:color="BFBFBF" w:sz="2"/>
+              <w:left w:val="single" w:color="BFBFBF" w:sz="2"/>
+              <w:bottom w:val="single" w:color="BFBFBF" w:sz="2"/>
+              <w:right w:val="single" w:color="BFBFBF" w:sz="2"/>
+            </w:tcBorders>
+            <w:tcMar>
+              <w:top w:type="dxa" w:w="60"/>
+              <w:left w:type="dxa" w:w="100"/>
+              <w:bottom w:type="dxa" w:w="60"/>
+              <w:right w:type="dxa" w:w="100"/>
+            </w:tcMar>
+            <w:vAlign w:val="center"/>
+          </w:tcPr>
+          <w:p>
+            <w:r>
+              <w:rPr>
+                <w:sz w:val="19"/>
+                <w:szCs w:val="19"/>
+              </w:rPr>
+              <w:t xml:space="preserve">send_vlan_attrs</w:t>
+            </w:r>
+          </w:p>
+        </w:tc>
+        <w:tc>
+          <w:tcPr>
+            <w:tcW w:type="dxa" w:w="1200"/>
+            <w:tcBorders>
+              <w:top w:val="single" w:color="BFBFBF" w:sz="2"/>
+              <w:left w:val="single" w:color="BFBFBF" w:sz="2"/>
+              <w:bottom w:val="single" w:color="BFBFBF" w:sz="2"/>
+              <w:right w:val="single" w:color="BFBFBF" w:sz="2"/>
+            </w:tcBorders>
+            <w:tcMar>
+              <w:top w:type="dxa" w:w="60"/>
+              <w:left w:type="dxa" w:w="100"/>
+              <w:bottom w:type="dxa" w:w="60"/>
+              <w:right w:type="dxa" w:w="100"/>
+            </w:tcMar>
+            <w:vAlign w:val="center"/>
+          </w:tcPr>
+          <w:p>
+            <w:r>
+              <w:rPr>
+                <w:sz w:val="19"/>
+                <w:szCs w:val="19"/>
+              </w:rPr>
+              <w:t xml:space="preserve">true</w:t>
+            </w:r>
+          </w:p>
+        </w:tc>
+        <w:tc>
+          <w:tcPr>
+            <w:tcW w:type="dxa" w:w="5700"/>
+            <w:tcBorders>
+              <w:top w:val="single" w:color="BFBFBF" w:sz="2"/>
+              <w:left w:val="single" w:color="BFBFBF" w:sz="2"/>
+              <w:bottom w:val="single" w:color="BFBFBF" w:sz="2"/>
+              <w:right w:val="single" w:color="BFBFBF" w:sz="2"/>
+            </w:tcBorders>
+            <w:tcMar>
+              <w:top w:type="dxa" w:w="60"/>
+              <w:left w:type="dxa" w:w="100"/>
+              <w:bottom w:type="dxa" w:w="60"/>
+              <w:right w:type="dxa" w:w="100"/>
+            </w:tcMar>
+            <w:vAlign w:val="center"/>
+          </w:tcPr>
+          <w:p>
+            <w:r>
+              <w:rPr>
+                <w:sz w:val="19"/>
+                <w:szCs w:val="19"/>
+              </w:rPr>
+              <w:t xml:space="preserve">Send VLAN as RFC 2868 Tunnel-Type / Tunnel-Medium-Type / Tunnel-Private-Group-Id.</w:t>
+            </w:r>
+          </w:p>
+        </w:tc>
+      </w:tr>
+    </w:tbl>
+    <w:p>
+      <w:pPr>
+        <w:spacing w:after="120"/>
+      </w:pPr>
+    </w:p>
+    <w:p>
+      <w:pPr>
+        <w:pStyle w:val="Heading2"/>
+        <w:spacing w:after="120" w:before="280"/>
+      </w:pPr>
+      <w:r>
+        <w:rPr>
+          <w:rFonts w:ascii="Arial" w:cs="Arial" w:eastAsia="Arial" w:hAnsi="Arial"/>
+          <w:b/>
+          <w:bCs/>
+          <w:color w:val="1F3864"/>
+          <w:sz w:val="26"/>
+          <w:szCs w:val="26"/>
+        </w:rPr>
+        <w:t xml:space="preserve">25.7 [correlation] Section</w:t>
+      </w:r>
+    </w:p>
+    <w:tbl>
+      <w:tblPr>
+        <w:tblW w:type="dxa" w:w="9300"/>
+        <w:tblBorders>
+          <w:top w:val="single" w:color="auto" w:sz="4"/>
+          <w:left w:val="single" w:color="auto" w:sz="4"/>
+          <w:bottom w:val="single" w:color="auto" w:sz="4"/>
+          <w:right w:val="single" w:color="auto" w:sz="4"/>
+          <w:insideH w:val="single" w:color="auto" w:sz="4"/>
+          <w:insideV w:val="single" w:color="auto" w:sz="4"/>
+        </w:tblBorders>
+      </w:tblPr>
+      <w:tblGrid>
+        <w:gridCol w:w="3000"/>
+        <w:gridCol w:w="1200"/>
+        <w:gridCol w:w="5100"/>
+      </w:tblGrid>
+      <w:tr>
+        <w:trPr>
+          <w:tblHeader/>
+        </w:trPr>
+        <w:tc>
+          <w:tcPr>
+            <w:tcW w:type="dxa" w:w="3000"/>
+            <w:tcBorders>
+              <w:top w:val="single" w:color="BFBFBF" w:sz="2"/>
+              <w:left w:val="single" w:color="BFBFBF" w:sz="2"/>
+              <w:bottom w:val="single" w:color="BFBFBF" w:sz="2"/>
+              <w:right w:val="single" w:color="BFBFBF" w:sz="2"/>
+            </w:tcBorders>
+            <w:shd w:fill="D9E2F3" w:val="clear"/>
+            <w:tcMar>
+              <w:top w:type="dxa" w:w="60"/>
+              <w:left w:type="dxa" w:w="100"/>
+              <w:bottom w:type="dxa" w:w="60"/>
+              <w:right w:type="dxa" w:w="100"/>
+            </w:tcMar>
+            <w:vAlign w:val="center"/>
+          </w:tcPr>
+          <w:p>
+            <w:r>
+              <w:rPr>
+                <w:rFonts w:ascii="Arial" w:cs="Arial" w:eastAsia="Arial" w:hAnsi="Arial"/>
+                <w:b/>
+                <w:bCs/>
+                <w:sz w:val="19"/>
+                <w:szCs w:val="19"/>
+              </w:rPr>
+              <w:t xml:space="preserve">Key</w:t>
+            </w:r>
+          </w:p>
+        </w:tc>
+        <w:tc>
+          <w:tcPr>
+            <w:tcW w:type="dxa" w:w="1200"/>
+            <w:tcBorders>
+              <w:top w:val="single" w:color="BFBFBF" w:sz="2"/>
+              <w:left w:val="single" w:color="BFBFBF" w:sz="2"/>
+              <w:bottom w:val="single" w:color="BFBFBF" w:sz="2"/>
+              <w:right w:val="single" w:color="BFBFBF" w:sz="2"/>
+            </w:tcBorders>
+            <w:shd w:fill="D9E2F3" w:val="clear"/>
+            <w:tcMar>
+              <w:top w:type="dxa" w:w="60"/>
+              <w:left w:type="dxa" w:w="100"/>
+              <w:bottom w:type="dxa" w:w="60"/>
+              <w:right w:type="dxa" w:w="100"/>
+            </w:tcMar>
+            <w:vAlign w:val="center"/>
+          </w:tcPr>
+          <w:p>
+            <w:r>
+              <w:rPr>
+                <w:rFonts w:ascii="Arial" w:cs="Arial" w:eastAsia="Arial" w:hAnsi="Arial"/>
+                <w:b/>
+                <w:bCs/>
+                <w:sz w:val="19"/>
+                <w:szCs w:val="19"/>
+              </w:rPr>
+              <w:t xml:space="preserve">Default</w:t>
+            </w:r>
+          </w:p>
+        </w:tc>
+        <w:tc>
+          <w:tcPr>
+            <w:tcW w:type="dxa" w:w="5100"/>
+            <w:tcBorders>
+              <w:top w:val="single" w:color="BFBFBF" w:sz="2"/>
+              <w:left w:val="single" w:color="BFBFBF" w:sz="2"/>
+              <w:bottom w:val="single" w:color="BFBFBF" w:sz="2"/>
+              <w:right w:val="single" w:color="BFBFBF" w:sz="2"/>
+            </w:tcBorders>
+            <w:shd w:fill="D9E2F3" w:val="clear"/>
+            <w:tcMar>
+              <w:top w:type="dxa" w:w="60"/>
+              <w:left w:type="dxa" w:w="100"/>
+              <w:bottom w:type="dxa" w:w="60"/>
+              <w:right w:type="dxa" w:w="100"/>
+            </w:tcMar>
+            <w:vAlign w:val="center"/>
+          </w:tcPr>
+          <w:p>
+            <w:r>
+              <w:rPr>
+                <w:rFonts w:ascii="Arial" w:cs="Arial" w:eastAsia="Arial" w:hAnsi="Arial"/>
+                <w:b/>
+                <w:bCs/>
+                <w:sz w:val="19"/>
+                <w:szCs w:val="19"/>
+              </w:rPr>
+              <w:t xml:space="preserve">Description</w:t>
+            </w:r>
+          </w:p>
+        </w:tc>
+      </w:tr>
+      <w:tr>
+        <w:tc>
+          <w:tcPr>
+            <w:tcW w:type="dxa" w:w="3000"/>
+            <w:tcBorders>
+              <w:top w:val="single" w:color="BFBFBF" w:sz="2"/>
+              <w:left w:val="single" w:color="BFBFBF" w:sz="2"/>
+              <w:bottom w:val="single" w:color="BFBFBF" w:sz="2"/>
+              <w:right w:val="single" w:color="BFBFBF" w:sz="2"/>
+            </w:tcBorders>
+            <w:tcMar>
+              <w:top w:type="dxa" w:w="60"/>
+              <w:left w:type="dxa" w:w="100"/>
+              <w:bottom w:type="dxa" w:w="60"/>
+              <w:right w:type="dxa" w:w="100"/>
+            </w:tcMar>
+            <w:vAlign w:val="center"/>
+          </w:tcPr>
+          <w:p>
+            <w:r>
+              <w:rPr>
+                <w:sz w:val="19"/>
+                <w:szCs w:val="19"/>
+              </w:rPr>
+              <w:t xml:space="preserve">start_correlation_timeout_seconds</w:t>
+            </w:r>
+          </w:p>
+        </w:tc>
+        <w:tc>
+          <w:tcPr>
+            <w:tcW w:type="dxa" w:w="1200"/>
+            <w:tcBorders>
+              <w:top w:val="single" w:color="BFBFBF" w:sz="2"/>
+              <w:left w:val="single" w:color="BFBFBF" w:sz="2"/>
+              <w:bottom w:val="single" w:color="BFBFBF" w:sz="2"/>
+              <w:right w:val="single" w:color="BFBFBF" w:sz="2"/>
+            </w:tcBorders>
+            <w:tcMar>
+              <w:top w:type="dxa" w:w="60"/>
+              <w:left w:type="dxa" w:w="100"/>
+              <w:bottom w:type="dxa" w:w="60"/>
+              <w:right w:type="dxa" w:w="100"/>
+            </w:tcMar>
+            <w:vAlign w:val="center"/>
+          </w:tcPr>
+          <w:p>
+            <w:r>
+              <w:rPr>
+                <w:sz w:val="19"/>
+                <w:szCs w:val="19"/>
+              </w:rPr>
+              <w:t xml:space="preserve">5</w:t>
+            </w:r>
+          </w:p>
+        </w:tc>
+        <w:tc>
+          <w:tcPr>
+            <w:tcW w:type="dxa" w:w="5100"/>
+            <w:tcBorders>
+              <w:top w:val="single" w:color="BFBFBF" w:sz="2"/>
+              <w:left w:val="single" w:color="BFBFBF" w:sz="2"/>
+              <w:bottom w:val="single" w:color="BFBFBF" w:sz="2"/>
+              <w:right w:val="single" w:color="BFBFBF" w:sz="2"/>
+            </w:tcBorders>
+            <w:tcMar>
+              <w:top w:type="dxa" w:w="60"/>
+              <w:left w:type="dxa" w:w="100"/>
+              <w:bottom w:type="dxa" w:w="60"/>
+              <w:right w:type="dxa" w:w="100"/>
+            </w:tcMar>
+            <w:vAlign w:val="center"/>
+          </w:tcPr>
+          <w:p>
+            <w:r>
+              <w:rPr>
+                <w:sz w:val="19"/>
+                <w:szCs w:val="19"/>
+              </w:rPr>
+              <w:t xml:space="preserve">How long to wait for the matching permit/Start event before sending with whatever's available. In practice the two usually arrive within milliseconds; this is a safety net, not the normal-case latency.</w:t>
+            </w:r>
+          </w:p>
+        </w:tc>
+      </w:tr>
+      <w:tr>
+        <w:tc>
+          <w:tcPr>
+            <w:tcW w:type="dxa" w:w="3000"/>
+            <w:tcBorders>
+              <w:top w:val="single" w:color="BFBFBF" w:sz="2"/>
+              <w:left w:val="single" w:color="BFBFBF" w:sz="2"/>
+              <w:bottom w:val="single" w:color="BFBFBF" w:sz="2"/>
+              <w:right w:val="single" w:color="BFBFBF" w:sz="2"/>
+            </w:tcBorders>
+            <w:tcMar>
+              <w:top w:type="dxa" w:w="60"/>
+              <w:left w:type="dxa" w:w="100"/>
+              <w:bottom w:type="dxa" w:w="60"/>
+              <w:right w:type="dxa" w:w="100"/>
+            </w:tcMar>
+            <w:vAlign w:val="center"/>
+          </w:tcPr>
+          <w:p>
+            <w:r>
+              <w:rPr>
+                <w:sz w:val="19"/>
+                <w:szCs w:val="19"/>
+              </w:rPr>
+              <w:t xml:space="preserve">enrichment_cache_ttl_hours</w:t>
+            </w:r>
+          </w:p>
+        </w:tc>
+        <w:tc>
+          <w:tcPr>
+            <w:tcW w:type="dxa" w:w="1200"/>
+            <w:tcBorders>
+              <w:top w:val="single" w:color="BFBFBF" w:sz="2"/>
+              <w:left w:val="single" w:color="BFBFBF" w:sz="2"/>
+              <w:bottom w:val="single" w:color="BFBFBF" w:sz="2"/>
+              <w:right w:val="single" w:color="BFBFBF" w:sz="2"/>
+            </w:tcBorders>
+            <w:tcMar>
+              <w:top w:type="dxa" w:w="60"/>
+              <w:left w:type="dxa" w:w="100"/>
+              <w:bottom w:type="dxa" w:w="60"/>
+              <w:right w:type="dxa" w:w="100"/>
+            </w:tcMar>
+            <w:vAlign w:val="center"/>
+          </w:tcPr>
+          <w:p>
+            <w:r>
+              <w:rPr>
+                <w:sz w:val="19"/>
+                <w:szCs w:val="19"/>
+              </w:rPr>
+              <w:t xml:space="preserve">12</w:t>
+            </w:r>
+          </w:p>
+        </w:tc>
+        <w:tc>
+          <w:tcPr>
+            <w:tcW w:type="dxa" w:w="5100"/>
+            <w:tcBorders>
+              <w:top w:val="single" w:color="BFBFBF" w:sz="2"/>
+              <w:left w:val="single" w:color="BFBFBF" w:sz="2"/>
+              <w:bottom w:val="single" w:color="BFBFBF" w:sz="2"/>
+              <w:right w:val="single" w:color="BFBFBF" w:sz="2"/>
+            </w:tcBorders>
+            <w:tcMar>
+              <w:top w:type="dxa" w:w="60"/>
+              <w:left w:type="dxa" w:w="100"/>
+              <w:bottom w:type="dxa" w:w="60"/>
+              <w:right w:type="dxa" w:w="100"/>
+            </w:tcMar>
+            <w:vAlign w:val="center"/>
+          </w:tcPr>
+          <w:p>
+            <w:r>
+              <w:rPr>
+                <w:sz w:val="19"/>
+                <w:szCs w:val="19"/>
+              </w:rPr>
+              <w:t xml:space="preserve">How long a session's learned role/VLAN is kept in memory for sessions that never send a Stop.</w:t>
+            </w:r>
+          </w:p>
+        </w:tc>
+      </w:tr>
+      <w:tr>
+        <w:tc>
+          <w:tcPr>
+            <w:tcW w:type="dxa" w:w="3000"/>
+            <w:tcBorders>
+              <w:top w:val="single" w:color="BFBFBF" w:sz="2"/>
+              <w:left w:val="single" w:color="BFBFBF" w:sz="2"/>
+              <w:bottom w:val="single" w:color="BFBFBF" w:sz="2"/>
+              <w:right w:val="single" w:color="BFBFBF" w:sz="2"/>
+            </w:tcBorders>
+            <w:tcMar>
+              <w:top w:type="dxa" w:w="60"/>
+              <w:left w:type="dxa" w:w="100"/>
+              <w:bottom w:type="dxa" w:w="60"/>
+              <w:right w:type="dxa" w:w="100"/>
+            </w:tcMar>
+            <w:vAlign w:val="center"/>
+          </w:tcPr>
+          <w:p>
+            <w:r>
+              <w:rPr>
+                <w:sz w:val="19"/>
+                <w:szCs w:val="19"/>
+              </w:rPr>
+              <w:t xml:space="preserve">cleanup_interval_seconds</w:t>
+            </w:r>
+          </w:p>
+        </w:tc>
+        <w:tc>
+          <w:tcPr>
+            <w:tcW w:type="dxa" w:w="1200"/>
+            <w:tcBorders>
+              <w:top w:val="single" w:color="BFBFBF" w:sz="2"/>
+              <w:left w:val="single" w:color="BFBFBF" w:sz="2"/>
+              <w:bottom w:val="single" w:color="BFBFBF" w:sz="2"/>
+              <w:right w:val="single" w:color="BFBFBF" w:sz="2"/>
+            </w:tcBorders>
+            <w:tcMar>
+              <w:top w:type="dxa" w:w="60"/>
+              <w:left w:type="dxa" w:w="100"/>
+              <w:bottom w:type="dxa" w:w="60"/>
+              <w:right w:type="dxa" w:w="100"/>
+            </w:tcMar>
+            <w:vAlign w:val="center"/>
+          </w:tcPr>
+          <w:p>
+            <w:r>
+              <w:rPr>
+                <w:sz w:val="19"/>
+                <w:szCs w:val="19"/>
+              </w:rPr>
+              <w:t xml:space="preserve">300</w:t>
+            </w:r>
+          </w:p>
+        </w:tc>
+        <w:tc>
+          <w:tcPr>
+            <w:tcW w:type="dxa" w:w="5100"/>
+            <w:tcBorders>
+              <w:top w:val="single" w:color="BFBFBF" w:sz="2"/>
+              <w:left w:val="single" w:color="BFBFBF" w:sz="2"/>
+              <w:bottom w:val="single" w:color="BFBFBF" w:sz="2"/>
+              <w:right w:val="single" w:color="BFBFBF" w:sz="2"/>
+            </w:tcBorders>
+            <w:tcMar>
+              <w:top w:type="dxa" w:w="60"/>
+              <w:left w:type="dxa" w:w="100"/>
+              <w:bottom w:type="dxa" w:w="60"/>
+              <w:right w:type="dxa" w:w="100"/>
+            </w:tcMar>
+            <w:vAlign w:val="center"/>
+          </w:tcPr>
+          <w:p>
+            <w:r>
+              <w:rPr>
+                <w:sz w:val="19"/>
+                <w:szCs w:val="19"/>
+              </w:rPr>
+              <w:t xml:space="preserve">How often the background sweep checks for expired cached state.</w:t>
+            </w:r>
+          </w:p>
+        </w:tc>
+      </w:tr>
+    </w:tbl>
+    <w:p>
+      <w:pPr>
+        <w:spacing w:after="120"/>
+      </w:pPr>
+    </w:p>
+    <w:p>
+      <w:pPr>
+        <w:spacing w:after="160"/>
+      </w:pPr>
+      <w:r>
+        <w:t xml:space="preserve">Example mist-combined-radius.ini:</w:t>
+      </w:r>
+    </w:p>
+    <w:tbl>
+      <w:tblPr>
+        <w:tblW w:type="pct" w:w="100%"/>
+        <w:tblBorders>
+          <w:top w:val="single" w:color="auto" w:sz="4"/>
+          <w:left w:val="single" w:color="auto" w:sz="4"/>
+          <w:bottom w:val="single" w:color="auto" w:sz="4"/>
+          <w:right w:val="single" w:color="auto" w:sz="4"/>
+          <w:insideH w:val="single" w:color="auto" w:sz="4"/>
+          <w:insideV w:val="single" w:color="auto" w:sz="4"/>
+        </w:tblBorders>
+      </w:tblPr>
+      <w:tblGrid>
+        <w:gridCol w:w="100"/>
+      </w:tblGrid>
+      <w:tr>
+        <w:tc>
+          <w:tcPr>
+            <w:tcBorders>
+              <w:top w:val="single" w:color="BFBFBF" w:sz="2"/>
+              <w:left w:val="single" w:color="BFBFBF" w:sz="2"/>
+              <w:bottom w:val="single" w:color="BFBFBF" w:sz="2"/>
+              <w:right w:val="single" w:color="BFBFBF" w:sz="2"/>
+            </w:tcBorders>
+            <w:shd w:fill="F2F2F2" w:val="clear"/>
+            <w:tcMar>
+              <w:top w:type="dxa" w:w="100"/>
+              <w:left w:type="dxa" w:w="150"/>
+              <w:bottom w:type="dxa" w:w="100"/>
+              <w:right w:type="dxa" w:w="150"/>
+            </w:tcMar>
+          </w:tcPr>
+          <w:p>
+            <w:pPr>
+              <w:spacing w:after="0"/>
+            </w:pPr>
+            <w:r>
+              <w:rPr>
+                <w:rFonts w:ascii="Courier New" w:cs="Courier New" w:eastAsia="Courier New" w:hAnsi="Courier New"/>
+                <w:sz w:val="19"/>
+                <w:szCs w:val="19"/>
+              </w:rPr>
+              <w:t xml:space="preserve">[server]</w:t>
+            </w:r>
+          </w:p>
+          <w:p>
+            <w:pPr>
+              <w:spacing w:after="0"/>
+            </w:pPr>
+            <w:r>
+              <w:rPr>
+                <w:rFonts w:ascii="Courier New" w:cs="Courier New" w:eastAsia="Courier New" w:hAnsi="Courier New"/>
+                <w:sz w:val="19"/>
+                <w:szCs w:val="19"/>
+              </w:rPr>
+              <w:t xml:space="preserve">listen_host = 0.0.0.0</w:t>
+            </w:r>
+          </w:p>
+          <w:p>
+            <w:pPr>
+              <w:spacing w:after="0"/>
+            </w:pPr>
+            <w:r>
+              <w:rPr>
+                <w:rFonts w:ascii="Courier New" w:cs="Courier New" w:eastAsia="Courier New" w:hAnsi="Courier New"/>
+                <w:sz w:val="19"/>
+                <w:szCs w:val="19"/>
+              </w:rPr>
+              <w:t xml:space="preserve">listen_port = 8080</w:t>
+            </w:r>
+          </w:p>
+          <w:p>
+            <w:pPr>
+              <w:spacing w:after="0"/>
+            </w:pPr>
+            <w:r>
+              <w:rPr>
+                <w:rFonts w:ascii="Courier New" w:cs="Courier New" w:eastAsia="Courier New" w:hAnsi="Courier New"/>
+                <w:sz w:val="19"/>
+                <w:szCs w:val="19"/>
+              </w:rPr>
+              <w:t xml:space="preserve">webhook_secret = my-mist-webhook-secret</w:t>
+            </w:r>
+          </w:p>
+          <w:p>
+            <w:pPr>
+              <w:spacing w:after="0"/>
+            </w:pPr>
+            <w:r>
+              <w:rPr>
+                <w:rFonts w:ascii="Courier New" w:cs="Courier New" w:eastAsia="Courier New" w:hAnsi="Courier New"/>
+                <w:sz w:val="19"/>
+                <w:szCs w:val="19"/>
+              </w:rPr>
+              <w:t xml:space="preserve"> </w:t>
+            </w:r>
+          </w:p>
+          <w:p>
+            <w:pPr>
+              <w:spacing w:after="0"/>
+            </w:pPr>
+            <w:r>
+              <w:rPr>
+                <w:rFonts w:ascii="Courier New" w:cs="Courier New" w:eastAsia="Courier New" w:hAnsi="Courier New"/>
+                <w:sz w:val="19"/>
+                <w:szCs w:val="19"/>
+              </w:rPr>
+              <w:t xml:space="preserve">[radius]</w:t>
+            </w:r>
+          </w:p>
+          <w:p>
+            <w:pPr>
+              <w:spacing w:after="0"/>
+            </w:pPr>
+            <w:r>
+              <w:rPr>
+                <w:rFonts w:ascii="Courier New" w:cs="Courier New" w:eastAsia="Courier New" w:hAnsi="Courier New"/>
+                <w:sz w:val="19"/>
+                <w:szCs w:val="19"/>
+              </w:rPr>
+              <w:t xml:space="preserve">radius_host = 172.16.0.12</w:t>
+            </w:r>
+          </w:p>
+          <w:p>
+            <w:pPr>
+              <w:spacing w:after="0"/>
+            </w:pPr>
+            <w:r>
+              <w:rPr>
+                <w:rFonts w:ascii="Courier New" w:cs="Courier New" w:eastAsia="Courier New" w:hAnsi="Courier New"/>
+                <w:sz w:val="19"/>
+                <w:szCs w:val="19"/>
+              </w:rPr>
+              <w:t xml:space="preserve">radius_port = 1813</w:t>
+            </w:r>
+          </w:p>
+          <w:p>
+            <w:pPr>
+              <w:spacing w:after="0"/>
+            </w:pPr>
+            <w:r>
+              <w:rPr>
+                <w:rFonts w:ascii="Courier New" w:cs="Courier New" w:eastAsia="Courier New" w:hAnsi="Courier New"/>
+                <w:sz w:val="19"/>
+                <w:szCs w:val="19"/>
+              </w:rPr>
+              <w:t xml:space="preserve">radius_secret = changeme</w:t>
+            </w:r>
+          </w:p>
+          <w:p>
+            <w:pPr>
+              <w:spacing w:after="0"/>
+            </w:pPr>
+            <w:r>
+              <w:rPr>
+                <w:rFonts w:ascii="Courier New" w:cs="Courier New" w:eastAsia="Courier New" w:hAnsi="Courier New"/>
+                <w:sz w:val="19"/>
+                <w:szCs w:val="19"/>
+              </w:rPr>
+              <w:t xml:space="preserve"> </w:t>
+            </w:r>
+          </w:p>
+          <w:p>
+            <w:pPr>
+              <w:spacing w:after="0"/>
+            </w:pPr>
+            <w:r>
+              <w:rPr>
+                <w:rFonts w:ascii="Courier New" w:cs="Courier New" w:eastAsia="Courier New" w:hAnsi="Courier New"/>
+                <w:sz w:val="19"/>
+                <w:szCs w:val="19"/>
+              </w:rPr>
+              <w:t xml:space="preserve">[logging]</w:t>
+            </w:r>
+          </w:p>
+          <w:p>
+            <w:pPr>
+              <w:spacing w:after="0"/>
+            </w:pPr>
+            <w:r>
+              <w:rPr>
+                <w:rFonts w:ascii="Courier New" w:cs="Courier New" w:eastAsia="Courier New" w:hAnsi="Courier New"/>
+                <w:sz w:val="19"/>
+                <w:szCs w:val="19"/>
+              </w:rPr>
+              <w:t xml:space="preserve">log_dir = /opt/mist-combined-radius/logs</w:t>
+            </w:r>
+          </w:p>
+          <w:p>
+            <w:pPr>
+              <w:spacing w:after="0"/>
+            </w:pPr>
+            <w:r>
+              <w:rPr>
+                <w:rFonts w:ascii="Courier New" w:cs="Courier New" w:eastAsia="Courier New" w:hAnsi="Courier New"/>
+                <w:sz w:val="19"/>
+                <w:szCs w:val="19"/>
+              </w:rPr>
+              <w:t xml:space="preserve"> </w:t>
+            </w:r>
+          </w:p>
+          <w:p>
+            <w:pPr>
+              <w:spacing w:after="0"/>
+            </w:pPr>
+            <w:r>
+              <w:rPr>
+                <w:rFonts w:ascii="Courier New" w:cs="Courier New" w:eastAsia="Courier New" w:hAnsi="Courier New"/>
+                <w:sz w:val="19"/>
+                <w:szCs w:val="19"/>
+              </w:rPr>
+              <w:t xml:space="preserve">[attributes]</w:t>
+            </w:r>
+          </w:p>
+          <w:p>
+            <w:pPr>
+              <w:spacing w:after="0"/>
+            </w:pPr>
+            <w:r>
+              <w:rPr>
+                <w:rFonts w:ascii="Courier New" w:cs="Courier New" w:eastAsia="Courier New" w:hAnsi="Courier New"/>
+                <w:sz w:val="19"/>
+                <w:szCs w:val="19"/>
+              </w:rPr>
+              <w:t xml:space="preserve">send_filter_id = true</w:t>
+            </w:r>
+          </w:p>
+          <w:p>
+            <w:pPr>
+              <w:spacing w:after="0"/>
+            </w:pPr>
+            <w:r>
+              <w:rPr>
+                <w:rFonts w:ascii="Courier New" w:cs="Courier New" w:eastAsia="Courier New" w:hAnsi="Courier New"/>
+                <w:sz w:val="19"/>
+                <w:szCs w:val="19"/>
+              </w:rPr>
+              <w:t xml:space="preserve">send_class = true</w:t>
+            </w:r>
+          </w:p>
+          <w:p>
+            <w:pPr>
+              <w:spacing w:after="0"/>
+            </w:pPr>
+            <w:r>
+              <w:rPr>
+                <w:rFonts w:ascii="Courier New" w:cs="Courier New" w:eastAsia="Courier New" w:hAnsi="Courier New"/>
+                <w:sz w:val="19"/>
+                <w:szCs w:val="19"/>
+              </w:rPr>
+              <w:t xml:space="preserve">send_vlan_attrs = true</w:t>
+            </w:r>
+          </w:p>
+          <w:p>
+            <w:pPr>
+              <w:spacing w:after="0"/>
+            </w:pPr>
+            <w:r>
+              <w:rPr>
+                <w:rFonts w:ascii="Courier New" w:cs="Courier New" w:eastAsia="Courier New" w:hAnsi="Courier New"/>
+                <w:sz w:val="19"/>
+                <w:szCs w:val="19"/>
+              </w:rPr>
+              <w:t xml:space="preserve"> </w:t>
+            </w:r>
+          </w:p>
+          <w:p>
+            <w:pPr>
+              <w:spacing w:after="0"/>
+            </w:pPr>
+            <w:r>
+              <w:rPr>
+                <w:rFonts w:ascii="Courier New" w:cs="Courier New" w:eastAsia="Courier New" w:hAnsi="Courier New"/>
+                <w:sz w:val="19"/>
+                <w:szCs w:val="19"/>
+              </w:rPr>
+              <w:t xml:space="preserve">[correlation]</w:t>
+            </w:r>
+          </w:p>
+          <w:p>
+            <w:pPr>
+              <w:spacing w:after="0"/>
+            </w:pPr>
+            <w:r>
+              <w:rPr>
+                <w:rFonts w:ascii="Courier New" w:cs="Courier New" w:eastAsia="Courier New" w:hAnsi="Courier New"/>
+                <w:sz w:val="19"/>
+                <w:szCs w:val="19"/>
+              </w:rPr>
+              <w:t xml:space="preserve">start_correlation_timeout_seconds = 5</w:t>
+            </w:r>
+          </w:p>
+          <w:p>
+            <w:pPr>
+              <w:spacing w:after="0"/>
+            </w:pPr>
+            <w:r>
+              <w:rPr>
+                <w:rFonts w:ascii="Courier New" w:cs="Courier New" w:eastAsia="Courier New" w:hAnsi="Courier New"/>
+                <w:sz w:val="19"/>
+                <w:szCs w:val="19"/>
+              </w:rPr>
+              <w:t xml:space="preserve">enrichment_cache_ttl_hours = 12</w:t>
+            </w:r>
+          </w:p>
+          <w:p>
+            <w:pPr>
+              <w:spacing w:after="0"/>
+            </w:pPr>
+            <w:r>
+              <w:rPr>
+                <w:rFonts w:ascii="Courier New" w:cs="Courier New" w:eastAsia="Courier New" w:hAnsi="Courier New"/>
+                <w:sz w:val="19"/>
+                <w:szCs w:val="19"/>
+              </w:rPr>
+              <w:t xml:space="preserve">cleanup_interval_seconds = 300</w:t>
+            </w:r>
+          </w:p>
+        </w:tc>
+      </w:tr>
+    </w:tbl>
+    <w:p>
+      <w:pPr>
+        <w:pStyle w:val="Heading1"/>
+        <w:spacing w:after="160" w:before="360"/>
+      </w:pPr>
+      <w:r>
+        <w:rPr>
+          <w:rFonts w:ascii="Arial" w:cs="Arial" w:eastAsia="Arial" w:hAnsi="Arial"/>
+          <w:b/>
+          <w:bCs/>
+          <w:color w:val="2E5FA3"/>
+          <w:sz w:val="32"/>
+          <w:szCs w:val="32"/>
+        </w:rPr>
+        <w:t xml:space="preserve">26. Mist Webhook Configuration — Combined</w:t>
+      </w:r>
+    </w:p>
+    <w:p>
+      <w:pPr>
+        <w:spacing w:after="160"/>
+      </w:pPr>
+      <w:r>
+        <w:t xml:space="preserve">Point Mist at this service for both topics on the same URL/port — either a single webhook subscribed to both nac-accounting and nac-events (if your Mist tenant's webhook UI allows multi-topic selection), or two separate webhooks both delivering to this same URL. This service dispatches by the topic field in each payload, so either setup works.</w:t>
+      </w:r>
+    </w:p>
+    <w:p>
+      <w:pPr>
+        <w:spacing w:after="160"/>
+      </w:pPr>
+      <w:r>
+        <w:rPr>
+          <w:i/>
+          <w:iCs/>
+        </w:rPr>
+        <w:t xml:space="preserve">Organisation → Settings → Webhooks → Add Webhook</w:t>
       </w:r>
     </w:p>
     <w:tbl>
@@ -15630,8 +22018,7 @@
       </w:tblPr>
       <w:tblGrid>
         <w:gridCol w:w="2200"/>
-        <w:gridCol w:w="3300"/>
-        <w:gridCol w:w="3600"/>
+        <w:gridCol w:w="6900"/>
       </w:tblGrid>
       <w:tr>
         <w:trPr>
@@ -15664,13 +22051,13 @@
                 <w:sz w:val="19"/>
                 <w:szCs w:val="19"/>
               </w:rPr>
-              <w:t xml:space="preserve"/>
-            </w:r>
-          </w:p>
-        </w:tc>
-        <w:tc>
-          <w:tcPr>
-            <w:tcW w:type="dxa" w:w="3300"/>
+              <w:t xml:space="preserve">Field</w:t>
+            </w:r>
+          </w:p>
+        </w:tc>
+        <w:tc>
+          <w:tcPr>
+            <w:tcW w:type="dxa" w:w="6900"/>
             <w:tcBorders>
               <w:top w:val="single" w:color="BFBFBF" w:sz="2"/>
               <w:left w:val="single" w:color="BFBFBF" w:sz="2"/>
@@ -15695,13 +22082,1011 @@
                 <w:sz w:val="19"/>
                 <w:szCs w:val="19"/>
               </w:rPr>
-              <w:t xml:space="preserve">nac-accounting</w:t>
-            </w:r>
-          </w:p>
-        </w:tc>
-        <w:tc>
-          <w:tcPr>
-            <w:tcW w:type="dxa" w:w="3600"/>
+              <w:t xml:space="preserve">Value</w:t>
+            </w:r>
+          </w:p>
+        </w:tc>
+      </w:tr>
+      <w:tr>
+        <w:tc>
+          <w:tcPr>
+            <w:tcW w:type="dxa" w:w="2200"/>
+            <w:tcBorders>
+              <w:top w:val="single" w:color="BFBFBF" w:sz="2"/>
+              <w:left w:val="single" w:color="BFBFBF" w:sz="2"/>
+              <w:bottom w:val="single" w:color="BFBFBF" w:sz="2"/>
+              <w:right w:val="single" w:color="BFBFBF" w:sz="2"/>
+            </w:tcBorders>
+            <w:tcMar>
+              <w:top w:type="dxa" w:w="60"/>
+              <w:left w:type="dxa" w:w="100"/>
+              <w:bottom w:type="dxa" w:w="60"/>
+              <w:right w:type="dxa" w:w="100"/>
+            </w:tcMar>
+            <w:vAlign w:val="center"/>
+          </w:tcPr>
+          <w:p>
+            <w:r>
+              <w:rPr>
+                <w:sz w:val="19"/>
+                <w:szCs w:val="19"/>
+              </w:rPr>
+              <w:t xml:space="preserve">Name</w:t>
+            </w:r>
+          </w:p>
+        </w:tc>
+        <w:tc>
+          <w:tcPr>
+            <w:tcW w:type="dxa" w:w="6900"/>
+            <w:tcBorders>
+              <w:top w:val="single" w:color="BFBFBF" w:sz="2"/>
+              <w:left w:val="single" w:color="BFBFBF" w:sz="2"/>
+              <w:bottom w:val="single" w:color="BFBFBF" w:sz="2"/>
+              <w:right w:val="single" w:color="BFBFBF" w:sz="2"/>
+            </w:tcBorders>
+            <w:tcMar>
+              <w:top w:type="dxa" w:w="60"/>
+              <w:left w:type="dxa" w:w="100"/>
+              <w:bottom w:type="dxa" w:w="60"/>
+              <w:right w:type="dxa" w:w="100"/>
+            </w:tcMar>
+            <w:vAlign w:val="center"/>
+          </w:tcPr>
+          <w:p>
+            <w:r>
+              <w:rPr>
+                <w:sz w:val="19"/>
+                <w:szCs w:val="19"/>
+              </w:rPr>
+              <w:t xml:space="preserve">NAC Combined Forwarder</w:t>
+            </w:r>
+          </w:p>
+        </w:tc>
+      </w:tr>
+      <w:tr>
+        <w:tc>
+          <w:tcPr>
+            <w:tcW w:type="dxa" w:w="2200"/>
+            <w:tcBorders>
+              <w:top w:val="single" w:color="BFBFBF" w:sz="2"/>
+              <w:left w:val="single" w:color="BFBFBF" w:sz="2"/>
+              <w:bottom w:val="single" w:color="BFBFBF" w:sz="2"/>
+              <w:right w:val="single" w:color="BFBFBF" w:sz="2"/>
+            </w:tcBorders>
+            <w:tcMar>
+              <w:top w:type="dxa" w:w="60"/>
+              <w:left w:type="dxa" w:w="100"/>
+              <w:bottom w:type="dxa" w:w="60"/>
+              <w:right w:type="dxa" w:w="100"/>
+            </w:tcMar>
+            <w:vAlign w:val="center"/>
+          </w:tcPr>
+          <w:p>
+            <w:r>
+              <w:rPr>
+                <w:sz w:val="19"/>
+                <w:szCs w:val="19"/>
+              </w:rPr>
+              <w:t xml:space="preserve">URL</w:t>
+            </w:r>
+          </w:p>
+        </w:tc>
+        <w:tc>
+          <w:tcPr>
+            <w:tcW w:type="dxa" w:w="6900"/>
+            <w:tcBorders>
+              <w:top w:val="single" w:color="BFBFBF" w:sz="2"/>
+              <w:left w:val="single" w:color="BFBFBF" w:sz="2"/>
+              <w:bottom w:val="single" w:color="BFBFBF" w:sz="2"/>
+              <w:right w:val="single" w:color="BFBFBF" w:sz="2"/>
+            </w:tcBorders>
+            <w:tcMar>
+              <w:top w:type="dxa" w:w="60"/>
+              <w:left w:type="dxa" w:w="100"/>
+              <w:bottom w:type="dxa" w:w="60"/>
+              <w:right w:type="dxa" w:w="100"/>
+            </w:tcMar>
+            <w:vAlign w:val="center"/>
+          </w:tcPr>
+          <w:p>
+            <w:r>
+              <w:rPr>
+                <w:sz w:val="19"/>
+                <w:szCs w:val="19"/>
+              </w:rPr>
+              <w:t xml:space="preserve">http://YOUR-SERVER-IP:8080</w:t>
+            </w:r>
+          </w:p>
+        </w:tc>
+      </w:tr>
+      <w:tr>
+        <w:tc>
+          <w:tcPr>
+            <w:tcW w:type="dxa" w:w="2200"/>
+            <w:tcBorders>
+              <w:top w:val="single" w:color="BFBFBF" w:sz="2"/>
+              <w:left w:val="single" w:color="BFBFBF" w:sz="2"/>
+              <w:bottom w:val="single" w:color="BFBFBF" w:sz="2"/>
+              <w:right w:val="single" w:color="BFBFBF" w:sz="2"/>
+            </w:tcBorders>
+            <w:tcMar>
+              <w:top w:type="dxa" w:w="60"/>
+              <w:left w:type="dxa" w:w="100"/>
+              <w:bottom w:type="dxa" w:w="60"/>
+              <w:right w:type="dxa" w:w="100"/>
+            </w:tcMar>
+            <w:vAlign w:val="center"/>
+          </w:tcPr>
+          <w:p>
+            <w:r>
+              <w:rPr>
+                <w:sz w:val="19"/>
+                <w:szCs w:val="19"/>
+              </w:rPr>
+              <w:t xml:space="preserve">Topics</w:t>
+            </w:r>
+          </w:p>
+        </w:tc>
+        <w:tc>
+          <w:tcPr>
+            <w:tcW w:type="dxa" w:w="6900"/>
+            <w:tcBorders>
+              <w:top w:val="single" w:color="BFBFBF" w:sz="2"/>
+              <w:left w:val="single" w:color="BFBFBF" w:sz="2"/>
+              <w:bottom w:val="single" w:color="BFBFBF" w:sz="2"/>
+              <w:right w:val="single" w:color="BFBFBF" w:sz="2"/>
+            </w:tcBorders>
+            <w:tcMar>
+              <w:top w:type="dxa" w:w="60"/>
+              <w:left w:type="dxa" w:w="100"/>
+              <w:bottom w:type="dxa" w:w="60"/>
+              <w:right w:type="dxa" w:w="100"/>
+            </w:tcMar>
+            <w:vAlign w:val="center"/>
+          </w:tcPr>
+          <w:p>
+            <w:r>
+              <w:rPr>
+                <w:sz w:val="19"/>
+                <w:szCs w:val="19"/>
+              </w:rPr>
+              <w:t xml:space="preserve">nac-accounting and nac-events (one webhook with both, or two webhooks with one each)</w:t>
+            </w:r>
+          </w:p>
+        </w:tc>
+      </w:tr>
+      <w:tr>
+        <w:tc>
+          <w:tcPr>
+            <w:tcW w:type="dxa" w:w="2200"/>
+            <w:tcBorders>
+              <w:top w:val="single" w:color="BFBFBF" w:sz="2"/>
+              <w:left w:val="single" w:color="BFBFBF" w:sz="2"/>
+              <w:bottom w:val="single" w:color="BFBFBF" w:sz="2"/>
+              <w:right w:val="single" w:color="BFBFBF" w:sz="2"/>
+            </w:tcBorders>
+            <w:tcMar>
+              <w:top w:type="dxa" w:w="60"/>
+              <w:left w:type="dxa" w:w="100"/>
+              <w:bottom w:type="dxa" w:w="60"/>
+              <w:right w:type="dxa" w:w="100"/>
+            </w:tcMar>
+            <w:vAlign w:val="center"/>
+          </w:tcPr>
+          <w:p>
+            <w:r>
+              <w:rPr>
+                <w:sz w:val="19"/>
+                <w:szCs w:val="19"/>
+              </w:rPr>
+              <w:t xml:space="preserve">Secret</w:t>
+            </w:r>
+          </w:p>
+        </w:tc>
+        <w:tc>
+          <w:tcPr>
+            <w:tcW w:type="dxa" w:w="6900"/>
+            <w:tcBorders>
+              <w:top w:val="single" w:color="BFBFBF" w:sz="2"/>
+              <w:left w:val="single" w:color="BFBFBF" w:sz="2"/>
+              <w:bottom w:val="single" w:color="BFBFBF" w:sz="2"/>
+              <w:right w:val="single" w:color="BFBFBF" w:sz="2"/>
+            </w:tcBorders>
+            <w:tcMar>
+              <w:top w:type="dxa" w:w="60"/>
+              <w:left w:type="dxa" w:w="100"/>
+              <w:bottom w:type="dxa" w:w="60"/>
+              <w:right w:type="dxa" w:w="100"/>
+            </w:tcMar>
+            <w:vAlign w:val="center"/>
+          </w:tcPr>
+          <w:p>
+            <w:r>
+              <w:rPr>
+                <w:sz w:val="19"/>
+                <w:szCs w:val="19"/>
+              </w:rPr>
+              <w:t xml:space="preserve">The value set for webhook_secret in mist-combined-radius.ini (strongly recommended)</w:t>
+            </w:r>
+          </w:p>
+        </w:tc>
+      </w:tr>
+      <w:tr>
+        <w:tc>
+          <w:tcPr>
+            <w:tcW w:type="dxa" w:w="2200"/>
+            <w:tcBorders>
+              <w:top w:val="single" w:color="BFBFBF" w:sz="2"/>
+              <w:left w:val="single" w:color="BFBFBF" w:sz="2"/>
+              <w:bottom w:val="single" w:color="BFBFBF" w:sz="2"/>
+              <w:right w:val="single" w:color="BFBFBF" w:sz="2"/>
+            </w:tcBorders>
+            <w:tcMar>
+              <w:top w:type="dxa" w:w="60"/>
+              <w:left w:type="dxa" w:w="100"/>
+              <w:bottom w:type="dxa" w:w="60"/>
+              <w:right w:type="dxa" w:w="100"/>
+            </w:tcMar>
+            <w:vAlign w:val="center"/>
+          </w:tcPr>
+          <w:p>
+            <w:r>
+              <w:rPr>
+                <w:sz w:val="19"/>
+                <w:szCs w:val="19"/>
+              </w:rPr>
+              <w:t xml:space="preserve">Enabled</w:t>
+            </w:r>
+          </w:p>
+        </w:tc>
+        <w:tc>
+          <w:tcPr>
+            <w:tcW w:type="dxa" w:w="6900"/>
+            <w:tcBorders>
+              <w:top w:val="single" w:color="BFBFBF" w:sz="2"/>
+              <w:left w:val="single" w:color="BFBFBF" w:sz="2"/>
+              <w:bottom w:val="single" w:color="BFBFBF" w:sz="2"/>
+              <w:right w:val="single" w:color="BFBFBF" w:sz="2"/>
+            </w:tcBorders>
+            <w:tcMar>
+              <w:top w:type="dxa" w:w="60"/>
+              <w:left w:type="dxa" w:w="100"/>
+              <w:bottom w:type="dxa" w:w="60"/>
+              <w:right w:type="dxa" w:w="100"/>
+            </w:tcMar>
+            <w:vAlign w:val="center"/>
+          </w:tcPr>
+          <w:p>
+            <w:r>
+              <w:rPr>
+                <w:sz w:val="19"/>
+                <w:szCs w:val="19"/>
+              </w:rPr>
+              <w:t xml:space="preserve">Yes</w:t>
+            </w:r>
+          </w:p>
+        </w:tc>
+      </w:tr>
+    </w:tbl>
+    <w:p>
+      <w:pPr>
+        <w:pStyle w:val="Heading1"/>
+        <w:spacing w:after="160" w:before="360"/>
+      </w:pPr>
+      <w:r>
+        <w:rPr>
+          <w:rFonts w:ascii="Arial" w:cs="Arial" w:eastAsia="Arial" w:hAnsi="Arial"/>
+          <w:b/>
+          <w:bCs/>
+          <w:color w:val="2E5FA3"/>
+          <w:sz w:val="32"/>
+          <w:szCs w:val="32"/>
+        </w:rPr>
+        <w:t xml:space="preserve">27. FortiGate RADIUS SSO Configuration — Combined</w:t>
+      </w:r>
+    </w:p>
+    <w:p>
+      <w:pPr>
+        <w:spacing w:after="160"/>
+      </w:pPr>
+      <w:r>
+        <w:t xml:space="preserve">Same RSSO entry configuration as section 7.1 (RSSO Attribute = User-Name, Endpoint Attribute = Framed-IP-Address) — this forwarder supplies Framed-IP-Address from its Update/Stop packets, the same as mist_nac_radius.py alone, so the standard configuration works without the caveat in section 17 for the nac-events-only forwarder.</w:t>
+      </w:r>
+    </w:p>
+    <w:p>
+      <w:pPr>
+        <w:pBdr>
+          <w:left w:val="single" w:color="BF9000" w:sz="12"/>
+        </w:pBdr>
+        <w:shd w:fill="FFF2CC" w:val="clear"/>
+        <w:spacing w:after="200" w:before="80"/>
+        <w:ind w:left="120"/>
+      </w:pPr>
+      <w:r>
+        <w:rPr>
+          <w:b/>
+          <w:bCs/>
+        </w:rPr>
+        <w:t xml:space="preserve">Note: </w:t>
+      </w:r>
+      <w:r>
+        <w:t xml:space="preserve">If FortiGate's role/group matching for this environment is keyed on Class rather than Filter-Id (see section 12.3), both are sent, so either configuration works without changes here.</w:t>
+      </w:r>
+    </w:p>
+    <w:p>
+      <w:pPr>
+        <w:pStyle w:val="Heading1"/>
+        <w:spacing w:after="160" w:before="360"/>
+      </w:pPr>
+      <w:r>
+        <w:rPr>
+          <w:rFonts w:ascii="Arial" w:cs="Arial" w:eastAsia="Arial" w:hAnsi="Arial"/>
+          <w:b/>
+          <w:bCs/>
+          <w:color w:val="2E5FA3"/>
+          <w:sz w:val="32"/>
+          <w:szCs w:val="32"/>
+        </w:rPr>
+        <w:t xml:space="preserve">28. Deploying as a systemd Service on Ubuntu — Combined</w:t>
+      </w:r>
+    </w:p>
+    <w:p>
+      <w:pPr>
+        <w:pStyle w:val="Heading2"/>
+        <w:spacing w:after="120" w:before="280"/>
+      </w:pPr>
+      <w:r>
+        <w:rPr>
+          <w:rFonts w:ascii="Arial" w:cs="Arial" w:eastAsia="Arial" w:hAnsi="Arial"/>
+          <w:b/>
+          <w:bCs/>
+          <w:color w:val="1F3864"/>
+          <w:sz w:val="26"/>
+          <w:szCs w:val="26"/>
+        </w:rPr>
+        <w:t xml:space="preserve">28.1 Create the Service Unit File</w:t>
+      </w:r>
+    </w:p>
+    <w:tbl>
+      <w:tblPr>
+        <w:tblW w:type="pct" w:w="100%"/>
+        <w:tblBorders>
+          <w:top w:val="single" w:color="auto" w:sz="4"/>
+          <w:left w:val="single" w:color="auto" w:sz="4"/>
+          <w:bottom w:val="single" w:color="auto" w:sz="4"/>
+          <w:right w:val="single" w:color="auto" w:sz="4"/>
+          <w:insideH w:val="single" w:color="auto" w:sz="4"/>
+          <w:insideV w:val="single" w:color="auto" w:sz="4"/>
+        </w:tblBorders>
+      </w:tblPr>
+      <w:tblGrid>
+        <w:gridCol w:w="100"/>
+      </w:tblGrid>
+      <w:tr>
+        <w:tc>
+          <w:tcPr>
+            <w:tcBorders>
+              <w:top w:val="single" w:color="BFBFBF" w:sz="2"/>
+              <w:left w:val="single" w:color="BFBFBF" w:sz="2"/>
+              <w:bottom w:val="single" w:color="BFBFBF" w:sz="2"/>
+              <w:right w:val="single" w:color="BFBFBF" w:sz="2"/>
+            </w:tcBorders>
+            <w:shd w:fill="F2F2F2" w:val="clear"/>
+            <w:tcMar>
+              <w:top w:type="dxa" w:w="100"/>
+              <w:left w:type="dxa" w:w="150"/>
+              <w:bottom w:type="dxa" w:w="100"/>
+              <w:right w:type="dxa" w:w="150"/>
+            </w:tcMar>
+          </w:tcPr>
+          <w:p>
+            <w:pPr>
+              <w:spacing w:after="0"/>
+            </w:pPr>
+            <w:r>
+              <w:rPr>
+                <w:rFonts w:ascii="Courier New" w:cs="Courier New" w:eastAsia="Courier New" w:hAnsi="Courier New"/>
+                <w:sz w:val="19"/>
+                <w:szCs w:val="19"/>
+              </w:rPr>
+              <w:t xml:space="preserve">sudo nano /etc/systemd/system/mist-combined-radius.service</w:t>
+            </w:r>
+          </w:p>
+        </w:tc>
+      </w:tr>
+    </w:tbl>
+    <w:p>
+      <w:pPr>
+        <w:spacing w:after="120"/>
+      </w:pPr>
+    </w:p>
+    <w:tbl>
+      <w:tblPr>
+        <w:tblW w:type="pct" w:w="100%"/>
+        <w:tblBorders>
+          <w:top w:val="single" w:color="auto" w:sz="4"/>
+          <w:left w:val="single" w:color="auto" w:sz="4"/>
+          <w:bottom w:val="single" w:color="auto" w:sz="4"/>
+          <w:right w:val="single" w:color="auto" w:sz="4"/>
+          <w:insideH w:val="single" w:color="auto" w:sz="4"/>
+          <w:insideV w:val="single" w:color="auto" w:sz="4"/>
+        </w:tblBorders>
+      </w:tblPr>
+      <w:tblGrid>
+        <w:gridCol w:w="100"/>
+      </w:tblGrid>
+      <w:tr>
+        <w:tc>
+          <w:tcPr>
+            <w:tcBorders>
+              <w:top w:val="single" w:color="BFBFBF" w:sz="2"/>
+              <w:left w:val="single" w:color="BFBFBF" w:sz="2"/>
+              <w:bottom w:val="single" w:color="BFBFBF" w:sz="2"/>
+              <w:right w:val="single" w:color="BFBFBF" w:sz="2"/>
+            </w:tcBorders>
+            <w:shd w:fill="F2F2F2" w:val="clear"/>
+            <w:tcMar>
+              <w:top w:type="dxa" w:w="100"/>
+              <w:left w:type="dxa" w:w="150"/>
+              <w:bottom w:type="dxa" w:w="100"/>
+              <w:right w:type="dxa" w:w="150"/>
+            </w:tcMar>
+          </w:tcPr>
+          <w:p>
+            <w:pPr>
+              <w:spacing w:after="0"/>
+            </w:pPr>
+            <w:r>
+              <w:rPr>
+                <w:rFonts w:ascii="Courier New" w:cs="Courier New" w:eastAsia="Courier New" w:hAnsi="Courier New"/>
+                <w:sz w:val="19"/>
+                <w:szCs w:val="19"/>
+              </w:rPr>
+              <w:t xml:space="preserve">[Unit]</w:t>
+            </w:r>
+          </w:p>
+          <w:p>
+            <w:pPr>
+              <w:spacing w:after="0"/>
+            </w:pPr>
+            <w:r>
+              <w:rPr>
+                <w:rFonts w:ascii="Courier New" w:cs="Courier New" w:eastAsia="Courier New" w:hAnsi="Courier New"/>
+                <w:sz w:val="19"/>
+                <w:szCs w:val="19"/>
+              </w:rPr>
+              <w:t xml:space="preserve">Description=Mist NAC Combined (accounting + events) to FortiGate RADIUS Forwarder</w:t>
+            </w:r>
+          </w:p>
+          <w:p>
+            <w:pPr>
+              <w:spacing w:after="0"/>
+            </w:pPr>
+            <w:r>
+              <w:rPr>
+                <w:rFonts w:ascii="Courier New" w:cs="Courier New" w:eastAsia="Courier New" w:hAnsi="Courier New"/>
+                <w:sz w:val="19"/>
+                <w:szCs w:val="19"/>
+              </w:rPr>
+              <w:t xml:space="preserve">After=network-online.target</w:t>
+            </w:r>
+          </w:p>
+          <w:p>
+            <w:pPr>
+              <w:spacing w:after="0"/>
+            </w:pPr>
+            <w:r>
+              <w:rPr>
+                <w:rFonts w:ascii="Courier New" w:cs="Courier New" w:eastAsia="Courier New" w:hAnsi="Courier New"/>
+                <w:sz w:val="19"/>
+                <w:szCs w:val="19"/>
+              </w:rPr>
+              <w:t xml:space="preserve">Wants=network-online.target</w:t>
+            </w:r>
+          </w:p>
+          <w:p>
+            <w:pPr>
+              <w:spacing w:after="0"/>
+            </w:pPr>
+            <w:r>
+              <w:rPr>
+                <w:rFonts w:ascii="Courier New" w:cs="Courier New" w:eastAsia="Courier New" w:hAnsi="Courier New"/>
+                <w:sz w:val="19"/>
+                <w:szCs w:val="19"/>
+              </w:rPr>
+              <w:t xml:space="preserve"> </w:t>
+            </w:r>
+          </w:p>
+          <w:p>
+            <w:pPr>
+              <w:spacing w:after="0"/>
+            </w:pPr>
+            <w:r>
+              <w:rPr>
+                <w:rFonts w:ascii="Courier New" w:cs="Courier New" w:eastAsia="Courier New" w:hAnsi="Courier New"/>
+                <w:sz w:val="19"/>
+                <w:szCs w:val="19"/>
+              </w:rPr>
+              <w:t xml:space="preserve">[Service]</w:t>
+            </w:r>
+          </w:p>
+          <w:p>
+            <w:pPr>
+              <w:spacing w:after="0"/>
+            </w:pPr>
+            <w:r>
+              <w:rPr>
+                <w:rFonts w:ascii="Courier New" w:cs="Courier New" w:eastAsia="Courier New" w:hAnsi="Courier New"/>
+                <w:sz w:val="19"/>
+                <w:szCs w:val="19"/>
+              </w:rPr>
+              <w:t xml:space="preserve">Type=simple</w:t>
+            </w:r>
+          </w:p>
+          <w:p>
+            <w:pPr>
+              <w:spacing w:after="0"/>
+            </w:pPr>
+            <w:r>
+              <w:rPr>
+                <w:rFonts w:ascii="Courier New" w:cs="Courier New" w:eastAsia="Courier New" w:hAnsi="Courier New"/>
+                <w:sz w:val="19"/>
+                <w:szCs w:val="19"/>
+              </w:rPr>
+              <w:t xml:space="preserve">User=mist-combined-radius</w:t>
+            </w:r>
+          </w:p>
+          <w:p>
+            <w:pPr>
+              <w:spacing w:after="0"/>
+            </w:pPr>
+            <w:r>
+              <w:rPr>
+                <w:rFonts w:ascii="Courier New" w:cs="Courier New" w:eastAsia="Courier New" w:hAnsi="Courier New"/>
+                <w:sz w:val="19"/>
+                <w:szCs w:val="19"/>
+              </w:rPr>
+              <w:t xml:space="preserve">Group=mist-combined-radius</w:t>
+            </w:r>
+          </w:p>
+          <w:p>
+            <w:pPr>
+              <w:spacing w:after="0"/>
+            </w:pPr>
+            <w:r>
+              <w:rPr>
+                <w:rFonts w:ascii="Courier New" w:cs="Courier New" w:eastAsia="Courier New" w:hAnsi="Courier New"/>
+                <w:sz w:val="19"/>
+                <w:szCs w:val="19"/>
+              </w:rPr>
+              <w:t xml:space="preserve">WorkingDirectory=/opt/mist-combined-radius</w:t>
+            </w:r>
+          </w:p>
+          <w:p>
+            <w:pPr>
+              <w:spacing w:after="0"/>
+            </w:pPr>
+            <w:r>
+              <w:rPr>
+                <w:rFonts w:ascii="Courier New" w:cs="Courier New" w:eastAsia="Courier New" w:hAnsi="Courier New"/>
+                <w:sz w:val="19"/>
+                <w:szCs w:val="19"/>
+              </w:rPr>
+              <w:t xml:space="preserve">ExecStart=/usr/bin/python3 /opt/mist-combined-radius/mist_nac_combined_radius.py -c /opt/mist-combined-radius/mist-combined-radius.ini</w:t>
+            </w:r>
+          </w:p>
+          <w:p>
+            <w:pPr>
+              <w:spacing w:after="0"/>
+            </w:pPr>
+            <w:r>
+              <w:rPr>
+                <w:rFonts w:ascii="Courier New" w:cs="Courier New" w:eastAsia="Courier New" w:hAnsi="Courier New"/>
+                <w:sz w:val="19"/>
+                <w:szCs w:val="19"/>
+              </w:rPr>
+              <w:t xml:space="preserve">Restart=on-failure</w:t>
+            </w:r>
+          </w:p>
+          <w:p>
+            <w:pPr>
+              <w:spacing w:after="0"/>
+            </w:pPr>
+            <w:r>
+              <w:rPr>
+                <w:rFonts w:ascii="Courier New" w:cs="Courier New" w:eastAsia="Courier New" w:hAnsi="Courier New"/>
+                <w:sz w:val="19"/>
+                <w:szCs w:val="19"/>
+              </w:rPr>
+              <w:t xml:space="preserve">RestartSec=5</w:t>
+            </w:r>
+          </w:p>
+          <w:p>
+            <w:pPr>
+              <w:spacing w:after="0"/>
+            </w:pPr>
+            <w:r>
+              <w:rPr>
+                <w:rFonts w:ascii="Courier New" w:cs="Courier New" w:eastAsia="Courier New" w:hAnsi="Courier New"/>
+                <w:sz w:val="19"/>
+                <w:szCs w:val="19"/>
+              </w:rPr>
+              <w:t xml:space="preserve">StandardOutput=journal</w:t>
+            </w:r>
+          </w:p>
+          <w:p>
+            <w:pPr>
+              <w:spacing w:after="0"/>
+            </w:pPr>
+            <w:r>
+              <w:rPr>
+                <w:rFonts w:ascii="Courier New" w:cs="Courier New" w:eastAsia="Courier New" w:hAnsi="Courier New"/>
+                <w:sz w:val="19"/>
+                <w:szCs w:val="19"/>
+              </w:rPr>
+              <w:t xml:space="preserve">StandardError=journal</w:t>
+            </w:r>
+          </w:p>
+          <w:p>
+            <w:pPr>
+              <w:spacing w:after="0"/>
+            </w:pPr>
+            <w:r>
+              <w:rPr>
+                <w:rFonts w:ascii="Courier New" w:cs="Courier New" w:eastAsia="Courier New" w:hAnsi="Courier New"/>
+                <w:sz w:val="19"/>
+                <w:szCs w:val="19"/>
+              </w:rPr>
+              <w:t xml:space="preserve"> </w:t>
+            </w:r>
+          </w:p>
+          <w:p>
+            <w:pPr>
+              <w:spacing w:after="0"/>
+            </w:pPr>
+            <w:r>
+              <w:rPr>
+                <w:rFonts w:ascii="Courier New" w:cs="Courier New" w:eastAsia="Courier New" w:hAnsi="Courier New"/>
+                <w:sz w:val="19"/>
+                <w:szCs w:val="19"/>
+              </w:rPr>
+              <w:t xml:space="preserve"># Hardening</w:t>
+            </w:r>
+          </w:p>
+          <w:p>
+            <w:pPr>
+              <w:spacing w:after="0"/>
+            </w:pPr>
+            <w:r>
+              <w:rPr>
+                <w:rFonts w:ascii="Courier New" w:cs="Courier New" w:eastAsia="Courier New" w:hAnsi="Courier New"/>
+                <w:sz w:val="19"/>
+                <w:szCs w:val="19"/>
+              </w:rPr>
+              <w:t xml:space="preserve">NoNewPrivileges=true</w:t>
+            </w:r>
+          </w:p>
+          <w:p>
+            <w:pPr>
+              <w:spacing w:after="0"/>
+            </w:pPr>
+            <w:r>
+              <w:rPr>
+                <w:rFonts w:ascii="Courier New" w:cs="Courier New" w:eastAsia="Courier New" w:hAnsi="Courier New"/>
+                <w:sz w:val="19"/>
+                <w:szCs w:val="19"/>
+              </w:rPr>
+              <w:t xml:space="preserve">ProtectSystem=strict</w:t>
+            </w:r>
+          </w:p>
+          <w:p>
+            <w:pPr>
+              <w:spacing w:after="0"/>
+            </w:pPr>
+            <w:r>
+              <w:rPr>
+                <w:rFonts w:ascii="Courier New" w:cs="Courier New" w:eastAsia="Courier New" w:hAnsi="Courier New"/>
+                <w:sz w:val="19"/>
+                <w:szCs w:val="19"/>
+              </w:rPr>
+              <w:t xml:space="preserve">ProtectHome=true</w:t>
+            </w:r>
+          </w:p>
+          <w:p>
+            <w:pPr>
+              <w:spacing w:after="0"/>
+            </w:pPr>
+            <w:r>
+              <w:rPr>
+                <w:rFonts w:ascii="Courier New" w:cs="Courier New" w:eastAsia="Courier New" w:hAnsi="Courier New"/>
+                <w:sz w:val="19"/>
+                <w:szCs w:val="19"/>
+              </w:rPr>
+              <w:t xml:space="preserve">PrivateTmp=true</w:t>
+            </w:r>
+          </w:p>
+          <w:p>
+            <w:pPr>
+              <w:spacing w:after="0"/>
+            </w:pPr>
+            <w:r>
+              <w:rPr>
+                <w:rFonts w:ascii="Courier New" w:cs="Courier New" w:eastAsia="Courier New" w:hAnsi="Courier New"/>
+                <w:sz w:val="19"/>
+                <w:szCs w:val="19"/>
+              </w:rPr>
+              <w:t xml:space="preserve">ReadWritePaths=/opt/mist-combined-radius/logs</w:t>
+            </w:r>
+          </w:p>
+          <w:p>
+            <w:pPr>
+              <w:spacing w:after="0"/>
+            </w:pPr>
+            <w:r>
+              <w:rPr>
+                <w:rFonts w:ascii="Courier New" w:cs="Courier New" w:eastAsia="Courier New" w:hAnsi="Courier New"/>
+                <w:sz w:val="19"/>
+                <w:szCs w:val="19"/>
+              </w:rPr>
+              <w:t xml:space="preserve"> </w:t>
+            </w:r>
+          </w:p>
+          <w:p>
+            <w:pPr>
+              <w:spacing w:after="0"/>
+            </w:pPr>
+            <w:r>
+              <w:rPr>
+                <w:rFonts w:ascii="Courier New" w:cs="Courier New" w:eastAsia="Courier New" w:hAnsi="Courier New"/>
+                <w:sz w:val="19"/>
+                <w:szCs w:val="19"/>
+              </w:rPr>
+              <w:t xml:space="preserve">[Install]</w:t>
+            </w:r>
+          </w:p>
+          <w:p>
+            <w:pPr>
+              <w:spacing w:after="0"/>
+            </w:pPr>
+            <w:r>
+              <w:rPr>
+                <w:rFonts w:ascii="Courier New" w:cs="Courier New" w:eastAsia="Courier New" w:hAnsi="Courier New"/>
+                <w:sz w:val="19"/>
+                <w:szCs w:val="19"/>
+              </w:rPr>
+              <w:t xml:space="preserve">WantedBy=multi-user.target</w:t>
+            </w:r>
+          </w:p>
+        </w:tc>
+      </w:tr>
+    </w:tbl>
+    <w:p>
+      <w:pPr>
+        <w:spacing w:after="120"/>
+      </w:pPr>
+    </w:p>
+    <w:p>
+      <w:pPr>
+        <w:pStyle w:val="Heading2"/>
+        <w:spacing w:after="120" w:before="280"/>
+      </w:pPr>
+      <w:r>
+        <w:rPr>
+          <w:rFonts w:ascii="Arial" w:cs="Arial" w:eastAsia="Arial" w:hAnsi="Arial"/>
+          <w:b/>
+          <w:bCs/>
+          <w:color w:val="1F3864"/>
+          <w:sz w:val="26"/>
+          <w:szCs w:val="26"/>
+        </w:rPr>
+        <w:t xml:space="preserve">28.2 Enable, Start, and Check Status</w:t>
+      </w:r>
+    </w:p>
+    <w:tbl>
+      <w:tblPr>
+        <w:tblW w:type="pct" w:w="100%"/>
+        <w:tblBorders>
+          <w:top w:val="single" w:color="auto" w:sz="4"/>
+          <w:left w:val="single" w:color="auto" w:sz="4"/>
+          <w:bottom w:val="single" w:color="auto" w:sz="4"/>
+          <w:right w:val="single" w:color="auto" w:sz="4"/>
+          <w:insideH w:val="single" w:color="auto" w:sz="4"/>
+          <w:insideV w:val="single" w:color="auto" w:sz="4"/>
+        </w:tblBorders>
+      </w:tblPr>
+      <w:tblGrid>
+        <w:gridCol w:w="100"/>
+      </w:tblGrid>
+      <w:tr>
+        <w:tc>
+          <w:tcPr>
+            <w:tcBorders>
+              <w:top w:val="single" w:color="BFBFBF" w:sz="2"/>
+              <w:left w:val="single" w:color="BFBFBF" w:sz="2"/>
+              <w:bottom w:val="single" w:color="BFBFBF" w:sz="2"/>
+              <w:right w:val="single" w:color="BFBFBF" w:sz="2"/>
+            </w:tcBorders>
+            <w:shd w:fill="F2F2F2" w:val="clear"/>
+            <w:tcMar>
+              <w:top w:type="dxa" w:w="100"/>
+              <w:left w:type="dxa" w:w="150"/>
+              <w:bottom w:type="dxa" w:w="100"/>
+              <w:right w:type="dxa" w:w="150"/>
+            </w:tcMar>
+          </w:tcPr>
+          <w:p>
+            <w:pPr>
+              <w:spacing w:after="0"/>
+            </w:pPr>
+            <w:r>
+              <w:rPr>
+                <w:rFonts w:ascii="Courier New" w:cs="Courier New" w:eastAsia="Courier New" w:hAnsi="Courier New"/>
+                <w:sz w:val="19"/>
+                <w:szCs w:val="19"/>
+              </w:rPr>
+              <w:t xml:space="preserve">sudo systemctl daemon-reload</w:t>
+            </w:r>
+          </w:p>
+          <w:p>
+            <w:pPr>
+              <w:spacing w:after="0"/>
+            </w:pPr>
+            <w:r>
+              <w:rPr>
+                <w:rFonts w:ascii="Courier New" w:cs="Courier New" w:eastAsia="Courier New" w:hAnsi="Courier New"/>
+                <w:sz w:val="19"/>
+                <w:szCs w:val="19"/>
+              </w:rPr>
+              <w:t xml:space="preserve">sudo systemctl enable --now mist-combined-radius</w:t>
+            </w:r>
+          </w:p>
+          <w:p>
+            <w:pPr>
+              <w:spacing w:after="0"/>
+            </w:pPr>
+            <w:r>
+              <w:rPr>
+                <w:rFonts w:ascii="Courier New" w:cs="Courier New" w:eastAsia="Courier New" w:hAnsi="Courier New"/>
+                <w:sz w:val="19"/>
+                <w:szCs w:val="19"/>
+              </w:rPr>
+              <w:t xml:space="preserve">sudo systemctl status mist-combined-radius</w:t>
+            </w:r>
+          </w:p>
+          <w:p>
+            <w:pPr>
+              <w:spacing w:after="0"/>
+            </w:pPr>
+            <w:r>
+              <w:rPr>
+                <w:rFonts w:ascii="Courier New" w:cs="Courier New" w:eastAsia="Courier New" w:hAnsi="Courier New"/>
+                <w:sz w:val="19"/>
+                <w:szCs w:val="19"/>
+              </w:rPr>
+              <w:t xml:space="preserve">sudo journalctl -u mist-combined-radius -f</w:t>
+            </w:r>
+          </w:p>
+        </w:tc>
+      </w:tr>
+    </w:tbl>
+    <w:p>
+      <w:pPr>
+        <w:spacing w:after="120"/>
+      </w:pPr>
+    </w:p>
+    <w:p>
+      <w:pPr>
+        <w:pStyle w:val="Heading2"/>
+        <w:spacing w:after="120" w:before="280"/>
+      </w:pPr>
+      <w:r>
+        <w:rPr>
+          <w:rFonts w:ascii="Arial" w:cs="Arial" w:eastAsia="Arial" w:hAnsi="Arial"/>
+          <w:b/>
+          <w:bCs/>
+          <w:color w:val="1F3864"/>
+          <w:sz w:val="26"/>
+          <w:szCs w:val="26"/>
+        </w:rPr>
+        <w:t xml:space="preserve">28.3 Allow the Webhook Port Through the Local Firewall</w:t>
+      </w:r>
+    </w:p>
+    <w:tbl>
+      <w:tblPr>
+        <w:tblW w:type="pct" w:w="100%"/>
+        <w:tblBorders>
+          <w:top w:val="single" w:color="auto" w:sz="4"/>
+          <w:left w:val="single" w:color="auto" w:sz="4"/>
+          <w:bottom w:val="single" w:color="auto" w:sz="4"/>
+          <w:right w:val="single" w:color="auto" w:sz="4"/>
+          <w:insideH w:val="single" w:color="auto" w:sz="4"/>
+          <w:insideV w:val="single" w:color="auto" w:sz="4"/>
+        </w:tblBorders>
+      </w:tblPr>
+      <w:tblGrid>
+        <w:gridCol w:w="100"/>
+      </w:tblGrid>
+      <w:tr>
+        <w:tc>
+          <w:tcPr>
+            <w:tcBorders>
+              <w:top w:val="single" w:color="BFBFBF" w:sz="2"/>
+              <w:left w:val="single" w:color="BFBFBF" w:sz="2"/>
+              <w:bottom w:val="single" w:color="BFBFBF" w:sz="2"/>
+              <w:right w:val="single" w:color="BFBFBF" w:sz="2"/>
+            </w:tcBorders>
+            <w:shd w:fill="F2F2F2" w:val="clear"/>
+            <w:tcMar>
+              <w:top w:type="dxa" w:w="100"/>
+              <w:left w:type="dxa" w:w="150"/>
+              <w:bottom w:type="dxa" w:w="100"/>
+              <w:right w:type="dxa" w:w="150"/>
+            </w:tcMar>
+          </w:tcPr>
+          <w:p>
+            <w:pPr>
+              <w:spacing w:after="0"/>
+            </w:pPr>
+            <w:r>
+              <w:rPr>
+                <w:rFonts w:ascii="Courier New" w:cs="Courier New" w:eastAsia="Courier New" w:hAnsi="Courier New"/>
+                <w:sz w:val="19"/>
+                <w:szCs w:val="19"/>
+              </w:rPr>
+              <w:t xml:space="preserve">sudo ufw allow 8080/tcp</w:t>
+            </w:r>
+          </w:p>
+        </w:tc>
+      </w:tr>
+    </w:tbl>
+    <w:p>
+      <w:pPr>
+        <w:pStyle w:val="Heading1"/>
+        <w:spacing w:after="160" w:before="360"/>
+      </w:pPr>
+      <w:r>
+        <w:rPr>
+          <w:rFonts w:ascii="Arial" w:cs="Arial" w:eastAsia="Arial" w:hAnsi="Arial"/>
+          <w:b/>
+          <w:bCs/>
+          <w:color w:val="2E5FA3"/>
+          <w:sz w:val="32"/>
+          <w:szCs w:val="32"/>
+        </w:rPr>
+        <w:t xml:space="preserve">29. Reliability, Performance &amp; Logging — Combined</w:t>
+      </w:r>
+    </w:p>
+    <w:p>
+      <w:pPr>
+        <w:spacing w:after="160"/>
+      </w:pPr>
+      <w:r>
+        <w:t xml:space="preserve">Same foundation as the other two forwarders: ThreadingHTTPServer, a persistent RADIUS UDP socket, two daily log files, and two independent layers of restart protection (in-process backoff + systemd Restart=on-failure). The 32-bit counter overflow fix from mist_nac_radius.py (Gigawords encoding for rx_bytes/tx_bytes) is included here too.</w:t>
+      </w:r>
+    </w:p>
+    <w:tbl>
+      <w:tblPr>
+        <w:tblW w:type="dxa" w:w="9100"/>
+        <w:tblBorders>
+          <w:top w:val="single" w:color="auto" w:sz="4"/>
+          <w:left w:val="single" w:color="auto" w:sz="4"/>
+          <w:bottom w:val="single" w:color="auto" w:sz="4"/>
+          <w:right w:val="single" w:color="auto" w:sz="4"/>
+          <w:insideH w:val="single" w:color="auto" w:sz="4"/>
+          <w:insideV w:val="single" w:color="auto" w:sz="4"/>
+        </w:tblBorders>
+      </w:tblPr>
+      <w:tblGrid>
+        <w:gridCol w:w="3400"/>
+        <w:gridCol w:w="5700"/>
+      </w:tblGrid>
+      <w:tr>
+        <w:trPr>
+          <w:tblHeader/>
+        </w:trPr>
+        <w:tc>
+          <w:tcPr>
+            <w:tcW w:type="dxa" w:w="3400"/>
             <w:tcBorders>
               <w:top w:val="single" w:color="BFBFBF" w:sz="2"/>
               <w:left w:val="single" w:color="BFBFBF" w:sz="2"/>
@@ -15726,7 +23111,38 @@
                 <w:sz w:val="19"/>
                 <w:szCs w:val="19"/>
               </w:rPr>
-              <w:t xml:space="preserve">nac-events</w:t>
+              <w:t xml:space="preserve">File</w:t>
+            </w:r>
+          </w:p>
+        </w:tc>
+        <w:tc>
+          <w:tcPr>
+            <w:tcW w:type="dxa" w:w="5700"/>
+            <w:tcBorders>
+              <w:top w:val="single" w:color="BFBFBF" w:sz="2"/>
+              <w:left w:val="single" w:color="BFBFBF" w:sz="2"/>
+              <w:bottom w:val="single" w:color="BFBFBF" w:sz="2"/>
+              <w:right w:val="single" w:color="BFBFBF" w:sz="2"/>
+            </w:tcBorders>
+            <w:shd w:fill="D9E2F3" w:val="clear"/>
+            <w:tcMar>
+              <w:top w:type="dxa" w:w="60"/>
+              <w:left w:type="dxa" w:w="100"/>
+              <w:bottom w:type="dxa" w:w="60"/>
+              <w:right w:type="dxa" w:w="100"/>
+            </w:tcMar>
+            <w:vAlign w:val="center"/>
+          </w:tcPr>
+          <w:p>
+            <w:r>
+              <w:rPr>
+                <w:rFonts w:ascii="Arial" w:cs="Arial" w:eastAsia="Arial" w:hAnsi="Arial"/>
+                <w:b/>
+                <w:bCs/>
+                <w:sz w:val="19"/>
+                <w:szCs w:val="19"/>
+              </w:rPr>
+              <w:t xml:space="preserve">Contents</w:t>
             </w:r>
           </w:p>
         </w:tc>
@@ -15734,82 +23150,55 @@
       <w:tr>
         <w:tc>
           <w:tcPr>
-            <w:tcW w:type="dxa" w:w="2200"/>
-            <w:tcBorders>
-              <w:top w:val="single" w:color="BFBFBF" w:sz="2"/>
-              <w:left w:val="single" w:color="BFBFBF" w:sz="2"/>
-              <w:bottom w:val="single" w:color="BFBFBF" w:sz="2"/>
-              <w:right w:val="single" w:color="BFBFBF" w:sz="2"/>
-            </w:tcBorders>
-            <w:tcMar>
-              <w:top w:type="dxa" w:w="60"/>
-              <w:left w:type="dxa" w:w="100"/>
-              <w:bottom w:type="dxa" w:w="60"/>
-              <w:right w:type="dxa" w:w="100"/>
-            </w:tcMar>
-            <w:vAlign w:val="center"/>
-          </w:tcPr>
-          <w:p>
-            <w:r>
-              <w:rPr>
-                <w:sz w:val="19"/>
-                <w:szCs w:val="19"/>
-              </w:rPr>
-              <w:t xml:space="preserve">Service</w:t>
-            </w:r>
-          </w:p>
-        </w:tc>
-        <w:tc>
-          <w:tcPr>
-            <w:tcW w:type="dxa" w:w="3300"/>
-            <w:tcBorders>
-              <w:top w:val="single" w:color="BFBFBF" w:sz="2"/>
-              <w:left w:val="single" w:color="BFBFBF" w:sz="2"/>
-              <w:bottom w:val="single" w:color="BFBFBF" w:sz="2"/>
-              <w:right w:val="single" w:color="BFBFBF" w:sz="2"/>
-            </w:tcBorders>
-            <w:tcMar>
-              <w:top w:type="dxa" w:w="60"/>
-              <w:left w:type="dxa" w:w="100"/>
-              <w:bottom w:type="dxa" w:w="60"/>
-              <w:right w:type="dxa" w:w="100"/>
-            </w:tcMar>
-            <w:vAlign w:val="center"/>
-          </w:tcPr>
-          <w:p>
-            <w:r>
-              <w:rPr>
-                <w:sz w:val="19"/>
-                <w:szCs w:val="19"/>
-              </w:rPr>
-              <w:t xml:space="preserve">mist-radius.service</w:t>
-            </w:r>
-          </w:p>
-        </w:tc>
-        <w:tc>
-          <w:tcPr>
-            <w:tcW w:type="dxa" w:w="3600"/>
-            <w:tcBorders>
-              <w:top w:val="single" w:color="BFBFBF" w:sz="2"/>
-              <w:left w:val="single" w:color="BFBFBF" w:sz="2"/>
-              <w:bottom w:val="single" w:color="BFBFBF" w:sz="2"/>
-              <w:right w:val="single" w:color="BFBFBF" w:sz="2"/>
-            </w:tcBorders>
-            <w:tcMar>
-              <w:top w:type="dxa" w:w="60"/>
-              <w:left w:type="dxa" w:w="100"/>
-              <w:bottom w:type="dxa" w:w="60"/>
-              <w:right w:type="dxa" w:w="100"/>
-            </w:tcMar>
-            <w:vAlign w:val="center"/>
-          </w:tcPr>
-          <w:p>
-            <w:r>
-              <w:rPr>
-                <w:sz w:val="19"/>
-                <w:szCs w:val="19"/>
-              </w:rPr>
-              <w:t xml:space="preserve">mist-events-radius.service</w:t>
+            <w:tcW w:type="dxa" w:w="3400"/>
+            <w:tcBorders>
+              <w:top w:val="single" w:color="BFBFBF" w:sz="2"/>
+              <w:left w:val="single" w:color="BFBFBF" w:sz="2"/>
+              <w:bottom w:val="single" w:color="BFBFBF" w:sz="2"/>
+              <w:right w:val="single" w:color="BFBFBF" w:sz="2"/>
+            </w:tcBorders>
+            <w:tcMar>
+              <w:top w:type="dxa" w:w="60"/>
+              <w:left w:type="dxa" w:w="100"/>
+              <w:bottom w:type="dxa" w:w="60"/>
+              <w:right w:type="dxa" w:w="100"/>
+            </w:tcMar>
+            <w:vAlign w:val="center"/>
+          </w:tcPr>
+          <w:p>
+            <w:r>
+              <w:rPr>
+                <w:sz w:val="19"/>
+                <w:szCs w:val="19"/>
+              </w:rPr>
+              <w:t xml:space="preserve">nac_combined_YYYY-MM-DD.log</w:t>
+            </w:r>
+          </w:p>
+        </w:tc>
+        <w:tc>
+          <w:tcPr>
+            <w:tcW w:type="dxa" w:w="5700"/>
+            <w:tcBorders>
+              <w:top w:val="single" w:color="BFBFBF" w:sz="2"/>
+              <w:left w:val="single" w:color="BFBFBF" w:sz="2"/>
+              <w:bottom w:val="single" w:color="BFBFBF" w:sz="2"/>
+              <w:right w:val="single" w:color="BFBFBF" w:sz="2"/>
+            </w:tcBorders>
+            <w:tcMar>
+              <w:top w:type="dxa" w:w="60"/>
+              <w:left w:type="dxa" w:w="100"/>
+              <w:bottom w:type="dxa" w:w="60"/>
+              <w:right w:type="dxa" w:w="100"/>
+            </w:tcMar>
+            <w:vAlign w:val="center"/>
+          </w:tcPr>
+          <w:p>
+            <w:r>
+              <w:rPr>
+                <w:sz w:val="19"/>
+                <w:szCs w:val="19"/>
+              </w:rPr>
+              <w:t xml:space="preserve">Every event received on both topics, every RADIUS packet sent (Start/Update/Stop), and which correlation path produced each Start (correlated, permit-only timeout, or accounting-only timeout).</w:t>
             </w:r>
           </w:p>
         </w:tc>
@@ -15817,82 +23206,712 @@
       <w:tr>
         <w:tc>
           <w:tcPr>
-            <w:tcW w:type="dxa" w:w="2200"/>
-            <w:tcBorders>
-              <w:top w:val="single" w:color="BFBFBF" w:sz="2"/>
-              <w:left w:val="single" w:color="BFBFBF" w:sz="2"/>
-              <w:bottom w:val="single" w:color="BFBFBF" w:sz="2"/>
-              <w:right w:val="single" w:color="BFBFBF" w:sz="2"/>
-            </w:tcBorders>
-            <w:tcMar>
-              <w:top w:type="dxa" w:w="60"/>
-              <w:left w:type="dxa" w:w="100"/>
-              <w:bottom w:type="dxa" w:w="60"/>
-              <w:right w:type="dxa" w:w="100"/>
-            </w:tcMar>
-            <w:vAlign w:val="center"/>
-          </w:tcPr>
-          <w:p>
-            <w:r>
-              <w:rPr>
-                <w:sz w:val="19"/>
-                <w:szCs w:val="19"/>
-              </w:rPr>
-              <w:t xml:space="preserve">Default port</w:t>
-            </w:r>
-          </w:p>
-        </w:tc>
-        <w:tc>
-          <w:tcPr>
-            <w:tcW w:type="dxa" w:w="3300"/>
-            <w:tcBorders>
-              <w:top w:val="single" w:color="BFBFBF" w:sz="2"/>
-              <w:left w:val="single" w:color="BFBFBF" w:sz="2"/>
-              <w:bottom w:val="single" w:color="BFBFBF" w:sz="2"/>
-              <w:right w:val="single" w:color="BFBFBF" w:sz="2"/>
-            </w:tcBorders>
-            <w:tcMar>
-              <w:top w:type="dxa" w:w="60"/>
-              <w:left w:type="dxa" w:w="100"/>
-              <w:bottom w:type="dxa" w:w="60"/>
-              <w:right w:type="dxa" w:w="100"/>
-            </w:tcMar>
-            <w:vAlign w:val="center"/>
-          </w:tcPr>
-          <w:p>
-            <w:r>
-              <w:rPr>
-                <w:sz w:val="19"/>
-                <w:szCs w:val="19"/>
-              </w:rPr>
-              <w:t xml:space="preserve">8080</w:t>
-            </w:r>
-          </w:p>
-        </w:tc>
-        <w:tc>
-          <w:tcPr>
-            <w:tcW w:type="dxa" w:w="3600"/>
-            <w:tcBorders>
-              <w:top w:val="single" w:color="BFBFBF" w:sz="2"/>
-              <w:left w:val="single" w:color="BFBFBF" w:sz="2"/>
-              <w:bottom w:val="single" w:color="BFBFBF" w:sz="2"/>
-              <w:right w:val="single" w:color="BFBFBF" w:sz="2"/>
-            </w:tcBorders>
-            <w:tcMar>
-              <w:top w:type="dxa" w:w="60"/>
-              <w:left w:type="dxa" w:w="100"/>
-              <w:bottom w:type="dxa" w:w="60"/>
-              <w:right w:type="dxa" w:w="100"/>
-            </w:tcMar>
-            <w:vAlign w:val="center"/>
-          </w:tcPr>
-          <w:p>
-            <w:r>
-              <w:rPr>
-                <w:sz w:val="19"/>
-                <w:szCs w:val="19"/>
-              </w:rPr>
-              <w:t xml:space="preserve">8081 (change from the 8080 default)</w:t>
+            <w:tcW w:type="dxa" w:w="3400"/>
+            <w:tcBorders>
+              <w:top w:val="single" w:color="BFBFBF" w:sz="2"/>
+              <w:left w:val="single" w:color="BFBFBF" w:sz="2"/>
+              <w:bottom w:val="single" w:color="BFBFBF" w:sz="2"/>
+              <w:right w:val="single" w:color="BFBFBF" w:sz="2"/>
+            </w:tcBorders>
+            <w:tcMar>
+              <w:top w:type="dxa" w:w="60"/>
+              <w:left w:type="dxa" w:w="100"/>
+              <w:bottom w:type="dxa" w:w="60"/>
+              <w:right w:type="dxa" w:w="100"/>
+            </w:tcMar>
+            <w:vAlign w:val="center"/>
+          </w:tcPr>
+          <w:p>
+            <w:r>
+              <w:rPr>
+                <w:sz w:val="19"/>
+                <w:szCs w:val="19"/>
+              </w:rPr>
+              <w:t xml:space="preserve">errors_YYYY-MM-DD.log</w:t>
+            </w:r>
+          </w:p>
+        </w:tc>
+        <w:tc>
+          <w:tcPr>
+            <w:tcW w:type="dxa" w:w="5700"/>
+            <w:tcBorders>
+              <w:top w:val="single" w:color="BFBFBF" w:sz="2"/>
+              <w:left w:val="single" w:color="BFBFBF" w:sz="2"/>
+              <w:bottom w:val="single" w:color="BFBFBF" w:sz="2"/>
+              <w:right w:val="single" w:color="BFBFBF" w:sz="2"/>
+            </w:tcBorders>
+            <w:tcMar>
+              <w:top w:type="dxa" w:w="60"/>
+              <w:left w:type="dxa" w:w="100"/>
+              <w:bottom w:type="dxa" w:w="60"/>
+              <w:right w:type="dxa" w:w="100"/>
+            </w:tcMar>
+            <w:vAlign w:val="center"/>
+          </w:tcPr>
+          <w:p>
+            <w:r>
+              <w:rPr>
+                <w:sz w:val="19"/>
+                <w:szCs w:val="19"/>
+              </w:rPr>
+              <w:t xml:space="preserve">ERROR-level and above, including full tracebacks and failed-send details.</w:t>
+            </w:r>
+          </w:p>
+        </w:tc>
+      </w:tr>
+    </w:tbl>
+    <w:p>
+      <w:pPr>
+        <w:spacing w:after="120"/>
+      </w:pPr>
+    </w:p>
+    <w:p>
+      <w:pPr>
+        <w:pBdr>
+          <w:left w:val="single" w:color="BF9000" w:sz="12"/>
+        </w:pBdr>
+        <w:shd w:fill="FFF2CC" w:val="clear"/>
+        <w:spacing w:after="200" w:before="80"/>
+        <w:ind w:left="120"/>
+      </w:pPr>
+      <w:r>
+        <w:rPr>
+          <w:b/>
+          <w:bCs/>
+        </w:rPr>
+        <w:t xml:space="preserve">Note: </w:t>
+      </w:r>
+      <w:r>
+        <w:t xml:space="preserve">Correlation and enrichment state is in-memory only. A restart clears any sessions mid-correlation (they'll simply be treated as new when the next event for that session_id arrives) and any cached role/VLAN enrichment (that session's next Update/Stop won't carry Filter-Id/Class/VLAN until a fresh permit event repopulates it, if one ever comes — nac-events only fires once per session, at the start).</w:t>
+      </w:r>
+    </w:p>
+    <w:p>
+      <w:pPr>
+        <w:pStyle w:val="Heading1"/>
+        <w:spacing w:after="160" w:before="360"/>
+      </w:pPr>
+      <w:r>
+        <w:rPr>
+          <w:rFonts w:ascii="Arial" w:cs="Arial" w:eastAsia="Arial" w:hAnsi="Arial"/>
+          <w:b/>
+          <w:bCs/>
+          <w:color w:val="2E5FA3"/>
+          <w:sz w:val="32"/>
+          <w:szCs w:val="32"/>
+        </w:rPr>
+        <w:t xml:space="preserve">30. Testing and Verification — Combined</w:t>
+      </w:r>
+    </w:p>
+    <w:p>
+      <w:pPr>
+        <w:pStyle w:val="Heading2"/>
+        <w:spacing w:after="120" w:before="280"/>
+      </w:pPr>
+      <w:r>
+        <w:rPr>
+          <w:rFonts w:ascii="Arial" w:cs="Arial" w:eastAsia="Arial" w:hAnsi="Arial"/>
+          <w:b/>
+          <w:bCs/>
+          <w:color w:val="1F3864"/>
+          <w:sz w:val="26"/>
+          <w:szCs w:val="26"/>
+        </w:rPr>
+        <w:t xml:space="preserve">30.1 Expected Log Output</w:t>
+      </w:r>
+    </w:p>
+    <w:tbl>
+      <w:tblPr>
+        <w:tblW w:type="pct" w:w="100%"/>
+        <w:tblBorders>
+          <w:top w:val="single" w:color="auto" w:sz="4"/>
+          <w:left w:val="single" w:color="auto" w:sz="4"/>
+          <w:bottom w:val="single" w:color="auto" w:sz="4"/>
+          <w:right w:val="single" w:color="auto" w:sz="4"/>
+          <w:insideH w:val="single" w:color="auto" w:sz="4"/>
+          <w:insideV w:val="single" w:color="auto" w:sz="4"/>
+        </w:tblBorders>
+      </w:tblPr>
+      <w:tblGrid>
+        <w:gridCol w:w="100"/>
+      </w:tblGrid>
+      <w:tr>
+        <w:tc>
+          <w:tcPr>
+            <w:tcBorders>
+              <w:top w:val="single" w:color="BFBFBF" w:sz="2"/>
+              <w:left w:val="single" w:color="BFBFBF" w:sz="2"/>
+              <w:bottom w:val="single" w:color="BFBFBF" w:sz="2"/>
+              <w:right w:val="single" w:color="BFBFBF" w:sz="2"/>
+            </w:tcBorders>
+            <w:shd w:fill="F2F2F2" w:val="clear"/>
+            <w:tcMar>
+              <w:top w:type="dxa" w:w="100"/>
+              <w:left w:type="dxa" w:w="150"/>
+              <w:bottom w:type="dxa" w:w="100"/>
+              <w:right w:type="dxa" w:w="150"/>
+            </w:tcMar>
+          </w:tcPr>
+          <w:p>
+            <w:pPr>
+              <w:spacing w:after="0"/>
+            </w:pPr>
+            <w:r>
+              <w:rPr>
+                <w:rFonts w:ascii="Courier New" w:cs="Courier New" w:eastAsia="Courier New" w:hAnsi="Courier New"/>
+                <w:sz w:val="19"/>
+                <w:szCs w:val="19"/>
+              </w:rPr>
+              <w:t xml:space="preserve">2026-07-22 15:53:02  INFO  type=NAC_CLIENT_PERMIT  user=user1@keeley.org.uk  mac=2e68943e8538</w:t>
+            </w:r>
+          </w:p>
+          <w:p>
+            <w:pPr>
+              <w:spacing w:after="0"/>
+            </w:pPr>
+            <w:r>
+              <w:rPr>
+                <w:rFonts w:ascii="Courier New" w:cs="Courier New" w:eastAsia="Courier New" w:hAnsi="Courier New"/>
+                <w:sz w:val="19"/>
+                <w:szCs w:val="19"/>
+              </w:rPr>
+              <w:t xml:space="preserve">                          session=SESS-E2E  ssid=PK_NAC  vlan=101  group_role=Home_User</w:t>
+            </w:r>
+          </w:p>
+          <w:p>
+            <w:pPr>
+              <w:spacing w:after="0"/>
+            </w:pPr>
+            <w:r>
+              <w:rPr>
+                <w:rFonts w:ascii="Courier New" w:cs="Courier New" w:eastAsia="Courier New" w:hAnsi="Courier New"/>
+                <w:sz w:val="19"/>
+                <w:szCs w:val="19"/>
+              </w:rPr>
+              <w:t xml:space="preserve">2026-07-22 15:53:03  INFO  type=NAC_ACCOUNTING_START  user=user1@keeley.org.uk  mac=2e68943e8538</w:t>
+            </w:r>
+          </w:p>
+          <w:p>
+            <w:pPr>
+              <w:spacing w:after="0"/>
+            </w:pPr>
+            <w:r>
+              <w:rPr>
+                <w:rFonts w:ascii="Courier New" w:cs="Courier New" w:eastAsia="Courier New" w:hAnsi="Courier New"/>
+                <w:sz w:val="19"/>
+                <w:szCs w:val="19"/>
+              </w:rPr>
+              <w:t xml:space="preserve">                          ip=-  session=SESS-E2E  ssid=PK_NAC</w:t>
+            </w:r>
+          </w:p>
+          <w:p>
+            <w:pPr>
+              <w:spacing w:after="0"/>
+            </w:pPr>
+            <w:r>
+              <w:rPr>
+                <w:rFonts w:ascii="Courier New" w:cs="Courier New" w:eastAsia="Courier New" w:hAnsi="Courier New"/>
+                <w:sz w:val="19"/>
+                <w:szCs w:val="19"/>
+              </w:rPr>
+              <w:t xml:space="preserve">2026-07-22 15:53:03  INFO  RADIUS → 172.16.0.12:1813  type=Start(accounting+permit, correlated)</w:t>
+            </w:r>
+          </w:p>
+          <w:p>
+            <w:pPr>
+              <w:spacing w:after="0"/>
+            </w:pPr>
+            <w:r>
+              <w:rPr>
+                <w:rFonts w:ascii="Courier New" w:cs="Courier New" w:eastAsia="Courier New" w:hAnsi="Courier New"/>
+                <w:sz w:val="19"/>
+                <w:szCs w:val="19"/>
+              </w:rPr>
+              <w:t xml:space="preserve">                          session=SESS-E2E  user=user1@keeley.org.uk  group_role=Home_User (125 bytes)</w:t>
+            </w:r>
+          </w:p>
+        </w:tc>
+      </w:tr>
+    </w:tbl>
+    <w:p>
+      <w:pPr>
+        <w:spacing w:after="120"/>
+      </w:pPr>
+    </w:p>
+    <w:p>
+      <w:pPr>
+        <w:spacing w:after="160"/>
+      </w:pPr>
+      <w:r>
+        <w:t xml:space="preserve">The (accounting+permit, correlated) tag confirms both halves arrived and were merged. (permit-only, timeout) or (accounting-only, timeout) mean only one half showed up within the correlation window — check the other topic's webhook delivery in the Mist dashboard if you expect to see the merged form consistently.</w:t>
+      </w:r>
+    </w:p>
+    <w:p>
+      <w:pPr>
+        <w:pStyle w:val="Heading2"/>
+        <w:spacing w:after="120" w:before="280"/>
+      </w:pPr>
+      <w:r>
+        <w:rPr>
+          <w:rFonts w:ascii="Arial" w:cs="Arial" w:eastAsia="Arial" w:hAnsi="Arial"/>
+          <w:b/>
+          <w:bCs/>
+          <w:color w:val="1F3864"/>
+          <w:sz w:val="26"/>
+          <w:szCs w:val="26"/>
+        </w:rPr>
+        <w:t xml:space="preserve">30.2 Verify with Wireshark</w:t>
+      </w:r>
+    </w:p>
+    <w:tbl>
+      <w:tblPr>
+        <w:tblW w:type="pct" w:w="100%"/>
+        <w:tblBorders>
+          <w:top w:val="single" w:color="auto" w:sz="4"/>
+          <w:left w:val="single" w:color="auto" w:sz="4"/>
+          <w:bottom w:val="single" w:color="auto" w:sz="4"/>
+          <w:right w:val="single" w:color="auto" w:sz="4"/>
+          <w:insideH w:val="single" w:color="auto" w:sz="4"/>
+          <w:insideV w:val="single" w:color="auto" w:sz="4"/>
+        </w:tblBorders>
+      </w:tblPr>
+      <w:tblGrid>
+        <w:gridCol w:w="100"/>
+      </w:tblGrid>
+      <w:tr>
+        <w:tc>
+          <w:tcPr>
+            <w:tcBorders>
+              <w:top w:val="single" w:color="BFBFBF" w:sz="2"/>
+              <w:left w:val="single" w:color="BFBFBF" w:sz="2"/>
+              <w:bottom w:val="single" w:color="BFBFBF" w:sz="2"/>
+              <w:right w:val="single" w:color="BFBFBF" w:sz="2"/>
+            </w:tcBorders>
+            <w:shd w:fill="F2F2F2" w:val="clear"/>
+            <w:tcMar>
+              <w:top w:type="dxa" w:w="100"/>
+              <w:left w:type="dxa" w:w="150"/>
+              <w:bottom w:type="dxa" w:w="100"/>
+              <w:right w:type="dxa" w:w="150"/>
+            </w:tcMar>
+          </w:tcPr>
+          <w:p>
+            <w:pPr>
+              <w:spacing w:after="0"/>
+            </w:pPr>
+            <w:r>
+              <w:rPr>
+                <w:rFonts w:ascii="Courier New" w:cs="Courier New" w:eastAsia="Courier New" w:hAnsi="Courier New"/>
+                <w:sz w:val="19"/>
+                <w:szCs w:val="19"/>
+              </w:rPr>
+              <w:t xml:space="preserve">sudo tcpdump -i any -n udp port 1813 -w /tmp/radius_combined_test.pcap</w:t>
+            </w:r>
+          </w:p>
+        </w:tc>
+      </w:tr>
+    </w:tbl>
+    <w:p>
+      <w:pPr>
+        <w:spacing w:after="120"/>
+      </w:pPr>
+    </w:p>
+    <w:p>
+      <w:pPr>
+        <w:spacing w:after="160"/>
+      </w:pPr>
+      <w:r>
+        <w:t xml:space="preserve">Filter: radius. On a correlated Start, confirm both Filter-Id and Class carry the same role value, Service-Type is Framed, and (on a subsequent Update) Framed-IP-Address is present alongside the role/VLAN attributes.</w:t>
+      </w:r>
+    </w:p>
+    <w:p>
+      <w:pPr>
+        <w:pStyle w:val="Heading1"/>
+        <w:spacing w:after="160" w:before="360"/>
+      </w:pPr>
+      <w:r>
+        <w:rPr>
+          <w:rFonts w:ascii="Arial" w:cs="Arial" w:eastAsia="Arial" w:hAnsi="Arial"/>
+          <w:b/>
+          <w:bCs/>
+          <w:color w:val="2E5FA3"/>
+          <w:sz w:val="32"/>
+          <w:szCs w:val="32"/>
+        </w:rPr>
+        <w:t xml:space="preserve">31. Troubleshooting — Combined</w:t>
+      </w:r>
+    </w:p>
+    <w:p>
+      <w:pPr>
+        <w:pStyle w:val="Heading3"/>
+        <w:spacing w:after="100" w:before="220"/>
+      </w:pPr>
+      <w:r>
+        <w:rPr>
+          <w:rFonts w:ascii="Arial" w:cs="Arial" w:eastAsia="Arial" w:hAnsi="Arial"/>
+          <w:b/>
+          <w:bCs/>
+          <w:color w:val="1F4D78"/>
+          <w:sz w:val="24"/>
+          <w:szCs w:val="24"/>
+        </w:rPr>
+        <w:t xml:space="preserve">Issue: Start packets never show role/VLAN</w:t>
+      </w:r>
+    </w:p>
+    <w:p>
+      <w:pPr>
+        <w:pStyle w:val="ListParagraph"/>
+        <w:numPr>
+          <w:ilvl w:val="0"/>
+          <w:numId w:val="1"/>
+        </w:numPr>
+        <w:spacing w:after="80"/>
+      </w:pPr>
+      <w:r>
+        <w:t xml:space="preserve">Check nac_combined_*.log for the (accounting+permit, correlated) tag on that session — if it instead shows (accounting-only, timeout), the permit event never arrived within start_correlation_timeout_seconds. Confirm both Mist webhooks (or the one multi-topic webhook) are actually configured and delivering — check the Mist dashboard's webhook delivery status.</w:t>
+      </w:r>
+    </w:p>
+    <w:p>
+      <w:pPr>
+        <w:pStyle w:val="ListParagraph"/>
+        <w:numPr>
+          <w:ilvl w:val="0"/>
+          <w:numId w:val="1"/>
+        </w:numPr>
+        <w:spacing w:after="80"/>
+      </w:pPr>
+      <w:r>
+        <w:t xml:space="preserve">If permits are consistently arriving after the timeout, increase start_correlation_timeout_seconds rather than assuming something is broken — some environments may see more separation between the two events than the 5-second default assumes.</w:t>
+      </w:r>
+    </w:p>
+    <w:p>
+      <w:pPr>
+        <w:pStyle w:val="Heading3"/>
+        <w:spacing w:after="100" w:before="220"/>
+      </w:pPr>
+      <w:r>
+        <w:rPr>
+          <w:rFonts w:ascii="Arial" w:cs="Arial" w:eastAsia="Arial" w:hAnsi="Arial"/>
+          <w:b/>
+          <w:bCs/>
+          <w:color w:val="1F4D78"/>
+          <w:sz w:val="24"/>
+          <w:szCs w:val="24"/>
+        </w:rPr>
+        <w:t xml:space="preserve">Issue: Update/Stop packets never show role/VLAN even though the Start did</w:t>
+      </w:r>
+    </w:p>
+    <w:p>
+      <w:pPr>
+        <w:spacing w:after="160"/>
+      </w:pPr>
+      <w:r>
+        <w:t xml:space="preserve">Check enrichment_cache_ttl_hours — if a session runs longer than the configured TTL, cached role/VLAN is swept and won't appear on later packets for that session. Increase the TTL if your NAC sessions commonly run longer than 12 hours.</w:t>
+      </w:r>
+    </w:p>
+    <w:p>
+      <w:pPr>
+        <w:pStyle w:val="Heading3"/>
+        <w:spacing w:after="100" w:before="220"/>
+      </w:pPr>
+      <w:r>
+        <w:rPr>
+          <w:rFonts w:ascii="Arial" w:cs="Arial" w:eastAsia="Arial" w:hAnsi="Arial"/>
+          <w:b/>
+          <w:bCs/>
+          <w:color w:val="1F4D78"/>
+          <w:sz w:val="24"/>
+          <w:szCs w:val="24"/>
+        </w:rPr>
+        <w:t xml:space="preserve">Issue: A session's Start appears twice</w:t>
+      </w:r>
+    </w:p>
+    <w:p>
+      <w:pPr>
+        <w:spacing w:after="160"/>
+      </w:pPr>
+      <w:r>
+        <w:t xml:space="preserve">Shouldn't happen — _started tracking suppresses this per session_id. If you see it, check whether the two Start-triggering events actually carry different session_id values for what should be the same session (a session_id mismatch between the two Mist topics would defeat correlation entirely) — capture both raw webhook payloads and compare.</w:t>
+      </w:r>
+    </w:p>
+    <w:p>
+      <w:pPr>
+        <w:pStyle w:val="Heading3"/>
+        <w:spacing w:after="100" w:before="220"/>
+      </w:pPr>
+      <w:r>
+        <w:rPr>
+          <w:rFonts w:ascii="Arial" w:cs="Arial" w:eastAsia="Arial" w:hAnsi="Arial"/>
+          <w:b/>
+          <w:bCs/>
+          <w:color w:val="1F4D78"/>
+          <w:sz w:val="24"/>
+          <w:szCs w:val="24"/>
+        </w:rPr>
+        <w:t xml:space="preserve">Issue: Service keeps restarting (crash loop)</w:t>
+      </w:r>
+    </w:p>
+    <w:p>
+      <w:pPr>
+        <w:spacing w:after="160"/>
+      </w:pPr>
+      <w:r>
+        <w:t xml:space="preserve">Check errors_*.log first, then journalctl -u mist-combined-radius -n 50 --no-pager.</w:t>
+      </w:r>
+    </w:p>
+    <w:p>
+      <w:pPr>
+        <w:pStyle w:val="Heading1"/>
+        <w:spacing w:after="160" w:before="360"/>
+      </w:pPr>
+      <w:r>
+        <w:rPr>
+          <w:rFonts w:ascii="Arial" w:cs="Arial" w:eastAsia="Arial" w:hAnsi="Arial"/>
+          <w:b/>
+          <w:bCs/>
+          <w:color w:val="2E5FA3"/>
+          <w:sz w:val="32"/>
+          <w:szCs w:val="32"/>
+        </w:rPr>
+        <w:t xml:space="preserve">32. Standalone Pair vs Combined Forwarder</w:t>
+      </w:r>
+    </w:p>
+    <w:p>
+      <w:pPr>
+        <w:spacing w:after="160"/>
+      </w:pPr>
+      <w:r>
+        <w:t xml:space="preserve">mist_nac_combined_radius.py (sections 22–31) is the recommended way to get role/VLAN together with full session lifecycle and client IP — one process, one port, correlated automatically. Running mist_nac_radius.py and mist_nac_events_radius.py side by side is still a valid alternative if you'd rather keep the two data sources as fully independent processes (e.g. for blast-radius isolation, or because you already have one of them deployed and just want to add the other without touching it). Both forwarders send RADIUS Accounting-Request packets to the same FortiGate — from FortiGate's point of view they're indistinguishable from a single source, so no extra RSSO entry is required if both forwarders share the same radius_host and radius_secret; point them at the one RSSO entry from section 7.1.</w:t>
+      </w:r>
+    </w:p>
+    <w:p>
+      <w:pPr>
+        <w:pStyle w:val="Heading2"/>
+        <w:spacing w:after="120" w:before="280"/>
+      </w:pPr>
+      <w:r>
+        <w:rPr>
+          <w:rFonts w:ascii="Arial" w:cs="Arial" w:eastAsia="Arial" w:hAnsi="Arial"/>
+          <w:b/>
+          <w:bCs/>
+          <w:color w:val="1F3864"/>
+          <w:sz w:val="26"/>
+          <w:szCs w:val="26"/>
+        </w:rPr>
+        <w:t xml:space="preserve">32.1 Requirements for Co-Location</w:t>
+      </w:r>
+    </w:p>
+    <w:p>
+      <w:pPr>
+        <w:pStyle w:val="ListParagraph"/>
+        <w:numPr>
+          <w:ilvl w:val="0"/>
+          <w:numId w:val="1"/>
+        </w:numPr>
+        <w:spacing w:after="80"/>
+      </w:pPr>
+      <w:r>
+        <w:t xml:space="preserve">Different listen_port values in each INI (e.g. 8080 for nac-accounting, 8081 for nac-events) — unlike the combined forwarder, these are two separate processes and can't share a port.</w:t>
+      </w:r>
+    </w:p>
+    <w:p>
+      <w:pPr>
+        <w:pStyle w:val="ListParagraph"/>
+        <w:numPr>
+          <w:ilvl w:val="0"/>
+          <w:numId w:val="1"/>
+        </w:numPr>
+        <w:spacing w:after="80"/>
+      </w:pPr>
+      <w:r>
+        <w:t xml:space="preserve">Two separate Mist webhooks configured in the dashboard, one per topic, pointing at the two ports.</w:t>
+      </w:r>
+    </w:p>
+    <w:p>
+      <w:pPr>
+        <w:pStyle w:val="ListParagraph"/>
+        <w:numPr>
+          <w:ilvl w:val="0"/>
+          <w:numId w:val="1"/>
+        </w:numPr>
+        <w:spacing w:after="80"/>
+      </w:pPr>
+      <w:r>
+        <w:t xml:space="preserve">Separate WorkingDirectory, log_dir, and systemd service accounts, as used throughout this guide (/opt/mist-radius vs /opt/mist-events-radius) — keeps logs and permissions independent.</w:t>
+      </w:r>
+    </w:p>
+    <w:p>
+      <w:pPr>
+        <w:pStyle w:val="ListParagraph"/>
+        <w:numPr>
+          <w:ilvl w:val="0"/>
+          <w:numId w:val="1"/>
+        </w:numPr>
+        <w:spacing w:after="80"/>
+      </w:pPr>
+      <w:r>
+        <w:t xml:space="preserve">The same radius_host and radius_secret in both INI files, if you want both forwarders feeding the single RSSO entry from section 7.1.</w:t>
+      </w:r>
+    </w:p>
+    <w:p>
+      <w:pPr>
+        <w:pStyle w:val="Heading2"/>
+        <w:spacing w:after="120" w:before="280"/>
+      </w:pPr>
+      <w:r>
+        <w:rPr>
+          <w:rFonts w:ascii="Arial" w:cs="Arial" w:eastAsia="Arial" w:hAnsi="Arial"/>
+          <w:b/>
+          <w:bCs/>
+          <w:color w:val="1F3864"/>
+          <w:sz w:val="26"/>
+          <w:szCs w:val="26"/>
+        </w:rPr>
+        <w:t xml:space="preserve">32.2 Quick Reference</w:t>
+      </w:r>
+    </w:p>
+    <w:tbl>
+      <w:tblPr>
+        <w:tblW w:type="dxa" w:w="9100"/>
+        <w:tblBorders>
+          <w:top w:val="single" w:color="auto" w:sz="4"/>
+          <w:left w:val="single" w:color="auto" w:sz="4"/>
+          <w:bottom w:val="single" w:color="auto" w:sz="4"/>
+          <w:right w:val="single" w:color="auto" w:sz="4"/>
+          <w:insideH w:val="single" w:color="auto" w:sz="4"/>
+          <w:insideV w:val="single" w:color="auto" w:sz="4"/>
+        </w:tblBorders>
+      </w:tblPr>
+      <w:tblGrid>
+        <w:gridCol w:w="2000"/>
+        <w:gridCol w:w="2400"/>
+        <w:gridCol w:w="2600"/>
+        <w:gridCol w:w="2100"/>
+      </w:tblGrid>
+      <w:tr>
+        <w:trPr>
+          <w:tblHeader/>
+        </w:trPr>
+        <w:tc>
+          <w:tcPr>
+            <w:tcW w:type="dxa" w:w="2000"/>
+            <w:tcBorders>
+              <w:top w:val="single" w:color="BFBFBF" w:sz="2"/>
+              <w:left w:val="single" w:color="BFBFBF" w:sz="2"/>
+              <w:bottom w:val="single" w:color="BFBFBF" w:sz="2"/>
+              <w:right w:val="single" w:color="BFBFBF" w:sz="2"/>
+            </w:tcBorders>
+            <w:shd w:fill="D9E2F3" w:val="clear"/>
+            <w:tcMar>
+              <w:top w:type="dxa" w:w="60"/>
+              <w:left w:type="dxa" w:w="100"/>
+              <w:bottom w:type="dxa" w:w="60"/>
+              <w:right w:type="dxa" w:w="100"/>
+            </w:tcMar>
+            <w:vAlign w:val="center"/>
+          </w:tcPr>
+          <w:p>
+            <w:r>
+              <w:rPr>
+                <w:rFonts w:ascii="Arial" w:cs="Arial" w:eastAsia="Arial" w:hAnsi="Arial"/>
+                <w:b/>
+                <w:bCs/>
+                <w:sz w:val="19"/>
+                <w:szCs w:val="19"/>
+              </w:rPr>
+              <w:t xml:space="preserve"/>
+            </w:r>
+          </w:p>
+        </w:tc>
+        <w:tc>
+          <w:tcPr>
+            <w:tcW w:type="dxa" w:w="2400"/>
+            <w:tcBorders>
+              <w:top w:val="single" w:color="BFBFBF" w:sz="2"/>
+              <w:left w:val="single" w:color="BFBFBF" w:sz="2"/>
+              <w:bottom w:val="single" w:color="BFBFBF" w:sz="2"/>
+              <w:right w:val="single" w:color="BFBFBF" w:sz="2"/>
+            </w:tcBorders>
+            <w:shd w:fill="D9E2F3" w:val="clear"/>
+            <w:tcMar>
+              <w:top w:type="dxa" w:w="60"/>
+              <w:left w:type="dxa" w:w="100"/>
+              <w:bottom w:type="dxa" w:w="60"/>
+              <w:right w:type="dxa" w:w="100"/>
+            </w:tcMar>
+            <w:vAlign w:val="center"/>
+          </w:tcPr>
+          <w:p>
+            <w:r>
+              <w:rPr>
+                <w:rFonts w:ascii="Arial" w:cs="Arial" w:eastAsia="Arial" w:hAnsi="Arial"/>
+                <w:b/>
+                <w:bCs/>
+                <w:sz w:val="19"/>
+                <w:szCs w:val="19"/>
+              </w:rPr>
+              <w:t xml:space="preserve">nac-accounting</w:t>
+            </w:r>
+          </w:p>
+        </w:tc>
+        <w:tc>
+          <w:tcPr>
+            <w:tcW w:type="dxa" w:w="2600"/>
+            <w:tcBorders>
+              <w:top w:val="single" w:color="BFBFBF" w:sz="2"/>
+              <w:left w:val="single" w:color="BFBFBF" w:sz="2"/>
+              <w:bottom w:val="single" w:color="BFBFBF" w:sz="2"/>
+              <w:right w:val="single" w:color="BFBFBF" w:sz="2"/>
+            </w:tcBorders>
+            <w:shd w:fill="D9E2F3" w:val="clear"/>
+            <w:tcMar>
+              <w:top w:type="dxa" w:w="60"/>
+              <w:left w:type="dxa" w:w="100"/>
+              <w:bottom w:type="dxa" w:w="60"/>
+              <w:right w:type="dxa" w:w="100"/>
+            </w:tcMar>
+            <w:vAlign w:val="center"/>
+          </w:tcPr>
+          <w:p>
+            <w:r>
+              <w:rPr>
+                <w:rFonts w:ascii="Arial" w:cs="Arial" w:eastAsia="Arial" w:hAnsi="Arial"/>
+                <w:b/>
+                <w:bCs/>
+                <w:sz w:val="19"/>
+                <w:szCs w:val="19"/>
+              </w:rPr>
+              <w:t xml:space="preserve">nac-events</w:t>
+            </w:r>
+          </w:p>
+        </w:tc>
+        <w:tc>
+          <w:tcPr>
+            <w:tcW w:type="dxa" w:w="2100"/>
+            <w:tcBorders>
+              <w:top w:val="single" w:color="BFBFBF" w:sz="2"/>
+              <w:left w:val="single" w:color="BFBFBF" w:sz="2"/>
+              <w:bottom w:val="single" w:color="BFBFBF" w:sz="2"/>
+              <w:right w:val="single" w:color="BFBFBF" w:sz="2"/>
+            </w:tcBorders>
+            <w:shd w:fill="D9E2F3" w:val="clear"/>
+            <w:tcMar>
+              <w:top w:type="dxa" w:w="60"/>
+              <w:left w:type="dxa" w:w="100"/>
+              <w:bottom w:type="dxa" w:w="60"/>
+              <w:right w:type="dxa" w:w="100"/>
+            </w:tcMar>
+            <w:vAlign w:val="center"/>
+          </w:tcPr>
+          <w:p>
+            <w:r>
+              <w:rPr>
+                <w:rFonts w:ascii="Arial" w:cs="Arial" w:eastAsia="Arial" w:hAnsi="Arial"/>
+                <w:b/>
+                <w:bCs/>
+                <w:sz w:val="19"/>
+                <w:szCs w:val="19"/>
+              </w:rPr>
+              <w:t xml:space="preserve">combined</w:t>
             </w:r>
           </w:p>
         </w:tc>
@@ -15900,82 +23919,109 @@
       <w:tr>
         <w:tc>
           <w:tcPr>
-            <w:tcW w:type="dxa" w:w="2200"/>
-            <w:tcBorders>
-              <w:top w:val="single" w:color="BFBFBF" w:sz="2"/>
-              <w:left w:val="single" w:color="BFBFBF" w:sz="2"/>
-              <w:bottom w:val="single" w:color="BFBFBF" w:sz="2"/>
-              <w:right w:val="single" w:color="BFBFBF" w:sz="2"/>
-            </w:tcBorders>
-            <w:tcMar>
-              <w:top w:type="dxa" w:w="60"/>
-              <w:left w:type="dxa" w:w="100"/>
-              <w:bottom w:type="dxa" w:w="60"/>
-              <w:right w:type="dxa" w:w="100"/>
-            </w:tcMar>
-            <w:vAlign w:val="center"/>
-          </w:tcPr>
-          <w:p>
-            <w:r>
-              <w:rPr>
-                <w:sz w:val="19"/>
-                <w:szCs w:val="19"/>
-              </w:rPr>
-              <w:t xml:space="preserve">Directory</w:t>
-            </w:r>
-          </w:p>
-        </w:tc>
-        <w:tc>
-          <w:tcPr>
-            <w:tcW w:type="dxa" w:w="3300"/>
-            <w:tcBorders>
-              <w:top w:val="single" w:color="BFBFBF" w:sz="2"/>
-              <w:left w:val="single" w:color="BFBFBF" w:sz="2"/>
-              <w:bottom w:val="single" w:color="BFBFBF" w:sz="2"/>
-              <w:right w:val="single" w:color="BFBFBF" w:sz="2"/>
-            </w:tcBorders>
-            <w:tcMar>
-              <w:top w:type="dxa" w:w="60"/>
-              <w:left w:type="dxa" w:w="100"/>
-              <w:bottom w:type="dxa" w:w="60"/>
-              <w:right w:type="dxa" w:w="100"/>
-            </w:tcMar>
-            <w:vAlign w:val="center"/>
-          </w:tcPr>
-          <w:p>
-            <w:r>
-              <w:rPr>
-                <w:sz w:val="19"/>
-                <w:szCs w:val="19"/>
-              </w:rPr>
-              <w:t xml:space="preserve">/opt/mist-radius</w:t>
-            </w:r>
-          </w:p>
-        </w:tc>
-        <w:tc>
-          <w:tcPr>
-            <w:tcW w:type="dxa" w:w="3600"/>
-            <w:tcBorders>
-              <w:top w:val="single" w:color="BFBFBF" w:sz="2"/>
-              <w:left w:val="single" w:color="BFBFBF" w:sz="2"/>
-              <w:bottom w:val="single" w:color="BFBFBF" w:sz="2"/>
-              <w:right w:val="single" w:color="BFBFBF" w:sz="2"/>
-            </w:tcBorders>
-            <w:tcMar>
-              <w:top w:type="dxa" w:w="60"/>
-              <w:left w:type="dxa" w:w="100"/>
-              <w:bottom w:type="dxa" w:w="60"/>
-              <w:right w:type="dxa" w:w="100"/>
-            </w:tcMar>
-            <w:vAlign w:val="center"/>
-          </w:tcPr>
-          <w:p>
-            <w:r>
-              <w:rPr>
-                <w:sz w:val="19"/>
-                <w:szCs w:val="19"/>
-              </w:rPr>
-              <w:t xml:space="preserve">/opt/mist-events-radius</w:t>
+            <w:tcW w:type="dxa" w:w="2000"/>
+            <w:tcBorders>
+              <w:top w:val="single" w:color="BFBFBF" w:sz="2"/>
+              <w:left w:val="single" w:color="BFBFBF" w:sz="2"/>
+              <w:bottom w:val="single" w:color="BFBFBF" w:sz="2"/>
+              <w:right w:val="single" w:color="BFBFBF" w:sz="2"/>
+            </w:tcBorders>
+            <w:tcMar>
+              <w:top w:type="dxa" w:w="60"/>
+              <w:left w:type="dxa" w:w="100"/>
+              <w:bottom w:type="dxa" w:w="60"/>
+              <w:right w:type="dxa" w:w="100"/>
+            </w:tcMar>
+            <w:vAlign w:val="center"/>
+          </w:tcPr>
+          <w:p>
+            <w:r>
+              <w:rPr>
+                <w:sz w:val="19"/>
+                <w:szCs w:val="19"/>
+              </w:rPr>
+              <w:t xml:space="preserve">Service</w:t>
+            </w:r>
+          </w:p>
+        </w:tc>
+        <w:tc>
+          <w:tcPr>
+            <w:tcW w:type="dxa" w:w="2400"/>
+            <w:tcBorders>
+              <w:top w:val="single" w:color="BFBFBF" w:sz="2"/>
+              <w:left w:val="single" w:color="BFBFBF" w:sz="2"/>
+              <w:bottom w:val="single" w:color="BFBFBF" w:sz="2"/>
+              <w:right w:val="single" w:color="BFBFBF" w:sz="2"/>
+            </w:tcBorders>
+            <w:tcMar>
+              <w:top w:type="dxa" w:w="60"/>
+              <w:left w:type="dxa" w:w="100"/>
+              <w:bottom w:type="dxa" w:w="60"/>
+              <w:right w:type="dxa" w:w="100"/>
+            </w:tcMar>
+            <w:vAlign w:val="center"/>
+          </w:tcPr>
+          <w:p>
+            <w:r>
+              <w:rPr>
+                <w:sz w:val="19"/>
+                <w:szCs w:val="19"/>
+              </w:rPr>
+              <w:t xml:space="preserve">mist-radius.service</w:t>
+            </w:r>
+          </w:p>
+        </w:tc>
+        <w:tc>
+          <w:tcPr>
+            <w:tcW w:type="dxa" w:w="2600"/>
+            <w:tcBorders>
+              <w:top w:val="single" w:color="BFBFBF" w:sz="2"/>
+              <w:left w:val="single" w:color="BFBFBF" w:sz="2"/>
+              <w:bottom w:val="single" w:color="BFBFBF" w:sz="2"/>
+              <w:right w:val="single" w:color="BFBFBF" w:sz="2"/>
+            </w:tcBorders>
+            <w:tcMar>
+              <w:top w:type="dxa" w:w="60"/>
+              <w:left w:type="dxa" w:w="100"/>
+              <w:bottom w:type="dxa" w:w="60"/>
+              <w:right w:type="dxa" w:w="100"/>
+            </w:tcMar>
+            <w:vAlign w:val="center"/>
+          </w:tcPr>
+          <w:p>
+            <w:r>
+              <w:rPr>
+                <w:sz w:val="19"/>
+                <w:szCs w:val="19"/>
+              </w:rPr>
+              <w:t xml:space="preserve">mist-events-radius.service</w:t>
+            </w:r>
+          </w:p>
+        </w:tc>
+        <w:tc>
+          <w:tcPr>
+            <w:tcW w:type="dxa" w:w="2100"/>
+            <w:tcBorders>
+              <w:top w:val="single" w:color="BFBFBF" w:sz="2"/>
+              <w:left w:val="single" w:color="BFBFBF" w:sz="2"/>
+              <w:bottom w:val="single" w:color="BFBFBF" w:sz="2"/>
+              <w:right w:val="single" w:color="BFBFBF" w:sz="2"/>
+            </w:tcBorders>
+            <w:tcMar>
+              <w:top w:type="dxa" w:w="60"/>
+              <w:left w:type="dxa" w:w="100"/>
+              <w:bottom w:type="dxa" w:w="60"/>
+              <w:right w:type="dxa" w:w="100"/>
+            </w:tcMar>
+            <w:vAlign w:val="center"/>
+          </w:tcPr>
+          <w:p>
+            <w:r>
+              <w:rPr>
+                <w:sz w:val="19"/>
+                <w:szCs w:val="19"/>
+              </w:rPr>
+              <w:t xml:space="preserve">mist-combined-radius.service</w:t>
             </w:r>
           </w:p>
         </w:tc>
@@ -15983,82 +24029,109 @@
       <w:tr>
         <w:tc>
           <w:tcPr>
-            <w:tcW w:type="dxa" w:w="2200"/>
-            <w:tcBorders>
-              <w:top w:val="single" w:color="BFBFBF" w:sz="2"/>
-              <w:left w:val="single" w:color="BFBFBF" w:sz="2"/>
-              <w:bottom w:val="single" w:color="BFBFBF" w:sz="2"/>
-              <w:right w:val="single" w:color="BFBFBF" w:sz="2"/>
-            </w:tcBorders>
-            <w:tcMar>
-              <w:top w:type="dxa" w:w="60"/>
-              <w:left w:type="dxa" w:w="100"/>
-              <w:bottom w:type="dxa" w:w="60"/>
-              <w:right w:type="dxa" w:w="100"/>
-            </w:tcMar>
-            <w:vAlign w:val="center"/>
-          </w:tcPr>
-          <w:p>
-            <w:r>
-              <w:rPr>
-                <w:sz w:val="19"/>
-                <w:szCs w:val="19"/>
-              </w:rPr>
-              <w:t xml:space="preserve">Config file</w:t>
-            </w:r>
-          </w:p>
-        </w:tc>
-        <w:tc>
-          <w:tcPr>
-            <w:tcW w:type="dxa" w:w="3300"/>
-            <w:tcBorders>
-              <w:top w:val="single" w:color="BFBFBF" w:sz="2"/>
-              <w:left w:val="single" w:color="BFBFBF" w:sz="2"/>
-              <w:bottom w:val="single" w:color="BFBFBF" w:sz="2"/>
-              <w:right w:val="single" w:color="BFBFBF" w:sz="2"/>
-            </w:tcBorders>
-            <w:tcMar>
-              <w:top w:type="dxa" w:w="60"/>
-              <w:left w:type="dxa" w:w="100"/>
-              <w:bottom w:type="dxa" w:w="60"/>
-              <w:right w:type="dxa" w:w="100"/>
-            </w:tcMar>
-            <w:vAlign w:val="center"/>
-          </w:tcPr>
-          <w:p>
-            <w:r>
-              <w:rPr>
-                <w:sz w:val="19"/>
-                <w:szCs w:val="19"/>
-              </w:rPr>
-              <w:t xml:space="preserve">mist-radius.ini</w:t>
-            </w:r>
-          </w:p>
-        </w:tc>
-        <w:tc>
-          <w:tcPr>
-            <w:tcW w:type="dxa" w:w="3600"/>
-            <w:tcBorders>
-              <w:top w:val="single" w:color="BFBFBF" w:sz="2"/>
-              <w:left w:val="single" w:color="BFBFBF" w:sz="2"/>
-              <w:bottom w:val="single" w:color="BFBFBF" w:sz="2"/>
-              <w:right w:val="single" w:color="BFBFBF" w:sz="2"/>
-            </w:tcBorders>
-            <w:tcMar>
-              <w:top w:type="dxa" w:w="60"/>
-              <w:left w:type="dxa" w:w="100"/>
-              <w:bottom w:type="dxa" w:w="60"/>
-              <w:right w:type="dxa" w:w="100"/>
-            </w:tcMar>
-            <w:vAlign w:val="center"/>
-          </w:tcPr>
-          <w:p>
-            <w:r>
-              <w:rPr>
-                <w:sz w:val="19"/>
-                <w:szCs w:val="19"/>
-              </w:rPr>
-              <w:t xml:space="preserve">mist-events-radius.ini</w:t>
+            <w:tcW w:type="dxa" w:w="2000"/>
+            <w:tcBorders>
+              <w:top w:val="single" w:color="BFBFBF" w:sz="2"/>
+              <w:left w:val="single" w:color="BFBFBF" w:sz="2"/>
+              <w:bottom w:val="single" w:color="BFBFBF" w:sz="2"/>
+              <w:right w:val="single" w:color="BFBFBF" w:sz="2"/>
+            </w:tcBorders>
+            <w:tcMar>
+              <w:top w:type="dxa" w:w="60"/>
+              <w:left w:type="dxa" w:w="100"/>
+              <w:bottom w:type="dxa" w:w="60"/>
+              <w:right w:type="dxa" w:w="100"/>
+            </w:tcMar>
+            <w:vAlign w:val="center"/>
+          </w:tcPr>
+          <w:p>
+            <w:r>
+              <w:rPr>
+                <w:sz w:val="19"/>
+                <w:szCs w:val="19"/>
+              </w:rPr>
+              <w:t xml:space="preserve">Default port</w:t>
+            </w:r>
+          </w:p>
+        </w:tc>
+        <w:tc>
+          <w:tcPr>
+            <w:tcW w:type="dxa" w:w="2400"/>
+            <w:tcBorders>
+              <w:top w:val="single" w:color="BFBFBF" w:sz="2"/>
+              <w:left w:val="single" w:color="BFBFBF" w:sz="2"/>
+              <w:bottom w:val="single" w:color="BFBFBF" w:sz="2"/>
+              <w:right w:val="single" w:color="BFBFBF" w:sz="2"/>
+            </w:tcBorders>
+            <w:tcMar>
+              <w:top w:type="dxa" w:w="60"/>
+              <w:left w:type="dxa" w:w="100"/>
+              <w:bottom w:type="dxa" w:w="60"/>
+              <w:right w:type="dxa" w:w="100"/>
+            </w:tcMar>
+            <w:vAlign w:val="center"/>
+          </w:tcPr>
+          <w:p>
+            <w:r>
+              <w:rPr>
+                <w:sz w:val="19"/>
+                <w:szCs w:val="19"/>
+              </w:rPr>
+              <w:t xml:space="preserve">8080</w:t>
+            </w:r>
+          </w:p>
+        </w:tc>
+        <w:tc>
+          <w:tcPr>
+            <w:tcW w:type="dxa" w:w="2600"/>
+            <w:tcBorders>
+              <w:top w:val="single" w:color="BFBFBF" w:sz="2"/>
+              <w:left w:val="single" w:color="BFBFBF" w:sz="2"/>
+              <w:bottom w:val="single" w:color="BFBFBF" w:sz="2"/>
+              <w:right w:val="single" w:color="BFBFBF" w:sz="2"/>
+            </w:tcBorders>
+            <w:tcMar>
+              <w:top w:type="dxa" w:w="60"/>
+              <w:left w:type="dxa" w:w="100"/>
+              <w:bottom w:type="dxa" w:w="60"/>
+              <w:right w:type="dxa" w:w="100"/>
+            </w:tcMar>
+            <w:vAlign w:val="center"/>
+          </w:tcPr>
+          <w:p>
+            <w:r>
+              <w:rPr>
+                <w:sz w:val="19"/>
+                <w:szCs w:val="19"/>
+              </w:rPr>
+              <w:t xml:space="preserve">8081 (change from the 8080 default)</w:t>
+            </w:r>
+          </w:p>
+        </w:tc>
+        <w:tc>
+          <w:tcPr>
+            <w:tcW w:type="dxa" w:w="2100"/>
+            <w:tcBorders>
+              <w:top w:val="single" w:color="BFBFBF" w:sz="2"/>
+              <w:left w:val="single" w:color="BFBFBF" w:sz="2"/>
+              <w:bottom w:val="single" w:color="BFBFBF" w:sz="2"/>
+              <w:right w:val="single" w:color="BFBFBF" w:sz="2"/>
+            </w:tcBorders>
+            <w:tcMar>
+              <w:top w:type="dxa" w:w="60"/>
+              <w:left w:type="dxa" w:w="100"/>
+              <w:bottom w:type="dxa" w:w="60"/>
+              <w:right w:type="dxa" w:w="100"/>
+            </w:tcMar>
+            <w:vAlign w:val="center"/>
+          </w:tcPr>
+          <w:p>
+            <w:r>
+              <w:rPr>
+                <w:sz w:val="19"/>
+                <w:szCs w:val="19"/>
+              </w:rPr>
+              <w:t xml:space="preserve">8080</w:t>
             </w:r>
           </w:p>
         </w:tc>
@@ -16066,7 +24139,227 @@
       <w:tr>
         <w:tc>
           <w:tcPr>
-            <w:tcW w:type="dxa" w:w="2200"/>
+            <w:tcW w:type="dxa" w:w="2000"/>
+            <w:tcBorders>
+              <w:top w:val="single" w:color="BFBFBF" w:sz="2"/>
+              <w:left w:val="single" w:color="BFBFBF" w:sz="2"/>
+              <w:bottom w:val="single" w:color="BFBFBF" w:sz="2"/>
+              <w:right w:val="single" w:color="BFBFBF" w:sz="2"/>
+            </w:tcBorders>
+            <w:tcMar>
+              <w:top w:type="dxa" w:w="60"/>
+              <w:left w:type="dxa" w:w="100"/>
+              <w:bottom w:type="dxa" w:w="60"/>
+              <w:right w:type="dxa" w:w="100"/>
+            </w:tcMar>
+            <w:vAlign w:val="center"/>
+          </w:tcPr>
+          <w:p>
+            <w:r>
+              <w:rPr>
+                <w:sz w:val="19"/>
+                <w:szCs w:val="19"/>
+              </w:rPr>
+              <w:t xml:space="preserve">Directory</w:t>
+            </w:r>
+          </w:p>
+        </w:tc>
+        <w:tc>
+          <w:tcPr>
+            <w:tcW w:type="dxa" w:w="2400"/>
+            <w:tcBorders>
+              <w:top w:val="single" w:color="BFBFBF" w:sz="2"/>
+              <w:left w:val="single" w:color="BFBFBF" w:sz="2"/>
+              <w:bottom w:val="single" w:color="BFBFBF" w:sz="2"/>
+              <w:right w:val="single" w:color="BFBFBF" w:sz="2"/>
+            </w:tcBorders>
+            <w:tcMar>
+              <w:top w:type="dxa" w:w="60"/>
+              <w:left w:type="dxa" w:w="100"/>
+              <w:bottom w:type="dxa" w:w="60"/>
+              <w:right w:type="dxa" w:w="100"/>
+            </w:tcMar>
+            <w:vAlign w:val="center"/>
+          </w:tcPr>
+          <w:p>
+            <w:r>
+              <w:rPr>
+                <w:sz w:val="19"/>
+                <w:szCs w:val="19"/>
+              </w:rPr>
+              <w:t xml:space="preserve">/opt/mist-radius</w:t>
+            </w:r>
+          </w:p>
+        </w:tc>
+        <w:tc>
+          <w:tcPr>
+            <w:tcW w:type="dxa" w:w="2600"/>
+            <w:tcBorders>
+              <w:top w:val="single" w:color="BFBFBF" w:sz="2"/>
+              <w:left w:val="single" w:color="BFBFBF" w:sz="2"/>
+              <w:bottom w:val="single" w:color="BFBFBF" w:sz="2"/>
+              <w:right w:val="single" w:color="BFBFBF" w:sz="2"/>
+            </w:tcBorders>
+            <w:tcMar>
+              <w:top w:type="dxa" w:w="60"/>
+              <w:left w:type="dxa" w:w="100"/>
+              <w:bottom w:type="dxa" w:w="60"/>
+              <w:right w:type="dxa" w:w="100"/>
+            </w:tcMar>
+            <w:vAlign w:val="center"/>
+          </w:tcPr>
+          <w:p>
+            <w:r>
+              <w:rPr>
+                <w:sz w:val="19"/>
+                <w:szCs w:val="19"/>
+              </w:rPr>
+              <w:t xml:space="preserve">/opt/mist-events-radius</w:t>
+            </w:r>
+          </w:p>
+        </w:tc>
+        <w:tc>
+          <w:tcPr>
+            <w:tcW w:type="dxa" w:w="2100"/>
+            <w:tcBorders>
+              <w:top w:val="single" w:color="BFBFBF" w:sz="2"/>
+              <w:left w:val="single" w:color="BFBFBF" w:sz="2"/>
+              <w:bottom w:val="single" w:color="BFBFBF" w:sz="2"/>
+              <w:right w:val="single" w:color="BFBFBF" w:sz="2"/>
+            </w:tcBorders>
+            <w:tcMar>
+              <w:top w:type="dxa" w:w="60"/>
+              <w:left w:type="dxa" w:w="100"/>
+              <w:bottom w:type="dxa" w:w="60"/>
+              <w:right w:type="dxa" w:w="100"/>
+            </w:tcMar>
+            <w:vAlign w:val="center"/>
+          </w:tcPr>
+          <w:p>
+            <w:r>
+              <w:rPr>
+                <w:sz w:val="19"/>
+                <w:szCs w:val="19"/>
+              </w:rPr>
+              <w:t xml:space="preserve">/opt/mist-combined-radius</w:t>
+            </w:r>
+          </w:p>
+        </w:tc>
+      </w:tr>
+      <w:tr>
+        <w:tc>
+          <w:tcPr>
+            <w:tcW w:type="dxa" w:w="2000"/>
+            <w:tcBorders>
+              <w:top w:val="single" w:color="BFBFBF" w:sz="2"/>
+              <w:left w:val="single" w:color="BFBFBF" w:sz="2"/>
+              <w:bottom w:val="single" w:color="BFBFBF" w:sz="2"/>
+              <w:right w:val="single" w:color="BFBFBF" w:sz="2"/>
+            </w:tcBorders>
+            <w:tcMar>
+              <w:top w:type="dxa" w:w="60"/>
+              <w:left w:type="dxa" w:w="100"/>
+              <w:bottom w:type="dxa" w:w="60"/>
+              <w:right w:type="dxa" w:w="100"/>
+            </w:tcMar>
+            <w:vAlign w:val="center"/>
+          </w:tcPr>
+          <w:p>
+            <w:r>
+              <w:rPr>
+                <w:sz w:val="19"/>
+                <w:szCs w:val="19"/>
+              </w:rPr>
+              <w:t xml:space="preserve">Config file</w:t>
+            </w:r>
+          </w:p>
+        </w:tc>
+        <w:tc>
+          <w:tcPr>
+            <w:tcW w:type="dxa" w:w="2400"/>
+            <w:tcBorders>
+              <w:top w:val="single" w:color="BFBFBF" w:sz="2"/>
+              <w:left w:val="single" w:color="BFBFBF" w:sz="2"/>
+              <w:bottom w:val="single" w:color="BFBFBF" w:sz="2"/>
+              <w:right w:val="single" w:color="BFBFBF" w:sz="2"/>
+            </w:tcBorders>
+            <w:tcMar>
+              <w:top w:type="dxa" w:w="60"/>
+              <w:left w:type="dxa" w:w="100"/>
+              <w:bottom w:type="dxa" w:w="60"/>
+              <w:right w:type="dxa" w:w="100"/>
+            </w:tcMar>
+            <w:vAlign w:val="center"/>
+          </w:tcPr>
+          <w:p>
+            <w:r>
+              <w:rPr>
+                <w:sz w:val="19"/>
+                <w:szCs w:val="19"/>
+              </w:rPr>
+              <w:t xml:space="preserve">mist-radius.ini</w:t>
+            </w:r>
+          </w:p>
+        </w:tc>
+        <w:tc>
+          <w:tcPr>
+            <w:tcW w:type="dxa" w:w="2600"/>
+            <w:tcBorders>
+              <w:top w:val="single" w:color="BFBFBF" w:sz="2"/>
+              <w:left w:val="single" w:color="BFBFBF" w:sz="2"/>
+              <w:bottom w:val="single" w:color="BFBFBF" w:sz="2"/>
+              <w:right w:val="single" w:color="BFBFBF" w:sz="2"/>
+            </w:tcBorders>
+            <w:tcMar>
+              <w:top w:type="dxa" w:w="60"/>
+              <w:left w:type="dxa" w:w="100"/>
+              <w:bottom w:type="dxa" w:w="60"/>
+              <w:right w:type="dxa" w:w="100"/>
+            </w:tcMar>
+            <w:vAlign w:val="center"/>
+          </w:tcPr>
+          <w:p>
+            <w:r>
+              <w:rPr>
+                <w:sz w:val="19"/>
+                <w:szCs w:val="19"/>
+              </w:rPr>
+              <w:t xml:space="preserve">mist-events-radius.ini</w:t>
+            </w:r>
+          </w:p>
+        </w:tc>
+        <w:tc>
+          <w:tcPr>
+            <w:tcW w:type="dxa" w:w="2100"/>
+            <w:tcBorders>
+              <w:top w:val="single" w:color="BFBFBF" w:sz="2"/>
+              <w:left w:val="single" w:color="BFBFBF" w:sz="2"/>
+              <w:bottom w:val="single" w:color="BFBFBF" w:sz="2"/>
+              <w:right w:val="single" w:color="BFBFBF" w:sz="2"/>
+            </w:tcBorders>
+            <w:tcMar>
+              <w:top w:type="dxa" w:w="60"/>
+              <w:left w:type="dxa" w:w="100"/>
+              <w:bottom w:type="dxa" w:w="60"/>
+              <w:right w:type="dxa" w:w="100"/>
+            </w:tcMar>
+            <w:vAlign w:val="center"/>
+          </w:tcPr>
+          <w:p>
+            <w:r>
+              <w:rPr>
+                <w:sz w:val="19"/>
+                <w:szCs w:val="19"/>
+              </w:rPr>
+              <w:t xml:space="preserve">mist-combined-radius.ini</w:t>
+            </w:r>
+          </w:p>
+        </w:tc>
+      </w:tr>
+      <w:tr>
+        <w:tc>
+          <w:tcPr>
+            <w:tcW w:type="dxa" w:w="2000"/>
             <w:tcBorders>
               <w:top w:val="single" w:color="BFBFBF" w:sz="2"/>
               <w:left w:val="single" w:color="BFBFBF" w:sz="2"/>
@@ -16093,7 +24386,7 @@
         </w:tc>
         <w:tc>
           <w:tcPr>
-            <w:tcW w:type="dxa" w:w="3300"/>
+            <w:tcW w:type="dxa" w:w="2400"/>
             <w:tcBorders>
               <w:top w:val="single" w:color="BFBFBF" w:sz="2"/>
               <w:left w:val="single" w:color="BFBFBF" w:sz="2"/>
@@ -16120,7 +24413,7 @@
         </w:tc>
         <w:tc>
           <w:tcPr>
-            <w:tcW w:type="dxa" w:w="3600"/>
+            <w:tcW w:type="dxa" w:w="2600"/>
             <w:tcBorders>
               <w:top w:val="single" w:color="BFBFBF" w:sz="2"/>
               <w:left w:val="single" w:color="BFBFBF" w:sz="2"/>
@@ -16142,6 +24435,33 @@
                 <w:szCs w:val="19"/>
               </w:rPr>
               <w:t xml:space="preserve">nac_events_*.log</w:t>
+            </w:r>
+          </w:p>
+        </w:tc>
+        <w:tc>
+          <w:tcPr>
+            <w:tcW w:type="dxa" w:w="2100"/>
+            <w:tcBorders>
+              <w:top w:val="single" w:color="BFBFBF" w:sz="2"/>
+              <w:left w:val="single" w:color="BFBFBF" w:sz="2"/>
+              <w:bottom w:val="single" w:color="BFBFBF" w:sz="2"/>
+              <w:right w:val="single" w:color="BFBFBF" w:sz="2"/>
+            </w:tcBorders>
+            <w:tcMar>
+              <w:top w:type="dxa" w:w="60"/>
+              <w:left w:type="dxa" w:w="100"/>
+              <w:bottom w:type="dxa" w:w="60"/>
+              <w:right w:type="dxa" w:w="100"/>
+            </w:tcMar>
+            <w:vAlign w:val="center"/>
+          </w:tcPr>
+          <w:p>
+            <w:r>
+              <w:rPr>
+                <w:sz w:val="19"/>
+                <w:szCs w:val="19"/>
+              </w:rPr>
+              <w:t xml:space="preserve">nac_combined_*.log</w:t>
             </w:r>
           </w:p>
         </w:tc>

--- a/Mist_NAC_RADIUS_Guide.docx
+++ b/Mist_NAC_RADIUS_Guide.docx
@@ -61,7 +61,7 @@
           <w:sz w:val="24"/>
           <w:szCs w:val="24"/>
         </w:rPr>
-        <w:t xml:space="preserve">Version 4.0</w:t>
+        <w:t xml:space="preserve">Version 4.1</w:t>
       </w:r>
     </w:p>
     <w:p>
@@ -16303,7 +16303,20 @@
         <w:spacing w:after="80"/>
       </w:pPr>
       <w:r>
-        <w:t xml:space="preserve">A session_id that already had its initial Start sent won't be sent a second one by a late or duplicate webhook delivery.</w:t>
+        <w:t xml:space="preserve">If the permit arrives after the timeout already sent a role-less Start — in practice the common case when nac-events consistently lags nac-accounting on a given network — an out-of-band correction Interim-Update is sent immediately with the newly-learned role/VLAN, instead of waiting for the next naturally-occurring Update/Stop. See section 22.4 for why this matters more than it might look like it should.</w:t>
+      </w:r>
+    </w:p>
+    <w:p>
+      <w:pPr>
+        <w:pStyle w:val="ListParagraph"/>
+        <w:numPr>
+          <w:ilvl w:val="0"/>
+          <w:numId w:val="1"/>
+        </w:numPr>
+        <w:spacing w:after="80"/>
+      </w:pPr>
+      <w:r>
+        <w:t xml:space="preserve">A session_id that already had its initial Start sent won't be sent a second one by a late or duplicate webhook delivery, and won't have more than one correction sent either.</w:t>
       </w:r>
     </w:p>
     <w:p>
@@ -18966,7 +18979,431 @@
         <w:t xml:space="preserve">Note: </w:t>
       </w:r>
       <w:r>
-        <w:t xml:space="preserve">Role/VLAN on a Start packet only appear if the permit event arrived — either correlated with the Start, or already cached from an earlier permit for this session_id. A Start sent after the correlation timeout with only the accounting half available has no role/VLAN, exactly like mist_nac_radius.py alone; if the permit shows up later, it still enriches that session's subsequent Update/Stop packets.</w:t>
+        <w:t xml:space="preserve">Role/VLAN on a Start packet only appear if the permit event arrived — either correlated with the Start, or already cached from an earlier permit for this session_id. A Start sent after the correlation timeout with only the accounting half available has no role/VLAN, exactly like mist_nac_radius.py alone; if the permit shows up later, it still enriches that session's subsequent Update/Stop packets, and now also triggers an immediate correction — see section 22.4.</w:t>
+      </w:r>
+    </w:p>
+    <w:p>
+      <w:pPr>
+        <w:pStyle w:val="Heading2"/>
+        <w:spacing w:after="120" w:before="280"/>
+      </w:pPr>
+      <w:r>
+        <w:rPr>
+          <w:rFonts w:ascii="Arial" w:cs="Arial" w:eastAsia="Arial" w:hAnsi="Arial"/>
+          <w:b/>
+          <w:bCs/>
+          <w:color w:val="1F3864"/>
+          <w:sz w:val="26"/>
+          <w:szCs w:val="26"/>
+        </w:rPr>
+        <w:t xml:space="preserve">22.4 Why a Missing Role Can Look Like a Missing Username</w:t>
+      </w:r>
+    </w:p>
+    <w:p>
+      <w:pPr>
+        <w:spacing w:after="160"/>
+      </w:pPr>
+      <w:r>
+        <w:t xml:space="preserve">On one real deployment, a packet capture showed roughly 91% of sessions falling back to the correlation timeout — the NAC_CLIENT_PERMIT event consistently arrived after the correlation window rather than within it. Before this correction mechanism existed, that meant those sessions' initial Start went out with no Filter-Id/Class at all, and the role only ever reached FortiGate if a later Update/Stop happened to arrive — which for some devices was a long time away, or never.</w:t>
+      </w:r>
+    </w:p>
+    <w:p>
+      <w:pPr>
+        <w:spacing w:after="160"/>
+      </w:pPr>
+      <w:r>
+        <w:t xml:space="preserve">The FortiGate-side symptom wasn't just a missing role, though. That FortiGate's own event log showed:</w:t>
+      </w:r>
+    </w:p>
+    <w:tbl>
+      <w:tblPr>
+        <w:tblW w:type="dxa" w:w="9000"/>
+        <w:tblBorders>
+          <w:top w:val="single" w:color="auto" w:sz="4"/>
+          <w:left w:val="single" w:color="auto" w:sz="4"/>
+          <w:bottom w:val="single" w:color="auto" w:sz="4"/>
+          <w:right w:val="single" w:color="auto" w:sz="4"/>
+          <w:insideH w:val="single" w:color="auto" w:sz="4"/>
+          <w:insideV w:val="single" w:color="auto" w:sz="4"/>
+        </w:tblBorders>
+      </w:tblPr>
+      <w:tblGrid>
+        <w:gridCol w:w="2200"/>
+        <w:gridCol w:w="3400"/>
+        <w:gridCol w:w="3400"/>
+      </w:tblGrid>
+      <w:tr>
+        <w:trPr>
+          <w:tblHeader/>
+        </w:trPr>
+        <w:tc>
+          <w:tcPr>
+            <w:tcW w:type="dxa" w:w="2200"/>
+            <w:tcBorders>
+              <w:top w:val="single" w:color="BFBFBF" w:sz="2"/>
+              <w:left w:val="single" w:color="BFBFBF" w:sz="2"/>
+              <w:bottom w:val="single" w:color="BFBFBF" w:sz="2"/>
+              <w:right w:val="single" w:color="BFBFBF" w:sz="2"/>
+            </w:tcBorders>
+            <w:shd w:fill="D9E2F3" w:val="clear"/>
+            <w:tcMar>
+              <w:top w:type="dxa" w:w="60"/>
+              <w:left w:type="dxa" w:w="100"/>
+              <w:bottom w:type="dxa" w:w="60"/>
+              <w:right w:type="dxa" w:w="100"/>
+            </w:tcMar>
+            <w:vAlign w:val="center"/>
+          </w:tcPr>
+          <w:p>
+            <w:r>
+              <w:rPr>
+                <w:rFonts w:ascii="Arial" w:cs="Arial" w:eastAsia="Arial" w:hAnsi="Arial"/>
+                <w:b/>
+                <w:bCs/>
+                <w:sz w:val="19"/>
+                <w:szCs w:val="19"/>
+              </w:rPr>
+              <w:t xml:space="preserve">Field</w:t>
+            </w:r>
+          </w:p>
+        </w:tc>
+        <w:tc>
+          <w:tcPr>
+            <w:tcW w:type="dxa" w:w="3400"/>
+            <w:tcBorders>
+              <w:top w:val="single" w:color="BFBFBF" w:sz="2"/>
+              <w:left w:val="single" w:color="BFBFBF" w:sz="2"/>
+              <w:bottom w:val="single" w:color="BFBFBF" w:sz="2"/>
+              <w:right w:val="single" w:color="BFBFBF" w:sz="2"/>
+            </w:tcBorders>
+            <w:shd w:fill="D9E2F3" w:val="clear"/>
+            <w:tcMar>
+              <w:top w:type="dxa" w:w="60"/>
+              <w:left w:type="dxa" w:w="100"/>
+              <w:bottom w:type="dxa" w:w="60"/>
+              <w:right w:type="dxa" w:w="100"/>
+            </w:tcMar>
+            <w:vAlign w:val="center"/>
+          </w:tcPr>
+          <w:p>
+            <w:r>
+              <w:rPr>
+                <w:rFonts w:ascii="Arial" w:cs="Arial" w:eastAsia="Arial" w:hAnsi="Arial"/>
+                <w:b/>
+                <w:bCs/>
+                <w:sz w:val="19"/>
+                <w:szCs w:val="19"/>
+              </w:rPr>
+              <w:t xml:space="preserve">Working session</w:t>
+            </w:r>
+          </w:p>
+        </w:tc>
+        <w:tc>
+          <w:tcPr>
+            <w:tcW w:type="dxa" w:w="3400"/>
+            <w:tcBorders>
+              <w:top w:val="single" w:color="BFBFBF" w:sz="2"/>
+              <w:left w:val="single" w:color="BFBFBF" w:sz="2"/>
+              <w:bottom w:val="single" w:color="BFBFBF" w:sz="2"/>
+              <w:right w:val="single" w:color="BFBFBF" w:sz="2"/>
+            </w:tcBorders>
+            <w:shd w:fill="D9E2F3" w:val="clear"/>
+            <w:tcMar>
+              <w:top w:type="dxa" w:w="60"/>
+              <w:left w:type="dxa" w:w="100"/>
+              <w:bottom w:type="dxa" w:w="60"/>
+              <w:right w:type="dxa" w:w="100"/>
+            </w:tcMar>
+            <w:vAlign w:val="center"/>
+          </w:tcPr>
+          <w:p>
+            <w:r>
+              <w:rPr>
+                <w:rFonts w:ascii="Arial" w:cs="Arial" w:eastAsia="Arial" w:hAnsi="Arial"/>
+                <w:b/>
+                <w:bCs/>
+                <w:sz w:val="19"/>
+                <w:szCs w:val="19"/>
+              </w:rPr>
+              <w:t xml:space="preserve">Affected session</w:t>
+            </w:r>
+          </w:p>
+        </w:tc>
+      </w:tr>
+      <w:tr>
+        <w:tc>
+          <w:tcPr>
+            <w:tcW w:type="dxa" w:w="2200"/>
+            <w:tcBorders>
+              <w:top w:val="single" w:color="BFBFBF" w:sz="2"/>
+              <w:left w:val="single" w:color="BFBFBF" w:sz="2"/>
+              <w:bottom w:val="single" w:color="BFBFBF" w:sz="2"/>
+              <w:right w:val="single" w:color="BFBFBF" w:sz="2"/>
+            </w:tcBorders>
+            <w:tcMar>
+              <w:top w:type="dxa" w:w="60"/>
+              <w:left w:type="dxa" w:w="100"/>
+              <w:bottom w:type="dxa" w:w="60"/>
+              <w:right w:type="dxa" w:w="100"/>
+            </w:tcMar>
+            <w:vAlign w:val="center"/>
+          </w:tcPr>
+          <w:p>
+            <w:r>
+              <w:rPr>
+                <w:sz w:val="19"/>
+                <w:szCs w:val="19"/>
+              </w:rPr>
+              <w:t xml:space="preserve">Log Description</w:t>
+            </w:r>
+          </w:p>
+        </w:tc>
+        <w:tc>
+          <w:tcPr>
+            <w:tcW w:type="dxa" w:w="3400"/>
+            <w:tcBorders>
+              <w:top w:val="single" w:color="BFBFBF" w:sz="2"/>
+              <w:left w:val="single" w:color="BFBFBF" w:sz="2"/>
+              <w:bottom w:val="single" w:color="BFBFBF" w:sz="2"/>
+              <w:right w:val="single" w:color="BFBFBF" w:sz="2"/>
+            </w:tcBorders>
+            <w:tcMar>
+              <w:top w:type="dxa" w:w="60"/>
+              <w:left w:type="dxa" w:w="100"/>
+              <w:bottom w:type="dxa" w:w="60"/>
+              <w:right w:type="dxa" w:w="100"/>
+            </w:tcMar>
+            <w:vAlign w:val="center"/>
+          </w:tcPr>
+          <w:p>
+            <w:r>
+              <w:rPr>
+                <w:sz w:val="19"/>
+                <w:szCs w:val="19"/>
+              </w:rPr>
+              <w:t xml:space="preserve">RADIUS accounting event</w:t>
+            </w:r>
+          </w:p>
+        </w:tc>
+        <w:tc>
+          <w:tcPr>
+            <w:tcW w:type="dxa" w:w="3400"/>
+            <w:tcBorders>
+              <w:top w:val="single" w:color="BFBFBF" w:sz="2"/>
+              <w:left w:val="single" w:color="BFBFBF" w:sz="2"/>
+              <w:bottom w:val="single" w:color="BFBFBF" w:sz="2"/>
+              <w:right w:val="single" w:color="BFBFBF" w:sz="2"/>
+            </w:tcBorders>
+            <w:tcMar>
+              <w:top w:type="dxa" w:w="60"/>
+              <w:left w:type="dxa" w:w="100"/>
+              <w:bottom w:type="dxa" w:w="60"/>
+              <w:right w:type="dxa" w:w="100"/>
+            </w:tcMar>
+            <w:vAlign w:val="center"/>
+          </w:tcPr>
+          <w:p>
+            <w:r>
+              <w:rPr>
+                <w:sz w:val="19"/>
+                <w:szCs w:val="19"/>
+              </w:rPr>
+              <w:t xml:space="preserve">RADIUS accounting profile not found</w:t>
+            </w:r>
+          </w:p>
+        </w:tc>
+      </w:tr>
+      <w:tr>
+        <w:tc>
+          <w:tcPr>
+            <w:tcW w:type="dxa" w:w="2200"/>
+            <w:tcBorders>
+              <w:top w:val="single" w:color="BFBFBF" w:sz="2"/>
+              <w:left w:val="single" w:color="BFBFBF" w:sz="2"/>
+              <w:bottom w:val="single" w:color="BFBFBF" w:sz="2"/>
+              <w:right w:val="single" w:color="BFBFBF" w:sz="2"/>
+            </w:tcBorders>
+            <w:tcMar>
+              <w:top w:type="dxa" w:w="60"/>
+              <w:left w:type="dxa" w:w="100"/>
+              <w:bottom w:type="dxa" w:w="60"/>
+              <w:right w:type="dxa" w:w="100"/>
+            </w:tcMar>
+            <w:vAlign w:val="center"/>
+          </w:tcPr>
+          <w:p>
+            <w:r>
+              <w:rPr>
+                <w:sz w:val="19"/>
+                <w:szCs w:val="19"/>
+              </w:rPr>
+              <w:t xml:space="preserve">Reason</w:t>
+            </w:r>
+          </w:p>
+        </w:tc>
+        <w:tc>
+          <w:tcPr>
+            <w:tcW w:type="dxa" w:w="3400"/>
+            <w:tcBorders>
+              <w:top w:val="single" w:color="BFBFBF" w:sz="2"/>
+              <w:left w:val="single" w:color="BFBFBF" w:sz="2"/>
+              <w:bottom w:val="single" w:color="BFBFBF" w:sz="2"/>
+              <w:right w:val="single" w:color="BFBFBF" w:sz="2"/>
+            </w:tcBorders>
+            <w:tcMar>
+              <w:top w:type="dxa" w:w="60"/>
+              <w:left w:type="dxa" w:w="100"/>
+              <w:bottom w:type="dxa" w:w="60"/>
+              <w:right w:type="dxa" w:w="100"/>
+            </w:tcMar>
+            <w:vAlign w:val="center"/>
+          </w:tcPr>
+          <w:p>
+            <w:r>
+              <w:rPr>
+                <w:sz w:val="19"/>
+                <w:szCs w:val="19"/>
+              </w:rPr>
+              <w:t xml:space="preserve">(none)</w:t>
+            </w:r>
+          </w:p>
+        </w:tc>
+        <w:tc>
+          <w:tcPr>
+            <w:tcW w:type="dxa" w:w="3400"/>
+            <w:tcBorders>
+              <w:top w:val="single" w:color="BFBFBF" w:sz="2"/>
+              <w:left w:val="single" w:color="BFBFBF" w:sz="2"/>
+              <w:bottom w:val="single" w:color="BFBFBF" w:sz="2"/>
+              <w:right w:val="single" w:color="BFBFBF" w:sz="2"/>
+            </w:tcBorders>
+            <w:tcMar>
+              <w:top w:type="dxa" w:w="60"/>
+              <w:left w:type="dxa" w:w="100"/>
+              <w:bottom w:type="dxa" w:w="60"/>
+              <w:right w:type="dxa" w:w="100"/>
+            </w:tcMar>
+            <w:vAlign w:val="center"/>
+          </w:tcPr>
+          <w:p>
+            <w:r>
+              <w:rPr>
+                <w:sz w:val="19"/>
+                <w:szCs w:val="19"/>
+              </w:rPr>
+              <w:t xml:space="preserve">Missing profile name</w:t>
+            </w:r>
+          </w:p>
+        </w:tc>
+      </w:tr>
+      <w:tr>
+        <w:tc>
+          <w:tcPr>
+            <w:tcW w:type="dxa" w:w="2200"/>
+            <w:tcBorders>
+              <w:top w:val="single" w:color="BFBFBF" w:sz="2"/>
+              <w:left w:val="single" w:color="BFBFBF" w:sz="2"/>
+              <w:bottom w:val="single" w:color="BFBFBF" w:sz="2"/>
+              <w:right w:val="single" w:color="BFBFBF" w:sz="2"/>
+            </w:tcBorders>
+            <w:tcMar>
+              <w:top w:type="dxa" w:w="60"/>
+              <w:left w:type="dxa" w:w="100"/>
+              <w:bottom w:type="dxa" w:w="60"/>
+              <w:right w:type="dxa" w:w="100"/>
+            </w:tcMar>
+            <w:vAlign w:val="center"/>
+          </w:tcPr>
+          <w:p>
+            <w:r>
+              <w:rPr>
+                <w:sz w:val="19"/>
+                <w:szCs w:val="19"/>
+              </w:rPr>
+              <w:t xml:space="preserve">Carrier End Point</w:t>
+            </w:r>
+          </w:p>
+        </w:tc>
+        <w:tc>
+          <w:tcPr>
+            <w:tcW w:type="dxa" w:w="3400"/>
+            <w:tcBorders>
+              <w:top w:val="single" w:color="BFBFBF" w:sz="2"/>
+              <w:left w:val="single" w:color="BFBFBF" w:sz="2"/>
+              <w:bottom w:val="single" w:color="BFBFBF" w:sz="2"/>
+              <w:right w:val="single" w:color="BFBFBF" w:sz="2"/>
+            </w:tcBorders>
+            <w:tcMar>
+              <w:top w:type="dxa" w:w="60"/>
+              <w:left w:type="dxa" w:w="100"/>
+              <w:bottom w:type="dxa" w:w="60"/>
+              <w:right w:type="dxa" w:w="100"/>
+            </w:tcMar>
+            <w:vAlign w:val="center"/>
+          </w:tcPr>
+          <w:p>
+            <w:r>
+              <w:rPr>
+                <w:sz w:val="19"/>
+                <w:szCs w:val="19"/>
+              </w:rPr>
+              <w:t xml:space="preserve">the correct username</w:t>
+            </w:r>
+          </w:p>
+        </w:tc>
+        <w:tc>
+          <w:tcPr>
+            <w:tcW w:type="dxa" w:w="3400"/>
+            <w:tcBorders>
+              <w:top w:val="single" w:color="BFBFBF" w:sz="2"/>
+              <w:left w:val="single" w:color="BFBFBF" w:sz="2"/>
+              <w:bottom w:val="single" w:color="BFBFBF" w:sz="2"/>
+              <w:right w:val="single" w:color="BFBFBF" w:sz="2"/>
+            </w:tcBorders>
+            <w:tcMar>
+              <w:top w:type="dxa" w:w="60"/>
+              <w:left w:type="dxa" w:w="100"/>
+              <w:bottom w:type="dxa" w:w="60"/>
+              <w:right w:type="dxa" w:w="100"/>
+            </w:tcMar>
+            <w:vAlign w:val="center"/>
+          </w:tcPr>
+          <w:p>
+            <w:r>
+              <w:rPr>
+                <w:sz w:val="19"/>
+                <w:szCs w:val="19"/>
+              </w:rPr>
+              <w:t xml:space="preserve">the SSID name, not a username</w:t>
+            </w:r>
+          </w:p>
+        </w:tc>
+      </w:tr>
+    </w:tbl>
+    <w:p>
+      <w:pPr>
+        <w:spacing w:after="120"/>
+      </w:pPr>
+    </w:p>
+    <w:p>
+      <w:pPr>
+        <w:pBdr>
+          <w:left w:val="single" w:color="C0392B" w:sz="16"/>
+        </w:pBdr>
+        <w:shd w:fill="FCE4E4" w:val="clear"/>
+        <w:spacing w:after="200" w:before="80"/>
+        <w:ind w:left="120"/>
+      </w:pPr>
+      <w:r>
+        <w:rPr>
+          <w:b/>
+          <w:bCs/>
+          <w:color w:val="C0392B"/>
+        </w:rPr>
+        <w:t xml:space="preserve">Important: </w:t>
+      </w:r>
+      <w:r>
+        <w:t xml:space="preserve">If you see "RADIUS accounting profile not found: Missing profile name" in FortiGate's own logs, with the username effectively blank or replaced by something like the SSID name, this is very likely the same underlying cause: FortiGate's identity/profile resolution here depends on Class (or Filter-Id, depending on configuration) being present to resolve identity at all — not just to assign a group. A session stuck without one isn't just missing a role in this case, its username effectively fails to resolve too. Confirm the correction (section 22.1) reaches FortiGate by checking for Correction-Update(late permit) lines in nac_combined_*.log, or re-run the same FortiGate diagnostics (diagnose firewall auth list, or the equivalent log view) against a session that previously showed this error.</w:t>
       </w:r>
     </w:p>
     <w:p>
@@ -23198,7 +23635,7 @@
                 <w:sz w:val="19"/>
                 <w:szCs w:val="19"/>
               </w:rPr>
-              <w:t xml:space="preserve">Every event received on both topics, every RADIUS packet sent (Start/Update/Stop), and which correlation path produced each Start (correlated, permit-only timeout, or accounting-only timeout).</w:t>
+              <w:t xml:space="preserve">Every event received on both topics, every RADIUS packet sent (Start/Update/Stop), which correlation path produced each Start (correlated, permit-only timeout, or accounting-only timeout), and any Correction-Update(late permit) sent for a session whose Start went out role-less.</w:t>
             </w:r>
           </w:p>
         </w:tc>
@@ -23282,7 +23719,7 @@
         <w:t xml:space="preserve">Note: </w:t>
       </w:r>
       <w:r>
-        <w:t xml:space="preserve">Correlation and enrichment state is in-memory only. A restart clears any sessions mid-correlation (they'll simply be treated as new when the next event for that session_id arrives) and any cached role/VLAN enrichment (that session's next Update/Stop won't carry Filter-Id/Class/VLAN until a fresh permit event repopulates it, if one ever comes — nac-events only fires once per session, at the start).</w:t>
+        <w:t xml:space="preserve">Correlation and enrichment state is in-memory only. A restart clears any sessions mid-correlation (they'll simply be treated as new when the next event for that session_id arrives), any cached role/VLAN enrichment, and the record of which sessions have already been sent a correction (so a permit arriving just after a restart, for a session whose Start went out before the restart, will trigger a fresh correction rather than being suppressed as a duplicate — this is intentional, since the pre-restart correction state is gone either way).</w:t>
       </w:r>
     </w:p>
     <w:p>
@@ -23442,25 +23879,13 @@
         <w:spacing w:after="160"/>
       </w:pPr>
       <w:r>
-        <w:t xml:space="preserve">The (accounting+permit, correlated) tag confirms both halves arrived and were merged. (permit-only, timeout) or (accounting-only, timeout) mean only one half showed up within the correlation window — check the other topic's webhook delivery in the Mist dashboard if you expect to see the merged form consistently.</w:t>
-      </w:r>
-    </w:p>
-    <w:p>
-      <w:pPr>
-        <w:pStyle w:val="Heading2"/>
-        <w:spacing w:after="120" w:before="280"/>
-      </w:pPr>
-      <w:r>
-        <w:rPr>
-          <w:rFonts w:ascii="Arial" w:cs="Arial" w:eastAsia="Arial" w:hAnsi="Arial"/>
-          <w:b/>
-          <w:bCs/>
-          <w:color w:val="1F3864"/>
-          <w:sz w:val="26"/>
-          <w:szCs w:val="26"/>
-        </w:rPr>
-        <w:t xml:space="preserve">30.2 Verify with Wireshark</w:t>
-      </w:r>
+        <w:t xml:space="preserve">The (accounting+permit, correlated) tag confirms both halves arrived and were merged. (permit-only, timeout) or (accounting-only, timeout) mean only one half showed up within the correlation window — check the other topic's webhook delivery in the Mist dashboard if you expect to see the merged form consistently. A late permit against an (accounting-only, timeout) Start produces a follow-up Correction-Update(late permit) line for the same session, shortly after:</w:t>
+      </w:r>
+    </w:p>
+    <w:p>
+      <w:pPr>
+        <w:spacing w:after="120"/>
+      </w:pPr>
     </w:p>
     <w:tbl>
       <w:tblPr>
@@ -23504,6 +23929,136 @@
                 <w:sz w:val="19"/>
                 <w:szCs w:val="19"/>
               </w:rPr>
+              <w:t xml:space="preserve">2026-07-22 16:47:36  INFO  RADIUS → 172.16.0.12:1813  type=Start(accounting-only, timeout)</w:t>
+            </w:r>
+          </w:p>
+          <w:p>
+            <w:pPr>
+              <w:spacing w:after="0"/>
+            </w:pPr>
+            <w:r>
+              <w:rPr>
+                <w:rFonts w:ascii="Courier New" w:cs="Courier New" w:eastAsia="Courier New" w:hAnsi="Courier New"/>
+                <w:sz w:val="19"/>
+                <w:szCs w:val="19"/>
+              </w:rPr>
+              <w:t xml:space="preserve">                          session=SESS-REAL  user=user1@keeley.org.uk  group_role=? (103 bytes)</w:t>
+            </w:r>
+          </w:p>
+          <w:p>
+            <w:pPr>
+              <w:spacing w:after="0"/>
+            </w:pPr>
+            <w:r>
+              <w:rPr>
+                <w:rFonts w:ascii="Courier New" w:cs="Courier New" w:eastAsia="Courier New" w:hAnsi="Courier New"/>
+                <w:sz w:val="19"/>
+                <w:szCs w:val="19"/>
+              </w:rPr>
+              <w:t xml:space="preserve">2026-07-22 16:47:37  INFO  type=NAC_CLIENT_PERMIT  user=user1@keeley.org.uk  mac=2e68943e8538</w:t>
+            </w:r>
+          </w:p>
+          <w:p>
+            <w:pPr>
+              <w:spacing w:after="0"/>
+            </w:pPr>
+            <w:r>
+              <w:rPr>
+                <w:rFonts w:ascii="Courier New" w:cs="Courier New" w:eastAsia="Courier New" w:hAnsi="Courier New"/>
+                <w:sz w:val="19"/>
+                <w:szCs w:val="19"/>
+              </w:rPr>
+              <w:t xml:space="preserve">                          session=SESS-REAL  vlan=101  group_role=Home_User</w:t>
+            </w:r>
+          </w:p>
+          <w:p>
+            <w:pPr>
+              <w:spacing w:after="0"/>
+            </w:pPr>
+            <w:r>
+              <w:rPr>
+                <w:rFonts w:ascii="Courier New" w:cs="Courier New" w:eastAsia="Courier New" w:hAnsi="Courier New"/>
+                <w:sz w:val="19"/>
+                <w:szCs w:val="19"/>
+              </w:rPr>
+              <w:t xml:space="preserve">2026-07-22 16:47:37  INFO  RADIUS → 172.16.0.12:1813  type=Correction-Update(late permit)</w:t>
+            </w:r>
+          </w:p>
+          <w:p>
+            <w:pPr>
+              <w:spacing w:after="0"/>
+            </w:pPr>
+            <w:r>
+              <w:rPr>
+                <w:rFonts w:ascii="Courier New" w:cs="Courier New" w:eastAsia="Courier New" w:hAnsi="Courier New"/>
+                <w:sz w:val="19"/>
+                <w:szCs w:val="19"/>
+              </w:rPr>
+              <w:t xml:space="preserve">                          session=SESS-REAL  user=user1@keeley.org.uk  group_role=Home_User (143 bytes)</w:t>
+            </w:r>
+          </w:p>
+        </w:tc>
+      </w:tr>
+    </w:tbl>
+    <w:p>
+      <w:pPr>
+        <w:pStyle w:val="Heading2"/>
+        <w:spacing w:after="120" w:before="280"/>
+      </w:pPr>
+      <w:r>
+        <w:rPr>
+          <w:rFonts w:ascii="Arial" w:cs="Arial" w:eastAsia="Arial" w:hAnsi="Arial"/>
+          <w:b/>
+          <w:bCs/>
+          <w:color w:val="1F3864"/>
+          <w:sz w:val="26"/>
+          <w:szCs w:val="26"/>
+        </w:rPr>
+        <w:t xml:space="preserve">30.2 Verify with Wireshark</w:t>
+      </w:r>
+    </w:p>
+    <w:tbl>
+      <w:tblPr>
+        <w:tblW w:type="pct" w:w="100%"/>
+        <w:tblBorders>
+          <w:top w:val="single" w:color="auto" w:sz="4"/>
+          <w:left w:val="single" w:color="auto" w:sz="4"/>
+          <w:bottom w:val="single" w:color="auto" w:sz="4"/>
+          <w:right w:val="single" w:color="auto" w:sz="4"/>
+          <w:insideH w:val="single" w:color="auto" w:sz="4"/>
+          <w:insideV w:val="single" w:color="auto" w:sz="4"/>
+        </w:tblBorders>
+      </w:tblPr>
+      <w:tblGrid>
+        <w:gridCol w:w="100"/>
+      </w:tblGrid>
+      <w:tr>
+        <w:tc>
+          <w:tcPr>
+            <w:tcBorders>
+              <w:top w:val="single" w:color="BFBFBF" w:sz="2"/>
+              <w:left w:val="single" w:color="BFBFBF" w:sz="2"/>
+              <w:bottom w:val="single" w:color="BFBFBF" w:sz="2"/>
+              <w:right w:val="single" w:color="BFBFBF" w:sz="2"/>
+            </w:tcBorders>
+            <w:shd w:fill="F2F2F2" w:val="clear"/>
+            <w:tcMar>
+              <w:top w:type="dxa" w:w="100"/>
+              <w:left w:type="dxa" w:w="150"/>
+              <w:bottom w:type="dxa" w:w="100"/>
+              <w:right w:type="dxa" w:w="150"/>
+            </w:tcMar>
+          </w:tcPr>
+          <w:p>
+            <w:pPr>
+              <w:spacing w:after="0"/>
+            </w:pPr>
+            <w:r>
+              <w:rPr>
+                <w:rFonts w:ascii="Courier New" w:cs="Courier New" w:eastAsia="Courier New" w:hAnsi="Courier New"/>
+                <w:sz w:val="19"/>
+                <w:szCs w:val="19"/>
+              </w:rPr>
               <w:t xml:space="preserve">sudo tcpdump -i any -n udp port 1813 -w /tmp/radius_combined_test.pcap</w:t>
             </w:r>
           </w:p>
@@ -23567,7 +24122,7 @@
         <w:spacing w:after="80"/>
       </w:pPr>
       <w:r>
-        <w:t xml:space="preserve">Check nac_combined_*.log for the (accounting+permit, correlated) tag on that session — if it instead shows (accounting-only, timeout), the permit event never arrived within start_correlation_timeout_seconds. Confirm both Mist webhooks (or the one multi-topic webhook) are actually configured and delivering — check the Mist dashboard's webhook delivery status.</w:t>
+        <w:t xml:space="preserve">Check nac_combined_*.log for the (accounting+permit, correlated) tag on that session — if it instead shows (accounting-only, timeout), the permit event didn't arrive within start_correlation_timeout_seconds. This is expected to self-correct: look for a follow-up Correction-Update(late permit) line for the same session shortly after (section 30.1) — if that's present, the role did reach FortiGate, just slightly later than the Start.</w:t>
       </w:r>
     </w:p>
     <w:p>
@@ -23580,7 +24135,32 @@
         <w:spacing w:after="80"/>
       </w:pPr>
       <w:r>
-        <w:t xml:space="preserve">If permits are consistently arriving after the timeout, increase start_correlation_timeout_seconds rather than assuming something is broken — some environments may see more separation between the two events than the 5-second default assumes.</w:t>
+        <w:t xml:space="preserve">If neither a correlated Start nor a Correction-Update ever appears for a session, the permit event isn't arriving at all, not just late. Confirm both Mist webhooks (or the one multi-topic webhook) are actually configured and delivering — check the Mist dashboard's webhook delivery status.</w:t>
+      </w:r>
+    </w:p>
+    <w:p>
+      <w:pPr>
+        <w:pStyle w:val="Heading3"/>
+        <w:spacing w:after="100" w:before="220"/>
+      </w:pPr>
+      <w:r>
+        <w:rPr>
+          <w:rFonts w:ascii="Arial" w:cs="Arial" w:eastAsia="Arial" w:hAnsi="Arial"/>
+          <w:b/>
+          <w:bCs/>
+          <w:color w:val="1F4D78"/>
+          <w:sz w:val="24"/>
+          <w:szCs w:val="24"/>
+        </w:rPr>
+        <w:t xml:space="preserve">Issue: FortiGate shows a blank or wrong username, or logs "RADIUS accounting profile not found"</w:t>
+      </w:r>
+    </w:p>
+    <w:p>
+      <w:pPr>
+        <w:spacing w:after="160"/>
+      </w:pPr>
+      <w:r>
+        <w:t xml:space="preserve">See section 22.4 — on at least one real deployment this turned out to be the same root cause as missing role/VLAN, not a separate username bug. Confirm a Correction-Update(late permit) line exists for the affected session in nac_combined_*.log; if it does, re-check the FortiGate log/view for that session afterward.</w:t>
       </w:r>
     </w:p>
     <w:p>

--- a/Mist_NAC_RADIUS_Guide.docx
+++ b/Mist_NAC_RADIUS_Guide.docx
@@ -61,7 +61,7 @@
           <w:sz w:val="24"/>
           <w:szCs w:val="24"/>
         </w:rPr>
-        <w:t xml:space="preserve">Version 4.1</w:t>
+        <w:t xml:space="preserve">Version 4.2</w:t>
       </w:r>
     </w:p>
     <w:p>
@@ -6560,6 +6560,272 @@
     </w:p>
     <w:p>
       <w:pPr>
+        <w:pStyle w:val="Heading2"/>
+        <w:spacing w:after="120" w:before="280"/>
+      </w:pPr>
+      <w:r>
+        <w:rPr>
+          <w:rFonts w:ascii="Arial" w:cs="Arial" w:eastAsia="Arial" w:hAnsi="Arial"/>
+          <w:b/>
+          <w:bCs/>
+          <w:color w:val="1F3864"/>
+          <w:sz w:val="26"/>
+          <w:szCs w:val="26"/>
+        </w:rPr>
+        <w:t xml:space="preserve">5.6 [attributes] Section</w:t>
+      </w:r>
+    </w:p>
+    <w:tbl>
+      <w:tblPr>
+        <w:tblW w:type="dxa" w:w="9300"/>
+        <w:tblBorders>
+          <w:top w:val="single" w:color="auto" w:sz="4"/>
+          <w:left w:val="single" w:color="auto" w:sz="4"/>
+          <w:bottom w:val="single" w:color="auto" w:sz="4"/>
+          <w:right w:val="single" w:color="auto" w:sz="4"/>
+          <w:insideH w:val="single" w:color="auto" w:sz="4"/>
+          <w:insideV w:val="single" w:color="auto" w:sz="4"/>
+        </w:tblBorders>
+      </w:tblPr>
+      <w:tblGrid>
+        <w:gridCol w:w="2600"/>
+        <w:gridCol w:w="1400"/>
+        <w:gridCol w:w="5300"/>
+      </w:tblGrid>
+      <w:tr>
+        <w:trPr>
+          <w:tblHeader/>
+        </w:trPr>
+        <w:tc>
+          <w:tcPr>
+            <w:tcW w:type="dxa" w:w="2600"/>
+            <w:tcBorders>
+              <w:top w:val="single" w:color="BFBFBF" w:sz="2"/>
+              <w:left w:val="single" w:color="BFBFBF" w:sz="2"/>
+              <w:bottom w:val="single" w:color="BFBFBF" w:sz="2"/>
+              <w:right w:val="single" w:color="BFBFBF" w:sz="2"/>
+            </w:tcBorders>
+            <w:shd w:fill="D9E2F3" w:val="clear"/>
+            <w:tcMar>
+              <w:top w:type="dxa" w:w="60"/>
+              <w:left w:type="dxa" w:w="100"/>
+              <w:bottom w:type="dxa" w:w="60"/>
+              <w:right w:type="dxa" w:w="100"/>
+            </w:tcMar>
+            <w:vAlign w:val="center"/>
+          </w:tcPr>
+          <w:p>
+            <w:r>
+              <w:rPr>
+                <w:rFonts w:ascii="Arial" w:cs="Arial" w:eastAsia="Arial" w:hAnsi="Arial"/>
+                <w:b/>
+                <w:bCs/>
+                <w:sz w:val="19"/>
+                <w:szCs w:val="19"/>
+              </w:rPr>
+              <w:t xml:space="preserve">Key</w:t>
+            </w:r>
+          </w:p>
+        </w:tc>
+        <w:tc>
+          <w:tcPr>
+            <w:tcW w:type="dxa" w:w="1400"/>
+            <w:tcBorders>
+              <w:top w:val="single" w:color="BFBFBF" w:sz="2"/>
+              <w:left w:val="single" w:color="BFBFBF" w:sz="2"/>
+              <w:bottom w:val="single" w:color="BFBFBF" w:sz="2"/>
+              <w:right w:val="single" w:color="BFBFBF" w:sz="2"/>
+            </w:tcBorders>
+            <w:shd w:fill="D9E2F3" w:val="clear"/>
+            <w:tcMar>
+              <w:top w:type="dxa" w:w="60"/>
+              <w:left w:type="dxa" w:w="100"/>
+              <w:bottom w:type="dxa" w:w="60"/>
+              <w:right w:type="dxa" w:w="100"/>
+            </w:tcMar>
+            <w:vAlign w:val="center"/>
+          </w:tcPr>
+          <w:p>
+            <w:r>
+              <w:rPr>
+                <w:rFonts w:ascii="Arial" w:cs="Arial" w:eastAsia="Arial" w:hAnsi="Arial"/>
+                <w:b/>
+                <w:bCs/>
+                <w:sz w:val="19"/>
+                <w:szCs w:val="19"/>
+              </w:rPr>
+              <w:t xml:space="preserve">Default</w:t>
+            </w:r>
+          </w:p>
+        </w:tc>
+        <w:tc>
+          <w:tcPr>
+            <w:tcW w:type="dxa" w:w="5300"/>
+            <w:tcBorders>
+              <w:top w:val="single" w:color="BFBFBF" w:sz="2"/>
+              <w:left w:val="single" w:color="BFBFBF" w:sz="2"/>
+              <w:bottom w:val="single" w:color="BFBFBF" w:sz="2"/>
+              <w:right w:val="single" w:color="BFBFBF" w:sz="2"/>
+            </w:tcBorders>
+            <w:shd w:fill="D9E2F3" w:val="clear"/>
+            <w:tcMar>
+              <w:top w:type="dxa" w:w="60"/>
+              <w:left w:type="dxa" w:w="100"/>
+              <w:bottom w:type="dxa" w:w="60"/>
+              <w:right w:type="dxa" w:w="100"/>
+            </w:tcMar>
+            <w:vAlign w:val="center"/>
+          </w:tcPr>
+          <w:p>
+            <w:r>
+              <w:rPr>
+                <w:rFonts w:ascii="Arial" w:cs="Arial" w:eastAsia="Arial" w:hAnsi="Arial"/>
+                <w:b/>
+                <w:bCs/>
+                <w:sz w:val="19"/>
+                <w:szCs w:val="19"/>
+              </w:rPr>
+              <w:t xml:space="preserve">Description</w:t>
+            </w:r>
+          </w:p>
+        </w:tc>
+      </w:tr>
+      <w:tr>
+        <w:tc>
+          <w:tcPr>
+            <w:tcW w:type="dxa" w:w="2600"/>
+            <w:tcBorders>
+              <w:top w:val="single" w:color="BFBFBF" w:sz="2"/>
+              <w:left w:val="single" w:color="BFBFBF" w:sz="2"/>
+              <w:bottom w:val="single" w:color="BFBFBF" w:sz="2"/>
+              <w:right w:val="single" w:color="BFBFBF" w:sz="2"/>
+            </w:tcBorders>
+            <w:tcMar>
+              <w:top w:type="dxa" w:w="60"/>
+              <w:left w:type="dxa" w:w="100"/>
+              <w:bottom w:type="dxa" w:w="60"/>
+              <w:right w:type="dxa" w:w="100"/>
+            </w:tcMar>
+            <w:vAlign w:val="center"/>
+          </w:tcPr>
+          <w:p>
+            <w:r>
+              <w:rPr>
+                <w:sz w:val="19"/>
+                <w:szCs w:val="19"/>
+              </w:rPr>
+              <w:t xml:space="preserve">force_interim_update</w:t>
+            </w:r>
+          </w:p>
+        </w:tc>
+        <w:tc>
+          <w:tcPr>
+            <w:tcW w:type="dxa" w:w="1400"/>
+            <w:tcBorders>
+              <w:top w:val="single" w:color="BFBFBF" w:sz="2"/>
+              <w:left w:val="single" w:color="BFBFBF" w:sz="2"/>
+              <w:bottom w:val="single" w:color="BFBFBF" w:sz="2"/>
+              <w:right w:val="single" w:color="BFBFBF" w:sz="2"/>
+            </w:tcBorders>
+            <w:tcMar>
+              <w:top w:type="dxa" w:w="60"/>
+              <w:left w:type="dxa" w:w="100"/>
+              <w:bottom w:type="dxa" w:w="60"/>
+              <w:right w:type="dxa" w:w="100"/>
+            </w:tcMar>
+            <w:vAlign w:val="center"/>
+          </w:tcPr>
+          <w:p>
+            <w:r>
+              <w:rPr>
+                <w:sz w:val="19"/>
+                <w:szCs w:val="19"/>
+              </w:rPr>
+              <w:t xml:space="preserve">false</w:t>
+            </w:r>
+          </w:p>
+        </w:tc>
+        <w:tc>
+          <w:tcPr>
+            <w:tcW w:type="dxa" w:w="5300"/>
+            <w:tcBorders>
+              <w:top w:val="single" w:color="BFBFBF" w:sz="2"/>
+              <w:left w:val="single" w:color="BFBFBF" w:sz="2"/>
+              <w:bottom w:val="single" w:color="BFBFBF" w:sz="2"/>
+              <w:right w:val="single" w:color="BFBFBF" w:sz="2"/>
+            </w:tcBorders>
+            <w:tcMar>
+              <w:top w:type="dxa" w:w="60"/>
+              <w:left w:type="dxa" w:w="100"/>
+              <w:bottom w:type="dxa" w:w="60"/>
+              <w:right w:type="dxa" w:w="100"/>
+            </w:tcMar>
+            <w:vAlign w:val="center"/>
+          </w:tcPr>
+          <w:p>
+            <w:r>
+              <w:rPr>
+                <w:sz w:val="19"/>
+                <w:szCs w:val="19"/>
+              </w:rPr>
+              <w:t xml:space="preserve">Send every packet as Interim-Update (Acct-Status-Type=3) regardless of the underlying Mist event — see section 5.7.</w:t>
+            </w:r>
+          </w:p>
+        </w:tc>
+      </w:tr>
+    </w:tbl>
+    <w:p>
+      <w:pPr>
+        <w:spacing w:after="120"/>
+      </w:pPr>
+    </w:p>
+    <w:p>
+      <w:pPr>
+        <w:pStyle w:val="Heading2"/>
+        <w:spacing w:after="120" w:before="280"/>
+      </w:pPr>
+      <w:r>
+        <w:rPr>
+          <w:rFonts w:ascii="Arial" w:cs="Arial" w:eastAsia="Arial" w:hAnsi="Arial"/>
+          <w:b/>
+          <w:bCs/>
+          <w:color w:val="1F3864"/>
+          <w:sz w:val="26"/>
+          <w:szCs w:val="26"/>
+        </w:rPr>
+        <w:t xml:space="preserve">5.7 Working Around FortiGate Accounting-Profile Quirks</w:t>
+      </w:r>
+    </w:p>
+    <w:p>
+      <w:pPr>
+        <w:spacing w:after="160"/>
+      </w:pPr>
+      <w:r>
+        <w:t xml:space="preserve">Some NAS/RADIUS-accounting-profile implementations refresh identity cleanly on Interim-Update but handle Start/Stop transitions differently. This is a separate, empirically-driven option from the Class/Filter-Id fix in section 22.4 — if your FortiGate seems to process accounting more reliably when every packet arrives as Interim-Update, set force_interim_update = true to test that. This only changes the Acct-Status-Type value on the wire — Start/Stop-specific attributes (Acct-Session-Time, Acct-Terminate-Cause) are still included exactly as before, and internal session-lifecycle tracking in this script is unaffected.</w:t>
+      </w:r>
+    </w:p>
+    <w:p>
+      <w:pPr>
+        <w:pBdr>
+          <w:left w:val="single" w:color="BF9000" w:sz="12"/>
+        </w:pBdr>
+        <w:shd w:fill="FFF2CC" w:val="clear"/>
+        <w:spacing w:after="200" w:before="80"/>
+        <w:ind w:left="120"/>
+      </w:pPr>
+      <w:r>
+        <w:rPr>
+          <w:b/>
+          <w:bCs/>
+        </w:rPr>
+        <w:t xml:space="preserve">Note: </w:t>
+      </w:r>
+      <w:r>
+        <w:t xml:space="preserve">Off by default, since it deviates from RFC 2866's documented Start/Interim-Update/Stop semantics. Only enable it if your FortiGate/NAS is demonstrably behaving better with it on.</w:t>
+      </w:r>
+    </w:p>
+    <w:p>
+      <w:pPr>
         <w:pStyle w:val="Heading1"/>
         <w:spacing w:after="160" w:before="360"/>
       </w:pPr>
@@ -21682,6 +21948,89 @@
           </w:p>
         </w:tc>
       </w:tr>
+      <w:tr>
+        <w:tc>
+          <w:tcPr>
+            <w:tcW w:type="dxa" w:w="2400"/>
+            <w:tcBorders>
+              <w:top w:val="single" w:color="BFBFBF" w:sz="2"/>
+              <w:left w:val="single" w:color="BFBFBF" w:sz="2"/>
+              <w:bottom w:val="single" w:color="BFBFBF" w:sz="2"/>
+              <w:right w:val="single" w:color="BFBFBF" w:sz="2"/>
+            </w:tcBorders>
+            <w:tcMar>
+              <w:top w:type="dxa" w:w="60"/>
+              <w:left w:type="dxa" w:w="100"/>
+              <w:bottom w:type="dxa" w:w="60"/>
+              <w:right w:type="dxa" w:w="100"/>
+            </w:tcMar>
+            <w:vAlign w:val="center"/>
+          </w:tcPr>
+          <w:p>
+            <w:r>
+              <w:rPr>
+                <w:sz w:val="19"/>
+                <w:szCs w:val="19"/>
+              </w:rPr>
+              <w:t xml:space="preserve">force_interim_update</w:t>
+            </w:r>
+          </w:p>
+        </w:tc>
+        <w:tc>
+          <w:tcPr>
+            <w:tcW w:type="dxa" w:w="1200"/>
+            <w:tcBorders>
+              <w:top w:val="single" w:color="BFBFBF" w:sz="2"/>
+              <w:left w:val="single" w:color="BFBFBF" w:sz="2"/>
+              <w:bottom w:val="single" w:color="BFBFBF" w:sz="2"/>
+              <w:right w:val="single" w:color="BFBFBF" w:sz="2"/>
+            </w:tcBorders>
+            <w:tcMar>
+              <w:top w:type="dxa" w:w="60"/>
+              <w:left w:type="dxa" w:w="100"/>
+              <w:bottom w:type="dxa" w:w="60"/>
+              <w:right w:type="dxa" w:w="100"/>
+            </w:tcMar>
+            <w:vAlign w:val="center"/>
+          </w:tcPr>
+          <w:p>
+            <w:r>
+              <w:rPr>
+                <w:sz w:val="19"/>
+                <w:szCs w:val="19"/>
+              </w:rPr>
+              <w:t xml:space="preserve">false</w:t>
+            </w:r>
+          </w:p>
+        </w:tc>
+        <w:tc>
+          <w:tcPr>
+            <w:tcW w:type="dxa" w:w="5700"/>
+            <w:tcBorders>
+              <w:top w:val="single" w:color="BFBFBF" w:sz="2"/>
+              <w:left w:val="single" w:color="BFBFBF" w:sz="2"/>
+              <w:bottom w:val="single" w:color="BFBFBF" w:sz="2"/>
+              <w:right w:val="single" w:color="BFBFBF" w:sz="2"/>
+            </w:tcBorders>
+            <w:tcMar>
+              <w:top w:type="dxa" w:w="60"/>
+              <w:left w:type="dxa" w:w="100"/>
+              <w:bottom w:type="dxa" w:w="60"/>
+              <w:right w:type="dxa" w:w="100"/>
+            </w:tcMar>
+            <w:vAlign w:val="center"/>
+          </w:tcPr>
+          <w:p>
+            <w:r>
+              <w:rPr>
+                <w:sz w:val="19"/>
+                <w:szCs w:val="19"/>
+              </w:rPr>
+              <w:t xml:space="preserve">Send every packet — including the initial Start and any Stop — as Interim-Update instead. A separate, empirically-driven option from the section 22.4 fix; only enable it if your FortiGate/NAS is demonstrably behaving better with it on. Start/Stop-specific attributes (Acct-Session-Time, Acct-Terminate-Cause) are still included as normal; only the Acct-Status-Type value on the wire changes.</w:t>
+            </w:r>
+          </w:p>
+        </w:tc>
+      </w:tr>
     </w:tbl>
     <w:p>
       <w:pPr>
@@ -22334,6 +22683,19 @@
                 <w:szCs w:val="19"/>
               </w:rPr>
               <w:t xml:space="preserve">send_vlan_attrs = true</w:t>
+            </w:r>
+          </w:p>
+          <w:p>
+            <w:pPr>
+              <w:spacing w:after="0"/>
+            </w:pPr>
+            <w:r>
+              <w:rPr>
+                <w:rFonts w:ascii="Courier New" w:cs="Courier New" w:eastAsia="Courier New" w:hAnsi="Courier New"/>
+                <w:sz w:val="19"/>
+                <w:szCs w:val="19"/>
+              </w:rPr>
+              <w:t xml:space="preserve">force_interim_update = false</w:t>
             </w:r>
           </w:p>
           <w:p>
